--- a/downloads/teacher/ai-6-week-04.docx
+++ b/downloads/teacher/ai-6-week-04.docx
@@ -1915,6 +1915,396 @@
         <w:t>For the Grounded Learning Service, retain an annotated trace and the changed-case result. Name the contract or evidence that makes the deciding step valid, so another team can review it.</w:t>
       </w:r>
     </w:p>
+    <w:p>
+      <w:pPr>
+        <w:pStyle w:val="Heading1"/>
+      </w:pPr>
+      <w:r>
+        <w:t>07. Prepare, teach and assess</w:t>
+      </w:r>
+    </w:p>
+    <w:p>
+      <w:r>
+        <w:t>Teaching target: Explain the mechanism and terminology of configuration and secrets</w:t>
+      </w:r>
+    </w:p>
+    <w:p>
+      <w:r>
+        <w:t>Prepare the labelled worked-case picture, the matching workbook, fictional input cards and a place for individual responses. Check a local Python 3 environment before class; have a paper-trace version ready.</w:t>
+      </w:r>
+    </w:p>
+    <w:tbl>
+      <w:tblPr>
+        <w:tblStyle w:val="LightShading-Accent1"/>
+        <w:tblW w:type="auto" w:w="0"/>
+        <w:tblLook w:firstColumn="1" w:firstRow="1" w:lastColumn="0" w:lastRow="0" w:noHBand="0" w:noVBand="1" w:val="04A0"/>
+      </w:tblPr>
+      <w:tblGrid>
+        <w:gridCol w:w="3408"/>
+        <w:gridCol w:w="3408"/>
+        <w:gridCol w:w="3408"/>
+      </w:tblGrid>
+      <w:tr>
+        <w:trPr>
+          <w:tblHeader/>
+        </w:trPr>
+        <w:tc>
+          <w:tcPr>
+            <w:tcW w:type="dxa" w:w="3408"/>
+          </w:tcPr>
+          <w:p>
+            <w:r>
+              <w:t>Session</w:t>
+            </w:r>
+          </w:p>
+        </w:tc>
+        <w:tc>
+          <w:tcPr>
+            <w:tcW w:type="dxa" w:w="3408"/>
+          </w:tcPr>
+          <w:p>
+            <w:r>
+              <w:t>Plan</w:t>
+            </w:r>
+          </w:p>
+        </w:tc>
+        <w:tc>
+          <w:tcPr>
+            <w:tcW w:type="dxa" w:w="3408"/>
+          </w:tcPr>
+          <w:p>
+            <w:r>
+              <w:t>Resources</w:t>
+            </w:r>
+          </w:p>
+        </w:tc>
+      </w:tr>
+      <w:tr>
+        <w:tc>
+          <w:tcPr>
+            <w:tcW w:type="dxa" w:w="3408"/>
+          </w:tcPr>
+          <w:p>
+            <w:r>
+              <w:t>Session 1 · Understand · 45 min</w:t>
+            </w:r>
+          </w:p>
+        </w:tc>
+        <w:tc>
+          <w:tcPr>
+            <w:tcW w:type="dxa" w:w="3408"/>
+          </w:tcPr>
+          <w:p>
+            <w:r>
+              <w:t>0–7: recall and prerequisite; 7–15: inspect the concrete case and predict; 15–30: teacher models the worked trace; 30–40: learners explain a step using the text and visual; 40–45: check the core idea.</w:t>
+            </w:r>
+          </w:p>
+        </w:tc>
+        <w:tc>
+          <w:tcPr>
+            <w:tcW w:type="dxa" w:w="3408"/>
+          </w:tcPr>
+          <w:p>
+            <w:r>
+              <w:t>Sections 1–6; record the brief recall in the workbook.</w:t>
+            </w:r>
+          </w:p>
+        </w:tc>
+      </w:tr>
+      <w:tr>
+        <w:tc>
+          <w:tcPr>
+            <w:tcW w:type="dxa" w:w="3408"/>
+          </w:tcPr>
+          <w:p>
+            <w:r>
+              <w:t>Session 2 · Practise · 45 min</w:t>
+            </w:r>
+          </w:p>
+        </w:tc>
+        <w:tc>
+          <w:tcPr>
+            <w:tcW w:type="dxa" w:w="3408"/>
+          </w:tcPr>
+          <w:p>
+            <w:r>
+              <w:t>0–5: retrieve the procedure; 5–15: W2 completion practice; 15–23: explain and check with a partner; 23–30: each learner answers the misconception check; 30–40: targeted reteaching or a harder variation; 40–45: prepare the investigation.</w:t>
+            </w:r>
+          </w:p>
+        </w:tc>
+        <w:tc>
+          <w:tcPr>
+            <w:tcW w:type="dxa" w:w="3408"/>
+          </w:tcPr>
+          <w:p>
+            <w:r>
+              <w:t>Sections 7–10; use the matching workbook W2 and misconception check.</w:t>
+            </w:r>
+          </w:p>
+        </w:tc>
+      </w:tr>
+      <w:tr>
+        <w:tc>
+          <w:tcPr>
+            <w:tcW w:type="dxa" w:w="3408"/>
+          </w:tcPr>
+          <w:p>
+            <w:r>
+              <w:t>Session 3 · Investigate and transfer · 45 min</w:t>
+            </w:r>
+          </w:p>
+        </w:tc>
+        <w:tc>
+          <w:tcPr>
+            <w:tcW w:type="dxa" w:w="3408"/>
+          </w:tcPr>
+          <w:p>
+            <w:r>
+              <w:t>0–5: retrieve the decision rule; 5–20: investigate or trace; 20–30: start the independent case; 30–38: connect the project; 38–43: act on feedback; 43–45: plan the return check.</w:t>
+            </w:r>
+          </w:p>
+        </w:tc>
+        <w:tc>
+          <w:tcPr>
+            <w:tcW w:type="dxa" w:w="3408"/>
+          </w:tcPr>
+          <w:p>
+            <w:r>
+              <w:t>Sections 9 and 11–14. Give extra time to finish the full task set; use Section 15 when the week includes a coding lab.</w:t>
+            </w:r>
+          </w:p>
+        </w:tc>
+      </w:tr>
+    </w:tbl>
+    <w:p>
+      <w:r>
+        <w:t>Before class, solve the supported practice: A startup script prints every environment variable while debugging a missing data version. Show the intermediate steps and give the conclusion with its scope.</w:t>
+      </w:r>
+    </w:p>
+    <w:p>
+      <w:r>
+        <w:t>Reasoned practice answer: Teacher explanation: It risks exposing secrets unrelated to the error. Report the missing key name without values and validate only required fields.</w:t>
+      </w:r>
+    </w:p>
+    <w:p>
+      <w:r>
+        <w:t>Check every learner before discussion: Use the worked case for Configuration and secrets. Proposed explanation: “The worked result establishes every future case”. Decide whether this explanation is supported. Point to the step or supplied fact that decides; explain your repair if needed.</w:t>
+      </w:r>
+    </w:p>
+    <w:p>
+      <w:r>
+        <w:t>Misconception repair: A classroom mock is not a production credential-management design; no real secrets are needed here.</w:t>
+      </w:r>
+    </w:p>
+    <w:p>
+      <w:r>
+        <w:t>Support: read the exact case aloud, enlarge the labelled picture, supply input cards and model only the first deciding step. Accept a spoken explanation or drawing; retain the reasoning goal.</w:t>
+      </w:r>
+    </w:p>
+    <w:p>
+      <w:r>
+        <w:t>Extension: Change maximum_words to 60. Require a prediction and a reason before comparing. Expected result: The configured answer limit becomes 60; the private token stays unchanged. Reason: An ordinary length setting does not require replacing the credential.</w:t>
+      </w:r>
+    </w:p>
+    <w:p>
+      <w:r>
+        <w:t>Independent assessment: withhold the reserved answer until the learner has attempted the new case. Record support separately from correctness.</w:t>
+      </w:r>
+    </w:p>
+    <w:tbl>
+      <w:tblPr>
+        <w:tblStyle w:val="LightShading-Accent1"/>
+        <w:tblW w:type="auto" w:w="0"/>
+        <w:tblLook w:firstColumn="1" w:firstRow="1" w:lastColumn="0" w:lastRow="0" w:noHBand="0" w:noVBand="1" w:val="04A0"/>
+      </w:tblPr>
+      <w:tblGrid>
+        <w:gridCol w:w="2556"/>
+        <w:gridCol w:w="2556"/>
+        <w:gridCol w:w="2556"/>
+        <w:gridCol w:w="2556"/>
+      </w:tblGrid>
+      <w:tr>
+        <w:trPr>
+          <w:tblHeader/>
+        </w:trPr>
+        <w:tc>
+          <w:tcPr>
+            <w:tcW w:type="dxa" w:w="2556"/>
+          </w:tcPr>
+          <w:p>
+            <w:r>
+              <w:t>Criterion</w:t>
+            </w:r>
+          </w:p>
+        </w:tc>
+        <w:tc>
+          <w:tcPr>
+            <w:tcW w:type="dxa" w:w="2556"/>
+          </w:tcPr>
+          <w:p>
+            <w:r>
+              <w:t>Not yet</w:t>
+            </w:r>
+          </w:p>
+        </w:tc>
+        <w:tc>
+          <w:tcPr>
+            <w:tcW w:type="dxa" w:w="2556"/>
+          </w:tcPr>
+          <w:p>
+            <w:r>
+              <w:t>With support</w:t>
+            </w:r>
+          </w:p>
+        </w:tc>
+        <w:tc>
+          <w:tcPr>
+            <w:tcW w:type="dxa" w:w="2556"/>
+          </w:tcPr>
+          <w:p>
+            <w:r>
+              <w:t>Independent</w:t>
+            </w:r>
+          </w:p>
+        </w:tc>
+      </w:tr>
+      <w:tr>
+        <w:tc>
+          <w:tcPr>
+            <w:tcW w:type="dxa" w:w="2556"/>
+          </w:tcPr>
+          <w:p>
+            <w:r>
+              <w:t>Explanation</w:t>
+            </w:r>
+          </w:p>
+        </w:tc>
+        <w:tc>
+          <w:tcPr>
+            <w:tcW w:type="dxa" w:w="2556"/>
+          </w:tcPr>
+          <w:p>
+            <w:r>
+              <w:t>Names an answer without a deciding fact</w:t>
+            </w:r>
+          </w:p>
+        </w:tc>
+        <w:tc>
+          <w:tcPr>
+            <w:tcW w:type="dxa" w:w="2556"/>
+          </w:tcPr>
+          <w:p>
+            <w:r>
+              <w:t>Uses a hint to link fact and decision</w:t>
+            </w:r>
+          </w:p>
+        </w:tc>
+        <w:tc>
+          <w:tcPr>
+            <w:tcW w:type="dxa" w:w="2556"/>
+          </w:tcPr>
+          <w:p>
+            <w:r>
+              <w:t>Explains the deciding fact in own words</w:t>
+            </w:r>
+          </w:p>
+        </w:tc>
+      </w:tr>
+      <w:tr>
+        <w:tc>
+          <w:tcPr>
+            <w:tcW w:type="dxa" w:w="2556"/>
+          </w:tcPr>
+          <w:p>
+            <w:r>
+              <w:t>Trace or test</w:t>
+            </w:r>
+          </w:p>
+        </w:tc>
+        <w:tc>
+          <w:tcPr>
+            <w:tcW w:type="dxa" w:w="2556"/>
+          </w:tcPr>
+          <w:p>
+            <w:r>
+              <w:t>Cannot connect input and result</w:t>
+            </w:r>
+          </w:p>
+        </w:tc>
+        <w:tc>
+          <w:tcPr>
+            <w:tcW w:type="dxa" w:w="2556"/>
+          </w:tcPr>
+          <w:p>
+            <w:r>
+              <w:t>Completes steps with prompts</w:t>
+            </w:r>
+          </w:p>
+        </w:tc>
+        <w:tc>
+          <w:tcPr>
+            <w:tcW w:type="dxa" w:w="2556"/>
+          </w:tcPr>
+          <w:p>
+            <w:r>
+              <w:t>Traces or tests a changed case accurately</w:t>
+            </w:r>
+          </w:p>
+        </w:tc>
+      </w:tr>
+      <w:tr>
+        <w:tc>
+          <w:tcPr>
+            <w:tcW w:type="dxa" w:w="2556"/>
+          </w:tcPr>
+          <w:p>
+            <w:r>
+              <w:t>Limits and revision</w:t>
+            </w:r>
+          </w:p>
+        </w:tc>
+        <w:tc>
+          <w:tcPr>
+            <w:tcW w:type="dxa" w:w="2556"/>
+          </w:tcPr>
+          <w:p>
+            <w:r>
+              <w:t>Claims more than evidence supports</w:t>
+            </w:r>
+          </w:p>
+        </w:tc>
+        <w:tc>
+          <w:tcPr>
+            <w:tcW w:type="dxa" w:w="2556"/>
+          </w:tcPr>
+          <w:p>
+            <w:r>
+              <w:t>Names a limit after a prompt</w:t>
+            </w:r>
+          </w:p>
+        </w:tc>
+        <w:tc>
+          <w:tcPr>
+            <w:tcW w:type="dxa" w:w="2556"/>
+          </w:tcPr>
+          <w:p>
+            <w:r>
+              <w:t>States a defensible limit and useful next test</w:t>
+            </w:r>
+          </w:p>
+        </w:tc>
+      </w:tr>
+    </w:tbl>
+    <w:p>
+      <w:r>
+        <w:t>Project checkpoint: Frame the need. Name the user, the problem, allowed inputs and a safe simple starting method.</w:t>
+      </w:r>
+    </w:p>
+    <w:p>
+      <w:r>
+        <w:t>Use the weekly teacher answer for topic-specific reasoning. A saved progress tick is an activity record; judge mastery from the learner’s explanation and evidence.</w:t>
+      </w:r>
+    </w:p>
     <w:sectPr>
       <w:pgSz w:w="12240" w:h="15840"/>
       <w:pgMar w:top="936" w:right="1008" w:bottom="936" w:left="1008" w:header="720" w:footer="720" w:gutter="0"/>

--- a/downloads/teacher/ai-6-week-04.docx
+++ b/downloads/teacher/ai-6-week-04.docx
@@ -2305,6 +2305,39 @@
         <w:t>Use the weekly teacher answer for topic-specific reasoning. A saved progress tick is an activity record; judge mastery from the learner’s explanation and evidence.</w:t>
       </w:r>
     </w:p>
+    <w:p>
+      <w:pPr>
+        <w:pStyle w:val="Heading1"/>
+      </w:pPr>
+      <w:r>
+        <w:t>08. Use feedback, labs and repair paths</w:t>
+      </w:r>
+    </w:p>
+    <w:p>
+      <w:r>
+        <w:t>Use the two formative questions as supported practice, not as independent mastery scores. Discuss the deciding evidence rather than accepting a guessed selection.</w:t>
+      </w:r>
+    </w:p>
+    <w:p>
+      <w:r>
+        <w:t>The feedback comes from the reviewed public worked case. Do not reveal the separately reserved independent teacher answer until the learner has attempted that case.</w:t>
+      </w:r>
+    </w:p>
+    <w:p>
+      <w:r>
+        <w:t>Ask students to predict before running code. Preserve errors and actual outputs; collect a changed test and an explanation. The branch-boundary and indexing lessons deliberately include failure cases.</w:t>
+      </w:r>
+    </w:p>
+    <w:p>
+      <w:r>
+        <w:t>Use the earlier worked-explanation links to address a specific missing building block, then return to the current question. Adapt this suggestion after observing the learner; it is not an automatic diagnosis.</w:t>
+      </w:r>
+    </w:p>
+    <w:p>
+      <w:r>
+        <w:t>Collect the completed-work portfolio as evidence. Record support separately from correctness, and assess explanation, trace/test and limitations. Progress ticks and quiz selections alone do not establish mastery.</w:t>
+      </w:r>
+    </w:p>
     <w:sectPr>
       <w:pgSz w:w="12240" w:h="15840"/>
       <w:pgMar w:top="936" w:right="1008" w:bottom="936" w:left="1008" w:header="720" w:footer="720" w:gutter="0"/>

--- a/downloads/teacher/ai-6-week-04.docx
+++ b/downloads/teacher/ai-6-week-04.docx
@@ -29,16 +29,63 @@
       </w:r>
     </w:p>
     <w:p>
-      <w:pPr>
-        <w:pStyle w:val="Heading3"/>
-      </w:pPr>
-      <w:r>
-        <w:t>Teach the learning cycle</w:t>
+      <w:r>
+        <w:t>Prepare Configuration and secrets: check the target, prerequisites, resources and adaptable teaching schedule.</w:t>
       </w:r>
     </w:p>
     <w:p>
-      <w:r>
-        <w:t>Primary target: Explain the mechanism and terminology of configuration and secrets</w:t>
+      <w:pPr>
+        <w:pStyle w:val="Heading3"/>
+      </w:pPr>
+      <w:r>
+        <w:t>Teach the learning cycle</w:t>
+      </w:r>
+    </w:p>
+    <w:p>
+      <w:pPr>
+        <w:spacing w:line="336" w:lineRule="auto" w:after="180"/>
+      </w:pPr>
+      <w:r>
+        <w:rPr>
+          <w:b w:val="0"/>
+        </w:rPr>
+        <w:t xml:space="preserve">Primary target: Explain the </w:t>
+      </w:r>
+      <w:r>
+        <w:rPr>
+          <w:b/>
+        </w:rPr>
+        <w:t>mechanism</w:t>
+      </w:r>
+      <w:r>
+        <w:rPr>
+          <w:b w:val="0"/>
+        </w:rPr>
+        <w:t xml:space="preserve"> and terminology of </w:t>
+      </w:r>
+      <w:r>
+        <w:rPr>
+          <w:b/>
+        </w:rPr>
+        <w:t>configuration</w:t>
+      </w:r>
+      <w:r>
+        <w:rPr>
+          <w:b w:val="0"/>
+        </w:rPr>
+        <w:t xml:space="preserve"> and </w:t>
+      </w:r>
+      <w:r>
+        <w:rPr>
+          <w:b/>
+        </w:rPr>
+        <w:t>secret</w:t>
+      </w:r>
+      <w:r>
+        <w:rPr>
+          <w:b w:val="0"/>
+        </w:rPr>
+        <w:t>s</w:t>
       </w:r>
     </w:p>
     <w:tbl>
@@ -185,16 +232,37 @@
       </w:tr>
     </w:tbl>
     <w:p>
-      <w:r>
-        <w:t>This is a starting allocation of 135 minutes, not a validated duration. Preserve all named topics. Schedule extra time for connected examples, the full investigation, independent cases and project building. Repeated copies of a case share one recorded attempt; they are not new evidence.</w:t>
+      <w:pPr>
+        <w:spacing w:line="336" w:lineRule="auto" w:after="180"/>
+      </w:pPr>
+      <w:r>
+        <w:rPr>
+          <w:b w:val="0"/>
+        </w:rPr>
+        <w:t>This is a starting allocation of 135 minutes, not a validated duration. Preserve all named topics. Schedule extra time for connected examples, the full investigation, independent cases and project building.</w:t>
       </w:r>
     </w:p>
     <w:p>
       <w:pPr>
-        <w:pStyle w:val="Heading3"/>
-      </w:pPr>
-      <w:r>
-        <w:t>Retrieval answer guidance</w:t>
+        <w:spacing w:line="336" w:lineRule="auto" w:after="180"/>
+      </w:pPr>
+      <w:r>
+        <w:rPr>
+          <w:b w:val="0"/>
+        </w:rPr>
+        <w:t xml:space="preserve">Repeated copies of a case share one recorded attempt; they are not new </w:t>
+      </w:r>
+      <w:r>
+        <w:rPr>
+          <w:b/>
+        </w:rPr>
+        <w:t>evidence</w:t>
+      </w:r>
+      <w:r>
+        <w:rPr>
+          <w:b w:val="0"/>
+        </w:rPr>
+        <w:t>.</w:t>
       </w:r>
     </w:p>
     <w:p>
@@ -202,155 +270,699 @@
         <w:pStyle w:val="Heading3"/>
       </w:pPr>
       <w:r>
-        <w:t>Typed contracts and schemas</w:t>
+        <w:t>Retrieval answer guidance</w:t>
       </w:r>
     </w:p>
     <w:p>
-      <w:r>
-        <w:t>Without opening the old lesson, explain one key idea from Typed contracts and schemas. Give an example and a mistake that the idea helps you avoid.</w:t>
+      <w:pPr>
+        <w:pStyle w:val="Heading3"/>
+      </w:pPr>
+      <w:r>
+        <w:t>Typed contracts and schemas</w:t>
       </w:r>
     </w:p>
     <w:p>
-      <w:r>
-        <w:t>Look for: Explain the mechanism and terminology of typed contracts and schemas</w:t>
+      <w:pPr>
+        <w:spacing w:line="336" w:lineRule="auto" w:after="180"/>
+      </w:pPr>
+      <w:r>
+        <w:rPr>
+          <w:b w:val="0"/>
+        </w:rPr>
+        <w:t>Without opening the old lesson, explain one key idea from Typed contracts and schemas. Give an example and a mistake that the idea helps you avoid.</w:t>
       </w:r>
     </w:p>
     <w:p>
-      <w:r>
-        <w:t>Reference example, not the only acceptable wording: Teacher explanation: Typed contracts define values, required fields and failure outcomes. Runtime input still needs validation even when program annotations exist. Accept exactly room_id as a nonempty string and requested_count as a nonnegative integer excluding bool. Reject extra fields, missing fields and wrong types before processing.</w:t>
+      <w:pPr>
+        <w:spacing w:line="336" w:lineRule="auto" w:after="180"/>
+      </w:pPr>
+      <w:r>
+        <w:rPr>
+          <w:b w:val="0"/>
+        </w:rPr>
+        <w:t xml:space="preserve">Look for: Explain the </w:t>
+      </w:r>
+      <w:r>
+        <w:rPr>
+          <w:b/>
+        </w:rPr>
+        <w:t>mechanism</w:t>
+      </w:r>
+      <w:r>
+        <w:rPr>
+          <w:b w:val="0"/>
+        </w:rPr>
+        <w:t xml:space="preserve"> and terminology of typed contracts and schemas</w:t>
       </w:r>
     </w:p>
     <w:p>
       <w:pPr>
-        <w:pStyle w:val="Heading3"/>
-      </w:pPr>
-      <w:r>
-        <w:t>Requirements and service boundaries</w:t>
+        <w:spacing w:line="336" w:lineRule="auto" w:after="180"/>
+      </w:pPr>
+      <w:r>
+        <w:rPr>
+          <w:b w:val="0"/>
+        </w:rPr>
+        <w:t xml:space="preserve">Reference example, not the only acceptable wording: Teacher explanation: Typed contracts define values, required fields and failure outcomes. Runtime </w:t>
+      </w:r>
+      <w:r>
+        <w:rPr>
+          <w:b/>
+        </w:rPr>
+        <w:t>input</w:t>
+      </w:r>
+      <w:r>
+        <w:rPr>
+          <w:b w:val="0"/>
+        </w:rPr>
+        <w:t xml:space="preserve"> still needs validation even when program annotations exist.</w:t>
       </w:r>
     </w:p>
     <w:p>
-      <w:r>
-        <w:t>Without opening the old lesson, explain one key idea from Requirements and service boundaries. Give an example and a mistake that the idea helps you avoid.</w:t>
+      <w:pPr>
+        <w:spacing w:line="336" w:lineRule="auto" w:after="180"/>
+      </w:pPr>
+      <w:r>
+        <w:rPr>
+          <w:b w:val="0"/>
+        </w:rPr>
+        <w:t xml:space="preserve">Accept exactly room_id as a nonempty string and requested_count as a nonnegative integer excluding bool. Reject extra fields, missing fields and wrong types before </w:t>
+      </w:r>
+      <w:r>
+        <w:rPr>
+          <w:b/>
+        </w:rPr>
+        <w:t>process</w:t>
+      </w:r>
+      <w:r>
+        <w:rPr>
+          <w:b w:val="0"/>
+        </w:rPr>
+        <w:t>ing.</w:t>
       </w:r>
     </w:p>
     <w:p>
-      <w:r>
-        <w:t>Look for: Explain the mechanism and terminology of requirements and service boundaries</w:t>
+      <w:pPr>
+        <w:pStyle w:val="Heading3"/>
+      </w:pPr>
+      <w:r>
+        <w:t>Requirements and service boundaries</w:t>
       </w:r>
     </w:p>
     <w:p>
-      <w:r>
-        <w:t>Reference example, not the only acceptable wording: Teacher explanation: A service boundary states who can request what, what data may be read and which actions are outside scope. Requirements must be observable. The fictional student timetable service reads a public schedule and returns a meeting time or review status. It cannot edit schedules or email users. Test success and refusal before adding model behaviour.</w:t>
+      <w:pPr>
+        <w:spacing w:line="336" w:lineRule="auto" w:after="180"/>
+      </w:pPr>
+      <w:r>
+        <w:rPr>
+          <w:b w:val="0"/>
+        </w:rPr>
+        <w:t>Without opening the old lesson, explain one key idea from Requirements and service boundaries. Give an example and a mistake that the idea helps you avoid.</w:t>
       </w:r>
     </w:p>
     <w:p>
-      <w:r>
-        <w:t>Two 45-minute sessions. Configuration supplies non-secret settings; secrets provide privileged values. Keep secrets out of source, logs and client responses. Use the supplied constructed scenarios to make the mechanism inspectable. Collect W4 before sharing solutions. Students should name intermediate evidence and limitations; classroom pacing and learning effectiveness remain unvalidated.</w:t>
+      <w:pPr>
+        <w:spacing w:line="336" w:lineRule="auto" w:after="180"/>
+      </w:pPr>
+      <w:r>
+        <w:rPr>
+          <w:b w:val="0"/>
+        </w:rPr>
+        <w:t xml:space="preserve">Look for: Explain the </w:t>
+      </w:r>
+      <w:r>
+        <w:rPr>
+          <w:b/>
+        </w:rPr>
+        <w:t>mechanism</w:t>
+      </w:r>
+      <w:r>
+        <w:rPr>
+          <w:b w:val="0"/>
+        </w:rPr>
+        <w:t xml:space="preserve"> and terminology of requirements and service boundaries</w:t>
       </w:r>
     </w:p>
     <w:p>
       <w:pPr>
-        <w:pStyle w:val="Heading3"/>
-      </w:pPr>
-      <w:r>
-        <w:t>Outcomes</w:t>
+        <w:spacing w:line="336" w:lineRule="auto" w:after="180"/>
+      </w:pPr>
+      <w:r>
+        <w:rPr>
+          <w:b w:val="0"/>
+        </w:rPr>
+        <w:t>Reference example, not the only acceptable wording: Teacher explanation: A service boundary states who can request what, what data may be read and which actions are outside scope. Requirements must be observable.</w:t>
       </w:r>
     </w:p>
     <w:p>
-      <w:r>
-        <w:t>Explain the mechanism and terminology of configuration and secrets</w:t>
+      <w:pPr>
+        <w:spacing w:line="336" w:lineRule="auto" w:after="180"/>
+      </w:pPr>
+      <w:r>
+        <w:rPr>
+          <w:b w:val="0"/>
+        </w:rPr>
+        <w:t>The fictional student timetable service reads a public schedule and returns a meeting time or review status. It cannot edit schedules or email users. Test success and refusal before adding model behaviour.</w:t>
       </w:r>
     </w:p>
     <w:p>
-      <w:r>
-        <w:t>Apply the stated procedure to a new case with a traceable result</w:t>
+      <w:pPr>
+        <w:spacing w:line="336" w:lineRule="auto" w:after="180"/>
+      </w:pPr>
+      <w:r>
+        <w:rPr>
+          <w:b w:val="0"/>
+        </w:rPr>
+        <w:t xml:space="preserve">Two 45-minute sessions. </w:t>
+      </w:r>
+      <w:r>
+        <w:rPr>
+          <w:b/>
+        </w:rPr>
+        <w:t>Configuration</w:t>
+      </w:r>
+      <w:r>
+        <w:rPr>
+          <w:b w:val="0"/>
+        </w:rPr>
+        <w:t xml:space="preserve"> supplies non-</w:t>
+      </w:r>
+      <w:r>
+        <w:rPr>
+          <w:b/>
+        </w:rPr>
+        <w:t>secret</w:t>
+      </w:r>
+      <w:r>
+        <w:rPr>
+          <w:b w:val="0"/>
+        </w:rPr>
+        <w:t xml:space="preserve"> settings; </w:t>
+      </w:r>
+      <w:r>
+        <w:rPr>
+          <w:b/>
+        </w:rPr>
+        <w:t>secret</w:t>
+      </w:r>
+      <w:r>
+        <w:rPr>
+          <w:b w:val="0"/>
+        </w:rPr>
+        <w:t xml:space="preserve">s provide privileged values. Keep </w:t>
+      </w:r>
+      <w:r>
+        <w:rPr>
+          <w:b/>
+        </w:rPr>
+        <w:t>secret</w:t>
+      </w:r>
+      <w:r>
+        <w:rPr>
+          <w:b w:val="0"/>
+        </w:rPr>
+        <w:t>s out of source, logs and client responses.</w:t>
       </w:r>
     </w:p>
     <w:p>
-      <w:r>
-        <w:t>Identify an assumption or limitation and design a revealing follow-up</w:t>
+      <w:pPr>
+        <w:spacing w:line="336" w:lineRule="auto" w:after="180"/>
+      </w:pPr>
+      <w:r>
+        <w:rPr>
+          <w:b w:val="0"/>
+        </w:rPr>
+        <w:t xml:space="preserve">Use the supplied constructed scenarios to make the </w:t>
+      </w:r>
+      <w:r>
+        <w:rPr>
+          <w:b/>
+        </w:rPr>
+        <w:t>mechanism</w:t>
+      </w:r>
+      <w:r>
+        <w:rPr>
+          <w:b w:val="0"/>
+        </w:rPr>
+        <w:t xml:space="preserve"> inspectable. Collect W4 before sharing solutions.</w:t>
       </w:r>
     </w:p>
     <w:p>
       <w:pPr>
-        <w:pStyle w:val="Heading3"/>
-      </w:pPr>
-      <w:r>
-        <w:t>Preparation</w:t>
+        <w:spacing w:line="336" w:lineRule="auto" w:after="180"/>
+      </w:pPr>
+      <w:r>
+        <w:rPr>
+          <w:b w:val="0"/>
+        </w:rPr>
+        <w:t xml:space="preserve">Students should name intermediate </w:t>
+      </w:r>
+      <w:r>
+        <w:rPr>
+          <w:b/>
+        </w:rPr>
+        <w:t>evidence</w:t>
+      </w:r>
+      <w:r>
+        <w:rPr>
+          <w:b w:val="0"/>
+        </w:rPr>
+        <w:t xml:space="preserve"> and limitations; classroom pacing and learning effectiveness remain unvalidated.</w:t>
       </w:r>
     </w:p>
     <w:p>
-      <w:r>
-        <w:t>Lesson and workbook; paper and pencil</w:t>
+      <w:pPr>
+        <w:pStyle w:val="Heading3"/>
+      </w:pPr>
+      <w:r>
+        <w:t>Outcomes</w:t>
       </w:r>
     </w:p>
     <w:p>
-      <w:r>
-        <w:t>Calculator and optional local Python 3 for arithmetic; no live API or private data</w:t>
+      <w:pPr>
+        <w:spacing w:line="336" w:lineRule="auto" w:after="180"/>
+      </w:pPr>
+      <w:r>
+        <w:rPr>
+          <w:b w:val="0"/>
+        </w:rPr>
+        <w:t xml:space="preserve">Explain the </w:t>
+      </w:r>
+      <w:r>
+        <w:rPr>
+          <w:b/>
+        </w:rPr>
+        <w:t>mechanism</w:t>
+      </w:r>
+      <w:r>
+        <w:rPr>
+          <w:b w:val="0"/>
+        </w:rPr>
+        <w:t xml:space="preserve"> and terminology of </w:t>
+      </w:r>
+      <w:r>
+        <w:rPr>
+          <w:b/>
+        </w:rPr>
+        <w:t>configuration</w:t>
+      </w:r>
+      <w:r>
+        <w:rPr>
+          <w:b w:val="0"/>
+        </w:rPr>
+        <w:t xml:space="preserve"> and </w:t>
+      </w:r>
+      <w:r>
+        <w:rPr>
+          <w:b/>
+        </w:rPr>
+        <w:t>secret</w:t>
+      </w:r>
+      <w:r>
+        <w:rPr>
+          <w:b w:val="0"/>
+        </w:rPr>
+        <w:t>s</w:t>
       </w:r>
     </w:p>
     <w:p>
-      <w:r>
-        <w:t>Prepare the fresh retry separately and withhold its solution until after collection</w:t>
+      <w:pPr>
+        <w:spacing w:line="336" w:lineRule="auto" w:after="180"/>
+      </w:pPr>
+      <w:r>
+        <w:rPr>
+          <w:b w:val="0"/>
+        </w:rPr>
+        <w:t>Apply the stated procedure to a new case with a traceable result</w:t>
       </w:r>
     </w:p>
     <w:p>
       <w:pPr>
-        <w:pStyle w:val="Heading3"/>
-      </w:pPr>
-      <w:r>
-        <w:t>Prerequisite answer</w:t>
+        <w:spacing w:line="336" w:lineRule="auto" w:after="180"/>
+      </w:pPr>
+      <w:r>
+        <w:rPr>
+          <w:b w:val="0"/>
+        </w:rPr>
+        <w:t>Identify an assumption or limitation and design a revealing follow-up</w:t>
       </w:r>
     </w:p>
     <w:p>
-      <w:r>
-        <w:t>A result depends on the inputs, procedure and conditions that produced it. Preserve data roles and distinguish observed outcomes from predictions or unmeasured conditions. If the prior concept cannot be explained, use a short retrieval activity before this chapter.</w:t>
+      <w:pPr>
+        <w:pStyle w:val="Heading3"/>
+      </w:pPr>
+      <w:r>
+        <w:t>Preparation</w:t>
       </w:r>
     </w:p>
     <w:p>
       <w:pPr>
-        <w:pStyle w:val="Heading3"/>
-      </w:pPr>
-      <w:r>
-        <w:t>End goal for the pictorial case</w:t>
+        <w:spacing w:line="336" w:lineRule="auto" w:after="180"/>
+      </w:pPr>
+      <w:r>
+        <w:rPr>
+          <w:b w:val="0"/>
+        </w:rPr>
+        <w:t>Lesson and workbook; paper and pencil</w:t>
       </w:r>
     </w:p>
     <w:p>
-      <w:r>
-        <w:t>Explain configuration and secrets using the deciding step in this fictional service.</w:t>
+      <w:pPr>
+        <w:spacing w:line="336" w:lineRule="auto" w:after="180"/>
+      </w:pPr>
+      <w:r>
+        <w:rPr>
+          <w:b w:val="0"/>
+        </w:rPr>
+        <w:t>Calculator and optional local Python 3 for arithmetic; no live API or private data</w:t>
       </w:r>
     </w:p>
     <w:p>
-      <w:r>
-        <w:t>This added worked case illustrates the week’s main idea. Retain all original and connected topics; schedule its practice within the teaching cycle.</w:t>
+      <w:pPr>
+        <w:spacing w:line="336" w:lineRule="auto" w:after="180"/>
+      </w:pPr>
+      <w:r>
+        <w:rPr>
+          <w:b w:val="0"/>
+        </w:rPr>
+        <w:t>Prepare the fresh retry separately and withhold its solution until after collection</w:t>
       </w:r>
     </w:p>
     <w:p>
       <w:pPr>
-        <w:pStyle w:val="Heading1"/>
-      </w:pPr>
-      <w:r>
-        <w:t>02. Explain and model the mechanism</w:t>
+        <w:pStyle w:val="Heading3"/>
+      </w:pPr>
+      <w:r>
+        <w:t>Prerequisite answer</w:t>
       </w:r>
     </w:p>
     <w:p>
-      <w:r>
-        <w:t>Configuration supplies non-secret settings; secrets provide privileged values. Keep secrets out of source, logs and client responses.</w:t>
+      <w:pPr>
+        <w:spacing w:line="336" w:lineRule="auto" w:after="180"/>
+      </w:pPr>
+      <w:r>
+        <w:rPr>
+          <w:b w:val="0"/>
+        </w:rPr>
+        <w:t xml:space="preserve">A result depends on the </w:t>
+      </w:r>
+      <w:r>
+        <w:rPr>
+          <w:b/>
+        </w:rPr>
+        <w:t>input</w:t>
+      </w:r>
+      <w:r>
+        <w:rPr>
+          <w:b w:val="0"/>
+        </w:rPr>
+        <w:t xml:space="preserve">s, procedure and conditions that produced it. Preserve data roles and distinguish observed outcomes from </w:t>
+      </w:r>
+      <w:r>
+        <w:rPr>
+          <w:b/>
+        </w:rPr>
+        <w:t>prediction</w:t>
+      </w:r>
+      <w:r>
+        <w:rPr>
+          <w:b w:val="0"/>
+        </w:rPr>
+        <w:t>s or unmeasured conditions.</w:t>
       </w:r>
     </w:p>
     <w:p>
-      <w:r>
-        <w:t>Begin by writing the question the procedure is intended to answer. Identify the information already supplied, the information it will produce and the information still missing. These are constructed classroom examples; they do not require live accounts, private records or an external service. Do not treat a plausible explanation as a measured outcome.</w:t>
+      <w:pPr>
+        <w:spacing w:line="336" w:lineRule="auto" w:after="180"/>
+      </w:pPr>
+      <w:r>
+        <w:rPr>
+          <w:b w:val="0"/>
+        </w:rPr>
+        <w:t>If the prior concept cannot be explained, use a short retrieval activity before this chapter.</w:t>
       </w:r>
     </w:p>
     <w:p>
-      <w:r>
-        <w:t>The toy service reads DATA_VERSION from configuration and a signing secret from server-only input. Validate required settings at startup and fail clearly if absent; do not substitute a published default secret.</w:t>
+      <w:pPr>
+        <w:pStyle w:val="Heading3"/>
+      </w:pPr>
+      <w:r>
+        <w:t>End goal for the pictorial case</w:t>
       </w:r>
     </w:p>
     <w:p>
-      <w:r>
-        <w:t>Before applying the procedure, write its units, denominator or decision boundary where relevant. A partner should be able to repeat each step using the same inputs. If a required input is absent or violates the stated contract, record that condition explicitly instead of quietly replacing it with a convenient value.</w:t>
+      <w:pPr>
+        <w:spacing w:line="336" w:lineRule="auto" w:after="180"/>
+      </w:pPr>
+      <w:r>
+        <w:rPr>
+          <w:b w:val="0"/>
+        </w:rPr>
+        <w:t xml:space="preserve">Explain </w:t>
+      </w:r>
+      <w:r>
+        <w:rPr>
+          <w:b/>
+        </w:rPr>
+        <w:t>configuration</w:t>
+      </w:r>
+      <w:r>
+        <w:rPr>
+          <w:b w:val="0"/>
+        </w:rPr>
+        <w:t xml:space="preserve"> and </w:t>
+      </w:r>
+      <w:r>
+        <w:rPr>
+          <w:b/>
+        </w:rPr>
+        <w:t>secret</w:t>
+      </w:r>
+      <w:r>
+        <w:rPr>
+          <w:b w:val="0"/>
+        </w:rPr>
+        <w:t>s using the deciding step in this fictional service.</w:t>
+      </w:r>
+    </w:p>
+    <w:p>
+      <w:pPr>
+        <w:spacing w:line="336" w:lineRule="auto" w:after="180"/>
+      </w:pPr>
+      <w:r>
+        <w:rPr>
+          <w:b w:val="0"/>
+        </w:rPr>
+        <w:t>This added worked case illustrates the week’s main idea. Retain all original and connected topics; schedule its practice within the teaching cycle.</w:t>
+      </w:r>
+    </w:p>
+    <w:p>
+      <w:pPr>
+        <w:pStyle w:val="Heading1"/>
+      </w:pPr>
+      <w:r>
+        <w:t>02. Explain and model the mechanism</w:t>
+      </w:r>
+    </w:p>
+    <w:p>
+      <w:r>
+        <w:t>Model Configuration and secrets using the supplied case, labelled mechanism and reasoning. Make the scope of each conclusion explicit.</w:t>
+      </w:r>
+    </w:p>
+    <w:p>
+      <w:pPr>
+        <w:spacing w:line="336" w:lineRule="auto" w:after="180"/>
+      </w:pPr>
+      <w:r>
+        <w:rPr>
+          <w:b/>
+        </w:rPr>
+        <w:t>Configuration</w:t>
+      </w:r>
+      <w:r>
+        <w:rPr>
+          <w:b w:val="0"/>
+        </w:rPr>
+        <w:t xml:space="preserve"> supplies non-</w:t>
+      </w:r>
+      <w:r>
+        <w:rPr>
+          <w:b/>
+        </w:rPr>
+        <w:t>secret</w:t>
+      </w:r>
+      <w:r>
+        <w:rPr>
+          <w:b w:val="0"/>
+        </w:rPr>
+        <w:t xml:space="preserve"> settings; </w:t>
+      </w:r>
+      <w:r>
+        <w:rPr>
+          <w:b/>
+        </w:rPr>
+        <w:t>secret</w:t>
+      </w:r>
+      <w:r>
+        <w:rPr>
+          <w:b w:val="0"/>
+        </w:rPr>
+        <w:t xml:space="preserve">s provide privileged values. Keep </w:t>
+      </w:r>
+      <w:r>
+        <w:rPr>
+          <w:b/>
+        </w:rPr>
+        <w:t>secret</w:t>
+      </w:r>
+      <w:r>
+        <w:rPr>
+          <w:b w:val="0"/>
+        </w:rPr>
+        <w:t>s out of source, logs and client responses.</w:t>
+      </w:r>
+    </w:p>
+    <w:p>
+      <w:pPr>
+        <w:pStyle w:val="Heading3"/>
+      </w:pPr>
+      <w:r>
+        <w:t>Explain Configuration and secrets · 1</w:t>
+      </w:r>
+    </w:p>
+    <w:p>
+      <w:pPr>
+        <w:spacing w:line="336" w:lineRule="auto" w:after="180"/>
+      </w:pPr>
+      <w:r>
+        <w:rPr>
+          <w:b w:val="0"/>
+        </w:rPr>
+        <w:t>Begin by writing the question the procedure is intended to answer. Identify the information already supplied, the information it will produce and the information still missing.</w:t>
+      </w:r>
+    </w:p>
+    <w:p>
+      <w:pPr>
+        <w:spacing w:line="336" w:lineRule="auto" w:after="180"/>
+      </w:pPr>
+      <w:r>
+        <w:rPr>
+          <w:b w:val="0"/>
+        </w:rPr>
+        <w:t>These are constructed classroom examples; they do not require live accounts, private records or an external service. Do not treat a plausible explanation as a measured outcome.</w:t>
+      </w:r>
+    </w:p>
+    <w:p>
+      <w:pPr>
+        <w:spacing w:line="336" w:lineRule="auto" w:after="180"/>
+      </w:pPr>
+      <w:r>
+        <w:rPr>
+          <w:b w:val="0"/>
+        </w:rPr>
+        <w:t xml:space="preserve">The toy service reads DATA_VERSION from </w:t>
+      </w:r>
+      <w:r>
+        <w:rPr>
+          <w:b/>
+        </w:rPr>
+        <w:t>configuration</w:t>
+      </w:r>
+      <w:r>
+        <w:rPr>
+          <w:b w:val="0"/>
+        </w:rPr>
+        <w:t xml:space="preserve"> and a signing </w:t>
+      </w:r>
+      <w:r>
+        <w:rPr>
+          <w:b/>
+        </w:rPr>
+        <w:t>secret</w:t>
+      </w:r>
+      <w:r>
+        <w:rPr>
+          <w:b w:val="0"/>
+        </w:rPr>
+        <w:t xml:space="preserve"> from server-only </w:t>
+      </w:r>
+      <w:r>
+        <w:rPr>
+          <w:b/>
+        </w:rPr>
+        <w:t>input</w:t>
+      </w:r>
+      <w:r>
+        <w:rPr>
+          <w:b w:val="0"/>
+        </w:rPr>
+        <w:t xml:space="preserve">. Validate required settings at startup and fail clearly if absent; do not substitute a published default </w:t>
+      </w:r>
+      <w:r>
+        <w:rPr>
+          <w:b/>
+        </w:rPr>
+        <w:t>secret</w:t>
+      </w:r>
+      <w:r>
+        <w:rPr>
+          <w:b w:val="0"/>
+        </w:rPr>
+        <w:t>.</w:t>
+      </w:r>
+    </w:p>
+    <w:p>
+      <w:pPr>
+        <w:pStyle w:val="Heading3"/>
+      </w:pPr>
+      <w:r>
+        <w:t>Explain Configuration and secrets · 2</w:t>
+      </w:r>
+    </w:p>
+    <w:p>
+      <w:pPr>
+        <w:spacing w:line="336" w:lineRule="auto" w:after="180"/>
+      </w:pPr>
+      <w:r>
+        <w:rPr>
+          <w:b w:val="0"/>
+        </w:rPr>
+        <w:t xml:space="preserve">Before applying the procedure, write its units, denominator or decision boundary where relevant. A partner should be able to repeat each step using the same </w:t>
+      </w:r>
+      <w:r>
+        <w:rPr>
+          <w:b/>
+        </w:rPr>
+        <w:t>input</w:t>
+      </w:r>
+      <w:r>
+        <w:rPr>
+          <w:b w:val="0"/>
+        </w:rPr>
+        <w:t>s.</w:t>
+      </w:r>
+    </w:p>
+    <w:p>
+      <w:pPr>
+        <w:spacing w:line="336" w:lineRule="auto" w:after="180"/>
+      </w:pPr>
+      <w:r>
+        <w:rPr>
+          <w:b w:val="0"/>
+        </w:rPr>
+        <w:t xml:space="preserve">If a required </w:t>
+      </w:r>
+      <w:r>
+        <w:rPr>
+          <w:b/>
+        </w:rPr>
+        <w:t>input</w:t>
+      </w:r>
+      <w:r>
+        <w:rPr>
+          <w:b w:val="0"/>
+        </w:rPr>
+        <w:t xml:space="preserve"> is absent or violates the stated contract, record that condition explicitly instead of quietly replacing it with a convenient value.</w:t>
       </w:r>
     </w:p>
     <w:tbl>
@@ -548,36 +1160,234 @@
       </w:r>
     </w:p>
     <w:p>
-      <w:r>
-        <w:t>Guided: It risks exposing secrets unrelated to the error. Report the missing key name without values and validate only required fields. Qualification: A classroom mock is not a production credential-management design; no real secrets are needed here. Exit: accept a concrete variation with its predicted outcome and a stated condition that would challenge the mechanism; reject a claim resting on unmeasured evidence.</w:t>
+      <w:pPr>
+        <w:pStyle w:val="Heading3"/>
+      </w:pPr>
+      <w:r>
+        <w:t>Explain Configuration and secrets · 3</w:t>
       </w:r>
     </w:p>
     <w:p>
       <w:pPr>
-        <w:pStyle w:val="Heading3"/>
-      </w:pPr>
-      <w:r>
-        <w:t>Model the reasoning aloud</w:t>
+        <w:spacing w:line="336" w:lineRule="auto" w:after="180"/>
+      </w:pPr>
+      <w:r>
+        <w:rPr>
+          <w:b w:val="0"/>
+        </w:rPr>
+        <w:t xml:space="preserve">Guided: It risks exposing </w:t>
+      </w:r>
+      <w:r>
+        <w:rPr>
+          <w:b/>
+        </w:rPr>
+        <w:t>secret</w:t>
+      </w:r>
+      <w:r>
+        <w:rPr>
+          <w:b w:val="0"/>
+        </w:rPr>
+        <w:t>s unrelated to the error. Report the missing key name without values and validate only required fields.</w:t>
       </w:r>
     </w:p>
     <w:p>
-      <w:r>
-        <w:t>Use the complete worked example below before asking learners to complete W2. Reveal a small part, invite a prediction, then explain the deciding step. These teacher notes contain solutions; do not reveal the independent case answer during modelling.</w:t>
+      <w:pPr>
+        <w:spacing w:line="336" w:lineRule="auto" w:after="180"/>
+      </w:pPr>
+      <w:r>
+        <w:rPr>
+          <w:b w:val="0"/>
+        </w:rPr>
+        <w:t xml:space="preserve">Qualification: A classroom mock is not a production credential-management design; no real </w:t>
+      </w:r>
+      <w:r>
+        <w:rPr>
+          <w:b/>
+        </w:rPr>
+        <w:t>secret</w:t>
+      </w:r>
+      <w:r>
+        <w:rPr>
+          <w:b w:val="0"/>
+        </w:rPr>
+        <w:t>s are needed here.</w:t>
       </w:r>
     </w:p>
     <w:p>
-      <w:r>
-        <w:t>A startup script prints every environment variable while debugging a missing data version.</w:t>
+      <w:pPr>
+        <w:spacing w:line="336" w:lineRule="auto" w:after="180"/>
+      </w:pPr>
+      <w:r>
+        <w:rPr>
+          <w:b w:val="0"/>
+        </w:rPr>
+        <w:t xml:space="preserve">Exit: accept a concrete variation with its predicted outcome and a stated condition that would challenge the </w:t>
+      </w:r>
+      <w:r>
+        <w:rPr>
+          <w:b/>
+        </w:rPr>
+        <w:t>mechanism</w:t>
+      </w:r>
+      <w:r>
+        <w:rPr>
+          <w:b w:val="0"/>
+        </w:rPr>
+        <w:t xml:space="preserve">; reject a claim resting on unmeasured </w:t>
+      </w:r>
+      <w:r>
+        <w:rPr>
+          <w:b/>
+        </w:rPr>
+        <w:t>evidence</w:t>
+      </w:r>
+      <w:r>
+        <w:rPr>
+          <w:b w:val="0"/>
+        </w:rPr>
+        <w:t>.</w:t>
       </w:r>
     </w:p>
     <w:p>
-      <w:r>
-        <w:t>It risks exposing secrets unrelated to the error. Report the missing key name without values and validate only required fields.</w:t>
+      <w:pPr>
+        <w:pStyle w:val="Heading3"/>
+      </w:pPr>
+      <w:r>
+        <w:t>Model the reasoning aloud</w:t>
       </w:r>
     </w:p>
     <w:p>
-      <w:r>
-        <w:t>Compare the intermediate evidence with the final statement. Explain why each number or decision follows from the stated inputs. The conclusion belongs to this scenario and procedure; changing the inputs, evaluation population or authority can change what it establishes. Retain the raw record so a later revision can be compared honestly.</w:t>
+      <w:pPr>
+        <w:spacing w:line="336" w:lineRule="auto" w:after="180"/>
+      </w:pPr>
+      <w:r>
+        <w:rPr>
+          <w:b w:val="0"/>
+        </w:rPr>
+        <w:t xml:space="preserve">Use the complete worked example below before asking learners to complete W2. Reveal a small part, invite a </w:t>
+      </w:r>
+      <w:r>
+        <w:rPr>
+          <w:b/>
+        </w:rPr>
+        <w:t>prediction</w:t>
+      </w:r>
+      <w:r>
+        <w:rPr>
+          <w:b w:val="0"/>
+        </w:rPr>
+        <w:t>, then explain the deciding step.</w:t>
+      </w:r>
+    </w:p>
+    <w:p>
+      <w:pPr>
+        <w:spacing w:line="336" w:lineRule="auto" w:after="180"/>
+      </w:pPr>
+      <w:r>
+        <w:rPr>
+          <w:b w:val="0"/>
+        </w:rPr>
+        <w:t>These teacher notes contain solutions; do not reveal the independent case answer during modelling.</w:t>
+      </w:r>
+    </w:p>
+    <w:p>
+      <w:pPr>
+        <w:spacing w:line="336" w:lineRule="auto" w:after="180"/>
+      </w:pPr>
+      <w:r>
+        <w:rPr>
+          <w:b w:val="0"/>
+        </w:rPr>
+        <w:t>A startup script prints every environment variable while debugging a missing data version.</w:t>
+      </w:r>
+    </w:p>
+    <w:p>
+      <w:pPr>
+        <w:spacing w:line="336" w:lineRule="auto" w:after="180"/>
+      </w:pPr>
+      <w:r>
+        <w:rPr>
+          <w:b w:val="0"/>
+        </w:rPr>
+        <w:t xml:space="preserve">It risks exposing </w:t>
+      </w:r>
+      <w:r>
+        <w:rPr>
+          <w:b/>
+        </w:rPr>
+        <w:t>secret</w:t>
+      </w:r>
+      <w:r>
+        <w:rPr>
+          <w:b w:val="0"/>
+        </w:rPr>
+        <w:t>s unrelated to the error. Report the missing key name without values and validate only required fields.</w:t>
+      </w:r>
+    </w:p>
+    <w:p>
+      <w:pPr>
+        <w:pStyle w:val="Heading3"/>
+      </w:pPr>
+      <w:r>
+        <w:t>Model the reasoning aloud · 4</w:t>
+      </w:r>
+    </w:p>
+    <w:p>
+      <w:pPr>
+        <w:spacing w:line="336" w:lineRule="auto" w:after="180"/>
+      </w:pPr>
+      <w:r>
+        <w:rPr>
+          <w:b w:val="0"/>
+        </w:rPr>
+        <w:t xml:space="preserve">Compare the intermediate </w:t>
+      </w:r>
+      <w:r>
+        <w:rPr>
+          <w:b/>
+        </w:rPr>
+        <w:t>evidence</w:t>
+      </w:r>
+      <w:r>
+        <w:rPr>
+          <w:b w:val="0"/>
+        </w:rPr>
+        <w:t xml:space="preserve"> with the final statement. Explain why each number or decision follows from the stated </w:t>
+      </w:r>
+      <w:r>
+        <w:rPr>
+          <w:b/>
+        </w:rPr>
+        <w:t>input</w:t>
+      </w:r>
+      <w:r>
+        <w:rPr>
+          <w:b w:val="0"/>
+        </w:rPr>
+        <w:t>s.</w:t>
+      </w:r>
+    </w:p>
+    <w:p>
+      <w:pPr>
+        <w:spacing w:line="336" w:lineRule="auto" w:after="180"/>
+      </w:pPr>
+      <w:r>
+        <w:rPr>
+          <w:b w:val="0"/>
+        </w:rPr>
+        <w:t xml:space="preserve">The conclusion belongs to this scenario and procedure; changing the </w:t>
+      </w:r>
+      <w:r>
+        <w:rPr>
+          <w:b/>
+        </w:rPr>
+        <w:t>input</w:t>
+      </w:r>
+      <w:r>
+        <w:rPr>
+          <w:b w:val="0"/>
+        </w:rPr>
+        <w:t>s, evaluation population or authority can change what it establishes. Retain the raw record so a later revision can be compared honestly.</w:t>
       </w:r>
     </w:p>
     <w:tbl>
@@ -683,7 +1493,13 @@
       </w:tr>
     </w:tbl>
     <w:p>
-      <w:r>
+      <w:pPr>
+        <w:spacing w:line="336" w:lineRule="auto" w:after="180"/>
+      </w:pPr>
+      <w:r>
+        <w:rPr>
+          <w:b w:val="0"/>
+        </w:rPr>
         <w:t>Use the diagram and verbal explanation together. Ask learners to match a sentence to a specific visual step; do not assign learners fixed visual or auditory learning styles.</w:t>
       </w:r>
     </w:p>
@@ -696,7 +1512,13 @@
       </w:r>
     </w:p>
     <w:p>
-      <w:r>
+      <w:pPr>
+        <w:spacing w:line="336" w:lineRule="auto" w:after="180"/>
+      </w:pPr>
+      <w:r>
+        <w:rPr>
+          <w:b w:val="0"/>
+        </w:rPr>
         <w:t>Settings and a sealed credential. A classroom bot needs a public answer-length setting and a private access token.</w:t>
       </w:r>
     </w:p>
@@ -709,8 +1531,35 @@
       </w:r>
     </w:p>
     <w:p>
-      <w:r>
-        <w:t>maximum_words=80 is public configuration. A separate protected store holds a placeholder credential.</w:t>
+      <w:pPr>
+        <w:pStyle w:val="Heading3"/>
+      </w:pPr>
+      <w:r>
+        <w:t>Supplied facts</w:t>
+      </w:r>
+    </w:p>
+    <w:p>
+      <w:pPr>
+        <w:spacing w:line="336" w:lineRule="auto" w:after="180"/>
+        <w:shd w:fill="F1F6FC"/>
+      </w:pPr>
+      <w:r>
+        <w:rPr>
+          <w:b w:val="0"/>
+        </w:rPr>
+        <w:t xml:space="preserve">maximum_words=80 is public </w:t>
+      </w:r>
+      <w:r>
+        <w:rPr>
+          <w:b/>
+        </w:rPr>
+        <w:t>configuration</w:t>
+      </w:r>
+      <w:r>
+        <w:rPr>
+          <w:b w:val="0"/>
+        </w:rPr>
+        <w:t>. A separate protected store holds a placeholder credential.</w:t>
       </w:r>
     </w:p>
     <w:p>
@@ -873,21 +1722,37 @@
       </w:r>
     </w:p>
     <w:p>
-      <w:r>
-        <w:t>Configuration controls behaviour. A credential grants access and needs different storage and handling.</w:t>
+      <w:pPr>
+        <w:pStyle w:val="Heading3"/>
+      </w:pPr>
+      <w:r>
+        <w:t>Why the result follows</w:t>
       </w:r>
     </w:p>
     <w:p>
       <w:pPr>
-        <w:pStyle w:val="Heading3"/>
-      </w:pPr>
-      <w:r>
-        <w:t>What this example does not establish</w:t>
+        <w:spacing w:line="336" w:lineRule="auto" w:after="180"/>
+        <w:shd w:fill="F1F6FC"/>
+      </w:pPr>
+      <w:r>
+        <w:rPr>
+          <w:b/>
+        </w:rPr>
+        <w:t>Configuration</w:t>
+      </w:r>
+      <w:r>
+        <w:rPr>
+          <w:b w:val="0"/>
+        </w:rPr>
+        <w:t xml:space="preserve"> controls behaviour. A credential grants access and needs different storage and handling.</w:t>
       </w:r>
     </w:p>
     <w:p>
-      <w:r>
-        <w:t>Protected storage alone cannot prevent leaks through logs, screenshots or excessive runtime permissions.</w:t>
+      <w:pPr>
+        <w:pStyle w:val="Heading3"/>
+      </w:pPr>
+      <w:r>
+        <w:t>What this example does not establish</w:t>
       </w:r>
     </w:p>
     <w:p>
@@ -895,43 +1760,168 @@
         <w:pStyle w:val="Heading3"/>
       </w:pPr>
       <w:r>
-        <w:t>Change one thing in the pictured case</w:t>
+        <w:t>Keep the stated limit</w:t>
       </w:r>
     </w:p>
     <w:p>
-      <w:r>
-        <w:t>Change: Change maximum_words to 60.</w:t>
+      <w:pPr>
+        <w:spacing w:line="336" w:lineRule="auto" w:after="180"/>
+        <w:shd w:fill="FFF5E6"/>
+      </w:pPr>
+      <w:r>
+        <w:rPr>
+          <w:b w:val="0"/>
+        </w:rPr>
+        <w:t>Protected storage alone cannot prevent leaks through logs, screenshots or excessive runtime permissions.</w:t>
       </w:r>
     </w:p>
     <w:p>
-      <w:r>
-        <w:t>Prediction: The configured answer limit becomes 60; the private token stays unchanged.</w:t>
+      <w:pPr>
+        <w:pStyle w:val="Heading3"/>
+      </w:pPr>
+      <w:r>
+        <w:t>Change one thing in the pictured case</w:t>
       </w:r>
     </w:p>
     <w:p>
-      <w:r>
-        <w:t>Reason: An ordinary length setting does not require replacing the credential.</w:t>
+      <w:pPr>
+        <w:pStyle w:val="Heading3"/>
+      </w:pPr>
+      <w:r>
+        <w:t>Change one thing</w:t>
       </w:r>
     </w:p>
     <w:p>
       <w:pPr>
-        <w:pStyle w:val="Heading3"/>
-      </w:pPr>
-      <w:r>
-        <w:t>Ask while showing the picture</w:t>
+        <w:spacing w:line="336" w:lineRule="auto" w:after="180"/>
+        <w:shd w:fill="F5F1FB"/>
+      </w:pPr>
+      <w:r>
+        <w:rPr>
+          <w:b w:val="0"/>
+        </w:rPr>
+        <w:t>Change: Change maximum_words to 60.</w:t>
       </w:r>
     </w:p>
     <w:p>
-      <w:r>
-        <w:t>Cover the result. Ask learners to name the inputs and predict the next step. Uncover one step, connect the icon to the actual procedure, and explain its evidence. Then change the supplied condition and compare. The picture is a representation; it does not document execution of a real AI model.</w:t>
+      <w:pPr>
+        <w:pStyle w:val="Heading3"/>
+      </w:pPr>
+      <w:r>
+        <w:t>Predicted result</w:t>
       </w:r>
     </w:p>
     <w:p>
       <w:pPr>
+        <w:spacing w:line="336" w:lineRule="auto" w:after="180"/>
+        <w:shd w:fill="F1F6FC"/>
+      </w:pPr>
+      <w:r>
+        <w:rPr>
+          <w:b/>
+        </w:rPr>
+        <w:t>Prediction</w:t>
+      </w:r>
+      <w:r>
+        <w:rPr>
+          <w:b w:val="0"/>
+        </w:rPr>
+        <w:t>: The configured answer limit becomes 60; the private token stays unchanged.</w:t>
+      </w:r>
+    </w:p>
+    <w:p>
+      <w:pPr>
+        <w:pStyle w:val="Heading3"/>
+      </w:pPr>
+      <w:r>
+        <w:t>Why the result follows</w:t>
+      </w:r>
+    </w:p>
+    <w:p>
+      <w:pPr>
+        <w:spacing w:line="336" w:lineRule="auto" w:after="180"/>
+        <w:shd w:fill="F1F6FC"/>
+      </w:pPr>
+      <w:r>
+        <w:rPr>
+          <w:b w:val="0"/>
+        </w:rPr>
+        <w:t>Reason: An ordinary length setting does not require replacing the credential.</w:t>
+      </w:r>
+    </w:p>
+    <w:p>
+      <w:pPr>
+        <w:pStyle w:val="Heading3"/>
+      </w:pPr>
+      <w:r>
+        <w:t>Ask while showing the picture</w:t>
+      </w:r>
+    </w:p>
+    <w:p>
+      <w:pPr>
+        <w:pStyle w:val="Heading3"/>
+      </w:pPr>
+      <w:r>
+        <w:t>Ask while showing the picture · 5</w:t>
+      </w:r>
+    </w:p>
+    <w:p>
+      <w:pPr>
+        <w:spacing w:line="336" w:lineRule="auto" w:after="180"/>
+      </w:pPr>
+      <w:r>
+        <w:rPr>
+          <w:b w:val="0"/>
+        </w:rPr>
+        <w:t xml:space="preserve">Cover the result. Ask learners to name the </w:t>
+      </w:r>
+      <w:r>
+        <w:rPr>
+          <w:b/>
+        </w:rPr>
+        <w:t>input</w:t>
+      </w:r>
+      <w:r>
+        <w:rPr>
+          <w:b w:val="0"/>
+        </w:rPr>
+        <w:t xml:space="preserve">s and predict the next step. Uncover one step, connect the icon to the actual procedure, and explain its </w:t>
+      </w:r>
+      <w:r>
+        <w:rPr>
+          <w:b/>
+        </w:rPr>
+        <w:t>evidence</w:t>
+      </w:r>
+      <w:r>
+        <w:rPr>
+          <w:b w:val="0"/>
+        </w:rPr>
+        <w:t>. Then change the supplied condition and compare.</w:t>
+      </w:r>
+    </w:p>
+    <w:p>
+      <w:pPr>
+        <w:spacing w:line="336" w:lineRule="auto" w:after="180"/>
+      </w:pPr>
+      <w:r>
+        <w:rPr>
+          <w:b w:val="0"/>
+        </w:rPr>
+        <w:t>The picture is a representation; it does not document execution of a real AI model.</w:t>
+      </w:r>
+    </w:p>
+    <w:p>
+      <w:pPr>
         <w:pStyle w:val="Heading1"/>
       </w:pPr>
       <w:r>
         <w:t>03. Demonstrate and guide practice</w:t>
+      </w:r>
+    </w:p>
+    <w:p>
+      <w:r>
+        <w:t>Demonstrate Configuration and secrets, reduce support deliberately and check individual reasoning before discussing answers.</w:t>
       </w:r>
     </w:p>
     <w:tbl>
@@ -1147,36 +2137,100 @@
       </w:tr>
     </w:tbl>
     <w:p>
-      <w:r>
-        <w:t>Use the worked example in Sections 3 and 6. Collect a prediction before revealing its result; ask the learner to point to each intermediate fact.</w:t>
+      <w:pPr>
+        <w:spacing w:line="336" w:lineRule="auto" w:after="180"/>
+      </w:pPr>
+      <w:r>
+        <w:rPr>
+          <w:b w:val="0"/>
+        </w:rPr>
+        <w:t xml:space="preserve">Use the worked example in Sections 3 and 6. Collect a </w:t>
+      </w:r>
+      <w:r>
+        <w:rPr>
+          <w:b/>
+        </w:rPr>
+        <w:t>prediction</w:t>
+      </w:r>
+      <w:r>
+        <w:rPr>
+          <w:b w:val="0"/>
+        </w:rPr>
+        <w:t xml:space="preserve"> before revealing its result; ask the learner to point to each intermediate fact.</w:t>
       </w:r>
     </w:p>
     <w:p>
-      <w:r>
-        <w:t>Provide an input/procedure/result/limit frame and a calculator when needed. Ask students to identify the first step before completing the whole trace. Extension: compare two concrete variants of this mechanism while holding unrelated conditions fixed; report both successful and unsuccessful outcomes.</w:t>
+      <w:pPr>
+        <w:spacing w:line="336" w:lineRule="auto" w:after="180"/>
+      </w:pPr>
+      <w:r>
+        <w:rPr>
+          <w:b w:val="0"/>
+        </w:rPr>
+        <w:t xml:space="preserve">Provide an </w:t>
+      </w:r>
+      <w:r>
+        <w:rPr>
+          <w:b/>
+        </w:rPr>
+        <w:t>input</w:t>
+      </w:r>
+      <w:r>
+        <w:rPr>
+          <w:b w:val="0"/>
+        </w:rPr>
+        <w:t>/procedure/result/limit frame and a calculator when needed. Ask students to identify the first step before completing the whole trace.</w:t>
       </w:r>
     </w:p>
     <w:p>
       <w:pPr>
-        <w:pStyle w:val="Heading3"/>
-      </w:pPr>
-      <w:r>
-        <w:t>Reduce help deliberately</w:t>
+        <w:spacing w:line="336" w:lineRule="auto" w:after="180"/>
+      </w:pPr>
+      <w:r>
+        <w:rPr>
+          <w:b w:val="0"/>
+        </w:rPr>
+        <w:t xml:space="preserve">Extension: compare two concrete variants of this </w:t>
+      </w:r>
+      <w:r>
+        <w:rPr>
+          <w:b/>
+        </w:rPr>
+        <w:t>mechanism</w:t>
+      </w:r>
+      <w:r>
+        <w:rPr>
+          <w:b w:val="0"/>
+        </w:rPr>
+        <w:t xml:space="preserve"> while holding unrelated conditions fixed; report both successful and unsuccessful outcomes.</w:t>
       </w:r>
     </w:p>
     <w:p>
-      <w:r>
-        <w:t>Completion task: A startup script prints every environment variable while debugging a missing data version. Show the intermediate steps and give the conclusion with its scope.</w:t>
+      <w:pPr>
+        <w:pStyle w:val="Heading3"/>
+      </w:pPr>
+      <w:r>
+        <w:t>Reduce help deliberately</w:t>
       </w:r>
     </w:p>
     <w:p>
-      <w:r>
-        <w:t>Teacher check: Teacher explanation: It risks exposing secrets unrelated to the error. Report the missing key name without values and validate only required fields.</w:t>
+      <w:pPr>
+        <w:pStyle w:val="Heading3"/>
+      </w:pPr>
+      <w:r>
+        <w:t>Completion practice</w:t>
       </w:r>
     </w:p>
     <w:p>
-      <w:r>
-        <w:t>Start by identifying the given inputs together. Leave the intermediate steps blank. If needed, model one step, then withdraw that help on the next step. Move to a full trace only when the partial trace is understood. For partners, alternate explainer and checker; collect a response from every learner before discussion.</w:t>
+      <w:pPr>
+        <w:spacing w:line="336" w:lineRule="auto" w:after="180"/>
+        <w:shd w:fill="F5F1FB"/>
+      </w:pPr>
+      <w:r>
+        <w:rPr>
+          <w:b w:val="0"/>
+        </w:rPr>
+        <w:t>Completion task: A startup script prints every environment variable while debugging a missing data version. Show the intermediate steps and give the conclusion with its scope.</w:t>
       </w:r>
     </w:p>
     <w:p>
@@ -1184,22 +2238,65 @@
         <w:pStyle w:val="Heading3"/>
       </w:pPr>
       <w:r>
-        <w:t>Individual reasoning check</w:t>
+        <w:t>Reasoning to listen for</w:t>
       </w:r>
     </w:p>
     <w:p>
-      <w:r>
-        <w:t>Use the worked case for Configuration and secrets. Proposed explanation: “The worked result establishes every future case”. Decide whether this explanation is supported. Point to the step or supplied fact that decides; explain your repair if needed.</w:t>
+      <w:pPr>
+        <w:spacing w:line="336" w:lineRule="auto" w:after="180"/>
+        <w:shd w:fill="F1F6FC"/>
+      </w:pPr>
+      <w:r>
+        <w:rPr>
+          <w:b w:val="0"/>
+        </w:rPr>
+        <w:t xml:space="preserve">Teacher check: Teacher explanation: It risks exposing </w:t>
+      </w:r>
+      <w:r>
+        <w:rPr>
+          <w:b/>
+        </w:rPr>
+        <w:t>secret</w:t>
+      </w:r>
+      <w:r>
+        <w:rPr>
+          <w:b w:val="0"/>
+        </w:rPr>
+        <w:t>s unrelated to the error. Report the missing key name without values and validate only required fields.</w:t>
       </w:r>
     </w:p>
     <w:p>
-      <w:r>
-        <w:t>Expected correction: A classroom mock is not a production credential-management design; no real secrets are needed here.</w:t>
+      <w:pPr>
+        <w:spacing w:line="336" w:lineRule="auto" w:after="180"/>
+      </w:pPr>
+      <w:r>
+        <w:rPr>
+          <w:b w:val="0"/>
+        </w:rPr>
+        <w:t xml:space="preserve">Start by identifying the given </w:t>
+      </w:r>
+      <w:r>
+        <w:rPr>
+          <w:b/>
+        </w:rPr>
+        <w:t>input</w:t>
+      </w:r>
+      <w:r>
+        <w:rPr>
+          <w:b w:val="0"/>
+        </w:rPr>
+        <w:t>s together. Leave the intermediate steps blank. If needed, model one step, then withdraw that help on the next step. Move to a full trace only when the partial trace is understood.</w:t>
       </w:r>
     </w:p>
     <w:p>
-      <w:r>
-        <w:t>Collect explanations, not only yes/no votes. If a misunderstanding is common, re-model the relevant step for the class. If it affects a few learners, give a short targeted group explanation while others solve a more demanding variation.</w:t>
+      <w:pPr>
+        <w:spacing w:line="336" w:lineRule="auto" w:after="180"/>
+      </w:pPr>
+      <w:r>
+        <w:rPr>
+          <w:b w:val="0"/>
+        </w:rPr>
+        <w:t>For partners, alternate explainer and checker; collect a response from every learner before discussion.</w:t>
       </w:r>
     </w:p>
     <w:p>
@@ -1207,63 +2304,332 @@
         <w:pStyle w:val="Heading3"/>
       </w:pPr>
       <w:r>
-        <w:t>Pictorial practice question</w:t>
+        <w:t>Individual reasoning check</w:t>
       </w:r>
     </w:p>
     <w:p>
-      <w:r>
-        <w:t>Point to the public setting and the protected credential. What changes when maximum_words becomes 60, and which information must never appear in the startup log?</w:t>
+      <w:pPr>
+        <w:spacing w:line="336" w:lineRule="auto" w:after="180"/>
+      </w:pPr>
+      <w:r>
+        <w:rPr>
+          <w:b w:val="0"/>
+        </w:rPr>
+        <w:t xml:space="preserve">Use the worked case for </w:t>
+      </w:r>
+      <w:r>
+        <w:rPr>
+          <w:b/>
+        </w:rPr>
+        <w:t>Configuration</w:t>
+      </w:r>
+      <w:r>
+        <w:rPr>
+          <w:b w:val="0"/>
+        </w:rPr>
+        <w:t xml:space="preserve"> and </w:t>
+      </w:r>
+      <w:r>
+        <w:rPr>
+          <w:b/>
+        </w:rPr>
+        <w:t>secret</w:t>
+      </w:r>
+      <w:r>
+        <w:rPr>
+          <w:b w:val="0"/>
+        </w:rPr>
+        <w:t>s. Proposed explanation: “The worked result establishes every future case”. Decide whether this explanation is supported.</w:t>
       </w:r>
     </w:p>
     <w:p>
       <w:pPr>
-        <w:pStyle w:val="Heading3"/>
-      </w:pPr>
-      <w:r>
-        <w:t>Reasoned teacher answer</w:t>
+        <w:spacing w:line="336" w:lineRule="auto" w:after="180"/>
+      </w:pPr>
+      <w:r>
+        <w:rPr>
+          <w:b w:val="0"/>
+        </w:rPr>
+        <w:t>Point to the step or supplied fact that decides; explain your repair if needed.</w:t>
       </w:r>
     </w:p>
     <w:p>
-      <w:r>
-        <w:t>Read the reviewed maximum_words value of 80. The runtime obtains the token through its protected path. Record startup success without printing the token. Changed case: The configured answer limit becomes 60; the private token stays unchanged. An ordinary length setting does not require replacing the credential.</w:t>
+      <w:pPr>
+        <w:pStyle w:val="Heading3"/>
+      </w:pPr>
+      <w:r>
+        <w:t>Expected repair</w:t>
       </w:r>
     </w:p>
     <w:p>
-      <w:r>
-        <w:t>Changed-case reasoning: The configured answer limit becomes 60; the private token stays unchanged. An ordinary length setting does not require replacing the credential.</w:t>
+      <w:pPr>
+        <w:spacing w:line="336" w:lineRule="auto" w:after="180"/>
+        <w:shd w:fill="F1F6FC"/>
+      </w:pPr>
+      <w:r>
+        <w:rPr>
+          <w:b w:val="0"/>
+        </w:rPr>
+        <w:t xml:space="preserve">Expected correction: A classroom mock is not a production credential-management design; no real </w:t>
+      </w:r>
+      <w:r>
+        <w:rPr>
+          <w:b/>
+        </w:rPr>
+        <w:t>secret</w:t>
+      </w:r>
+      <w:r>
+        <w:rPr>
+          <w:b w:val="0"/>
+        </w:rPr>
+        <w:t>s are needed here.</w:t>
       </w:r>
     </w:p>
     <w:p>
-      <w:r>
-        <w:t>Collect each learner’s explanation before discussion. Use the first missing connection between input, deciding step and result to choose support. This question is worked-case practice, not fresh mastery evidence.</w:t>
+      <w:pPr>
+        <w:spacing w:line="336" w:lineRule="auto" w:after="180"/>
+      </w:pPr>
+      <w:r>
+        <w:rPr>
+          <w:b w:val="0"/>
+        </w:rPr>
+        <w:t>Collect explanations, not only yes/no votes. If a misunderstanding is common, re-model the relevant step for the class.</w:t>
       </w:r>
     </w:p>
     <w:p>
       <w:pPr>
-        <w:pStyle w:val="Heading1"/>
-      </w:pPr>
-      <w:r>
-        <w:t>04. Run the investigation and diagnose misconceptions</w:t>
+        <w:spacing w:line="336" w:lineRule="auto" w:after="180"/>
+      </w:pPr>
+      <w:r>
+        <w:rPr>
+          <w:b w:val="0"/>
+        </w:rPr>
+        <w:t>If it affects a few learners, give a short targeted group explanation while others solve a more demanding variation.</w:t>
       </w:r>
     </w:p>
     <w:p>
-      <w:r>
-        <w:t>The worked result establishes every future case: A classroom mock is not a production credential-management design; no real secrets are needed here.</w:t>
+      <w:pPr>
+        <w:pStyle w:val="Heading3"/>
+      </w:pPr>
+      <w:r>
+        <w:t>Pictorial practice question</w:t>
       </w:r>
     </w:p>
     <w:p>
-      <w:r>
-        <w:t>A missing input may be replaced without recording the change: A replacement changes the evidence or contract. Record the change and its justification; do not silently turn unknown into a measured value.</w:t>
+      <w:pPr>
+        <w:spacing w:line="336" w:lineRule="auto" w:after="180"/>
+        <w:shd w:fill="F5F1FB"/>
+      </w:pPr>
+      <w:r>
+        <w:rPr>
+          <w:b w:val="0"/>
+        </w:rPr>
+        <w:t>Point to the public setting and the protected credential. What changes when maximum_words becomes 60, and which information must never appear in the startup log?</w:t>
       </w:r>
     </w:p>
     <w:p>
-      <w:r>
-        <w:t>Repeating an assessed case is new independent evidence: A replay checks consistency. An example used for feedback or revision cannot later be described as untouched final evaluation.</w:t>
+      <w:pPr>
+        <w:pStyle w:val="Heading3"/>
+      </w:pPr>
+      <w:r>
+        <w:t>Reasoned teacher answer</w:t>
       </w:r>
     </w:p>
     <w:p>
-      <w:r>
-        <w:t>Use Section 9 for the evidence ledger. Add a boundary or missing-input case and record the expected response before checking. More successful repeats of one case do not establish wider coverage.</w:t>
+      <w:pPr>
+        <w:spacing w:line="336" w:lineRule="auto" w:after="180"/>
+      </w:pPr>
+      <w:r>
+        <w:rPr>
+          <w:b w:val="0"/>
+        </w:rPr>
+        <w:t>Read the reviewed maximum_words value of 80. The runtime obtains the token through its protected path. Record startup success without printing the token.</w:t>
+      </w:r>
+    </w:p>
+    <w:p>
+      <w:pPr>
+        <w:spacing w:line="336" w:lineRule="auto" w:after="180"/>
+      </w:pPr>
+      <w:r>
+        <w:rPr>
+          <w:b w:val="0"/>
+        </w:rPr>
+        <w:t>Changed case: The configured answer limit becomes 60; the private token stays unchanged. An ordinary length setting does not require replacing the credential.</w:t>
+      </w:r>
+    </w:p>
+    <w:p>
+      <w:pPr>
+        <w:spacing w:line="336" w:lineRule="auto" w:after="180"/>
+      </w:pPr>
+      <w:r>
+        <w:rPr>
+          <w:b w:val="0"/>
+        </w:rPr>
+        <w:t>Changed-case reasoning: The configured answer limit becomes 60; the private token stays unchanged. An ordinary length setting does not require replacing the credential.</w:t>
+      </w:r>
+    </w:p>
+    <w:p>
+      <w:pPr>
+        <w:spacing w:line="336" w:lineRule="auto" w:after="180"/>
+      </w:pPr>
+      <w:r>
+        <w:rPr>
+          <w:b w:val="0"/>
+        </w:rPr>
+        <w:t xml:space="preserve">Collect each learner’s explanation before discussion. Use the first missing connection between </w:t>
+      </w:r>
+      <w:r>
+        <w:rPr>
+          <w:b/>
+        </w:rPr>
+        <w:t>input</w:t>
+      </w:r>
+      <w:r>
+        <w:rPr>
+          <w:b w:val="0"/>
+        </w:rPr>
+        <w:t xml:space="preserve">, deciding step and result to choose support. This question is worked-case practice, not fresh mastery </w:t>
+      </w:r>
+      <w:r>
+        <w:rPr>
+          <w:b/>
+        </w:rPr>
+        <w:t>evidence</w:t>
+      </w:r>
+      <w:r>
+        <w:rPr>
+          <w:b w:val="0"/>
+        </w:rPr>
+        <w:t>.</w:t>
+      </w:r>
+    </w:p>
+    <w:p>
+      <w:pPr>
+        <w:pStyle w:val="Heading1"/>
+      </w:pPr>
+      <w:r>
+        <w:t>04. Run the investigation and diagnose misconceptions</w:t>
+      </w:r>
+    </w:p>
+    <w:p>
+      <w:r>
+        <w:t>Run the Configuration and secrets investigation and use the first unsupported step to choose a teaching response.</w:t>
+      </w:r>
+    </w:p>
+    <w:p>
+      <w:pPr>
+        <w:spacing w:line="336" w:lineRule="auto" w:after="180"/>
+      </w:pPr>
+      <w:r>
+        <w:rPr>
+          <w:b w:val="0"/>
+        </w:rPr>
+        <w:t xml:space="preserve">The worked result establishes every future case: A classroom mock is not a production credential-management design; no real </w:t>
+      </w:r>
+      <w:r>
+        <w:rPr>
+          <w:b/>
+        </w:rPr>
+        <w:t>secret</w:t>
+      </w:r>
+      <w:r>
+        <w:rPr>
+          <w:b w:val="0"/>
+        </w:rPr>
+        <w:t>s are needed here.</w:t>
+      </w:r>
+    </w:p>
+    <w:p>
+      <w:pPr>
+        <w:spacing w:line="336" w:lineRule="auto" w:after="180"/>
+      </w:pPr>
+      <w:r>
+        <w:rPr>
+          <w:b w:val="0"/>
+        </w:rPr>
+        <w:t xml:space="preserve">A missing </w:t>
+      </w:r>
+      <w:r>
+        <w:rPr>
+          <w:b/>
+        </w:rPr>
+        <w:t>input</w:t>
+      </w:r>
+      <w:r>
+        <w:rPr>
+          <w:b w:val="0"/>
+        </w:rPr>
+        <w:t xml:space="preserve"> may be replaced without recording the change: A replacement changes the </w:t>
+      </w:r>
+      <w:r>
+        <w:rPr>
+          <w:b/>
+        </w:rPr>
+        <w:t>evidence</w:t>
+      </w:r>
+      <w:r>
+        <w:rPr>
+          <w:b w:val="0"/>
+        </w:rPr>
+        <w:t xml:space="preserve"> or contract. Record the change and its justification; do not silently turn unknown into a measured value.</w:t>
+      </w:r>
+    </w:p>
+    <w:p>
+      <w:pPr>
+        <w:spacing w:line="336" w:lineRule="auto" w:after="180"/>
+      </w:pPr>
+      <w:r>
+        <w:rPr>
+          <w:b w:val="0"/>
+        </w:rPr>
+        <w:t xml:space="preserve">Repeating an assessed case is new independent </w:t>
+      </w:r>
+      <w:r>
+        <w:rPr>
+          <w:b/>
+        </w:rPr>
+        <w:t>evidence</w:t>
+      </w:r>
+      <w:r>
+        <w:rPr>
+          <w:b w:val="0"/>
+        </w:rPr>
+        <w:t>: A replay checks consistency. An example used for feedback or revision cannot later be described as untouched final evaluation.</w:t>
+      </w:r>
+    </w:p>
+    <w:p>
+      <w:pPr>
+        <w:spacing w:line="336" w:lineRule="auto" w:after="180"/>
+      </w:pPr>
+      <w:r>
+        <w:rPr>
+          <w:b w:val="0"/>
+        </w:rPr>
+        <w:t xml:space="preserve">Use Section 9 for the </w:t>
+      </w:r>
+      <w:r>
+        <w:rPr>
+          <w:b/>
+        </w:rPr>
+        <w:t>evidence</w:t>
+      </w:r>
+      <w:r>
+        <w:rPr>
+          <w:b w:val="0"/>
+        </w:rPr>
+        <w:t xml:space="preserve"> ledger. Add a boundary or missing-</w:t>
+      </w:r>
+      <w:r>
+        <w:rPr>
+          <w:b/>
+        </w:rPr>
+        <w:t>input</w:t>
+      </w:r>
+      <w:r>
+        <w:rPr>
+          <w:b w:val="0"/>
+        </w:rPr>
+        <w:t xml:space="preserve"> case and record the expected response before checking. More successful repeats of one case do not establish wider coverage.</w:t>
       </w:r>
     </w:p>
     <w:p>
@@ -1421,29 +2787,38 @@
       </w:tr>
     </w:tbl>
     <w:p>
-      <w:r>
-        <w:t>Offer an oral explanation, drawing, enlarged visual or fewer examples when that removes a reading/writing barrier. Keep the same reasoning goal. Stretch secure learners by changing a boundary or assumption and asking them to defend the effect, not simply by assigning more of the same questions.</w:t>
+      <w:pPr>
+        <w:spacing w:line="336" w:lineRule="auto" w:after="180"/>
+      </w:pPr>
+      <w:r>
+        <w:rPr>
+          <w:b w:val="0"/>
+        </w:rPr>
+        <w:t>Offer an oral explanation, drawing, enlarged visual or fewer examples when that removes a reading/writing barrier. Keep the same reasoning goal.</w:t>
       </w:r>
     </w:p>
     <w:p>
       <w:pPr>
-        <w:pStyle w:val="Heading1"/>
-      </w:pPr>
-      <w:r>
-        <w:t>05. Assess and explain the answers</w:t>
+        <w:spacing w:line="336" w:lineRule="auto" w:after="180"/>
+      </w:pPr>
+      <w:r>
+        <w:rPr>
+          <w:b w:val="0"/>
+        </w:rPr>
+        <w:t>Stretch secure learners by changing a boundary or assumption and asking them to defend the effect, not simply by assigning more of the same questions.</w:t>
       </w:r>
     </w:p>
     <w:p>
       <w:pPr>
-        <w:pStyle w:val="Heading3"/>
-      </w:pPr>
-      <w:r>
-        <w:t>Guided and exit questions</w:t>
+        <w:pStyle w:val="Heading1"/>
+      </w:pPr>
+      <w:r>
+        <w:t>05. Assess and explain the answers</w:t>
       </w:r>
     </w:p>
     <w:p>
       <w:r>
-        <w:t>Guided: It risks exposing secrets unrelated to the error. Report the missing key name without values and validate only required fields. Qualification: A classroom mock is not a production credential-management design; no real secrets are needed here. Exit: accept a concrete variation with its predicted outcome and a stated condition that would challenge the mechanism; reject a claim resting on unmeasured evidence.</w:t>
+        <w:t>Use the Configuration and secrets questions, teacher keys and criteria after the relevant attempts. Previously discussed cases are practice; protect the separately selected independent task.</w:t>
       </w:r>
     </w:p>
     <w:p>
@@ -1451,89 +2826,340 @@
         <w:pStyle w:val="Heading3"/>
       </w:pPr>
       <w:r>
-        <w:t>W1 Explain the mechanism</w:t>
+        <w:t>Guided and exit questions</w:t>
       </w:r>
     </w:p>
     <w:p>
-      <w:r>
-        <w:t>Explain the weekly mechanism in your own words. Use the worked scenario to name its input, decision rule and output.</w:t>
+      <w:pPr>
+        <w:spacing w:line="336" w:lineRule="auto" w:after="180"/>
+      </w:pPr>
+      <w:r>
+        <w:rPr>
+          <w:b w:val="0"/>
+        </w:rPr>
+        <w:t xml:space="preserve">Guided: It risks exposing </w:t>
+      </w:r>
+      <w:r>
+        <w:rPr>
+          <w:b/>
+        </w:rPr>
+        <w:t>secret</w:t>
+      </w:r>
+      <w:r>
+        <w:rPr>
+          <w:b w:val="0"/>
+        </w:rPr>
+        <w:t>s unrelated to the error. Report the missing key name without values and validate only required fields.</w:t>
       </w:r>
     </w:p>
     <w:p>
-      <w:r>
-        <w:t>Teacher explanation: Configuration supplies non-secret settings; secrets provide privileged values. Keep secrets out of source, logs and client responses. The toy service reads DATA_VERSION from configuration and a signing secret from server-only input. Validate required settings at startup and fail clearly if absent; do not substitute a published default secret.</w:t>
+      <w:pPr>
+        <w:spacing w:line="336" w:lineRule="auto" w:after="180"/>
+      </w:pPr>
+      <w:r>
+        <w:rPr>
+          <w:b w:val="0"/>
+        </w:rPr>
+        <w:t xml:space="preserve">Qualification: A classroom mock is not a production credential-management design; no real </w:t>
+      </w:r>
+      <w:r>
+        <w:rPr>
+          <w:b/>
+        </w:rPr>
+        <w:t>secret</w:t>
+      </w:r>
+      <w:r>
+        <w:rPr>
+          <w:b w:val="0"/>
+        </w:rPr>
+        <w:t>s are needed here.</w:t>
       </w:r>
     </w:p>
     <w:p>
       <w:pPr>
-        <w:pStyle w:val="Heading3"/>
-      </w:pPr>
-      <w:r>
-        <w:t>W2 Trace the worked case</w:t>
+        <w:spacing w:line="336" w:lineRule="auto" w:after="180"/>
+      </w:pPr>
+      <w:r>
+        <w:rPr>
+          <w:b w:val="0"/>
+        </w:rPr>
+        <w:t xml:space="preserve">Exit: accept a concrete variation with its predicted outcome and a stated condition that would challenge the </w:t>
+      </w:r>
+      <w:r>
+        <w:rPr>
+          <w:b/>
+        </w:rPr>
+        <w:t>mechanism</w:t>
+      </w:r>
+      <w:r>
+        <w:rPr>
+          <w:b w:val="0"/>
+        </w:rPr>
+        <w:t xml:space="preserve">; reject a claim resting on unmeasured </w:t>
+      </w:r>
+      <w:r>
+        <w:rPr>
+          <w:b/>
+        </w:rPr>
+        <w:t>evidence</w:t>
+      </w:r>
+      <w:r>
+        <w:rPr>
+          <w:b w:val="0"/>
+        </w:rPr>
+        <w:t>.</w:t>
       </w:r>
     </w:p>
     <w:p>
-      <w:r>
-        <w:t>A startup script prints every environment variable while debugging a missing data version. Show the intermediate steps and give the conclusion with its scope.</w:t>
+      <w:pPr>
+        <w:pStyle w:val="Heading3"/>
+      </w:pPr>
+      <w:r>
+        <w:t>W1 Explain the mechanism</w:t>
       </w:r>
     </w:p>
     <w:p>
-      <w:r>
-        <w:t>Teacher explanation: It risks exposing secrets unrelated to the error. Report the missing key name without values and validate only required fields.</w:t>
+      <w:pPr>
+        <w:pStyle w:val="Heading3"/>
+      </w:pPr>
+      <w:r>
+        <w:t>Workbook question · W1</w:t>
       </w:r>
     </w:p>
     <w:p>
       <w:pPr>
-        <w:pStyle w:val="Heading3"/>
-      </w:pPr>
-      <w:r>
-        <w:t>W3 Audit the limit</w:t>
+        <w:spacing w:line="336" w:lineRule="auto" w:after="180"/>
+        <w:shd w:fill="F5F1FB"/>
+      </w:pPr>
+      <w:r>
+        <w:rPr>
+          <w:b w:val="0"/>
+        </w:rPr>
+        <w:t xml:space="preserve">Explain the weekly </w:t>
+      </w:r>
+      <w:r>
+        <w:rPr>
+          <w:b/>
+        </w:rPr>
+        <w:t>mechanism</w:t>
+      </w:r>
+      <w:r>
+        <w:rPr>
+          <w:b w:val="0"/>
+        </w:rPr>
+        <w:t xml:space="preserve"> in your own words. Use the worked scenario to name its </w:t>
+      </w:r>
+      <w:r>
+        <w:rPr>
+          <w:b/>
+        </w:rPr>
+        <w:t>input</w:t>
+      </w:r>
+      <w:r>
+        <w:rPr>
+          <w:b w:val="0"/>
+        </w:rPr>
+        <w:t xml:space="preserve">, decision rule and </w:t>
+      </w:r>
+      <w:r>
+        <w:rPr>
+          <w:b/>
+        </w:rPr>
+        <w:t>output</w:t>
+      </w:r>
+      <w:r>
+        <w:rPr>
+          <w:b w:val="0"/>
+        </w:rPr>
+        <w:t>.</w:t>
       </w:r>
     </w:p>
     <w:p>
-      <w:r>
-        <w:t>A report omits this qualification: A classroom mock is not a production credential-management design; no real secrets are needed here. Explain how omitting it could change a reader's interpretation, and write an accurate replacement.</w:t>
+      <w:pPr>
+        <w:pStyle w:val="Heading3"/>
+      </w:pPr>
+      <w:r>
+        <w:t>Teacher reasoning · W1</w:t>
       </w:r>
     </w:p>
     <w:p>
-      <w:r>
-        <w:t>Teacher explanation: A classroom mock is not a production credential-management design; no real secrets are needed here. State the observed result separately from the unverified or out-of-scope claim; preserve the original evidence rather than inventing a missing fact.</w:t>
+      <w:pPr>
+        <w:spacing w:line="336" w:lineRule="auto" w:after="180"/>
+        <w:shd w:fill="F1F6FC"/>
+      </w:pPr>
+      <w:r>
+        <w:rPr>
+          <w:b w:val="0"/>
+        </w:rPr>
+        <w:t xml:space="preserve">Teacher explanation: </w:t>
+      </w:r>
+      <w:r>
+        <w:rPr>
+          <w:b/>
+        </w:rPr>
+        <w:t>Configuration</w:t>
+      </w:r>
+      <w:r>
+        <w:rPr>
+          <w:b w:val="0"/>
+        </w:rPr>
+        <w:t xml:space="preserve"> supplies non-</w:t>
+      </w:r>
+      <w:r>
+        <w:rPr>
+          <w:b/>
+        </w:rPr>
+        <w:t>secret</w:t>
+      </w:r>
+      <w:r>
+        <w:rPr>
+          <w:b w:val="0"/>
+        </w:rPr>
+        <w:t xml:space="preserve"> settings; </w:t>
+      </w:r>
+      <w:r>
+        <w:rPr>
+          <w:b/>
+        </w:rPr>
+        <w:t>secret</w:t>
+      </w:r>
+      <w:r>
+        <w:rPr>
+          <w:b w:val="0"/>
+        </w:rPr>
+        <w:t xml:space="preserve">s provide privileged values. Keep </w:t>
+      </w:r>
+      <w:r>
+        <w:rPr>
+          <w:b/>
+        </w:rPr>
+        <w:t>secret</w:t>
+      </w:r>
+      <w:r>
+        <w:rPr>
+          <w:b w:val="0"/>
+        </w:rPr>
+        <w:t>s out of source, logs and client responses.</w:t>
       </w:r>
     </w:p>
     <w:p>
       <w:pPr>
-        <w:pStyle w:val="Heading3"/>
-      </w:pPr>
-      <w:r>
-        <w:t>W4 Apply a new case independently</w:t>
+        <w:spacing w:line="336" w:lineRule="auto" w:after="180"/>
+        <w:shd w:fill="F1F6FC"/>
+      </w:pPr>
+      <w:r>
+        <w:rPr>
+          <w:b w:val="0"/>
+        </w:rPr>
+        <w:t xml:space="preserve">The toy service reads DATA_VERSION from </w:t>
+      </w:r>
+      <w:r>
+        <w:rPr>
+          <w:b/>
+        </w:rPr>
+        <w:t>configuration</w:t>
+      </w:r>
+      <w:r>
+        <w:rPr>
+          <w:b w:val="0"/>
+        </w:rPr>
+        <w:t xml:space="preserve"> and a signing </w:t>
+      </w:r>
+      <w:r>
+        <w:rPr>
+          <w:b/>
+        </w:rPr>
+        <w:t>secret</w:t>
+      </w:r>
+      <w:r>
+        <w:rPr>
+          <w:b w:val="0"/>
+        </w:rPr>
+        <w:t xml:space="preserve"> from server-only </w:t>
+      </w:r>
+      <w:r>
+        <w:rPr>
+          <w:b/>
+        </w:rPr>
+        <w:t>input</w:t>
+      </w:r>
+      <w:r>
+        <w:rPr>
+          <w:b w:val="0"/>
+        </w:rPr>
+        <w:t xml:space="preserve">. Validate required settings at startup and fail clearly if absent; do not substitute a published default </w:t>
+      </w:r>
+      <w:r>
+        <w:rPr>
+          <w:b/>
+        </w:rPr>
+        <w:t>secret</w:t>
+      </w:r>
+      <w:r>
+        <w:rPr>
+          <w:b w:val="0"/>
+        </w:rPr>
+        <w:t>.</w:t>
       </w:r>
     </w:p>
     <w:p>
-      <w:r>
-        <w:t>Server secret exists, but a browser error includes its full value. What failed and what record should be produced instead?</w:t>
+      <w:pPr>
+        <w:pStyle w:val="Heading3"/>
+      </w:pPr>
+      <w:r>
+        <w:t>W2 Trace the worked case</w:t>
       </w:r>
     </w:p>
     <w:p>
-      <w:r>
-        <w:t>Teacher explanation: The server/client boundary leaked the secret. Remove value disclosure; record a non-sensitive error ID and missing/invalid key name, and follow the actual secret-response procedure.</w:t>
+      <w:pPr>
+        <w:pStyle w:val="Heading3"/>
+      </w:pPr>
+      <w:r>
+        <w:t>Workbook question · W2</w:t>
       </w:r>
     </w:p>
     <w:p>
       <w:pPr>
-        <w:pStyle w:val="Heading3"/>
-      </w:pPr>
-      <w:r>
-        <w:t>W5 Design a revealing follow-up</w:t>
+        <w:spacing w:line="336" w:lineRule="auto" w:after="180"/>
+        <w:shd w:fill="F5F1FB"/>
+      </w:pPr>
+      <w:r>
+        <w:rPr>
+          <w:b w:val="0"/>
+        </w:rPr>
+        <w:t>A startup script prints every environment variable while debugging a missing data version. Show the intermediate steps and give the conclusion with its scope.</w:t>
       </w:r>
     </w:p>
     <w:p>
-      <w:r>
-        <w:t>For the worked scenario, propose one additional case that could reveal a failure, describe its expected outcome before running it, and explain what would need to remain fixed for a fair comparison. Do not reuse W4 as a new final test after receiving feedback.</w:t>
+      <w:pPr>
+        <w:pStyle w:val="Heading3"/>
+      </w:pPr>
+      <w:r>
+        <w:t>Teacher reasoning · W2</w:t>
       </w:r>
     </w:p>
     <w:p>
-      <w:r>
-        <w:t>Teacher explanation: Accept a concrete variant of the worked input or a missing/conflicting/boundary condition, with an expectation derived from the declared procedure. Require preserved settings, original outputs and data roles. A classroom mock is not a production credential-management design; no real secrets are needed here. The new case should test this particular mechanism rather than merely restate the original result.</w:t>
+      <w:pPr>
+        <w:spacing w:line="336" w:lineRule="auto" w:after="180"/>
+        <w:shd w:fill="F1F6FC"/>
+      </w:pPr>
+      <w:r>
+        <w:rPr>
+          <w:b w:val="0"/>
+        </w:rPr>
+        <w:t xml:space="preserve">Teacher explanation: It risks exposing </w:t>
+      </w:r>
+      <w:r>
+        <w:rPr>
+          <w:b/>
+        </w:rPr>
+        <w:t>secret</w:t>
+      </w:r>
+      <w:r>
+        <w:rPr>
+          <w:b w:val="0"/>
+        </w:rPr>
+        <w:t>s unrelated to the error. Report the missing key name without values and validate only required fields.</w:t>
       </w:r>
     </w:p>
     <w:p>
@@ -1541,25 +3167,51 @@
         <w:pStyle w:val="Heading3"/>
       </w:pPr>
       <w:r>
-        <w:t>Independent assessment and fresh retry</w:t>
+        <w:t>W3 Audit the limit</w:t>
       </w:r>
     </w:p>
     <w:p>
-      <w:r>
-        <w:t>W4: The server/client boundary leaked the secret. Remove value disclosure; record a non-sensitive error ID and missing/invalid key name, and follow the actual secret-response procedure. Require intermediate reasoning and the stated scope. Fresh retry: A debug log stores an access token to explain invalid configuration. Expected reasoning: Redact the token; log the validation category and trace ID rather than credential contents. If students need support, record it and reassess with another new case rather than awarding independence to a copied answer.</w:t>
+      <w:pPr>
+        <w:pStyle w:val="Heading3"/>
+      </w:pPr>
+      <w:r>
+        <w:t>Workbook question · W3</w:t>
       </w:r>
     </w:p>
     <w:p>
       <w:pPr>
-        <w:pStyle w:val="Heading3"/>
-      </w:pPr>
-      <w:r>
-        <w:t>Assess independent transfer</w:t>
+        <w:spacing w:line="336" w:lineRule="auto" w:after="180"/>
+        <w:shd w:fill="F5F1FB"/>
+      </w:pPr>
+      <w:r>
+        <w:rPr>
+          <w:b w:val="0"/>
+        </w:rPr>
+        <w:t xml:space="preserve">A report omits this qualification: A classroom mock is not a production credential-management design; no real </w:t>
+      </w:r>
+      <w:r>
+        <w:rPr>
+          <w:b/>
+        </w:rPr>
+        <w:t>secret</w:t>
+      </w:r>
+      <w:r>
+        <w:rPr>
+          <w:b w:val="0"/>
+        </w:rPr>
+        <w:t>s are needed here.</w:t>
       </w:r>
     </w:p>
     <w:p>
-      <w:r>
-        <w:t>Selected case: Server secret exists, but a browser error includes its full value. What failed and what record should be produced instead?</w:t>
+      <w:pPr>
+        <w:spacing w:line="336" w:lineRule="auto" w:after="180"/>
+        <w:shd w:fill="F5F1FB"/>
+      </w:pPr>
+      <w:r>
+        <w:rPr>
+          <w:b w:val="0"/>
+        </w:rPr>
+        <w:t>Explain how omitting it could change a reader's interpretation, and write an accurate replacement.</w:t>
       </w:r>
     </w:p>
     <w:p>
@@ -1567,12 +3219,463 @@
         <w:pStyle w:val="Heading3"/>
       </w:pPr>
       <w:r>
-        <w:t>Selected case answer</w:t>
+        <w:t>Teacher reasoning · W3</w:t>
       </w:r>
     </w:p>
     <w:p>
-      <w:r>
-        <w:t>Teacher explanation: The server/client boundary leaked the secret. Remove value disclosure; record a non-sensitive error ID and missing/invalid key name, and follow the actual secret-response procedure.</w:t>
+      <w:pPr>
+        <w:spacing w:line="336" w:lineRule="auto" w:after="180"/>
+        <w:shd w:fill="F1F6FC"/>
+      </w:pPr>
+      <w:r>
+        <w:rPr>
+          <w:b w:val="0"/>
+        </w:rPr>
+        <w:t xml:space="preserve">Teacher explanation: A classroom mock is not a production credential-management design; no real </w:t>
+      </w:r>
+      <w:r>
+        <w:rPr>
+          <w:b/>
+        </w:rPr>
+        <w:t>secret</w:t>
+      </w:r>
+      <w:r>
+        <w:rPr>
+          <w:b w:val="0"/>
+        </w:rPr>
+        <w:t>s are needed here.</w:t>
+      </w:r>
+    </w:p>
+    <w:p>
+      <w:pPr>
+        <w:spacing w:line="336" w:lineRule="auto" w:after="180"/>
+        <w:shd w:fill="F1F6FC"/>
+      </w:pPr>
+      <w:r>
+        <w:rPr>
+          <w:b w:val="0"/>
+        </w:rPr>
+        <w:t xml:space="preserve">State the observed result separately from the unverified or out-of-scope claim; preserve the original </w:t>
+      </w:r>
+      <w:r>
+        <w:rPr>
+          <w:b/>
+        </w:rPr>
+        <w:t>evidence</w:t>
+      </w:r>
+      <w:r>
+        <w:rPr>
+          <w:b w:val="0"/>
+        </w:rPr>
+        <w:t xml:space="preserve"> rather than inventing a missing fact.</w:t>
+      </w:r>
+    </w:p>
+    <w:p>
+      <w:pPr>
+        <w:pStyle w:val="Heading3"/>
+      </w:pPr>
+      <w:r>
+        <w:t>W4 Apply a new case independently</w:t>
+      </w:r>
+    </w:p>
+    <w:p>
+      <w:pPr>
+        <w:pStyle w:val="Heading3"/>
+      </w:pPr>
+      <w:r>
+        <w:t>Workbook question · W4</w:t>
+      </w:r>
+    </w:p>
+    <w:p>
+      <w:pPr>
+        <w:spacing w:line="336" w:lineRule="auto" w:after="180"/>
+        <w:shd w:fill="F5F1FB"/>
+      </w:pPr>
+      <w:r>
+        <w:rPr>
+          <w:b w:val="0"/>
+        </w:rPr>
+        <w:t xml:space="preserve">Server </w:t>
+      </w:r>
+      <w:r>
+        <w:rPr>
+          <w:b/>
+        </w:rPr>
+        <w:t>secret</w:t>
+      </w:r>
+      <w:r>
+        <w:rPr>
+          <w:b w:val="0"/>
+        </w:rPr>
+        <w:t xml:space="preserve"> exists, but a browser error includes its full value. What failed and what record should be produced instead?</w:t>
+      </w:r>
+    </w:p>
+    <w:p>
+      <w:pPr>
+        <w:pStyle w:val="Heading3"/>
+      </w:pPr>
+      <w:r>
+        <w:t>Teacher reasoning · W4</w:t>
+      </w:r>
+    </w:p>
+    <w:p>
+      <w:pPr>
+        <w:spacing w:line="336" w:lineRule="auto" w:after="180"/>
+        <w:shd w:fill="F1F6FC"/>
+      </w:pPr>
+      <w:r>
+        <w:rPr>
+          <w:b w:val="0"/>
+        </w:rPr>
+        <w:t xml:space="preserve">Teacher explanation: The server/client boundary leaked the </w:t>
+      </w:r>
+      <w:r>
+        <w:rPr>
+          <w:b/>
+        </w:rPr>
+        <w:t>secret</w:t>
+      </w:r>
+      <w:r>
+        <w:rPr>
+          <w:b w:val="0"/>
+        </w:rPr>
+        <w:t xml:space="preserve">. Remove value disclosure; record a non-sensitive error ID and missing/invalid key name, and follow the actual </w:t>
+      </w:r>
+      <w:r>
+        <w:rPr>
+          <w:b/>
+        </w:rPr>
+        <w:t>secret</w:t>
+      </w:r>
+      <w:r>
+        <w:rPr>
+          <w:b w:val="0"/>
+        </w:rPr>
+        <w:t>-response procedure.</w:t>
+      </w:r>
+    </w:p>
+    <w:p>
+      <w:pPr>
+        <w:pStyle w:val="Heading3"/>
+      </w:pPr>
+      <w:r>
+        <w:t>W5 Design a revealing follow-up</w:t>
+      </w:r>
+    </w:p>
+    <w:p>
+      <w:pPr>
+        <w:pStyle w:val="Heading3"/>
+      </w:pPr>
+      <w:r>
+        <w:t>Workbook question · W5</w:t>
+      </w:r>
+    </w:p>
+    <w:p>
+      <w:pPr>
+        <w:spacing w:line="336" w:lineRule="auto" w:after="180"/>
+        <w:shd w:fill="F5F1FB"/>
+      </w:pPr>
+      <w:r>
+        <w:rPr>
+          <w:b w:val="0"/>
+        </w:rPr>
+        <w:t>For the worked scenario, propose one additional case that could reveal a failure, describe its expected outcome before running it, and explain what would need to remain fixed for a fair comparison.</w:t>
+      </w:r>
+    </w:p>
+    <w:p>
+      <w:pPr>
+        <w:spacing w:line="336" w:lineRule="auto" w:after="180"/>
+        <w:shd w:fill="F5F1FB"/>
+      </w:pPr>
+      <w:r>
+        <w:rPr>
+          <w:b w:val="0"/>
+        </w:rPr>
+        <w:t>Do not reuse W4 as a new final test after receiving feedback.</w:t>
+      </w:r>
+    </w:p>
+    <w:p>
+      <w:pPr>
+        <w:pStyle w:val="Heading3"/>
+      </w:pPr>
+      <w:r>
+        <w:t>Teacher reasoning · W5</w:t>
+      </w:r>
+    </w:p>
+    <w:p>
+      <w:pPr>
+        <w:spacing w:line="336" w:lineRule="auto" w:after="180"/>
+        <w:shd w:fill="F1F6FC"/>
+      </w:pPr>
+      <w:r>
+        <w:rPr>
+          <w:b w:val="0"/>
+        </w:rPr>
+        <w:t xml:space="preserve">Teacher explanation: Accept a concrete variant of the worked </w:t>
+      </w:r>
+      <w:r>
+        <w:rPr>
+          <w:b/>
+        </w:rPr>
+        <w:t>input</w:t>
+      </w:r>
+      <w:r>
+        <w:rPr>
+          <w:b w:val="0"/>
+        </w:rPr>
+        <w:t xml:space="preserve"> or a missing/conflicting/boundary condition, with an expectation derived from the declared procedure.</w:t>
+      </w:r>
+    </w:p>
+    <w:p>
+      <w:pPr>
+        <w:spacing w:line="336" w:lineRule="auto" w:after="180"/>
+        <w:shd w:fill="F1F6FC"/>
+      </w:pPr>
+      <w:r>
+        <w:rPr>
+          <w:b w:val="0"/>
+        </w:rPr>
+        <w:t xml:space="preserve">Require preserved settings, original </w:t>
+      </w:r>
+      <w:r>
+        <w:rPr>
+          <w:b/>
+        </w:rPr>
+        <w:t>output</w:t>
+      </w:r>
+      <w:r>
+        <w:rPr>
+          <w:b w:val="0"/>
+        </w:rPr>
+        <w:t xml:space="preserve">s and data roles. A classroom mock is not a production credential-management design; no real </w:t>
+      </w:r>
+      <w:r>
+        <w:rPr>
+          <w:b/>
+        </w:rPr>
+        <w:t>secret</w:t>
+      </w:r>
+      <w:r>
+        <w:rPr>
+          <w:b w:val="0"/>
+        </w:rPr>
+        <w:t>s are needed here.</w:t>
+      </w:r>
+    </w:p>
+    <w:p>
+      <w:pPr>
+        <w:spacing w:line="336" w:lineRule="auto" w:after="180"/>
+        <w:shd w:fill="F1F6FC"/>
+      </w:pPr>
+      <w:r>
+        <w:rPr>
+          <w:b w:val="0"/>
+        </w:rPr>
+        <w:t xml:space="preserve">The new case should test this particular </w:t>
+      </w:r>
+      <w:r>
+        <w:rPr>
+          <w:b/>
+        </w:rPr>
+        <w:t>mechanism</w:t>
+      </w:r>
+      <w:r>
+        <w:rPr>
+          <w:b w:val="0"/>
+        </w:rPr>
+        <w:t xml:space="preserve"> rather than merely restate the original result.</w:t>
+      </w:r>
+    </w:p>
+    <w:p>
+      <w:pPr>
+        <w:pStyle w:val="Heading3"/>
+      </w:pPr>
+      <w:r>
+        <w:t>Independent assessment and fresh retry</w:t>
+      </w:r>
+    </w:p>
+    <w:p>
+      <w:pPr>
+        <w:pStyle w:val="Heading3"/>
+      </w:pPr>
+      <w:r>
+        <w:t>Teacher key · Independent assessment and fresh retry</w:t>
+      </w:r>
+    </w:p>
+    <w:p>
+      <w:pPr>
+        <w:spacing w:line="336" w:lineRule="auto" w:after="180"/>
+        <w:shd w:fill="F1F6FC"/>
+      </w:pPr>
+      <w:r>
+        <w:rPr>
+          <w:b w:val="0"/>
+        </w:rPr>
+        <w:t xml:space="preserve">W4: The server/client boundary leaked the </w:t>
+      </w:r>
+      <w:r>
+        <w:rPr>
+          <w:b/>
+        </w:rPr>
+        <w:t>secret</w:t>
+      </w:r>
+      <w:r>
+        <w:rPr>
+          <w:b w:val="0"/>
+        </w:rPr>
+        <w:t xml:space="preserve">. Remove value disclosure; record a non-sensitive error ID and missing/invalid key name, and follow the actual </w:t>
+      </w:r>
+      <w:r>
+        <w:rPr>
+          <w:b/>
+        </w:rPr>
+        <w:t>secret</w:t>
+      </w:r>
+      <w:r>
+        <w:rPr>
+          <w:b w:val="0"/>
+        </w:rPr>
+        <w:t>-response procedure.</w:t>
+      </w:r>
+    </w:p>
+    <w:p>
+      <w:pPr>
+        <w:spacing w:line="336" w:lineRule="auto" w:after="180"/>
+        <w:shd w:fill="F1F6FC"/>
+      </w:pPr>
+      <w:r>
+        <w:rPr>
+          <w:b w:val="0"/>
+        </w:rPr>
+        <w:t xml:space="preserve">Require intermediate reasoning and the stated scope. Fresh retry: A debug log stores an access token to explain invalid </w:t>
+      </w:r>
+      <w:r>
+        <w:rPr>
+          <w:b/>
+        </w:rPr>
+        <w:t>configuration</w:t>
+      </w:r>
+      <w:r>
+        <w:rPr>
+          <w:b w:val="0"/>
+        </w:rPr>
+        <w:t>.</w:t>
+      </w:r>
+    </w:p>
+    <w:p>
+      <w:pPr>
+        <w:spacing w:line="336" w:lineRule="auto" w:after="180"/>
+        <w:shd w:fill="F1F6FC"/>
+      </w:pPr>
+      <w:r>
+        <w:rPr>
+          <w:b w:val="0"/>
+        </w:rPr>
+        <w:t>Expected reasoning: Redact the token; log the validation category and trace ID rather than credential contents.</w:t>
+      </w:r>
+    </w:p>
+    <w:p>
+      <w:pPr>
+        <w:spacing w:line="336" w:lineRule="auto" w:after="180"/>
+        <w:shd w:fill="F1F6FC"/>
+      </w:pPr>
+      <w:r>
+        <w:rPr>
+          <w:b w:val="0"/>
+        </w:rPr>
+        <w:t>If students need support, record it and reassess with another new case rather than awarding independence to a copied answer.</w:t>
+      </w:r>
+    </w:p>
+    <w:p>
+      <w:pPr>
+        <w:pStyle w:val="Heading3"/>
+      </w:pPr>
+      <w:r>
+        <w:t>Assess independent transfer</w:t>
+      </w:r>
+    </w:p>
+    <w:p>
+      <w:pPr>
+        <w:pStyle w:val="Heading3"/>
+      </w:pPr>
+      <w:r>
+        <w:t>Independent question · withhold the key</w:t>
+      </w:r>
+    </w:p>
+    <w:p>
+      <w:pPr>
+        <w:spacing w:line="336" w:lineRule="auto" w:after="180"/>
+        <w:shd w:fill="F5F1FB"/>
+      </w:pPr>
+      <w:r>
+        <w:rPr>
+          <w:b w:val="0"/>
+        </w:rPr>
+        <w:t xml:space="preserve">Selected case: Server </w:t>
+      </w:r>
+      <w:r>
+        <w:rPr>
+          <w:b/>
+        </w:rPr>
+        <w:t>secret</w:t>
+      </w:r>
+      <w:r>
+        <w:rPr>
+          <w:b w:val="0"/>
+        </w:rPr>
+        <w:t xml:space="preserve"> exists, but a browser error includes its full value. What failed and what record should be produced instead?</w:t>
+      </w:r>
+    </w:p>
+    <w:p>
+      <w:pPr>
+        <w:pStyle w:val="Heading3"/>
+      </w:pPr>
+      <w:r>
+        <w:t>Selected case answer</w:t>
+      </w:r>
+    </w:p>
+    <w:p>
+      <w:pPr>
+        <w:pStyle w:val="Heading3"/>
+      </w:pPr>
+      <w:r>
+        <w:t>Teacher key · Selected case answer</w:t>
+      </w:r>
+    </w:p>
+    <w:p>
+      <w:pPr>
+        <w:spacing w:line="336" w:lineRule="auto" w:after="180"/>
+        <w:shd w:fill="F1F6FC"/>
+      </w:pPr>
+      <w:r>
+        <w:rPr>
+          <w:b w:val="0"/>
+        </w:rPr>
+        <w:t xml:space="preserve">Teacher explanation: The server/client boundary leaked the </w:t>
+      </w:r>
+      <w:r>
+        <w:rPr>
+          <w:b/>
+        </w:rPr>
+        <w:t>secret</w:t>
+      </w:r>
+      <w:r>
+        <w:rPr>
+          <w:b w:val="0"/>
+        </w:rPr>
+        <w:t xml:space="preserve">. Remove value disclosure; record a non-sensitive error ID and missing/invalid key name, and follow the actual </w:t>
+      </w:r>
+      <w:r>
+        <w:rPr>
+          <w:b/>
+        </w:rPr>
+        <w:t>secret</w:t>
+      </w:r>
+      <w:r>
+        <w:rPr>
+          <w:b w:val="0"/>
+        </w:rPr>
+        <w:t>-response procedure.</w:t>
       </w:r>
     </w:p>
     <w:tbl>
@@ -1678,67 +3781,329 @@
       </w:tr>
     </w:tbl>
     <w:p>
-      <w:r>
-        <w:t>Record each dimension as not yet, with support, or independent. Accept a valid alternative procedure with a defensible trace. Do not penalise an honestly recorded model failure if the learner correctly explains its evidence and limits.</w:t>
+      <w:pPr>
+        <w:pStyle w:val="Heading3"/>
+      </w:pPr>
+      <w:r>
+        <w:t>Teacher key · Selected case answer</w:t>
       </w:r>
     </w:p>
     <w:p>
       <w:pPr>
-        <w:pStyle w:val="Heading3"/>
-      </w:pPr>
-      <w:r>
-        <w:t>Feedback that the learner uses</w:t>
+        <w:spacing w:line="336" w:lineRule="auto" w:after="180"/>
+        <w:shd w:fill="F1F6FC"/>
+      </w:pPr>
+      <w:r>
+        <w:rPr>
+          <w:b w:val="0"/>
+        </w:rPr>
+        <w:t>Record each dimension as not yet, with support, or independent. Accept a valid alternative procedure with a defensible trace.</w:t>
       </w:r>
     </w:p>
     <w:p>
-      <w:r>
-        <w:t>Name the earliest unsupported step and give one action to repair it. Have the learner make that repair now and explain why. Then assess the relevant skill on a fresh, fully specified case. Confirm it was not previously practised with feedback; solve and check the new case before assigning it. A follow-up design prompt is a starting brief, not automatically an equivalent test.</w:t>
+      <w:pPr>
+        <w:spacing w:line="336" w:lineRule="auto" w:after="180"/>
+        <w:shd w:fill="F1F6FC"/>
+      </w:pPr>
+      <w:r>
+        <w:rPr>
+          <w:b w:val="0"/>
+        </w:rPr>
+        <w:t xml:space="preserve">Do not penalise an honestly recorded model failure if the learner correctly explains its </w:t>
+      </w:r>
+      <w:r>
+        <w:rPr>
+          <w:b/>
+        </w:rPr>
+        <w:t>evidence</w:t>
+      </w:r>
+      <w:r>
+        <w:rPr>
+          <w:b w:val="0"/>
+        </w:rPr>
+        <w:t xml:space="preserve"> and limits.</w:t>
       </w:r>
     </w:p>
     <w:p>
       <w:pPr>
-        <w:pStyle w:val="Heading1"/>
-      </w:pPr>
-      <w:r>
-        <w:t>06. Connect the project, support and next lesson</w:t>
+        <w:pStyle w:val="Heading3"/>
+      </w:pPr>
+      <w:r>
+        <w:t>Feedback that the learner uses</w:t>
       </w:r>
     </w:p>
     <w:p>
-      <w:r>
-        <w:t>Add a labelled configuration and secrets evidence sheet to Grounded Learning Service. Show how you can explain the mechanism and terminology of configuration and secrets. Use the supplied fictional case and keep its inputs, intermediate steps, calculation or prediction, and limitation. Connect this record to last week’s record; a matching answer without a trace is insufficient.</w:t>
+      <w:pPr>
+        <w:spacing w:line="336" w:lineRule="auto" w:after="180"/>
+      </w:pPr>
+      <w:r>
+        <w:rPr>
+          <w:b w:val="0"/>
+        </w:rPr>
+        <w:t>Name the earliest unsupported step and give one action to repair it. Have the learner make that repair now and explain why. Then assess the relevant skill on a fresh, fully specified case.</w:t>
       </w:r>
     </w:p>
     <w:p>
-      <w:r>
-        <w:t>Provide an input/procedure/result/limit frame and a calculator when needed. Ask students to identify the first step before completing the whole trace. Extension: compare two concrete variants of this mechanism while holding unrelated conditions fixed; report both successful and unsuccessful outcomes.</w:t>
+      <w:pPr>
+        <w:spacing w:line="336" w:lineRule="auto" w:after="180"/>
+      </w:pPr>
+      <w:r>
+        <w:rPr>
+          <w:b w:val="0"/>
+        </w:rPr>
+        <w:t>Confirm it was not previously practised with feedback; solve and check the new case before assigning it. A follow-up design prompt is a starting brief, not automatically an equivalent test.</w:t>
       </w:r>
     </w:p>
     <w:p>
-      <w:r>
-        <w:t>Next connection: Authentication and authorisation. Preserve the current case record and retrieve its evidence boundary before moving on.</w:t>
+      <w:pPr>
+        <w:pStyle w:val="Heading1"/>
+      </w:pPr>
+      <w:r>
+        <w:t>06. Connect the project, support and next lesson</w:t>
       </w:r>
     </w:p>
     <w:p>
       <w:r>
-        <w:t>Retain the project ledger and assess a changed case after support. Check the relevant prerequisite before carrying this component forward.</w:t>
+        <w:t>Connect Configuration and secrets to Grounded Learning Service, adapt support and plan a later changed-case check.</w:t>
       </w:r>
     </w:p>
     <w:p>
       <w:pPr>
-        <w:pStyle w:val="Heading3"/>
-      </w:pPr>
-      <w:r>
-        <w:t>Plan the delayed return</w:t>
+        <w:spacing w:line="336" w:lineRule="auto" w:after="180"/>
+      </w:pPr>
+      <w:r>
+        <w:rPr>
+          <w:b w:val="0"/>
+        </w:rPr>
+        <w:t xml:space="preserve">Add a labelled </w:t>
+      </w:r>
+      <w:r>
+        <w:rPr>
+          <w:b/>
+        </w:rPr>
+        <w:t>configuration</w:t>
+      </w:r>
+      <w:r>
+        <w:rPr>
+          <w:b w:val="0"/>
+        </w:rPr>
+        <w:t xml:space="preserve"> and </w:t>
+      </w:r>
+      <w:r>
+        <w:rPr>
+          <w:b/>
+        </w:rPr>
+        <w:t>secret</w:t>
+      </w:r>
+      <w:r>
+        <w:rPr>
+          <w:b w:val="0"/>
+        </w:rPr>
+        <w:t xml:space="preserve">s </w:t>
+      </w:r>
+      <w:r>
+        <w:rPr>
+          <w:b/>
+        </w:rPr>
+        <w:t>evidence</w:t>
+      </w:r>
+      <w:r>
+        <w:rPr>
+          <w:b w:val="0"/>
+        </w:rPr>
+        <w:t xml:space="preserve"> sheet to Grounded Learning Service. Show how you can explain the </w:t>
+      </w:r>
+      <w:r>
+        <w:rPr>
+          <w:b/>
+        </w:rPr>
+        <w:t>mechanism</w:t>
+      </w:r>
+      <w:r>
+        <w:rPr>
+          <w:b w:val="0"/>
+        </w:rPr>
+        <w:t xml:space="preserve"> and terminology of </w:t>
+      </w:r>
+      <w:r>
+        <w:rPr>
+          <w:b/>
+        </w:rPr>
+        <w:t>configuration</w:t>
+      </w:r>
+      <w:r>
+        <w:rPr>
+          <w:b w:val="0"/>
+        </w:rPr>
+        <w:t xml:space="preserve"> and </w:t>
+      </w:r>
+      <w:r>
+        <w:rPr>
+          <w:b/>
+        </w:rPr>
+        <w:t>secret</w:t>
+      </w:r>
+      <w:r>
+        <w:rPr>
+          <w:b w:val="0"/>
+        </w:rPr>
+        <w:t>s.</w:t>
       </w:r>
     </w:p>
     <w:p>
-      <w:r>
-        <w:t>Suggested return points in this level: ai-6/5, ai-6/7, ai-6/10. Use actual classroom dates, adjusting for holidays and gaps. One, three and six teaching weeks are scheduling choices, not a claimed optimal spacing.</w:t>
+      <w:pPr>
+        <w:spacing w:line="336" w:lineRule="auto" w:after="180"/>
+      </w:pPr>
+      <w:r>
+        <w:rPr>
+          <w:b w:val="0"/>
+        </w:rPr>
+        <w:t xml:space="preserve">Use the supplied fictional case and keep its </w:t>
+      </w:r>
+      <w:r>
+        <w:rPr>
+          <w:b/>
+        </w:rPr>
+        <w:t>input</w:t>
+      </w:r>
+      <w:r>
+        <w:rPr>
+          <w:b w:val="0"/>
+        </w:rPr>
+        <w:t xml:space="preserve">s, intermediate steps, calculation or </w:t>
+      </w:r>
+      <w:r>
+        <w:rPr>
+          <w:b/>
+        </w:rPr>
+        <w:t>prediction</w:t>
+      </w:r>
+      <w:r>
+        <w:rPr>
+          <w:b w:val="0"/>
+        </w:rPr>
+        <w:t>, and limitation. Connect this record to last week’s record; a matching answer without a trace is insufficient.</w:t>
       </w:r>
     </w:p>
     <w:p>
-      <w:r>
-        <w:t>At a delayed check, ask for the idea from memory and a changed application. Compare with the earlier independent response and record support used. For a new level, revisit the previous capstone before checking the new prerequisites.</w:t>
+      <w:pPr>
+        <w:spacing w:line="336" w:lineRule="auto" w:after="180"/>
+      </w:pPr>
+      <w:r>
+        <w:rPr>
+          <w:b w:val="0"/>
+        </w:rPr>
+        <w:t xml:space="preserve">Provide an </w:t>
+      </w:r>
+      <w:r>
+        <w:rPr>
+          <w:b/>
+        </w:rPr>
+        <w:t>input</w:t>
+      </w:r>
+      <w:r>
+        <w:rPr>
+          <w:b w:val="0"/>
+        </w:rPr>
+        <w:t>/procedure/result/limit frame and a calculator when needed. Ask students to identify the first step before completing the whole trace.</w:t>
+      </w:r>
+    </w:p>
+    <w:p>
+      <w:pPr>
+        <w:spacing w:line="336" w:lineRule="auto" w:after="180"/>
+      </w:pPr>
+      <w:r>
+        <w:rPr>
+          <w:b w:val="0"/>
+        </w:rPr>
+        <w:t xml:space="preserve">Extension: compare two concrete variants of this </w:t>
+      </w:r>
+      <w:r>
+        <w:rPr>
+          <w:b/>
+        </w:rPr>
+        <w:t>mechanism</w:t>
+      </w:r>
+      <w:r>
+        <w:rPr>
+          <w:b w:val="0"/>
+        </w:rPr>
+        <w:t xml:space="preserve"> while holding unrelated conditions fixed; report both successful and unsuccessful outcomes.</w:t>
+      </w:r>
+    </w:p>
+    <w:p>
+      <w:pPr>
+        <w:spacing w:line="336" w:lineRule="auto" w:after="180"/>
+      </w:pPr>
+      <w:r>
+        <w:rPr>
+          <w:b w:val="0"/>
+        </w:rPr>
+        <w:t xml:space="preserve">Next connection: Authentication and authorisation. Preserve the current case record and retrieve its </w:t>
+      </w:r>
+      <w:r>
+        <w:rPr>
+          <w:b/>
+        </w:rPr>
+        <w:t>evidence</w:t>
+      </w:r>
+      <w:r>
+        <w:rPr>
+          <w:b w:val="0"/>
+        </w:rPr>
+        <w:t xml:space="preserve"> boundary before moving on.</w:t>
+      </w:r>
+    </w:p>
+    <w:p>
+      <w:pPr>
+        <w:spacing w:line="336" w:lineRule="auto" w:after="180"/>
+      </w:pPr>
+      <w:r>
+        <w:rPr>
+          <w:b w:val="0"/>
+        </w:rPr>
+        <w:t>Retain the project ledger and assess a changed case after support. Check the relevant prerequisite before carrying this component forward.</w:t>
+      </w:r>
+    </w:p>
+    <w:p>
+      <w:pPr>
+        <w:pStyle w:val="Heading3"/>
+      </w:pPr>
+      <w:r>
+        <w:t>Plan the delayed return</w:t>
+      </w:r>
+    </w:p>
+    <w:p>
+      <w:pPr>
+        <w:spacing w:line="336" w:lineRule="auto" w:after="180"/>
+      </w:pPr>
+      <w:r>
+        <w:rPr>
+          <w:b w:val="0"/>
+        </w:rPr>
+        <w:t>Suggested return points in this level: ai-6/5, ai-6/7, ai-6/10. Use actual classroom dates, adjusting for holidays and gaps. One, three and six teaching weeks are scheduling choices, not a claimed optimal spacing.</w:t>
+      </w:r>
+    </w:p>
+    <w:p>
+      <w:pPr>
+        <w:spacing w:line="336" w:lineRule="auto" w:after="180"/>
+      </w:pPr>
+      <w:r>
+        <w:rPr>
+          <w:b w:val="0"/>
+        </w:rPr>
+        <w:t>At a delayed check, ask for the idea from memory and a changed application. Compare with the earlier independent response and record support used.</w:t>
+      </w:r>
+    </w:p>
+    <w:p>
+      <w:pPr>
+        <w:spacing w:line="336" w:lineRule="auto" w:after="180"/>
+      </w:pPr>
+      <w:r>
+        <w:rPr>
+          <w:b w:val="0"/>
+        </w:rPr>
+        <w:t>For a new level, revisit the previous capstone before checking the new prerequisites.</w:t>
       </w:r>
     </w:p>
     <w:tbl>
@@ -1898,8 +4263,26 @@
       </w:tr>
     </w:tbl>
     <w:p>
-      <w:r>
-        <w:t>Use the evidence to choose reteaching or the next step. A completed page, confidence rating or attractive project does not by itself demonstrate understanding.</w:t>
+      <w:pPr>
+        <w:spacing w:line="336" w:lineRule="auto" w:after="180"/>
+      </w:pPr>
+      <w:r>
+        <w:rPr>
+          <w:b w:val="0"/>
+        </w:rPr>
+        <w:t xml:space="preserve">Use the </w:t>
+      </w:r>
+      <w:r>
+        <w:rPr>
+          <w:b/>
+        </w:rPr>
+        <w:t>evidence</w:t>
+      </w:r>
+      <w:r>
+        <w:rPr>
+          <w:b w:val="0"/>
+        </w:rPr>
+        <w:t xml:space="preserve"> to choose reteaching or the next step. A completed page, confidence rating or attractive project does not by itself demonstrate understanding.</w:t>
       </w:r>
     </w:p>
     <w:p>
@@ -1911,8 +4294,26 @@
       </w:r>
     </w:p>
     <w:p>
-      <w:r>
-        <w:t>For the Grounded Learning Service, retain an annotated trace and the changed-case result. Name the contract or evidence that makes the deciding step valid, so another team can review it.</w:t>
+      <w:pPr>
+        <w:spacing w:line="336" w:lineRule="auto" w:after="180"/>
+      </w:pPr>
+      <w:r>
+        <w:rPr>
+          <w:b w:val="0"/>
+        </w:rPr>
+        <w:t xml:space="preserve">For the Grounded Learning Service, retain an annotated trace and the changed-case result. Name the contract or </w:t>
+      </w:r>
+      <w:r>
+        <w:rPr>
+          <w:b/>
+        </w:rPr>
+        <w:t>evidence</w:t>
+      </w:r>
+      <w:r>
+        <w:rPr>
+          <w:b w:val="0"/>
+        </w:rPr>
+        <w:t xml:space="preserve"> that makes the deciding step valid, so another team can review it.</w:t>
       </w:r>
     </w:p>
     <w:p>
@@ -1925,12 +4326,86 @@
     </w:p>
     <w:p>
       <w:r>
-        <w:t>Teaching target: Explain the mechanism and terminology of configuration and secrets</w:t>
+        <w:t>Use this preparation summary alongside the detailed Configuration and secrets lesson; it is a checklist rather than a replacement for the full sequence.</w:t>
       </w:r>
     </w:p>
     <w:p>
-      <w:r>
-        <w:t>Prepare the labelled worked-case picture, the matching workbook, fictional input cards and a place for individual responses. Check a local Python 3 environment before class; have a paper-trace version ready.</w:t>
+      <w:pPr>
+        <w:pStyle w:val="Heading3"/>
+      </w:pPr>
+      <w:r>
+        <w:t>Teaching target</w:t>
+      </w:r>
+    </w:p>
+    <w:p>
+      <w:pPr>
+        <w:spacing w:line="336" w:lineRule="auto" w:after="180"/>
+        <w:shd w:fill="EDF7F3"/>
+      </w:pPr>
+      <w:r>
+        <w:rPr>
+          <w:b w:val="0"/>
+        </w:rPr>
+        <w:t xml:space="preserve">Teaching target: Explain the </w:t>
+      </w:r>
+      <w:r>
+        <w:rPr>
+          <w:b/>
+        </w:rPr>
+        <w:t>mechanism</w:t>
+      </w:r>
+      <w:r>
+        <w:rPr>
+          <w:b w:val="0"/>
+        </w:rPr>
+        <w:t xml:space="preserve"> and terminology of </w:t>
+      </w:r>
+      <w:r>
+        <w:rPr>
+          <w:b/>
+        </w:rPr>
+        <w:t>configuration</w:t>
+      </w:r>
+      <w:r>
+        <w:rPr>
+          <w:b w:val="0"/>
+        </w:rPr>
+        <w:t xml:space="preserve"> and </w:t>
+      </w:r>
+      <w:r>
+        <w:rPr>
+          <w:b/>
+        </w:rPr>
+        <w:t>secret</w:t>
+      </w:r>
+      <w:r>
+        <w:rPr>
+          <w:b w:val="0"/>
+        </w:rPr>
+        <w:t>s</w:t>
+      </w:r>
+    </w:p>
+    <w:p>
+      <w:pPr>
+        <w:spacing w:line="336" w:lineRule="auto" w:after="180"/>
+      </w:pPr>
+      <w:r>
+        <w:rPr>
+          <w:b w:val="0"/>
+        </w:rPr>
+        <w:t xml:space="preserve">Prepare the labelled worked-case picture, the matching workbook, fictional </w:t>
+      </w:r>
+      <w:r>
+        <w:rPr>
+          <w:b/>
+        </w:rPr>
+        <w:t>input</w:t>
+      </w:r>
+      <w:r>
+        <w:rPr>
+          <w:b w:val="0"/>
+        </w:rPr>
+        <w:t xml:space="preserve"> cards and a place for individual responses. Check a local Python 3 environment before class; have a paper-trace version ready.</w:t>
       </w:r>
     </w:p>
     <w:tbl>
@@ -2077,37 +4552,219 @@
       </w:tr>
     </w:tbl>
     <w:p>
-      <w:r>
+      <w:pPr>
+        <w:spacing w:line="336" w:lineRule="auto" w:after="180"/>
+      </w:pPr>
+      <w:r>
+        <w:rPr>
+          <w:b w:val="0"/>
+        </w:rPr>
         <w:t>Before class, solve the supported practice: A startup script prints every environment variable while debugging a missing data version. Show the intermediate steps and give the conclusion with its scope.</w:t>
       </w:r>
     </w:p>
     <w:p>
-      <w:r>
-        <w:t>Reasoned practice answer: Teacher explanation: It risks exposing secrets unrelated to the error. Report the missing key name without values and validate only required fields.</w:t>
+      <w:pPr>
+        <w:pStyle w:val="Heading3"/>
+      </w:pPr>
+      <w:r>
+        <w:t>Supported practice answer</w:t>
       </w:r>
     </w:p>
     <w:p>
-      <w:r>
-        <w:t>Check every learner before discussion: Use the worked case for Configuration and secrets. Proposed explanation: “The worked result establishes every future case”. Decide whether this explanation is supported. Point to the step or supplied fact that decides; explain your repair if needed.</w:t>
+      <w:pPr>
+        <w:spacing w:line="336" w:lineRule="auto" w:after="180"/>
+        <w:shd w:fill="F1F6FC"/>
+      </w:pPr>
+      <w:r>
+        <w:rPr>
+          <w:b w:val="0"/>
+        </w:rPr>
+        <w:t xml:space="preserve">Reasoned practice answer: Teacher explanation: It risks exposing </w:t>
+      </w:r>
+      <w:r>
+        <w:rPr>
+          <w:b/>
+        </w:rPr>
+        <w:t>secret</w:t>
+      </w:r>
+      <w:r>
+        <w:rPr>
+          <w:b w:val="0"/>
+        </w:rPr>
+        <w:t>s unrelated to the error. Report the missing key name without values and validate only required fields.</w:t>
       </w:r>
     </w:p>
     <w:p>
-      <w:r>
-        <w:t>Misconception repair: A classroom mock is not a production credential-management design; no real secrets are needed here.</w:t>
+      <w:pPr>
+        <w:spacing w:line="336" w:lineRule="auto" w:after="180"/>
+      </w:pPr>
+      <w:r>
+        <w:rPr>
+          <w:b w:val="0"/>
+        </w:rPr>
+        <w:t xml:space="preserve">Check every learner before discussion: Use the worked case for </w:t>
+      </w:r>
+      <w:r>
+        <w:rPr>
+          <w:b/>
+        </w:rPr>
+        <w:t>Configuration</w:t>
+      </w:r>
+      <w:r>
+        <w:rPr>
+          <w:b w:val="0"/>
+        </w:rPr>
+        <w:t xml:space="preserve"> and </w:t>
+      </w:r>
+      <w:r>
+        <w:rPr>
+          <w:b/>
+        </w:rPr>
+        <w:t>secret</w:t>
+      </w:r>
+      <w:r>
+        <w:rPr>
+          <w:b w:val="0"/>
+        </w:rPr>
+        <w:t>s. Proposed explanation: “The worked result establishes every future case”. Decide whether this explanation is supported.</w:t>
       </w:r>
     </w:p>
     <w:p>
-      <w:r>
-        <w:t>Support: read the exact case aloud, enlarge the labelled picture, supply input cards and model only the first deciding step. Accept a spoken explanation or drawing; retain the reasoning goal.</w:t>
+      <w:pPr>
+        <w:spacing w:line="336" w:lineRule="auto" w:after="180"/>
+      </w:pPr>
+      <w:r>
+        <w:rPr>
+          <w:b w:val="0"/>
+        </w:rPr>
+        <w:t>Point to the step or supplied fact that decides; explain your repair if needed.</w:t>
       </w:r>
     </w:p>
     <w:p>
-      <w:r>
-        <w:t>Extension: Change maximum_words to 60. Require a prediction and a reason before comparing. Expected result: The configured answer limit becomes 60; the private token stays unchanged. Reason: An ordinary length setting does not require replacing the credential.</w:t>
+      <w:pPr>
+        <w:pStyle w:val="Heading3"/>
+      </w:pPr>
+      <w:r>
+        <w:t>Repair the misconception</w:t>
       </w:r>
     </w:p>
     <w:p>
-      <w:r>
+      <w:pPr>
+        <w:spacing w:line="336" w:lineRule="auto" w:after="180"/>
+        <w:shd w:fill="FFF5E6"/>
+      </w:pPr>
+      <w:r>
+        <w:rPr>
+          <w:b w:val="0"/>
+        </w:rPr>
+        <w:t xml:space="preserve">Misconception repair: A classroom mock is not a production credential-management design; no real </w:t>
+      </w:r>
+      <w:r>
+        <w:rPr>
+          <w:b/>
+        </w:rPr>
+        <w:t>secret</w:t>
+      </w:r>
+      <w:r>
+        <w:rPr>
+          <w:b w:val="0"/>
+        </w:rPr>
+        <w:t>s are needed here.</w:t>
+      </w:r>
+    </w:p>
+    <w:p>
+      <w:pPr>
+        <w:pStyle w:val="Heading3"/>
+      </w:pPr>
+      <w:r>
+        <w:t>Support without giving away the answer</w:t>
+      </w:r>
+    </w:p>
+    <w:p>
+      <w:pPr>
+        <w:spacing w:line="336" w:lineRule="auto" w:after="180"/>
+        <w:shd w:fill="F1F6F8"/>
+      </w:pPr>
+      <w:r>
+        <w:rPr>
+          <w:b w:val="0"/>
+        </w:rPr>
+        <w:t xml:space="preserve">Support: read the exact case aloud, enlarge the labelled picture, supply </w:t>
+      </w:r>
+      <w:r>
+        <w:rPr>
+          <w:b/>
+        </w:rPr>
+        <w:t>input</w:t>
+      </w:r>
+      <w:r>
+        <w:rPr>
+          <w:b w:val="0"/>
+        </w:rPr>
+        <w:t xml:space="preserve"> cards and model only the first deciding step. Accept a spoken explanation or drawing; retain the reasoning goal.</w:t>
+      </w:r>
+    </w:p>
+    <w:p>
+      <w:pPr>
+        <w:pStyle w:val="Heading3"/>
+      </w:pPr>
+      <w:r>
+        <w:t>Extend the reasoning</w:t>
+      </w:r>
+    </w:p>
+    <w:p>
+      <w:pPr>
+        <w:spacing w:line="336" w:lineRule="auto" w:after="180"/>
+        <w:shd w:fill="F5F1FB"/>
+      </w:pPr>
+      <w:r>
+        <w:rPr>
+          <w:b w:val="0"/>
+        </w:rPr>
+        <w:t xml:space="preserve">Extension: Change maximum_words to 60. Require a </w:t>
+      </w:r>
+      <w:r>
+        <w:rPr>
+          <w:b/>
+        </w:rPr>
+        <w:t>prediction</w:t>
+      </w:r>
+      <w:r>
+        <w:rPr>
+          <w:b w:val="0"/>
+        </w:rPr>
+        <w:t xml:space="preserve"> and a reason before comparing. Expected result: The configured answer limit becomes 60; the private token stays unchanged.</w:t>
+      </w:r>
+    </w:p>
+    <w:p>
+      <w:pPr>
+        <w:spacing w:line="336" w:lineRule="auto" w:after="180"/>
+        <w:shd w:fill="F5F1FB"/>
+      </w:pPr>
+      <w:r>
+        <w:rPr>
+          <w:b w:val="0"/>
+        </w:rPr>
+        <w:t>Reason: An ordinary length setting does not require replacing the credential.</w:t>
+      </w:r>
+    </w:p>
+    <w:p>
+      <w:pPr>
+        <w:pStyle w:val="Heading3"/>
+      </w:pPr>
+      <w:r>
+        <w:t>Protect the independent attempt</w:t>
+      </w:r>
+    </w:p>
+    <w:p>
+      <w:pPr>
+        <w:spacing w:line="336" w:lineRule="auto" w:after="180"/>
+        <w:shd w:fill="FFF5E6"/>
+      </w:pPr>
+      <w:r>
+        <w:rPr>
+          <w:b w:val="0"/>
+        </w:rPr>
         <w:t>Independent assessment: withhold the reserved answer until the learner has attempted the new case. Record support separately from correctness.</w:t>
       </w:r>
     </w:p>
@@ -2296,46 +4953,1039 @@
       </w:tr>
     </w:tbl>
     <w:p>
-      <w:r>
-        <w:t>Project checkpoint: Frame the need. Name the user, the problem, allowed inputs and a safe simple starting method.</w:t>
+      <w:pPr>
+        <w:pStyle w:val="Heading3"/>
+      </w:pPr>
+      <w:r>
+        <w:t>Project checkpoint</w:t>
       </w:r>
     </w:p>
     <w:p>
-      <w:r>
-        <w:t>Use the weekly teacher answer for topic-specific reasoning. A saved progress tick is an activity record; judge mastery from the learner’s explanation and evidence.</w:t>
+      <w:pPr>
+        <w:spacing w:line="336" w:lineRule="auto" w:after="180"/>
+        <w:shd w:fill="EDF7F3"/>
+      </w:pPr>
+      <w:r>
+        <w:rPr>
+          <w:b w:val="0"/>
+        </w:rPr>
+        <w:t xml:space="preserve">Project checkpoint: Frame the need. Name the user, the problem, allowed </w:t>
+      </w:r>
+      <w:r>
+        <w:rPr>
+          <w:b/>
+        </w:rPr>
+        <w:t>input</w:t>
+      </w:r>
+      <w:r>
+        <w:rPr>
+          <w:b w:val="0"/>
+        </w:rPr>
+        <w:t>s and a safe simple starting method.</w:t>
       </w:r>
     </w:p>
     <w:p>
       <w:pPr>
-        <w:pStyle w:val="Heading1"/>
-      </w:pPr>
-      <w:r>
-        <w:t>08. Use feedback, labs and repair paths</w:t>
+        <w:spacing w:line="336" w:lineRule="auto" w:after="180"/>
+      </w:pPr>
+      <w:r>
+        <w:rPr>
+          <w:b w:val="0"/>
+        </w:rPr>
+        <w:t xml:space="preserve">Use the weekly teacher answer for topic-specific reasoning. A saved progress tick is an activity record; judge mastery from the learner’s explanation and </w:t>
+      </w:r>
+      <w:r>
+        <w:rPr>
+          <w:b/>
+        </w:rPr>
+        <w:t>evidence</w:t>
+      </w:r>
+      <w:r>
+        <w:rPr>
+          <w:b w:val="0"/>
+        </w:rPr>
+        <w:t>.</w:t>
       </w:r>
     </w:p>
     <w:p>
-      <w:r>
-        <w:t>Use the two formative questions as supported practice, not as independent mastery scores. Discuss the deciding evidence rather than accepting a guessed selection.</w:t>
+      <w:pPr>
+        <w:pStyle w:val="Heading1"/>
+      </w:pPr>
+      <w:r>
+        <w:t>08. Use feedback, labs and repair paths</w:t>
       </w:r>
     </w:p>
     <w:p>
       <w:r>
-        <w:t>The feedback comes from the reviewed public worked case. Do not reveal the separately reserved independent teacher answer until the learner has attempted that case.</w:t>
+        <w:t>Use feedback, earlier review and portfolios purposefully. Apply the coding routine only when this lesson has an executable lab.</w:t>
       </w:r>
     </w:p>
     <w:p>
-      <w:r>
-        <w:t>Ask students to predict before running code. Preserve errors and actual outputs; collect a changed test and an explanation. The branch-boundary and indexing lessons deliberately include failure cases.</w:t>
+      <w:pPr>
+        <w:spacing w:line="336" w:lineRule="auto" w:after="180"/>
+      </w:pPr>
+      <w:r>
+        <w:rPr>
+          <w:b w:val="0"/>
+        </w:rPr>
+        <w:t xml:space="preserve">Use the two formative questions as supported practice, not as independent mastery scores. Discuss the deciding </w:t>
+      </w:r>
+      <w:r>
+        <w:rPr>
+          <w:b/>
+        </w:rPr>
+        <w:t>evidence</w:t>
+      </w:r>
+      <w:r>
+        <w:rPr>
+          <w:b w:val="0"/>
+        </w:rPr>
+        <w:t xml:space="preserve"> rather than accepting a guessed selection.</w:t>
       </w:r>
     </w:p>
     <w:p>
-      <w:r>
-        <w:t>Use the earlier worked-explanation links to address a specific missing building block, then return to the current question. Adapt this suggestion after observing the learner; it is not an automatic diagnosis.</w:t>
+      <w:pPr>
+        <w:spacing w:line="336" w:lineRule="auto" w:after="180"/>
+      </w:pPr>
+      <w:r>
+        <w:rPr>
+          <w:b w:val="0"/>
+        </w:rPr>
+        <w:t>The feedback comes from the reviewed public worked case. Do not reveal the separately reserved independent teacher answer until the learner has attempted that case.</w:t>
       </w:r>
     </w:p>
     <w:p>
-      <w:r>
-        <w:t>Collect the completed-work portfolio as evidence. Record support separately from correctness, and assess explanation, trace/test and limitations. Progress ticks and quiz selections alone do not establish mastery.</w:t>
+      <w:pPr>
+        <w:pStyle w:val="Heading3"/>
+      </w:pPr>
+      <w:r>
+        <w:t>For later coding lessons</w:t>
+      </w:r>
+    </w:p>
+    <w:p>
+      <w:r>
+        <w:t>This week has no code block. Use this routine when a later lesson includes an executable lab.</w:t>
+      </w:r>
+    </w:p>
+    <w:p>
+      <w:pPr>
+        <w:spacing w:line="336" w:lineRule="auto" w:after="180"/>
+        <w:shd w:fill="F1F6F8"/>
+      </w:pPr>
+      <w:r>
+        <w:rPr>
+          <w:b w:val="0"/>
+        </w:rPr>
+        <w:t xml:space="preserve">Ask students to predict before running code. Preserve errors and actual </w:t>
+      </w:r>
+      <w:r>
+        <w:rPr>
+          <w:b/>
+        </w:rPr>
+        <w:t>output</w:t>
+      </w:r>
+      <w:r>
+        <w:rPr>
+          <w:b w:val="0"/>
+        </w:rPr>
+        <w:t>s; collect a changed test and an explanation. The branch-boundary and indexing lessons deliberately include failure cases.</w:t>
+      </w:r>
+    </w:p>
+    <w:p>
+      <w:pPr>
+        <w:spacing w:line="336" w:lineRule="auto" w:after="180"/>
+      </w:pPr>
+      <w:r>
+        <w:rPr>
+          <w:b w:val="0"/>
+        </w:rPr>
+        <w:t>Use the earlier worked-explanation links to address a specific missing building block, then return to the current question. Adapt this suggestion after observing the learner; it is not an automatic diagnosis.</w:t>
+      </w:r>
+    </w:p>
+    <w:p>
+      <w:pPr>
+        <w:spacing w:line="336" w:lineRule="auto" w:after="180"/>
+      </w:pPr>
+      <w:r>
+        <w:rPr>
+          <w:b w:val="0"/>
+        </w:rPr>
+        <w:t xml:space="preserve">Collect the completed-work portfolio as </w:t>
+      </w:r>
+      <w:r>
+        <w:rPr>
+          <w:b/>
+        </w:rPr>
+        <w:t>evidence</w:t>
+      </w:r>
+      <w:r>
+        <w:rPr>
+          <w:b w:val="0"/>
+        </w:rPr>
+        <w:t>. Record support separately from correctness, and assess explanation, trace/test and limitations. Progress ticks and quiz selections alone do not establish mastery.</w:t>
+      </w:r>
+    </w:p>
+    <w:p>
+      <w:pPr>
+        <w:pStyle w:val="Heading1"/>
+      </w:pPr>
+      <w:r>
+        <w:t>09. Visual concept journey</w:t>
+      </w:r>
+    </w:p>
+    <w:p>
+      <w:r>
+        <w:t>Show one Configuration and secrets graphic at a time, request a prediction and discuss its trace before the independent assessment.</w:t>
+      </w:r>
+    </w:p>
+    <w:p>
+      <w:pPr>
+        <w:spacing w:line="336" w:lineRule="auto" w:after="180"/>
+      </w:pPr>
+      <w:r>
+        <w:rPr>
+          <w:b w:val="0"/>
+        </w:rPr>
+        <w:t xml:space="preserve">Use one picture at a time. Hide a worked result before asking for a </w:t>
+      </w:r>
+      <w:r>
+        <w:rPr>
+          <w:b/>
+        </w:rPr>
+        <w:t>prediction</w:t>
+      </w:r>
+      <w:r>
+        <w:rPr>
+          <w:b w:val="0"/>
+        </w:rPr>
+        <w:t>, then reveal it for feedback. These are supported teaching cases; retain the separate independent assessment for a fresh first attempt.</w:t>
+      </w:r>
+    </w:p>
+    <w:p>
+      <w:pPr>
+        <w:pStyle w:val="Heading3"/>
+      </w:pPr>
+      <w:r>
+        <w:t>01. Configuration and secrets: the case</w:t>
+      </w:r>
+    </w:p>
+    <w:p>
+      <w:r>
+        <w:drawing>
+          <wp:inline xmlns:a="http://schemas.openxmlformats.org/drawingml/2006/main" xmlns:pic="http://schemas.openxmlformats.org/drawingml/2006/picture">
+            <wp:extent cx="5486400" cy="2834640"/>
+            <wp:docPr id="2" name="Picture 2" descr="Settings and a sealed credential. A classroom bot needs a public answer-length setting and a private access token. Supplied facts: maximum_words=80 is public configuration. A separate protected store holds a placeholder credential."/>
+            <wp:cNvGraphicFramePr>
+              <a:graphicFrameLocks noChangeAspect="1"/>
+            </wp:cNvGraphicFramePr>
+            <a:graphic>
+              <a:graphicData uri="http://schemas.openxmlformats.org/drawingml/2006/picture">
+                <pic:pic>
+                  <pic:nvPicPr>
+                    <pic:cNvPr id="0" name="academy-story-ai-6-4-01.png"/>
+                    <pic:cNvPicPr/>
+                  </pic:nvPicPr>
+                  <pic:blipFill>
+                    <a:blip r:embed="rId10"/>
+                    <a:stretch>
+                      <a:fillRect/>
+                    </a:stretch>
+                  </pic:blipFill>
+                  <pic:spPr>
+                    <a:xfrm>
+                      <a:off x="0" y="0"/>
+                      <a:ext cx="5486400" cy="2834640"/>
+                    </a:xfrm>
+                    <a:prstGeom prst="rect"/>
+                  </pic:spPr>
+                </pic:pic>
+              </a:graphicData>
+            </a:graphic>
+          </wp:inline>
+        </w:drawing>
+      </w:r>
+    </w:p>
+    <w:p>
+      <w:pPr>
+        <w:spacing w:line="336" w:lineRule="auto" w:after="180"/>
+      </w:pPr>
+      <w:r>
+        <w:rPr>
+          <w:b w:val="0"/>
+        </w:rPr>
+        <w:t xml:space="preserve">Settings and a sealed credential. A classroom bot needs a public answer-length setting and a private access token. Supplied facts: maximum_words=80 is public </w:t>
+      </w:r>
+      <w:r>
+        <w:rPr>
+          <w:b/>
+        </w:rPr>
+        <w:t>configuration</w:t>
+      </w:r>
+      <w:r>
+        <w:rPr>
+          <w:b w:val="0"/>
+        </w:rPr>
+        <w:t>.</w:t>
+      </w:r>
+    </w:p>
+    <w:p>
+      <w:pPr>
+        <w:spacing w:line="336" w:lineRule="auto" w:after="180"/>
+      </w:pPr>
+      <w:r>
+        <w:rPr>
+          <w:b w:val="0"/>
+        </w:rPr>
+        <w:t>A separate protected store holds a placeholder credential.</w:t>
+      </w:r>
+    </w:p>
+    <w:p>
+      <w:pPr>
+        <w:spacing w:line="336" w:lineRule="auto" w:after="180"/>
+        <w:shd w:fill="F5F1FB"/>
+      </w:pPr>
+      <w:r>
+        <w:rPr>
+          <w:b w:val="0"/>
+        </w:rPr>
+        <w:t>Point to the given fact that matters most. Explain why it matters.</w:t>
+      </w:r>
+    </w:p>
+    <w:p>
+      <w:pPr>
+        <w:pStyle w:val="Heading3"/>
+      </w:pPr>
+      <w:r>
+        <w:t>Discuss while showing the picture</w:t>
+      </w:r>
+    </w:p>
+    <w:p>
+      <w:pPr>
+        <w:spacing w:line="336" w:lineRule="auto" w:after="180"/>
+        <w:shd w:fill="F1F6F8"/>
+      </w:pPr>
+      <w:r>
+        <w:rPr>
+          <w:b w:val="0"/>
+        </w:rPr>
+        <w:t>Teacher prompt: Point to the given fact that matters most. Explain why it matters. Ask learners to describe one label or arrow in ordinary words. Use the adjacent transcript if the image is difficult to see.</w:t>
+      </w:r>
+    </w:p>
+    <w:p>
+      <w:pPr>
+        <w:pStyle w:val="Heading3"/>
+      </w:pPr>
+      <w:r>
+        <w:t>02. Follow the deciding steps</w:t>
+      </w:r>
+    </w:p>
+    <w:p>
+      <w:r>
+        <w:drawing>
+          <wp:inline xmlns:a="http://schemas.openxmlformats.org/drawingml/2006/main" xmlns:pic="http://schemas.openxmlformats.org/drawingml/2006/picture">
+            <wp:extent cx="5486400" cy="3182112"/>
+            <wp:docPr id="3" name="Picture 3" descr="Load setting: Read the reviewed maximum_words value of 80. → Load credential: The runtime obtains the token through its protected path. → Log safely: Record startup success without printing the token."/>
+            <wp:cNvGraphicFramePr>
+              <a:graphicFrameLocks noChangeAspect="1"/>
+            </wp:cNvGraphicFramePr>
+            <a:graphic>
+              <a:graphicData uri="http://schemas.openxmlformats.org/drawingml/2006/picture">
+                <pic:pic>
+                  <pic:nvPicPr>
+                    <pic:cNvPr id="0" name="academy-story-ai-6-4-02.png"/>
+                    <pic:cNvPicPr/>
+                  </pic:nvPicPr>
+                  <pic:blipFill>
+                    <a:blip r:embed="rId11"/>
+                    <a:stretch>
+                      <a:fillRect/>
+                    </a:stretch>
+                  </pic:blipFill>
+                  <pic:spPr>
+                    <a:xfrm>
+                      <a:off x="0" y="0"/>
+                      <a:ext cx="5486400" cy="3182112"/>
+                    </a:xfrm>
+                    <a:prstGeom prst="rect"/>
+                  </pic:spPr>
+                </pic:pic>
+              </a:graphicData>
+            </a:graphic>
+          </wp:inline>
+        </w:drawing>
+      </w:r>
+    </w:p>
+    <w:p>
+      <w:pPr>
+        <w:spacing w:line="336" w:lineRule="auto" w:after="180"/>
+      </w:pPr>
+      <w:r>
+        <w:rPr>
+          <w:b w:val="0"/>
+        </w:rPr>
+        <w:t>Load setting: Read the reviewed maximum_words value of 80. → Load credential: The runtime obtains the token through its protected path. → Log safely: Record startup success without printing the token.</w:t>
+      </w:r>
+    </w:p>
+    <w:p>
+      <w:pPr>
+        <w:spacing w:line="336" w:lineRule="auto" w:after="180"/>
+        <w:shd w:fill="F5F1FB"/>
+      </w:pPr>
+      <w:r>
+        <w:rPr>
+          <w:b w:val="0"/>
+        </w:rPr>
+        <w:t xml:space="preserve">Point to each numbered stage and explain which recorded </w:t>
+      </w:r>
+      <w:r>
+        <w:rPr>
+          <w:b/>
+        </w:rPr>
+        <w:t>input</w:t>
+      </w:r>
+      <w:r>
+        <w:rPr>
+          <w:b w:val="0"/>
+        </w:rPr>
+        <w:t xml:space="preserve"> it uses.</w:t>
+      </w:r>
+    </w:p>
+    <w:p>
+      <w:pPr>
+        <w:pStyle w:val="Heading3"/>
+      </w:pPr>
+      <w:r>
+        <w:t>Discuss while showing the picture</w:t>
+      </w:r>
+    </w:p>
+    <w:p>
+      <w:pPr>
+        <w:spacing w:line="336" w:lineRule="auto" w:after="180"/>
+        <w:shd w:fill="F1F6F8"/>
+      </w:pPr>
+      <w:r>
+        <w:rPr>
+          <w:b w:val="0"/>
+        </w:rPr>
+        <w:t xml:space="preserve">Teacher prompt: Point to each numbered stage and explain which recorded </w:t>
+      </w:r>
+      <w:r>
+        <w:rPr>
+          <w:b/>
+        </w:rPr>
+        <w:t>input</w:t>
+      </w:r>
+      <w:r>
+        <w:rPr>
+          <w:b w:val="0"/>
+        </w:rPr>
+        <w:t xml:space="preserve"> it uses. Ask learners to describe one label or arrow in ordinary words. Use the adjacent transcript if the image is difficult to see.</w:t>
+      </w:r>
+    </w:p>
+    <w:p>
+      <w:pPr>
+        <w:pStyle w:val="Heading3"/>
+      </w:pPr>
+      <w:r>
+        <w:t>03. Configuration and secrets — evidence trace</w:t>
+      </w:r>
+    </w:p>
+    <w:p>
+      <w:r>
+        <w:drawing>
+          <wp:inline xmlns:a="http://schemas.openxmlformats.org/drawingml/2006/main" xmlns:pic="http://schemas.openxmlformats.org/drawingml/2006/picture">
+            <wp:extent cx="5486400" cy="3145536"/>
+            <wp:docPr id="4" name="Picture 4" descr="Configuration and secrets — evidence trace. A startup script prints every environment variable while debugging a missing data version. | The toy service reads DATA_VERSION from configuration and a signing secret from server-only input. Validate required settings at startup and fail clearly if absent; do not substitute a published default secret. | It risks exposing secrets unrelated to the error. Report the missing key name without values and validate only required fields."/>
+            <wp:cNvGraphicFramePr>
+              <a:graphicFrameLocks noChangeAspect="1"/>
+            </wp:cNvGraphicFramePr>
+            <a:graphic>
+              <a:graphicData uri="http://schemas.openxmlformats.org/drawingml/2006/picture">
+                <pic:pic>
+                  <pic:nvPicPr>
+                    <pic:cNvPr id="0" name="academy-story-ai-6-4-03.png"/>
+                    <pic:cNvPicPr/>
+                  </pic:nvPicPr>
+                  <pic:blipFill>
+                    <a:blip r:embed="rId12"/>
+                    <a:stretch>
+                      <a:fillRect/>
+                    </a:stretch>
+                  </pic:blipFill>
+                  <pic:spPr>
+                    <a:xfrm>
+                      <a:off x="0" y="0"/>
+                      <a:ext cx="5486400" cy="3145536"/>
+                    </a:xfrm>
+                    <a:prstGeom prst="rect"/>
+                  </pic:spPr>
+                </pic:pic>
+              </a:graphicData>
+            </a:graphic>
+          </wp:inline>
+        </w:drawing>
+      </w:r>
+    </w:p>
+    <w:p>
+      <w:pPr>
+        <w:spacing w:line="336" w:lineRule="auto" w:after="180"/>
+      </w:pPr>
+      <w:r>
+        <w:rPr>
+          <w:b/>
+        </w:rPr>
+        <w:t>Configuration</w:t>
+      </w:r>
+      <w:r>
+        <w:rPr>
+          <w:b w:val="0"/>
+        </w:rPr>
+        <w:t xml:space="preserve"> and </w:t>
+      </w:r>
+      <w:r>
+        <w:rPr>
+          <w:b/>
+        </w:rPr>
+        <w:t>secret</w:t>
+      </w:r>
+      <w:r>
+        <w:rPr>
+          <w:b w:val="0"/>
+        </w:rPr>
+        <w:t xml:space="preserve">s — </w:t>
+      </w:r>
+      <w:r>
+        <w:rPr>
+          <w:b/>
+        </w:rPr>
+        <w:t>evidence</w:t>
+      </w:r>
+      <w:r>
+        <w:rPr>
+          <w:b w:val="0"/>
+        </w:rPr>
+        <w:t xml:space="preserve"> trace.</w:t>
+      </w:r>
+    </w:p>
+    <w:p>
+      <w:pPr>
+        <w:spacing w:line="336" w:lineRule="auto" w:after="180"/>
+      </w:pPr>
+      <w:r>
+        <w:rPr>
+          <w:b w:val="0"/>
+        </w:rPr>
+        <w:t xml:space="preserve">A startup script prints every environment variable while debugging a missing data version. | The toy service reads DATA_VERSION from </w:t>
+      </w:r>
+      <w:r>
+        <w:rPr>
+          <w:b/>
+        </w:rPr>
+        <w:t>configuration</w:t>
+      </w:r>
+      <w:r>
+        <w:rPr>
+          <w:b w:val="0"/>
+        </w:rPr>
+        <w:t xml:space="preserve"> and a signing </w:t>
+      </w:r>
+      <w:r>
+        <w:rPr>
+          <w:b/>
+        </w:rPr>
+        <w:t>secret</w:t>
+      </w:r>
+      <w:r>
+        <w:rPr>
+          <w:b w:val="0"/>
+        </w:rPr>
+        <w:t xml:space="preserve"> from server-only </w:t>
+      </w:r>
+      <w:r>
+        <w:rPr>
+          <w:b/>
+        </w:rPr>
+        <w:t>input</w:t>
+      </w:r>
+      <w:r>
+        <w:rPr>
+          <w:b w:val="0"/>
+        </w:rPr>
+        <w:t>.</w:t>
+      </w:r>
+    </w:p>
+    <w:p>
+      <w:pPr>
+        <w:spacing w:line="336" w:lineRule="auto" w:after="180"/>
+      </w:pPr>
+      <w:r>
+        <w:rPr>
+          <w:b w:val="0"/>
+        </w:rPr>
+        <w:t xml:space="preserve">Validate required settings at startup and fail clearly if absent; do not substitute a published default </w:t>
+      </w:r>
+      <w:r>
+        <w:rPr>
+          <w:b/>
+        </w:rPr>
+        <w:t>secret</w:t>
+      </w:r>
+      <w:r>
+        <w:rPr>
+          <w:b w:val="0"/>
+        </w:rPr>
+        <w:t xml:space="preserve">. | It risks exposing </w:t>
+      </w:r>
+      <w:r>
+        <w:rPr>
+          <w:b/>
+        </w:rPr>
+        <w:t>secret</w:t>
+      </w:r>
+      <w:r>
+        <w:rPr>
+          <w:b w:val="0"/>
+        </w:rPr>
+        <w:t>s unrelated to the error.</w:t>
+      </w:r>
+    </w:p>
+    <w:p>
+      <w:pPr>
+        <w:spacing w:line="336" w:lineRule="auto" w:after="180"/>
+      </w:pPr>
+      <w:r>
+        <w:rPr>
+          <w:b w:val="0"/>
+        </w:rPr>
+        <w:t>Report the missing key name without values and validate only required fields.</w:t>
+      </w:r>
+    </w:p>
+    <w:p>
+      <w:pPr>
+        <w:spacing w:line="336" w:lineRule="auto" w:after="180"/>
+        <w:shd w:fill="F5F1FB"/>
+      </w:pPr>
+      <w:r>
+        <w:rPr>
+          <w:b w:val="0"/>
+        </w:rPr>
+        <w:t>Read the labels and values. Explain the relationship the model shows.</w:t>
+      </w:r>
+    </w:p>
+    <w:p>
+      <w:pPr>
+        <w:pStyle w:val="Heading3"/>
+      </w:pPr>
+      <w:r>
+        <w:t>Discuss while showing the picture</w:t>
+      </w:r>
+    </w:p>
+    <w:p>
+      <w:pPr>
+        <w:spacing w:line="336" w:lineRule="auto" w:after="180"/>
+        <w:shd w:fill="F1F6F8"/>
+      </w:pPr>
+      <w:r>
+        <w:rPr>
+          <w:b w:val="0"/>
+        </w:rPr>
+        <w:t>Teacher prompt: Read the labels and values. Explain the relationship the model shows. Ask learners to describe one label or arrow in ordinary words. Use the adjacent transcript if the image is difficult to see.</w:t>
+      </w:r>
+    </w:p>
+    <w:p>
+      <w:pPr>
+        <w:pStyle w:val="Heading3"/>
+      </w:pPr>
+      <w:r>
+        <w:t>04. Change one thing. Trace what follows.</w:t>
+      </w:r>
+    </w:p>
+    <w:p>
+      <w:r>
+        <w:drawing>
+          <wp:inline xmlns:a="http://schemas.openxmlformats.org/drawingml/2006/main" xmlns:pic="http://schemas.openxmlformats.org/drawingml/2006/picture">
+            <wp:extent cx="5486400" cy="3026664"/>
+            <wp:docPr id="5" name="Picture 5" descr="Original case: Record startup success without printing the token. Changed condition: Change maximum_words to 60. Expected result: The configured answer limit becomes 60; the private token stays unchanged. Reason: An ordinary length setting does not require replacing the credential."/>
+            <wp:cNvGraphicFramePr>
+              <a:graphicFrameLocks noChangeAspect="1"/>
+            </wp:cNvGraphicFramePr>
+            <a:graphic>
+              <a:graphicData uri="http://schemas.openxmlformats.org/drawingml/2006/picture">
+                <pic:pic>
+                  <pic:nvPicPr>
+                    <pic:cNvPr id="0" name="academy-story-ai-6-4-04.png"/>
+                    <pic:cNvPicPr/>
+                  </pic:nvPicPr>
+                  <pic:blipFill>
+                    <a:blip r:embed="rId13"/>
+                    <a:stretch>
+                      <a:fillRect/>
+                    </a:stretch>
+                  </pic:blipFill>
+                  <pic:spPr>
+                    <a:xfrm>
+                      <a:off x="0" y="0"/>
+                      <a:ext cx="5486400" cy="3026664"/>
+                    </a:xfrm>
+                    <a:prstGeom prst="rect"/>
+                  </pic:spPr>
+                </pic:pic>
+              </a:graphicData>
+            </a:graphic>
+          </wp:inline>
+        </w:drawing>
+      </w:r>
+    </w:p>
+    <w:p>
+      <w:pPr>
+        <w:spacing w:line="336" w:lineRule="auto" w:after="180"/>
+      </w:pPr>
+      <w:r>
+        <w:rPr>
+          <w:b w:val="0"/>
+        </w:rPr>
+        <w:t>Original case: Record startup success without printing the token. Changed condition: Change maximum_words to 60. Expected result: The configured answer limit becomes 60; the private token stays unchanged.</w:t>
+      </w:r>
+    </w:p>
+    <w:p>
+      <w:pPr>
+        <w:spacing w:line="336" w:lineRule="auto" w:after="180"/>
+      </w:pPr>
+      <w:r>
+        <w:rPr>
+          <w:b w:val="0"/>
+        </w:rPr>
+        <w:t>Reason: An ordinary length setting does not require replacing the credential.</w:t>
+      </w:r>
+    </w:p>
+    <w:p>
+      <w:pPr>
+        <w:spacing w:line="336" w:lineRule="auto" w:after="180"/>
+        <w:shd w:fill="F5F1FB"/>
+      </w:pPr>
+      <w:r>
+        <w:rPr>
+          <w:b w:val="0"/>
+        </w:rPr>
+        <w:t>Predict before checking the worked changed-case result. Name what changed and what the supplied facts allow you to conclude.</w:t>
+      </w:r>
+    </w:p>
+    <w:p>
+      <w:pPr>
+        <w:pStyle w:val="Heading3"/>
+      </w:pPr>
+      <w:r>
+        <w:t>Discuss while showing the picture</w:t>
+      </w:r>
+    </w:p>
+    <w:p>
+      <w:pPr>
+        <w:spacing w:line="336" w:lineRule="auto" w:after="180"/>
+        <w:shd w:fill="F1F6F8"/>
+      </w:pPr>
+      <w:r>
+        <w:rPr>
+          <w:b w:val="0"/>
+        </w:rPr>
+        <w:t>Teacher prompt: Predict before checking the worked changed-case result. Name what changed and what the supplied facts allow you to conclude. Ask learners to describe one label or arrow in ordinary words.</w:t>
+      </w:r>
+    </w:p>
+    <w:p>
+      <w:pPr>
+        <w:spacing w:line="336" w:lineRule="auto" w:after="180"/>
+        <w:shd w:fill="F1F6F8"/>
+      </w:pPr>
+      <w:r>
+        <w:rPr>
+          <w:b w:val="0"/>
+        </w:rPr>
+        <w:t>Use the adjacent transcript if the image is difficult to see. Changed-case reasoning: An ordinary length setting does not require replacing the credential.</w:t>
+      </w:r>
+    </w:p>
+    <w:p>
+      <w:pPr>
+        <w:pStyle w:val="Heading3"/>
+      </w:pPr>
+      <w:r>
+        <w:t>05. Connect the explanation to its limit</w:t>
+      </w:r>
+    </w:p>
+    <w:p>
+      <w:r>
+        <w:drawing>
+          <wp:inline xmlns:a="http://schemas.openxmlformats.org/drawingml/2006/main" xmlns:pic="http://schemas.openxmlformats.org/drawingml/2006/picture">
+            <wp:extent cx="5486400" cy="2834640"/>
+            <wp:docPr id="6" name="Picture 6" descr="Configuration controls behaviour. A credential grants access and needs different storage and handling. Limit: Protected storage alone cannot prevent leaks through logs, screenshots or excessive runtime permissions."/>
+            <wp:cNvGraphicFramePr>
+              <a:graphicFrameLocks noChangeAspect="1"/>
+            </wp:cNvGraphicFramePr>
+            <a:graphic>
+              <a:graphicData uri="http://schemas.openxmlformats.org/drawingml/2006/picture">
+                <pic:pic>
+                  <pic:nvPicPr>
+                    <pic:cNvPr id="0" name="academy-story-ai-6-4-05.png"/>
+                    <pic:cNvPicPr/>
+                  </pic:nvPicPr>
+                  <pic:blipFill>
+                    <a:blip r:embed="rId14"/>
+                    <a:stretch>
+                      <a:fillRect/>
+                    </a:stretch>
+                  </pic:blipFill>
+                  <pic:spPr>
+                    <a:xfrm>
+                      <a:off x="0" y="0"/>
+                      <a:ext cx="5486400" cy="2834640"/>
+                    </a:xfrm>
+                    <a:prstGeom prst="rect"/>
+                  </pic:spPr>
+                </pic:pic>
+              </a:graphicData>
+            </a:graphic>
+          </wp:inline>
+        </w:drawing>
+      </w:r>
+    </w:p>
+    <w:p>
+      <w:pPr>
+        <w:spacing w:line="336" w:lineRule="auto" w:after="180"/>
+      </w:pPr>
+      <w:r>
+        <w:rPr>
+          <w:b/>
+        </w:rPr>
+        <w:t>Configuration</w:t>
+      </w:r>
+      <w:r>
+        <w:rPr>
+          <w:b w:val="0"/>
+        </w:rPr>
+        <w:t xml:space="preserve"> controls behaviour. A credential grants access and needs different storage and handling. Limit: Protected storage alone cannot prevent leaks through logs, screenshots or excessive runtime permissions.</w:t>
+      </w:r>
+    </w:p>
+    <w:p>
+      <w:pPr>
+        <w:spacing w:line="336" w:lineRule="auto" w:after="180"/>
+        <w:shd w:fill="F5F1FB"/>
+      </w:pPr>
+      <w:r>
+        <w:rPr>
+          <w:b w:val="0"/>
+        </w:rPr>
+        <w:t>Explain the case, then point to a limit on the claim.</w:t>
+      </w:r>
+    </w:p>
+    <w:p>
+      <w:pPr>
+        <w:pStyle w:val="Heading3"/>
+      </w:pPr>
+      <w:r>
+        <w:t>Discuss while showing the picture</w:t>
+      </w:r>
+    </w:p>
+    <w:p>
+      <w:pPr>
+        <w:spacing w:line="336" w:lineRule="auto" w:after="180"/>
+        <w:shd w:fill="F1F6F8"/>
+      </w:pPr>
+      <w:r>
+        <w:rPr>
+          <w:b w:val="0"/>
+        </w:rPr>
+        <w:t>Teacher prompt: Explain the case, then point to a limit on the claim. Ask learners to describe one label or arrow in ordinary words. Use the adjacent transcript if the image is difficult to see.</w:t>
+      </w:r>
+    </w:p>
+    <w:p>
+      <w:pPr>
+        <w:spacing w:line="336" w:lineRule="auto" w:after="180"/>
+        <w:shd w:fill="F1F6F8"/>
+      </w:pPr>
+      <w:r>
+        <w:rPr>
+          <w:b w:val="0"/>
+        </w:rPr>
+        <w:t>Keep the stated scope: Protected storage alone cannot prevent leaks through logs, screenshots or excessive runtime permissions.</w:t>
+      </w:r>
+    </w:p>
+    <w:p>
+      <w:pPr>
+        <w:pStyle w:val="Heading3"/>
+      </w:pPr>
+      <w:r>
+        <w:t>06. Make the idea visible in your project</w:t>
+      </w:r>
+    </w:p>
+    <w:p>
+      <w:r>
+        <w:drawing>
+          <wp:inline xmlns:a="http://schemas.openxmlformats.org/drawingml/2006/main" xmlns:pic="http://schemas.openxmlformats.org/drawingml/2006/picture">
+            <wp:extent cx="5486400" cy="3529584"/>
+            <wp:docPr id="7" name="Picture 7" descr="For the Grounded Learning Service, retain an annotated trace and the changed-case result. Name the contract or evidence that makes the deciding step valid, so another team can review it. Draw your input, deciding step, result and limit. Supported question: Point to the public setting and the protected credential. What changes when maximum_words becomes 60, and which information must never appear in the startup log?"/>
+            <wp:cNvGraphicFramePr>
+              <a:graphicFrameLocks noChangeAspect="1"/>
+            </wp:cNvGraphicFramePr>
+            <a:graphic>
+              <a:graphicData uri="http://schemas.openxmlformats.org/drawingml/2006/picture">
+                <pic:pic>
+                  <pic:nvPicPr>
+                    <pic:cNvPr id="0" name="academy-story-ai-6-4-06.png"/>
+                    <pic:cNvPicPr/>
+                  </pic:nvPicPr>
+                  <pic:blipFill>
+                    <a:blip r:embed="rId15"/>
+                    <a:stretch>
+                      <a:fillRect/>
+                    </a:stretch>
+                  </pic:blipFill>
+                  <pic:spPr>
+                    <a:xfrm>
+                      <a:off x="0" y="0"/>
+                      <a:ext cx="5486400" cy="3529584"/>
+                    </a:xfrm>
+                    <a:prstGeom prst="rect"/>
+                  </pic:spPr>
+                </pic:pic>
+              </a:graphicData>
+            </a:graphic>
+          </wp:inline>
+        </w:drawing>
+      </w:r>
+    </w:p>
+    <w:p>
+      <w:pPr>
+        <w:spacing w:line="336" w:lineRule="auto" w:after="180"/>
+      </w:pPr>
+      <w:r>
+        <w:rPr>
+          <w:b w:val="0"/>
+        </w:rPr>
+        <w:t xml:space="preserve">For the Grounded Learning Service, retain an annotated trace and the changed-case result. Name the contract or </w:t>
+      </w:r>
+      <w:r>
+        <w:rPr>
+          <w:b/>
+        </w:rPr>
+        <w:t>evidence</w:t>
+      </w:r>
+      <w:r>
+        <w:rPr>
+          <w:b w:val="0"/>
+        </w:rPr>
+        <w:t xml:space="preserve"> that makes the deciding step valid, so another team can review it.</w:t>
+      </w:r>
+    </w:p>
+    <w:p>
+      <w:pPr>
+        <w:spacing w:line="336" w:lineRule="auto" w:after="180"/>
+      </w:pPr>
+      <w:r>
+        <w:rPr>
+          <w:b w:val="0"/>
+        </w:rPr>
+        <w:t xml:space="preserve">Draw your </w:t>
+      </w:r>
+      <w:r>
+        <w:rPr>
+          <w:b/>
+        </w:rPr>
+        <w:t>input</w:t>
+      </w:r>
+      <w:r>
+        <w:rPr>
+          <w:b w:val="0"/>
+        </w:rPr>
+        <w:t>, deciding step, result and limit. Supported question: Point to the public setting and the protected credential.</w:t>
+      </w:r>
+    </w:p>
+    <w:p>
+      <w:pPr>
+        <w:spacing w:line="336" w:lineRule="auto" w:after="180"/>
+      </w:pPr>
+      <w:r>
+        <w:rPr>
+          <w:b w:val="0"/>
+        </w:rPr>
+        <w:t>What changes when maximum_words becomes 60, and which information must never appear in the startup log?</w:t>
+      </w:r>
+    </w:p>
+    <w:p>
+      <w:pPr>
+        <w:spacing w:line="336" w:lineRule="auto" w:after="180"/>
+        <w:shd w:fill="F5F1FB"/>
+      </w:pPr>
+      <w:r>
+        <w:rPr>
+          <w:b w:val="0"/>
+        </w:rPr>
+        <w:t xml:space="preserve">Draw your project trace and justify the deciding step using </w:t>
+      </w:r>
+      <w:r>
+        <w:rPr>
+          <w:b/>
+        </w:rPr>
+        <w:t>evidence</w:t>
+      </w:r>
+      <w:r>
+        <w:rPr>
+          <w:b w:val="0"/>
+        </w:rPr>
+        <w:t>.</w:t>
+      </w:r>
+    </w:p>
+    <w:p>
+      <w:pPr>
+        <w:pStyle w:val="Heading3"/>
+      </w:pPr>
+      <w:r>
+        <w:t>Discuss while showing the picture</w:t>
+      </w:r>
+    </w:p>
+    <w:p>
+      <w:pPr>
+        <w:spacing w:line="336" w:lineRule="auto" w:after="180"/>
+        <w:shd w:fill="F1F6F8"/>
+      </w:pPr>
+      <w:r>
+        <w:rPr>
+          <w:b w:val="0"/>
+        </w:rPr>
+        <w:t xml:space="preserve">Teacher prompt: Draw your project trace and justify the deciding step using </w:t>
+      </w:r>
+      <w:r>
+        <w:rPr>
+          <w:b/>
+        </w:rPr>
+        <w:t>evidence</w:t>
+      </w:r>
+      <w:r>
+        <w:rPr>
+          <w:b w:val="0"/>
+        </w:rPr>
+        <w:t>. Ask learners to describe one label or arrow in ordinary words. Use the adjacent transcript if the image is difficult to see.</w:t>
+      </w:r>
+    </w:p>
+    <w:p>
+      <w:pPr>
+        <w:spacing w:line="336" w:lineRule="auto" w:after="180"/>
+        <w:shd w:fill="F1F6F8"/>
+      </w:pPr>
+      <w:r>
+        <w:rPr>
+          <w:b w:val="0"/>
+        </w:rPr>
+        <w:t>Supported practice key: Read the reviewed maximum_words value of 80. The runtime obtains the token through its protected path. Record startup success without printing the token.</w:t>
+      </w:r>
+    </w:p>
+    <w:p>
+      <w:pPr>
+        <w:spacing w:line="336" w:lineRule="auto" w:after="180"/>
+        <w:shd w:fill="F1F6F8"/>
+      </w:pPr>
+      <w:r>
+        <w:rPr>
+          <w:b w:val="0"/>
+        </w:rPr>
+        <w:t>Changed case: The configured answer limit becomes 60; the private token stays unchanged. An ordinary length setting does not require replacing the credential.</w:t>
       </w:r>
     </w:p>
     <w:sectPr>

--- a/downloads/teacher/ai-6-week-04.docx
+++ b/downloads/teacher/ai-6-week-04.docx
@@ -161,7 +161,7 @@
           </w:tcPr>
           <w:p>
             <w:r>
-              <w:t>Sections 1–6; record the brief recall in the workbook.</w:t>
+              <w:t>Use Your mission, Notice the evidence, See how it works, Words that unlock the idea and Follow a worked example; record recall in the workbook.</w:t>
             </w:r>
           </w:p>
         </w:tc>
@@ -193,7 +193,7 @@
           </w:tcPr>
           <w:p>
             <w:r>
-              <w:t>Sections 7–10; use the matching workbook W2 and misconception check.</w:t>
+              <w:t>Use Find and repair a mistake, Practise together and Build your understanding; use the matching workbook W2 and Individual reasoning check.</w:t>
             </w:r>
           </w:p>
         </w:tc>
@@ -225,7 +225,7 @@
           </w:tcPr>
           <w:p>
             <w:r>
-              <w:t>Sections 9 and 11–14. Give extra time to finish the full task set; use Section 15 when the week includes a coding lab.</w:t>
+              <w:t>Use Run the investigation, Connect your project and Try a new case independently. Allow extra time for the full task set. When code is supplied, use the examples in See how it works or Follow a worked example and the browser lab in Supported practice, repair and portfolio.</w:t>
             </w:r>
           </w:p>
         </w:tc>
@@ -2144,7 +2144,7 @@
         <w:rPr>
           <w:b w:val="0"/>
         </w:rPr>
-        <w:t xml:space="preserve">Use the worked example in Sections 3 and 6. Collect a </w:t>
+        <w:t xml:space="preserve">Use See how it works and Follow a worked example. Collect a </w:t>
       </w:r>
       <w:r>
         <w:rPr>
@@ -2605,7 +2605,7 @@
         <w:rPr>
           <w:b w:val="0"/>
         </w:rPr>
-        <w:t xml:space="preserve">Use Section 9 for the </w:t>
+        <w:t xml:space="preserve">Use Run the investigation for the </w:t>
       </w:r>
       <w:r>
         <w:rPr>
@@ -4481,7 +4481,7 @@
           </w:tcPr>
           <w:p>
             <w:r>
-              <w:t>Sections 1–6; record the brief recall in the workbook.</w:t>
+              <w:t>Use Your mission, Notice the evidence, See how it works, Words that unlock the idea and Follow a worked example; record recall in the workbook.</w:t>
             </w:r>
           </w:p>
         </w:tc>
@@ -4513,7 +4513,7 @@
           </w:tcPr>
           <w:p>
             <w:r>
-              <w:t>Sections 7–10; use the matching workbook W2 and misconception check.</w:t>
+              <w:t>Use Find and repair a mistake, Practise together and Build your understanding; use the matching workbook W2 and Individual reasoning check.</w:t>
             </w:r>
           </w:p>
         </w:tc>
@@ -4545,7 +4545,7 @@
           </w:tcPr>
           <w:p>
             <w:r>
-              <w:t>Sections 9 and 11–14. Give extra time to finish the full task set; use Section 15 when the week includes a coding lab.</w:t>
+              <w:t>Use Run the investigation, Connect your project and Try a new case independently. Allow extra time for the full task set. When code is supplied, use the examples in See how it works or Follow a worked example and the browser lab in Supported practice, repair and portfolio.</w:t>
             </w:r>
           </w:p>
         </w:tc>

--- a/downloads/teacher/ai-6-week-04.docx
+++ b/downloads/teacher/ai-6-week-04.docx
@@ -25,20 +25,38 @@
         <w:pStyle w:val="Heading1"/>
       </w:pPr>
       <w:r>
-        <w:t>01. Prepare the purpose, prerequisites and materials</w:t>
+        <w:t>Make the distinction between a setting and a credential concrete.</w:t>
       </w:r>
     </w:p>
     <w:p>
       <w:r>
-        <w:t>Prepare Configuration and secrets: check the target, prerequisites, resources and adaptable teaching schedule.</w:t>
+        <w:t>Teach required-key diagnostics and allowlisted output using mock values and narrowly checked claims.</w:t>
       </w:r>
     </w:p>
     <w:p>
-      <w:pPr>
-        <w:pStyle w:val="Heading3"/>
-      </w:pPr>
-      <w:r>
-        <w:t>Teach the learning cycle</w:t>
+      <w:r>
+        <w:t>Model startup reasoning → inspect emitted records → diagnose output-channel leaks → assess fresh browser-error reasoning → revisit a missing setting.</w:t>
+      </w:r>
+    </w:p>
+    <w:p>
+      <w:pPr>
+        <w:pStyle w:val="Heading1"/>
+      </w:pPr>
+      <w:r>
+        <w:t>01. Prepare the connected service investigation</w:t>
+      </w:r>
+    </w:p>
+    <w:p>
+      <w:r>
+        <w:t>Keep modelling, shared practice and independent evidence distinct.</w:t>
+      </w:r>
+    </w:p>
+    <w:p>
+      <w:pPr>
+        <w:pStyle w:val="Heading2"/>
+      </w:pPr>
+      <w:r>
+        <w:t>Target and main teaching plan</w:t>
       </w:r>
     </w:p>
     <w:p>
@@ -267,18 +285,21 @@
     </w:p>
     <w:p>
       <w:pPr>
-        <w:pStyle w:val="Heading3"/>
-      </w:pPr>
-      <w:r>
-        <w:t>Retrieval answer guidance</w:t>
+        <w:pStyle w:val="Heading2"/>
+      </w:pPr>
+      <w:r>
+        <w:t>Preparation and prerequisite</w:t>
       </w:r>
     </w:p>
     <w:p>
       <w:pPr>
-        <w:pStyle w:val="Heading3"/>
-      </w:pPr>
-      <w:r>
-        <w:t>Typed contracts and schemas</w:t>
+        <w:spacing w:line="336" w:lineRule="auto" w:after="180"/>
+      </w:pPr>
+      <w:r>
+        <w:rPr>
+          <w:b w:val="0"/>
+        </w:rPr>
+        <w:t>Lesson and workbook; paper and pencil</w:t>
       </w:r>
     </w:p>
     <w:p>
@@ -289,7 +310,7 @@
         <w:rPr>
           <w:b w:val="0"/>
         </w:rPr>
-        <w:t>Without opening the old lesson, explain one key idea from Typed contracts and schemas. Give an example and a mistake that the idea helps you avoid.</w:t>
+        <w:t>Calculator and optional local Python 3 for arithmetic; no live API or private data</w:t>
       </w:r>
     </w:p>
     <w:p>
@@ -300,19 +321,7 @@
         <w:rPr>
           <w:b w:val="0"/>
         </w:rPr>
-        <w:t xml:space="preserve">Look for: Explain the </w:t>
-      </w:r>
-      <w:r>
-        <w:rPr>
-          <w:b/>
-        </w:rPr>
-        <w:t>mechanism</w:t>
-      </w:r>
-      <w:r>
-        <w:rPr>
-          <w:b w:val="0"/>
-        </w:rPr>
-        <w:t xml:space="preserve"> and terminology of typed contracts and schemas</w:t>
+        <w:t>Prepare the fresh retry separately and withhold its solution until after collection</w:t>
       </w:r>
     </w:p>
     <w:p>
@@ -323,7 +332,7 @@
         <w:rPr>
           <w:b w:val="0"/>
         </w:rPr>
-        <w:t xml:space="preserve">Reference example, not the only acceptable wording: Teacher explanation: Typed contracts define values, required fields and failure outcomes. Runtime </w:t>
+        <w:t xml:space="preserve">A result depends on the </w:t>
       </w:r>
       <w:r>
         <w:rPr>
@@ -335,7 +344,19 @@
         <w:rPr>
           <w:b w:val="0"/>
         </w:rPr>
-        <w:t xml:space="preserve"> still needs validation even when program annotations exist.</w:t>
+        <w:t xml:space="preserve">s, procedure and conditions that produced it. Preserve data roles and distinguish observed outcomes from </w:t>
+      </w:r>
+      <w:r>
+        <w:rPr>
+          <w:b/>
+        </w:rPr>
+        <w:t>prediction</w:t>
+      </w:r>
+      <w:r>
+        <w:rPr>
+          <w:b w:val="0"/>
+        </w:rPr>
+        <w:t>s or unmeasured conditions.</w:t>
       </w:r>
     </w:p>
     <w:p>
@@ -346,27 +367,15 @@
         <w:rPr>
           <w:b w:val="0"/>
         </w:rPr>
-        <w:t xml:space="preserve">Accept exactly room_id as a nonempty string and requested_count as a nonnegative integer excluding bool. Reject extra fields, missing fields and wrong types before </w:t>
-      </w:r>
-      <w:r>
-        <w:rPr>
-          <w:b/>
-        </w:rPr>
-        <w:t>process</w:t>
-      </w:r>
-      <w:r>
-        <w:rPr>
-          <w:b w:val="0"/>
-        </w:rPr>
-        <w:t>ing.</w:t>
+        <w:t>If the prior concept cannot be explained, use a short retrieval activity before this chapter.</w:t>
       </w:r>
     </w:p>
     <w:p>
       <w:pPr>
-        <w:pStyle w:val="Heading3"/>
-      </w:pPr>
-      <w:r>
-        <w:t>Requirements and service boundaries</w:t>
+        <w:pStyle w:val="Heading2"/>
+      </w:pPr>
+      <w:r>
+        <w:t>Opening retrieval</w:t>
       </w:r>
     </w:p>
     <w:p>
@@ -377,7 +386,7 @@
         <w:rPr>
           <w:b w:val="0"/>
         </w:rPr>
-        <w:t>Without opening the old lesson, explain one key idea from Requirements and service boundaries. Give an example and a mistake that the idea helps you avoid.</w:t>
+        <w:t>Without opening the old lesson, explain one key idea from Typed contracts and schemas. Give an example and a mistake that the idea helps you avoid.</w:t>
       </w:r>
     </w:p>
     <w:p>
@@ -400,7 +409,7 @@
         <w:rPr>
           <w:b w:val="0"/>
         </w:rPr>
-        <w:t xml:space="preserve"> and terminology of requirements and service boundaries</w:t>
+        <w:t xml:space="preserve"> and terminology of typed contracts and schemas</w:t>
       </w:r>
     </w:p>
     <w:p>
@@ -411,7 +420,19 @@
         <w:rPr>
           <w:b w:val="0"/>
         </w:rPr>
-        <w:t>Reference example, not the only acceptable wording: Teacher explanation: A service boundary states who can request what, what data may be read and which actions are outside scope. Requirements must be observable.</w:t>
+        <w:t xml:space="preserve">Reference example, not the only acceptable wording: Teacher explanation: Typed contracts define values, required fields and failure outcomes. Runtime </w:t>
+      </w:r>
+      <w:r>
+        <w:rPr>
+          <w:b/>
+        </w:rPr>
+        <w:t>input</w:t>
+      </w:r>
+      <w:r>
+        <w:rPr>
+          <w:b w:val="0"/>
+        </w:rPr>
+        <w:t xml:space="preserve"> still needs validation even when program annotations exist.</w:t>
       </w:r>
     </w:p>
     <w:p>
@@ -422,7 +443,19 @@
         <w:rPr>
           <w:b w:val="0"/>
         </w:rPr>
-        <w:t>The fictional student timetable service reads a public schedule and returns a meeting time or review status. It cannot edit schedules or email users. Test success and refusal before adding model behaviour.</w:t>
+        <w:t xml:space="preserve">Accept exactly room_id as a nonempty string and requested_count as a nonnegative integer excluding bool. Reject extra fields, missing fields and wrong types before </w:t>
+      </w:r>
+      <w:r>
+        <w:rPr>
+          <w:b/>
+        </w:rPr>
+        <w:t>process</w:t>
+      </w:r>
+      <w:r>
+        <w:rPr>
+          <w:b w:val="0"/>
+        </w:rPr>
+        <w:t>ing.</w:t>
       </w:r>
     </w:p>
     <w:p>
@@ -433,55 +466,7 @@
         <w:rPr>
           <w:b w:val="0"/>
         </w:rPr>
-        <w:t xml:space="preserve">Two 45-minute sessions. </w:t>
-      </w:r>
-      <w:r>
-        <w:rPr>
-          <w:b/>
-        </w:rPr>
-        <w:t>Configuration</w:t>
-      </w:r>
-      <w:r>
-        <w:rPr>
-          <w:b w:val="0"/>
-        </w:rPr>
-        <w:t xml:space="preserve"> supplies non-</w:t>
-      </w:r>
-      <w:r>
-        <w:rPr>
-          <w:b/>
-        </w:rPr>
-        <w:t>secret</w:t>
-      </w:r>
-      <w:r>
-        <w:rPr>
-          <w:b w:val="0"/>
-        </w:rPr>
-        <w:t xml:space="preserve"> settings; </w:t>
-      </w:r>
-      <w:r>
-        <w:rPr>
-          <w:b/>
-        </w:rPr>
-        <w:t>secret</w:t>
-      </w:r>
-      <w:r>
-        <w:rPr>
-          <w:b w:val="0"/>
-        </w:rPr>
-        <w:t xml:space="preserve">s provide privileged values. Keep </w:t>
-      </w:r>
-      <w:r>
-        <w:rPr>
-          <w:b/>
-        </w:rPr>
-        <w:t>secret</w:t>
-      </w:r>
-      <w:r>
-        <w:rPr>
-          <w:b w:val="0"/>
-        </w:rPr>
-        <w:t>s out of source, logs and client responses.</w:t>
+        <w:t>Without opening the old lesson, explain one key idea from Requirements and service boundaries. Give an example and a mistake that the idea helps you avoid.</w:t>
       </w:r>
     </w:p>
     <w:p>
@@ -492,7 +477,7 @@
         <w:rPr>
           <w:b w:val="0"/>
         </w:rPr>
-        <w:t xml:space="preserve">Use the supplied constructed scenarios to make the </w:t>
+        <w:t xml:space="preserve">Look for: Explain the </w:t>
       </w:r>
       <w:r>
         <w:rPr>
@@ -504,7 +489,7 @@
         <w:rPr>
           <w:b w:val="0"/>
         </w:rPr>
-        <w:t xml:space="preserve"> inspectable. Collect W4 before sharing solutions.</w:t>
+        <w:t xml:space="preserve"> and terminology of requirements and service boundaries</w:t>
       </w:r>
     </w:p>
     <w:p>
@@ -515,74 +500,26 @@
         <w:rPr>
           <w:b w:val="0"/>
         </w:rPr>
-        <w:t xml:space="preserve">Students should name intermediate </w:t>
-      </w:r>
-      <w:r>
-        <w:rPr>
-          <w:b/>
-        </w:rPr>
-        <w:t>evidence</w:t>
-      </w:r>
-      <w:r>
-        <w:rPr>
-          <w:b w:val="0"/>
-        </w:rPr>
-        <w:t xml:space="preserve"> and limitations; classroom pacing and learning effectiveness remain unvalidated.</w:t>
+        <w:t>Reference example, not the only acceptable wording: Teacher explanation: A service boundary states who can request what, what data may be read and which actions are outside scope. Requirements must be observable.</w:t>
       </w:r>
     </w:p>
     <w:p>
       <w:pPr>
-        <w:pStyle w:val="Heading3"/>
-      </w:pPr>
-      <w:r>
-        <w:t>Outcomes</w:t>
+        <w:spacing w:line="336" w:lineRule="auto" w:after="180"/>
+      </w:pPr>
+      <w:r>
+        <w:rPr>
+          <w:b w:val="0"/>
+        </w:rPr>
+        <w:t>The fictional student timetable service reads a public schedule and returns a meeting time or review status. It cannot edit schedules or email users. Test success and refusal before adding model behaviour.</w:t>
       </w:r>
     </w:p>
     <w:p>
       <w:pPr>
-        <w:spacing w:line="336" w:lineRule="auto" w:after="180"/>
-      </w:pPr>
-      <w:r>
-        <w:rPr>
-          <w:b w:val="0"/>
-        </w:rPr>
-        <w:t xml:space="preserve">Explain the </w:t>
-      </w:r>
-      <w:r>
-        <w:rPr>
-          <w:b/>
-        </w:rPr>
-        <w:t>mechanism</w:t>
-      </w:r>
-      <w:r>
-        <w:rPr>
-          <w:b w:val="0"/>
-        </w:rPr>
-        <w:t xml:space="preserve"> and terminology of </w:t>
-      </w:r>
-      <w:r>
-        <w:rPr>
-          <w:b/>
-        </w:rPr>
-        <w:t>configuration</w:t>
-      </w:r>
-      <w:r>
-        <w:rPr>
-          <w:b w:val="0"/>
-        </w:rPr>
-        <w:t xml:space="preserve"> and </w:t>
-      </w:r>
-      <w:r>
-        <w:rPr>
-          <w:b/>
-        </w:rPr>
-        <w:t>secret</w:t>
-      </w:r>
-      <w:r>
-        <w:rPr>
-          <w:b w:val="0"/>
-        </w:rPr>
-        <w:t>s</w:t>
+        <w:pStyle w:val="Heading2"/>
+      </w:pPr>
+      <w:r>
+        <w:t>Pictured end goal</w:t>
       </w:r>
     </w:p>
     <w:p>
@@ -593,18 +530,39 @@
         <w:rPr>
           <w:b w:val="0"/>
         </w:rPr>
-        <w:t>Apply the stated procedure to a new case with a traceable result</w:t>
+        <w:t xml:space="preserve">Explain </w:t>
+      </w:r>
+      <w:r>
+        <w:rPr>
+          <w:b/>
+        </w:rPr>
+        <w:t>configuration</w:t>
+      </w:r>
+      <w:r>
+        <w:rPr>
+          <w:b w:val="0"/>
+        </w:rPr>
+        <w:t xml:space="preserve"> and </w:t>
+      </w:r>
+      <w:r>
+        <w:rPr>
+          <w:b/>
+        </w:rPr>
+        <w:t>secret</w:t>
+      </w:r>
+      <w:r>
+        <w:rPr>
+          <w:b w:val="0"/>
+        </w:rPr>
+        <w:t>s using the deciding step in this fictional service.</w:t>
       </w:r>
     </w:p>
     <w:p>
       <w:pPr>
-        <w:spacing w:line="336" w:lineRule="auto" w:after="180"/>
-      </w:pPr>
-      <w:r>
-        <w:rPr>
-          <w:b w:val="0"/>
-        </w:rPr>
-        <w:t>Identify an assumption or limitation and design a revealing follow-up</w:t>
+        <w:pStyle w:val="Heading2"/>
+      </w:pPr>
+      <w:r>
+        <w:t>Earlier wording, alternatives and picture transcripts · reference / check after trying</w:t>
       </w:r>
     </w:p>
     <w:p>
@@ -612,83 +570,122 @@
         <w:pStyle w:val="Heading3"/>
       </w:pPr>
       <w:r>
-        <w:t>Preparation</w:t>
+        <w:t>Teach the learning cycle</w:t>
       </w:r>
     </w:p>
     <w:p>
       <w:pPr>
-        <w:spacing w:line="336" w:lineRule="auto" w:after="180"/>
-      </w:pPr>
-      <w:r>
-        <w:rPr>
-          <w:b w:val="0"/>
-        </w:rPr>
-        <w:t>Lesson and workbook; paper and pencil</w:t>
+        <w:pStyle w:val="Heading3"/>
+      </w:pPr>
+      <w:r>
+        <w:t>Retrieval answer guidance</w:t>
       </w:r>
     </w:p>
     <w:p>
       <w:pPr>
-        <w:spacing w:line="336" w:lineRule="auto" w:after="180"/>
-      </w:pPr>
-      <w:r>
-        <w:rPr>
-          <w:b w:val="0"/>
-        </w:rPr>
-        <w:t>Calculator and optional local Python 3 for arithmetic; no live API or private data</w:t>
+        <w:pStyle w:val="Heading3"/>
+      </w:pPr>
+      <w:r>
+        <w:t>Typed contracts and schemas</w:t>
       </w:r>
     </w:p>
     <w:p>
       <w:pPr>
-        <w:spacing w:line="336" w:lineRule="auto" w:after="180"/>
-      </w:pPr>
-      <w:r>
-        <w:rPr>
-          <w:b w:val="0"/>
-        </w:rPr>
-        <w:t>Prepare the fresh retry separately and withhold its solution until after collection</w:t>
+        <w:pStyle w:val="Heading3"/>
+      </w:pPr>
+      <w:r>
+        <w:t>Requirements and service boundaries</w:t>
       </w:r>
     </w:p>
     <w:p>
       <w:pPr>
-        <w:pStyle w:val="Heading3"/>
-      </w:pPr>
-      <w:r>
-        <w:t>Prerequisite answer</w:t>
+        <w:spacing w:line="336" w:lineRule="auto" w:after="180"/>
+      </w:pPr>
+      <w:r>
+        <w:rPr>
+          <w:b w:val="0"/>
+        </w:rPr>
+        <w:t xml:space="preserve">Use the three-session teaching cycle above, with extra time as needed. </w:t>
+      </w:r>
+      <w:r>
+        <w:rPr>
+          <w:b/>
+        </w:rPr>
+        <w:t>Configuration</w:t>
+      </w:r>
+      <w:r>
+        <w:rPr>
+          <w:b w:val="0"/>
+        </w:rPr>
+        <w:t xml:space="preserve"> supplies non-</w:t>
+      </w:r>
+      <w:r>
+        <w:rPr>
+          <w:b/>
+        </w:rPr>
+        <w:t>secret</w:t>
+      </w:r>
+      <w:r>
+        <w:rPr>
+          <w:b w:val="0"/>
+        </w:rPr>
+        <w:t xml:space="preserve"> settings; </w:t>
+      </w:r>
+      <w:r>
+        <w:rPr>
+          <w:b/>
+        </w:rPr>
+        <w:t>secret</w:t>
+      </w:r>
+      <w:r>
+        <w:rPr>
+          <w:b w:val="0"/>
+        </w:rPr>
+        <w:t xml:space="preserve">s provide privileged values. Keep </w:t>
+      </w:r>
+      <w:r>
+        <w:rPr>
+          <w:b/>
+        </w:rPr>
+        <w:t>secret</w:t>
+      </w:r>
+      <w:r>
+        <w:rPr>
+          <w:b w:val="0"/>
+        </w:rPr>
+        <w:t xml:space="preserve">s out of source, logs and client responses. Use the supplied constructed scenarios to make the </w:t>
+      </w:r>
+      <w:r>
+        <w:rPr>
+          <w:b/>
+        </w:rPr>
+        <w:t>mechanism</w:t>
+      </w:r>
+      <w:r>
+        <w:rPr>
+          <w:b w:val="0"/>
+        </w:rPr>
+        <w:t xml:space="preserve"> inspectable. Collect W4 before sharing solutions. Students should name intermediate </w:t>
+      </w:r>
+      <w:r>
+        <w:rPr>
+          <w:b/>
+        </w:rPr>
+        <w:t>evidence</w:t>
+      </w:r>
+      <w:r>
+        <w:rPr>
+          <w:b w:val="0"/>
+        </w:rPr>
+        <w:t xml:space="preserve"> and limitations; classroom pacing and learning effectiveness remain unvalidated.</w:t>
       </w:r>
     </w:p>
     <w:p>
       <w:pPr>
-        <w:spacing w:line="336" w:lineRule="auto" w:after="180"/>
-      </w:pPr>
-      <w:r>
-        <w:rPr>
-          <w:b w:val="0"/>
-        </w:rPr>
-        <w:t xml:space="preserve">A result depends on the </w:t>
-      </w:r>
-      <w:r>
-        <w:rPr>
-          <w:b/>
-        </w:rPr>
-        <w:t>input</w:t>
-      </w:r>
-      <w:r>
-        <w:rPr>
-          <w:b w:val="0"/>
-        </w:rPr>
-        <w:t xml:space="preserve">s, procedure and conditions that produced it. Preserve data roles and distinguish observed outcomes from </w:t>
-      </w:r>
-      <w:r>
-        <w:rPr>
-          <w:b/>
-        </w:rPr>
-        <w:t>prediction</w:t>
-      </w:r>
-      <w:r>
-        <w:rPr>
-          <w:b w:val="0"/>
-        </w:rPr>
-        <w:t>s or unmeasured conditions.</w:t>
+        <w:pStyle w:val="Heading3"/>
+      </w:pPr>
+      <w:r>
+        <w:t>Outcomes</w:t>
       </w:r>
     </w:p>
     <w:p>
@@ -699,15 +696,54 @@
         <w:rPr>
           <w:b w:val="0"/>
         </w:rPr>
-        <w:t>If the prior concept cannot be explained, use a short retrieval activity before this chapter.</w:t>
+        <w:t xml:space="preserve">Explain the </w:t>
+      </w:r>
+      <w:r>
+        <w:rPr>
+          <w:b/>
+        </w:rPr>
+        <w:t>mechanism</w:t>
+      </w:r>
+      <w:r>
+        <w:rPr>
+          <w:b w:val="0"/>
+        </w:rPr>
+        <w:t xml:space="preserve"> and terminology of </w:t>
+      </w:r>
+      <w:r>
+        <w:rPr>
+          <w:b/>
+        </w:rPr>
+        <w:t>configuration</w:t>
+      </w:r>
+      <w:r>
+        <w:rPr>
+          <w:b w:val="0"/>
+        </w:rPr>
+        <w:t xml:space="preserve"> and </w:t>
+      </w:r>
+      <w:r>
+        <w:rPr>
+          <w:b/>
+        </w:rPr>
+        <w:t>secret</w:t>
+      </w:r>
+      <w:r>
+        <w:rPr>
+          <w:b w:val="0"/>
+        </w:rPr>
+        <w:t>s</w:t>
       </w:r>
     </w:p>
     <w:p>
       <w:pPr>
-        <w:pStyle w:val="Heading3"/>
-      </w:pPr>
-      <w:r>
-        <w:t>End goal for the pictorial case</w:t>
+        <w:spacing w:line="336" w:lineRule="auto" w:after="180"/>
+      </w:pPr>
+      <w:r>
+        <w:rPr>
+          <w:b w:val="0"/>
+        </w:rPr>
+        <w:t>Apply the stated procedure to a new case with a traceable result</w:t>
       </w:r>
     </w:p>
     <w:p>
@@ -718,55 +754,31 @@
         <w:rPr>
           <w:b w:val="0"/>
         </w:rPr>
-        <w:t xml:space="preserve">Explain </w:t>
-      </w:r>
-      <w:r>
-        <w:rPr>
-          <w:b/>
-        </w:rPr>
-        <w:t>configuration</w:t>
-      </w:r>
-      <w:r>
-        <w:rPr>
-          <w:b w:val="0"/>
-        </w:rPr>
-        <w:t xml:space="preserve"> and </w:t>
-      </w:r>
-      <w:r>
-        <w:rPr>
-          <w:b/>
-        </w:rPr>
-        <w:t>secret</w:t>
-      </w:r>
-      <w:r>
-        <w:rPr>
-          <w:b w:val="0"/>
-        </w:rPr>
-        <w:t>s using the deciding step in this fictional service.</w:t>
+        <w:t>Identify an assumption or limitation and design a revealing follow-up</w:t>
       </w:r>
     </w:p>
     <w:p>
       <w:pPr>
-        <w:spacing w:line="336" w:lineRule="auto" w:after="180"/>
-      </w:pPr>
-      <w:r>
-        <w:rPr>
-          <w:b w:val="0"/>
-        </w:rPr>
-        <w:t>This added worked case illustrates the week’s main idea. Retain all original and connected topics; schedule its practice within the teaching cycle.</w:t>
+        <w:pStyle w:val="Heading3"/>
+      </w:pPr>
+      <w:r>
+        <w:t>Preparation</w:t>
       </w:r>
     </w:p>
     <w:p>
       <w:pPr>
-        <w:pStyle w:val="Heading1"/>
-      </w:pPr>
-      <w:r>
-        <w:t>02. Explain and model the mechanism</w:t>
+        <w:pStyle w:val="Heading3"/>
+      </w:pPr>
+      <w:r>
+        <w:t>Prerequisite answer</w:t>
       </w:r>
     </w:p>
     <w:p>
-      <w:r>
-        <w:t>Model Configuration and secrets using the supplied case, labelled mechanism and reasoning. Make the scope of each conclusion explicit.</w:t>
+      <w:pPr>
+        <w:pStyle w:val="Heading3"/>
+      </w:pPr>
+      <w:r>
+        <w:t>End goal for the pictorial case</w:t>
       </w:r>
     </w:p>
     <w:p>
@@ -775,81 +787,30 @@
       </w:pPr>
       <w:r>
         <w:rPr>
-          <w:b/>
-        </w:rPr>
-        <w:t>Configuration</w:t>
-      </w:r>
-      <w:r>
-        <w:rPr>
           <w:b w:val="0"/>
         </w:rPr>
-        <w:t xml:space="preserve"> supplies non-</w:t>
-      </w:r>
-      <w:r>
-        <w:rPr>
-          <w:b/>
-        </w:rPr>
-        <w:t>secret</w:t>
-      </w:r>
-      <w:r>
-        <w:rPr>
-          <w:b w:val="0"/>
-        </w:rPr>
-        <w:t xml:space="preserve"> settings; </w:t>
-      </w:r>
-      <w:r>
-        <w:rPr>
-          <w:b/>
-        </w:rPr>
-        <w:t>secret</w:t>
-      </w:r>
-      <w:r>
-        <w:rPr>
-          <w:b w:val="0"/>
-        </w:rPr>
-        <w:t xml:space="preserve">s provide privileged values. Keep </w:t>
-      </w:r>
-      <w:r>
-        <w:rPr>
-          <w:b/>
-        </w:rPr>
-        <w:t>secret</w:t>
-      </w:r>
-      <w:r>
-        <w:rPr>
-          <w:b w:val="0"/>
-        </w:rPr>
-        <w:t>s out of source, logs and client responses.</w:t>
+        <w:t>This added worked case illustrates the week’s main idea. Retain all original and connected topics; schedule its practice within the teaching cycle.</w:t>
       </w:r>
     </w:p>
     <w:p>
       <w:pPr>
-        <w:pStyle w:val="Heading3"/>
-      </w:pPr>
-      <w:r>
-        <w:t>Explain Configuration and secrets · 1</w:t>
+        <w:pStyle w:val="Heading1"/>
+      </w:pPr>
+      <w:r>
+        <w:t>02. Teach classification, startup validation and output selection together</w:t>
       </w:r>
     </w:p>
     <w:p>
-      <w:pPr>
-        <w:spacing w:line="336" w:lineRule="auto" w:after="180"/>
-      </w:pPr>
-      <w:r>
-        <w:rPr>
-          <w:b w:val="0"/>
-        </w:rPr>
-        <w:t>Begin by writing the question the procedure is intended to answer. Identify the information already supplied, the information it will produce and the information still missing.</w:t>
+      <w:r>
+        <w:t>Use only invented placeholders and inspect exactly the records the mock emits.</w:t>
       </w:r>
     </w:p>
     <w:p>
       <w:pPr>
-        <w:spacing w:line="336" w:lineRule="auto" w:after="180"/>
-      </w:pPr>
-      <w:r>
-        <w:rPr>
-          <w:b w:val="0"/>
-        </w:rPr>
-        <w:t>These are constructed classroom examples; they do not require live accounts, private records or an external service. Do not treat a plausible explanation as a measured outcome.</w:t>
+        <w:pStyle w:val="Heading2"/>
+      </w:pPr>
+      <w:r>
+        <w:t>Definitions and complete input/output contract</w:t>
       </w:r>
     </w:p>
     <w:p>
@@ -858,21 +819,27 @@
       </w:pPr>
       <w:r>
         <w:rPr>
+          <w:b/>
+        </w:rPr>
+        <w:t>Configuration</w:t>
+      </w:r>
+      <w:r>
+        <w:rPr>
           <w:b w:val="0"/>
         </w:rPr>
-        <w:t xml:space="preserve">The toy service reads DATA_VERSION from </w:t>
+        <w:t xml:space="preserve"> supplies non-</w:t>
       </w:r>
       <w:r>
         <w:rPr>
           <w:b/>
         </w:rPr>
-        <w:t>configuration</w:t>
+        <w:t>secret</w:t>
       </w:r>
       <w:r>
         <w:rPr>
           <w:b w:val="0"/>
         </w:rPr>
-        <w:t xml:space="preserve"> and a signing </w:t>
+        <w:t xml:space="preserve"> settings; </w:t>
       </w:r>
       <w:r>
         <w:rPr>
@@ -884,39 +851,1262 @@
         <w:rPr>
           <w:b w:val="0"/>
         </w:rPr>
-        <w:t xml:space="preserve"> from server-only </w:t>
+        <w:t xml:space="preserve">s provide privileged values. Keep </w:t>
       </w:r>
       <w:r>
         <w:rPr>
           <w:b/>
         </w:rPr>
-        <w:t>input</w:t>
+        <w:t>secret</w:t>
       </w:r>
       <w:r>
         <w:rPr>
           <w:b w:val="0"/>
         </w:rPr>
-        <w:t xml:space="preserve">. Validate required settings at startup and fail clearly if absent; do not substitute a published default </w:t>
-      </w:r>
-      <w:r>
-        <w:rPr>
-          <w:b/>
-        </w:rPr>
-        <w:t>secret</w:t>
-      </w:r>
-      <w:r>
-        <w:rPr>
-          <w:b w:val="0"/>
-        </w:rPr>
-        <w:t>.</w:t>
+        <w:t>s out of source, logs and client responses.</w:t>
       </w:r>
     </w:p>
     <w:p>
       <w:pPr>
+        <w:spacing w:line="336" w:lineRule="auto" w:after="180"/>
+      </w:pPr>
+      <w:r>
+        <w:rPr>
+          <w:b w:val="0"/>
+        </w:rPr>
+        <w:t xml:space="preserve">The toy service reads DATA_VERSION from </w:t>
+      </w:r>
+      <w:r>
+        <w:rPr>
+          <w:b/>
+        </w:rPr>
+        <w:t>configuration</w:t>
+      </w:r>
+      <w:r>
+        <w:rPr>
+          <w:b w:val="0"/>
+        </w:rPr>
+        <w:t xml:space="preserve"> and a signing </w:t>
+      </w:r>
+      <w:r>
+        <w:rPr>
+          <w:b/>
+        </w:rPr>
+        <w:t>secret</w:t>
+      </w:r>
+      <w:r>
+        <w:rPr>
+          <w:b w:val="0"/>
+        </w:rPr>
+        <w:t xml:space="preserve"> from server-only </w:t>
+      </w:r>
+      <w:r>
+        <w:rPr>
+          <w:b/>
+        </w:rPr>
+        <w:t>input</w:t>
+      </w:r>
+      <w:r>
+        <w:rPr>
+          <w:b w:val="0"/>
+        </w:rPr>
+        <w:t xml:space="preserve">. Validate required settings at startup and fail clearly if absent; do not substitute a published default </w:t>
+      </w:r>
+      <w:r>
+        <w:rPr>
+          <w:b/>
+        </w:rPr>
+        <w:t>secret</w:t>
+      </w:r>
+      <w:r>
+        <w:rPr>
+          <w:b w:val="0"/>
+        </w:rPr>
+        <w:t>.</w:t>
+      </w:r>
+    </w:p>
+    <w:tbl>
+      <w:tblPr>
+        <w:tblStyle w:val="LightShading-Accent1"/>
+        <w:tblW w:type="auto" w:w="0"/>
+        <w:tblLook w:firstColumn="1" w:firstRow="1" w:lastColumn="0" w:lastRow="0" w:noHBand="0" w:noVBand="1" w:val="04A0"/>
+      </w:tblPr>
+      <w:tblGrid>
+        <w:gridCol w:w="5112"/>
+        <w:gridCol w:w="5112"/>
+      </w:tblGrid>
+      <w:tr>
+        <w:trPr>
+          <w:tblHeader/>
+        </w:trPr>
+        <w:tc>
+          <w:tcPr>
+            <w:tcW w:type="dxa" w:w="5112"/>
+          </w:tcPr>
+          <w:p>
+            <w:r>
+              <w:t>Input or record</w:t>
+            </w:r>
+          </w:p>
+        </w:tc>
+        <w:tc>
+          <w:tcPr>
+            <w:tcW w:type="dxa" w:w="5112"/>
+          </w:tcPr>
+          <w:p>
+            <w:r>
+              <w:t>Declared role and rule</w:t>
+            </w:r>
+          </w:p>
+        </w:tc>
+      </w:tr>
+      <w:tr>
+        <w:tc>
+          <w:tcPr>
+            <w:tcW w:type="dxa" w:w="5112"/>
+          </w:tcPr>
+          <w:p>
+            <w:r>
+              <w:t>DATA_VERSION</w:t>
+            </w:r>
+          </w:p>
+        </w:tc>
+        <w:tc>
+          <w:tcPr>
+            <w:tcW w:type="dxa" w:w="5112"/>
+          </w:tcPr>
+          <w:p>
+            <w:r>
+              <w:t>Reviewed non-secret configuration: nonblank string</w:t>
+            </w:r>
+          </w:p>
+        </w:tc>
+      </w:tr>
+      <w:tr>
+        <w:tc>
+          <w:tcPr>
+            <w:tcW w:type="dxa" w:w="5112"/>
+          </w:tcPr>
+          <w:p>
+            <w:r>
+              <w:t>MAX_WORDS</w:t>
+            </w:r>
+          </w:p>
+        </w:tc>
+        <w:tc>
+          <w:tcPr>
+            <w:tcW w:type="dxa" w:w="5112"/>
+          </w:tcPr>
+          <w:p>
+            <w:r>
+              <w:t>Reviewed non-secret configuration: exact positive integer, bool excluded</w:t>
+            </w:r>
+          </w:p>
+        </w:tc>
+      </w:tr>
+      <w:tr>
+        <w:tc>
+          <w:tcPr>
+            <w:tcW w:type="dxa" w:w="5112"/>
+          </w:tcPr>
+          <w:p>
+            <w:r>
+              <w:t>SIGNING_SECRET</w:t>
+            </w:r>
+          </w:p>
+        </w:tc>
+        <w:tc>
+          <w:tcPr>
+            <w:tcW w:type="dxa" w:w="5112"/>
+          </w:tcPr>
+          <w:p>
+            <w:r>
+              <w:t>Server-only mock input: nonblank placeholder; never copy its value into emitted records</w:t>
+            </w:r>
+          </w:p>
+        </w:tc>
+      </w:tr>
+      <w:tr>
+        <w:tc>
+          <w:tcPr>
+            <w:tcW w:type="dxa" w:w="5112"/>
+          </w:tcPr>
+          <w:p>
+            <w:r>
+              <w:t>Missing/invalid required field</w:t>
+            </w:r>
+          </w:p>
+        </w:tc>
+        <w:tc>
+          <w:tcPr>
+            <w:tcW w:type="dxa" w:w="5112"/>
+          </w:tcPr>
+          <w:p>
+            <w:r>
+              <w:t>Block startup and report the key name, not its value</w:t>
+            </w:r>
+          </w:p>
+        </w:tc>
+      </w:tr>
+      <w:tr>
+        <w:tc>
+          <w:tcPr>
+            <w:tcW w:type="dxa" w:w="5112"/>
+          </w:tcPr>
+          <w:p>
+            <w:r>
+              <w:t>Successful public record</w:t>
+            </w:r>
+          </w:p>
+        </w:tc>
+        <w:tc>
+          <w:tcPr>
+            <w:tcW w:type="dxa" w:w="5112"/>
+          </w:tcPr>
+          <w:p>
+            <w:r>
+              <w:t>Only status, data_version and maximum_words</w:t>
+            </w:r>
+          </w:p>
+        </w:tc>
+      </w:tr>
+      <w:tr>
+        <w:tc>
+          <w:tcPr>
+            <w:tcW w:type="dxa" w:w="5112"/>
+          </w:tcPr>
+          <w:p>
+            <w:r>
+              <w:t>Internal runtime state</w:t>
+            </w:r>
+          </w:p>
+        </w:tc>
+        <w:tc>
+          <w:tcPr>
+            <w:tcW w:type="dxa" w:w="5112"/>
+          </w:tcPr>
+          <w:p>
+            <w:r>
+              <w:t>May carry the placeholder separately; never print or serialize that state in the lab</w:t>
+            </w:r>
+          </w:p>
+        </w:tc>
+      </w:tr>
+      <w:tr>
+        <w:tc>
+          <w:tcPr>
+            <w:tcW w:type="dxa" w:w="5112"/>
+          </w:tcPr>
+          <w:p>
+            <w:r>
+              <w:t>Actual operations</w:t>
+            </w:r>
+          </w:p>
+        </w:tc>
+        <w:tc>
+          <w:tcPr>
+            <w:tcW w:type="dxa" w:w="5112"/>
+          </w:tcPr>
+          <w:p>
+            <w:r>
+              <w:t>No real environment, credential store, signing, model answer or deployment is used</w:t>
+            </w:r>
+          </w:p>
+        </w:tc>
+      </w:tr>
+    </w:tbl>
+    <w:p>
+      <w:pPr>
+        <w:pStyle w:val="Heading2"/>
+      </w:pPr>
+      <w:r>
+        <w:t>Startup flow and main debug-output reasoning</w:t>
+      </w:r>
+    </w:p>
+    <w:p>
+      <w:pPr>
         <w:pStyle w:val="Heading3"/>
       </w:pPr>
       <w:r>
-        <w:t>Explain Configuration and secrets · 2</w:t>
+        <w:t>Check required values, then build a separate public record</w:t>
+      </w:r>
+    </w:p>
+    <w:tbl>
+      <w:tblPr>
+        <w:tblStyle w:val="LightShading-Accent1"/>
+        <w:tblW w:type="auto" w:w="0"/>
+        <w:tblLook w:firstColumn="1" w:firstRow="1" w:lastColumn="0" w:lastRow="0" w:noHBand="0" w:noVBand="1" w:val="04A0"/>
+      </w:tblPr>
+      <w:tblGrid>
+        <w:gridCol w:w="5112"/>
+        <w:gridCol w:w="5112"/>
+      </w:tblGrid>
+      <w:tr>
+        <w:trPr>
+          <w:tblHeader/>
+        </w:trPr>
+        <w:tc>
+          <w:tcPr>
+            <w:tcW w:type="dxa" w:w="5112"/>
+          </w:tcPr>
+          <w:p>
+            <w:r>
+              <w:t>Stage</w:t>
+            </w:r>
+          </w:p>
+        </w:tc>
+        <w:tc>
+          <w:tcPr>
+            <w:tcW w:type="dxa" w:w="5112"/>
+          </w:tcPr>
+          <w:p>
+            <w:r>
+              <w:t>Local classroom behaviour</w:t>
+            </w:r>
+          </w:p>
+        </w:tc>
+      </w:tr>
+      <w:tr>
+        <w:tc>
+          <w:tcPr>
+            <w:tcW w:type="dxa" w:w="5112"/>
+          </w:tcPr>
+          <w:p>
+            <w:r>
+              <w:t>1. Read declared inputs</w:t>
+            </w:r>
+          </w:p>
+        </w:tc>
+        <w:tc>
+          <w:tcPr>
+            <w:tcW w:type="dxa" w:w="5112"/>
+          </w:tcPr>
+          <w:p>
+            <w:r>
+              <w:t>Take DATA_VERSION/MAX_WORDS from a mock config dict; placeholder from a separate server-only dict</w:t>
+            </w:r>
+          </w:p>
+        </w:tc>
+      </w:tr>
+      <w:tr>
+        <w:tc>
+          <w:tcPr>
+            <w:tcW w:type="dxa" w:w="5112"/>
+          </w:tcPr>
+          <w:p>
+            <w:r>
+              <w:t>2. Validate required values</w:t>
+            </w:r>
+          </w:p>
+        </w:tc>
+        <w:tc>
+          <w:tcPr>
+            <w:tcW w:type="dxa" w:w="5112"/>
+          </w:tcPr>
+          <w:p>
+            <w:r>
+              <w:t>Missing or invalid keys → startup_blocked with names only; no default credential</w:t>
+            </w:r>
+          </w:p>
+        </w:tc>
+      </w:tr>
+      <w:tr>
+        <w:tc>
+          <w:tcPr>
+            <w:tcW w:type="dxa" w:w="5112"/>
+          </w:tcPr>
+          <w:p>
+            <w:r>
+              <w:t>3. Hold internal state</w:t>
+            </w:r>
+          </w:p>
+        </w:tc>
+        <w:tc>
+          <w:tcPr>
+            <w:tcW w:type="dxa" w:w="5112"/>
+          </w:tcPr>
+          <w:p>
+            <w:r>
+              <w:t>Keep the placeholder on the internal path, separate from displayed status</w:t>
+            </w:r>
+          </w:p>
+        </w:tc>
+      </w:tr>
+      <w:tr>
+        <w:tc>
+          <w:tcPr>
+            <w:tcW w:type="dxa" w:w="5112"/>
+          </w:tcPr>
+          <w:p>
+            <w:r>
+              <w:t>4. Build an allowlisted public record</w:t>
+            </w:r>
+          </w:p>
+        </w:tc>
+        <w:tc>
+          <w:tcPr>
+            <w:tcW w:type="dxa" w:w="5112"/>
+          </w:tcPr>
+          <w:p>
+            <w:r>
+              <w:t>Ready status + reviewed data version + configured word limit; never dump all inputs</w:t>
+            </w:r>
+          </w:p>
+        </w:tc>
+      </w:tr>
+      <w:tr>
+        <w:tc>
+          <w:tcPr>
+            <w:tcW w:type="dxa" w:w="5112"/>
+          </w:tcPr>
+          <w:p>
+            <w:r>
+              <w:t>5. Inspect emitted records</w:t>
+            </w:r>
+          </w:p>
+        </w:tc>
+        <w:tc>
+          <w:tcPr>
+            <w:tcW w:type="dxa" w:w="5112"/>
+          </w:tcPr>
+          <w:p>
+            <w:r>
+              <w:t>Check that the tested mock private values do not appear in any serialized public/error record</w:t>
+            </w:r>
+          </w:p>
+        </w:tc>
+      </w:tr>
+    </w:tbl>
+    <w:p>
+      <w:r>
+        <w:t>This is a local handling exercise. It demonstrates chosen output fields, not a production secret-management system.</w:t>
+      </w:r>
+    </w:p>
+    <w:p>
+      <w:pPr>
+        <w:spacing w:line="336" w:lineRule="auto" w:after="180"/>
+      </w:pPr>
+      <w:r>
+        <w:rPr>
+          <w:b w:val="0"/>
+        </w:rPr>
+        <w:t>Ask learners to name the missing key and the minimum diagnostic needed. Do not let them dump real environment variables or bring real credentials into this exercise. The provided code reads only mock dictionaries and checks chosen emitted records. Public configuration must actually have been classified as non-secret; an allowlisted field name alone cannot make a sensitive value public.</w:t>
+      </w:r>
+    </w:p>
+    <w:p>
+      <w:pPr>
+        <w:spacing w:line="336" w:lineRule="auto" w:after="180"/>
+      </w:pPr>
+      <w:r>
+        <w:rPr>
+          <w:b w:val="0"/>
+        </w:rPr>
+        <w:t>A configured word limit is not proof that responses obey it. Keep mock startup success, tested disclosure checks and absent production evidence separate.</w:t>
+      </w:r>
+    </w:p>
+    <w:p>
+      <w:pPr>
+        <w:pStyle w:val="Heading3"/>
+      </w:pPr>
+      <w:r>
+        <w:t>Configuration and secrets — evidence trace</w:t>
+      </w:r>
+    </w:p>
+    <w:tbl>
+      <w:tblPr>
+        <w:tblStyle w:val="LightShading-Accent1"/>
+        <w:tblW w:type="auto" w:w="0"/>
+        <w:tblLook w:firstColumn="1" w:firstRow="1" w:lastColumn="0" w:lastRow="0" w:noHBand="0" w:noVBand="1" w:val="04A0"/>
+      </w:tblPr>
+      <w:tblGrid>
+        <w:gridCol w:w="3408"/>
+        <w:gridCol w:w="3408"/>
+        <w:gridCol w:w="3408"/>
+      </w:tblGrid>
+      <w:tr>
+        <w:trPr>
+          <w:tblHeader/>
+        </w:trPr>
+        <w:tc>
+          <w:tcPr>
+            <w:tcW w:type="dxa" w:w="3408"/>
+          </w:tcPr>
+          <w:p>
+            <w:r>
+              <w:t>Input and scope</w:t>
+            </w:r>
+          </w:p>
+        </w:tc>
+        <w:tc>
+          <w:tcPr>
+            <w:tcW w:type="dxa" w:w="3408"/>
+          </w:tcPr>
+          <w:p>
+            <w:r>
+              <w:t>Check or calculation</w:t>
+            </w:r>
+          </w:p>
+        </w:tc>
+        <w:tc>
+          <w:tcPr>
+            <w:tcW w:type="dxa" w:w="3408"/>
+          </w:tcPr>
+          <w:p>
+            <w:r>
+              <w:t>Conclusion and limit</w:t>
+            </w:r>
+          </w:p>
+        </w:tc>
+      </w:tr>
+      <w:tr>
+        <w:tc>
+          <w:tcPr>
+            <w:tcW w:type="dxa" w:w="3408"/>
+          </w:tcPr>
+          <w:p>
+            <w:r>
+              <w:t>A startup script prints every environment variable while debugging a missing data version.</w:t>
+            </w:r>
+          </w:p>
+        </w:tc>
+        <w:tc>
+          <w:tcPr>
+            <w:tcW w:type="dxa" w:w="3408"/>
+          </w:tcPr>
+          <w:p>
+            <w:r>
+              <w:t>The toy service reads DATA_VERSION from configuration and a signing secret from server-only input. Validate required settings at startup and fail clearly if absent; do not substitute a published default secret.</w:t>
+            </w:r>
+          </w:p>
+        </w:tc>
+        <w:tc>
+          <w:tcPr>
+            <w:tcW w:type="dxa" w:w="3408"/>
+          </w:tcPr>
+          <w:p>
+            <w:r>
+              <w:t>It risks exposing secrets unrelated to the error. Report the missing key name without values and validate only required fields.</w:t>
+            </w:r>
+          </w:p>
+        </w:tc>
+      </w:tr>
+    </w:tbl>
+    <w:p>
+      <w:r>
+        <w:t>The figure connects this chapter's worked input, declared procedure and result. Read the complete worked reasoning for qualifiers and intermediate steps; the abbreviated labels do not replace that reasoning.</w:t>
+      </w:r>
+    </w:p>
+    <w:p>
+      <w:pPr>
+        <w:spacing w:line="336" w:lineRule="auto" w:after="180"/>
+      </w:pPr>
+      <w:r>
+        <w:rPr>
+          <w:b w:val="0"/>
+        </w:rPr>
+        <w:t xml:space="preserve">Guided: It risks exposing </w:t>
+      </w:r>
+      <w:r>
+        <w:rPr>
+          <w:b/>
+        </w:rPr>
+        <w:t>secret</w:t>
+      </w:r>
+      <w:r>
+        <w:rPr>
+          <w:b w:val="0"/>
+        </w:rPr>
+        <w:t>s unrelated to the error. Report the missing key name without values and validate only required fields.</w:t>
+      </w:r>
+    </w:p>
+    <w:p>
+      <w:pPr>
+        <w:spacing w:line="336" w:lineRule="auto" w:after="180"/>
+      </w:pPr>
+      <w:r>
+        <w:rPr>
+          <w:b w:val="0"/>
+        </w:rPr>
+        <w:t xml:space="preserve">Qualification: A classroom mock is not a production credential-management design; no real </w:t>
+      </w:r>
+      <w:r>
+        <w:rPr>
+          <w:b/>
+        </w:rPr>
+        <w:t>secret</w:t>
+      </w:r>
+      <w:r>
+        <w:rPr>
+          <w:b w:val="0"/>
+        </w:rPr>
+        <w:t>s are needed here.</w:t>
+      </w:r>
+    </w:p>
+    <w:p>
+      <w:pPr>
+        <w:spacing w:line="336" w:lineRule="auto" w:after="180"/>
+      </w:pPr>
+      <w:r>
+        <w:rPr>
+          <w:b w:val="0"/>
+        </w:rPr>
+        <w:t xml:space="preserve">Exit: accept a concrete variation with its predicted outcome and a stated condition that would challenge the </w:t>
+      </w:r>
+      <w:r>
+        <w:rPr>
+          <w:b/>
+        </w:rPr>
+        <w:t>mechanism</w:t>
+      </w:r>
+      <w:r>
+        <w:rPr>
+          <w:b w:val="0"/>
+        </w:rPr>
+        <w:t xml:space="preserve">; reject a claim resting on unmeasured </w:t>
+      </w:r>
+      <w:r>
+        <w:rPr>
+          <w:b/>
+        </w:rPr>
+        <w:t>evidence</w:t>
+      </w:r>
+      <w:r>
+        <w:rPr>
+          <w:b w:val="0"/>
+        </w:rPr>
+        <w:t>.</w:t>
+      </w:r>
+    </w:p>
+    <w:p>
+      <w:pPr>
+        <w:spacing w:line="336" w:lineRule="auto" w:after="180"/>
+      </w:pPr>
+      <w:r>
+        <w:rPr>
+          <w:b w:val="0"/>
+        </w:rPr>
+        <w:t>A startup script prints every environment variable while debugging a missing data version.</w:t>
+      </w:r>
+    </w:p>
+    <w:p>
+      <w:pPr>
+        <w:spacing w:line="336" w:lineRule="auto" w:after="180"/>
+      </w:pPr>
+      <w:r>
+        <w:rPr>
+          <w:b w:val="0"/>
+        </w:rPr>
+        <w:t xml:space="preserve">It risks exposing </w:t>
+      </w:r>
+      <w:r>
+        <w:rPr>
+          <w:b/>
+        </w:rPr>
+        <w:t>secret</w:t>
+      </w:r>
+      <w:r>
+        <w:rPr>
+          <w:b w:val="0"/>
+        </w:rPr>
+        <w:t>s unrelated to the error. Report the missing key name without values and validate only required fields.</w:t>
+      </w:r>
+    </w:p>
+    <w:p>
+      <w:pPr>
+        <w:spacing w:line="336" w:lineRule="auto" w:after="180"/>
+      </w:pPr>
+      <w:r>
+        <w:rPr>
+          <w:b w:val="0"/>
+        </w:rPr>
+        <w:t xml:space="preserve">Compare the intermediate </w:t>
+      </w:r>
+      <w:r>
+        <w:rPr>
+          <w:b/>
+        </w:rPr>
+        <w:t>evidence</w:t>
+      </w:r>
+      <w:r>
+        <w:rPr>
+          <w:b w:val="0"/>
+        </w:rPr>
+        <w:t xml:space="preserve"> with the final statement. Explain why each number or decision follows from the stated </w:t>
+      </w:r>
+      <w:r>
+        <w:rPr>
+          <w:b/>
+        </w:rPr>
+        <w:t>input</w:t>
+      </w:r>
+      <w:r>
+        <w:rPr>
+          <w:b w:val="0"/>
+        </w:rPr>
+        <w:t>s.</w:t>
+      </w:r>
+    </w:p>
+    <w:p>
+      <w:pPr>
+        <w:spacing w:line="336" w:lineRule="auto" w:after="180"/>
+      </w:pPr>
+      <w:r>
+        <w:rPr>
+          <w:b w:val="0"/>
+        </w:rPr>
+        <w:t xml:space="preserve">The conclusion belongs to this scenario and procedure; changing the </w:t>
+      </w:r>
+      <w:r>
+        <w:rPr>
+          <w:b/>
+        </w:rPr>
+        <w:t>input</w:t>
+      </w:r>
+      <w:r>
+        <w:rPr>
+          <w:b w:val="0"/>
+        </w:rPr>
+        <w:t>s, evaluation population or authority can change what it establishes. Retain the raw record so a later revision can be compared honestly.</w:t>
+      </w:r>
+    </w:p>
+    <w:p>
+      <w:pPr>
+        <w:pStyle w:val="Heading2"/>
+      </w:pPr>
+      <w:r>
+        <w:t>Complete missing, type and private-output probes</w:t>
+      </w:r>
+    </w:p>
+    <w:tbl>
+      <w:tblPr>
+        <w:tblStyle w:val="LightShading-Accent1"/>
+        <w:tblW w:type="auto" w:w="0"/>
+        <w:tblLook w:firstColumn="1" w:firstRow="1" w:lastColumn="0" w:lastRow="0" w:noHBand="0" w:noVBand="1" w:val="04A0"/>
+      </w:tblPr>
+      <w:tblGrid>
+        <w:gridCol w:w="5112"/>
+        <w:gridCol w:w="5112"/>
+      </w:tblGrid>
+      <w:tr>
+        <w:trPr>
+          <w:tblHeader/>
+        </w:trPr>
+        <w:tc>
+          <w:tcPr>
+            <w:tcW w:type="dxa" w:w="5112"/>
+          </w:tcPr>
+          <w:p>
+            <w:r>
+              <w:t>Complete mock probe</w:t>
+            </w:r>
+          </w:p>
+        </w:tc>
+        <w:tc>
+          <w:tcPr>
+            <w:tcW w:type="dxa" w:w="5112"/>
+          </w:tcPr>
+          <w:p>
+            <w:r>
+              <w:t>Expected record or scope</w:t>
+            </w:r>
+          </w:p>
+        </w:tc>
+      </w:tr>
+      <w:tr>
+        <w:tc>
+          <w:tcPr>
+            <w:tcW w:type="dxa" w:w="5112"/>
+          </w:tcPr>
+          <w:p>
+            <w:r>
+              <w:t>DATA_VERSION classroom-v1; MAX_WORDS 80; placeholder present</w:t>
+            </w:r>
+          </w:p>
+        </w:tc>
+        <w:tc>
+          <w:tcPr>
+            <w:tcW w:type="dxa" w:w="5112"/>
+          </w:tcPr>
+          <w:p>
+            <w:r>
+              <w:t>ready; public version and limit only</w:t>
+            </w:r>
+          </w:p>
+        </w:tc>
+      </w:tr>
+      <w:tr>
+        <w:tc>
+          <w:tcPr>
+            <w:tcW w:type="dxa" w:w="5112"/>
+          </w:tcPr>
+          <w:p>
+            <w:r>
+              <w:t>DATA_VERSION missing</w:t>
+            </w:r>
+          </w:p>
+        </w:tc>
+        <w:tc>
+          <w:tcPr>
+            <w:tcW w:type="dxa" w:w="5112"/>
+          </w:tcPr>
+          <w:p>
+            <w:r>
+              <w:t>startup_blocked; missing_or_invalid [DATA_VERSION], without input values</w:t>
+            </w:r>
+          </w:p>
+        </w:tc>
+      </w:tr>
+      <w:tr>
+        <w:tc>
+          <w:tcPr>
+            <w:tcW w:type="dxa" w:w="5112"/>
+          </w:tcPr>
+          <w:p>
+            <w:r>
+              <w:t>Server-only placeholder absent</w:t>
+            </w:r>
+          </w:p>
+        </w:tc>
+        <w:tc>
+          <w:tcPr>
+            <w:tcW w:type="dxa" w:w="5112"/>
+          </w:tcPr>
+          <w:p>
+            <w:r>
+              <w:t>startup_blocked; missing_or_invalid [SIGNING_SECRET], without a default</w:t>
+            </w:r>
+          </w:p>
+        </w:tc>
+      </w:tr>
+      <w:tr>
+        <w:tc>
+          <w:tcPr>
+            <w:tcW w:type="dxa" w:w="5112"/>
+          </w:tcPr>
+          <w:p>
+            <w:r>
+              <w:t>MAX_WORDS True, zero or a quoted number</w:t>
+            </w:r>
+          </w:p>
+        </w:tc>
+        <w:tc>
+          <w:tcPr>
+            <w:tcW w:type="dxa" w:w="5112"/>
+          </w:tcPr>
+          <w:p>
+            <w:r>
+              <w:t>startup_blocked under the exact positive-integer rule</w:t>
+            </w:r>
+          </w:p>
+        </w:tc>
+      </w:tr>
+      <w:tr>
+        <w:tc>
+          <w:tcPr>
+            <w:tcW w:type="dxa" w:w="5112"/>
+          </w:tcPr>
+          <w:p>
+            <w:r>
+              <w:t>Limit changes 80 → 60</w:t>
+            </w:r>
+          </w:p>
+        </w:tc>
+        <w:tc>
+          <w:tcPr>
+            <w:tcW w:type="dxa" w:w="5112"/>
+          </w:tcPr>
+          <w:p>
+            <w:r>
+              <w:t>Public configured limit changes; placeholder unchanged</w:t>
+            </w:r>
+          </w:p>
+        </w:tc>
+      </w:tr>
+      <w:tr>
+        <w:tc>
+          <w:tcPr>
+            <w:tcW w:type="dxa" w:w="5112"/>
+          </w:tcPr>
+          <w:p>
+            <w:r>
+              <w:t>Unrelated mock private value exists</w:t>
+            </w:r>
+          </w:p>
+        </w:tc>
+        <w:tc>
+          <w:tcPr>
+            <w:tcW w:type="dxa" w:w="5112"/>
+          </w:tcPr>
+          <w:p>
+            <w:r>
+              <w:t>Never iterate/dump it into the public/error record</w:t>
+            </w:r>
+          </w:p>
+        </w:tc>
+      </w:tr>
+      <w:tr>
+        <w:tc>
+          <w:tcPr>
+            <w:tcW w:type="dxa" w:w="5112"/>
+          </w:tcPr>
+          <w:p>
+            <w:r>
+              <w:t>Private store exists</w:t>
+            </w:r>
+          </w:p>
+        </w:tc>
+        <w:tc>
+          <w:tcPr>
+            <w:tcW w:type="dxa" w:w="5112"/>
+          </w:tcPr>
+          <w:p>
+            <w:r>
+              <w:t>Does not by itself prevent leaks in other logs, screenshots or code paths</w:t>
+            </w:r>
+          </w:p>
+        </w:tc>
+      </w:tr>
+      <w:tr>
+        <w:tc>
+          <w:tcPr>
+            <w:tcW w:type="dxa" w:w="5112"/>
+          </w:tcPr>
+          <w:p>
+            <w:r>
+              <w:t>Real credentials or deployment</w:t>
+            </w:r>
+          </w:p>
+        </w:tc>
+        <w:tc>
+          <w:tcPr>
+            <w:tcW w:type="dxa" w:w="5112"/>
+          </w:tcPr>
+          <w:p>
+            <w:r>
+              <w:t>Outside this mock; no real secrets or external operations needed</w:t>
+            </w:r>
+          </w:p>
+        </w:tc>
+      </w:tr>
+    </w:tbl>
+    <w:p>
+      <w:pPr>
+        <w:pStyle w:val="Heading2"/>
+      </w:pPr>
+      <w:r>
+        <w:t>Separate picture inputs and configured-limit scope</w:t>
+      </w:r>
+    </w:p>
+    <w:p>
+      <w:pPr>
+        <w:spacing w:line="336" w:lineRule="auto" w:after="180"/>
+      </w:pPr>
+      <w:r>
+        <w:rPr>
+          <w:b w:val="0"/>
+        </w:rPr>
+        <w:t>Settings and a sealed credential. A classroom bot needs a public answer-length setting and a private access token.</w:t>
+      </w:r>
+    </w:p>
+    <w:p>
+      <w:pPr>
+        <w:spacing w:line="336" w:lineRule="auto" w:after="180"/>
+      </w:pPr>
+      <w:r>
+        <w:rPr>
+          <w:b w:val="0"/>
+        </w:rPr>
+        <w:t xml:space="preserve">maximum_words=80 is public </w:t>
+      </w:r>
+      <w:r>
+        <w:rPr>
+          <w:b/>
+        </w:rPr>
+        <w:t>configuration</w:t>
+      </w:r>
+      <w:r>
+        <w:rPr>
+          <w:b w:val="0"/>
+        </w:rPr>
+        <w:t>. A separate protected store holds a placeholder credential.</w:t>
+      </w:r>
+    </w:p>
+    <w:p>
+      <w:pPr>
+        <w:spacing w:line="336" w:lineRule="auto" w:after="180"/>
+      </w:pPr>
+      <w:r>
+        <w:rPr>
+          <w:b w:val="0"/>
+        </w:rPr>
+        <w:t>The main failure is a debug script that prints every environment value while diagnosing a missing DATA_VERSION. Replace that output with a missing-key-name record. The picture separately sets maximum_words to 80 with a placeholder credential on a protected path. Changing the configured limit to 60 changes the reviewed setting; it does not require changing the credential.</w:t>
+      </w:r>
+    </w:p>
+    <w:p>
+      <w:pPr>
+        <w:spacing w:line="336" w:lineRule="auto" w:after="180"/>
+      </w:pPr>
+      <w:r>
+        <w:rPr>
+          <w:b w:val="0"/>
+        </w:rPr>
+        <w:t>Our local code records that setting only: no answer is generated, so enforcement of an actual response length has not been measured.</w:t>
+      </w:r>
+    </w:p>
+    <w:p>
+      <w:pPr>
+        <w:pStyle w:val="Heading2"/>
+      </w:pPr>
+      <w:r>
+        <w:t>Picture trace and unchanged-placeholder key</w:t>
+      </w:r>
+    </w:p>
+    <w:p>
+      <w:r>
+        <w:drawing>
+          <wp:inline xmlns:a="http://schemas.openxmlformats.org/drawingml/2006/main" xmlns:pic="http://schemas.openxmlformats.org/drawingml/2006/picture">
+            <wp:extent cx="5486400" cy="3182112"/>
+            <wp:docPr id="1" name="Picture 1" descr="Load setting: Read the reviewed maximum_words value of 80. → Load credential: The runtime obtains the token through its protected path. → Log safely: Record startup success without printing the token."/>
+            <wp:cNvGraphicFramePr>
+              <a:graphicFrameLocks noChangeAspect="1"/>
+            </wp:cNvGraphicFramePr>
+            <a:graphic>
+              <a:graphicData uri="http://schemas.openxmlformats.org/drawingml/2006/picture">
+                <pic:pic>
+                  <pic:nvPicPr>
+                    <pic:cNvPr id="0" name="academy-story-ai-6-4-02.png"/>
+                    <pic:cNvPicPr/>
+                  </pic:nvPicPr>
+                  <pic:blipFill>
+                    <a:blip r:embed="rId9"/>
+                    <a:stretch>
+                      <a:fillRect/>
+                    </a:stretch>
+                  </pic:blipFill>
+                  <pic:spPr>
+                    <a:xfrm>
+                      <a:off x="0" y="0"/>
+                      <a:ext cx="5486400" cy="3182112"/>
+                    </a:xfrm>
+                    <a:prstGeom prst="rect"/>
+                  </pic:spPr>
+                </pic:pic>
+              </a:graphicData>
+            </a:graphic>
+          </wp:inline>
+        </w:drawing>
+      </w:r>
+    </w:p>
+    <w:p>
+      <w:pPr>
+        <w:pStyle w:val="Heading3"/>
+      </w:pPr>
+      <w:r>
+        <w:t>Read the picture one step at a time</w:t>
+      </w:r>
+    </w:p>
+    <w:tbl>
+      <w:tblPr>
+        <w:tblStyle w:val="LightShading-Accent1"/>
+        <w:tblW w:type="auto" w:w="0"/>
+        <w:tblLook w:firstColumn="1" w:firstRow="1" w:lastColumn="0" w:lastRow="0" w:noHBand="0" w:noVBand="1" w:val="04A0"/>
+      </w:tblPr>
+      <w:tblGrid>
+        <w:gridCol w:w="5112"/>
+        <w:gridCol w:w="5112"/>
+      </w:tblGrid>
+      <w:tr>
+        <w:trPr>
+          <w:tblHeader/>
+        </w:trPr>
+        <w:tc>
+          <w:tcPr>
+            <w:tcW w:type="dxa" w:w="5112"/>
+          </w:tcPr>
+          <w:p>
+            <w:r>
+              <w:t>Step</w:t>
+            </w:r>
+          </w:p>
+        </w:tc>
+        <w:tc>
+          <w:tcPr>
+            <w:tcW w:type="dxa" w:w="5112"/>
+          </w:tcPr>
+          <w:p>
+            <w:r>
+              <w:t>What happens and why</w:t>
+            </w:r>
+          </w:p>
+        </w:tc>
+      </w:tr>
+      <w:tr>
+        <w:tc>
+          <w:tcPr>
+            <w:tcW w:type="dxa" w:w="5112"/>
+          </w:tcPr>
+          <w:p>
+            <w:r>
+              <w:t>1. Load setting</w:t>
+            </w:r>
+          </w:p>
+        </w:tc>
+        <w:tc>
+          <w:tcPr>
+            <w:tcW w:type="dxa" w:w="5112"/>
+          </w:tcPr>
+          <w:p>
+            <w:r>
+              <w:t>Read the reviewed maximum_words value of 80.</w:t>
+            </w:r>
+          </w:p>
+        </w:tc>
+      </w:tr>
+      <w:tr>
+        <w:tc>
+          <w:tcPr>
+            <w:tcW w:type="dxa" w:w="5112"/>
+          </w:tcPr>
+          <w:p>
+            <w:r>
+              <w:t>2. Load credential</w:t>
+            </w:r>
+          </w:p>
+        </w:tc>
+        <w:tc>
+          <w:tcPr>
+            <w:tcW w:type="dxa" w:w="5112"/>
+          </w:tcPr>
+          <w:p>
+            <w:r>
+              <w:t>The runtime obtains the token through its protected path.</w:t>
+            </w:r>
+          </w:p>
+        </w:tc>
+      </w:tr>
+      <w:tr>
+        <w:tc>
+          <w:tcPr>
+            <w:tcW w:type="dxa" w:w="5112"/>
+          </w:tcPr>
+          <w:p>
+            <w:r>
+              <w:t>3. Log safely</w:t>
+            </w:r>
+          </w:p>
+        </w:tc>
+        <w:tc>
+          <w:tcPr>
+            <w:tcW w:type="dxa" w:w="5112"/>
+          </w:tcPr>
+          <w:p>
+            <w:r>
+              <w:t>Record startup success without printing the token.</w:t>
+            </w:r>
+          </w:p>
+        </w:tc>
+      </w:tr>
+    </w:tbl>
+    <w:p>
+      <w:r>
+        <w:t>Match each pictured step to the supplied facts. This is a worked teaching case, not an independent assessment.</w:t>
+      </w:r>
+    </w:p>
+    <w:p>
+      <w:pPr>
+        <w:spacing w:line="336" w:lineRule="auto" w:after="180"/>
+      </w:pPr>
+      <w:r>
+        <w:rPr>
+          <w:b/>
+        </w:rPr>
+        <w:t>Configuration</w:t>
+      </w:r>
+      <w:r>
+        <w:rPr>
+          <w:b w:val="0"/>
+        </w:rPr>
+        <w:t xml:space="preserve"> controls behaviour. A credential grants access and needs different storage and handling.</w:t>
+      </w:r>
+    </w:p>
+    <w:p>
+      <w:pPr>
+        <w:spacing w:line="336" w:lineRule="auto" w:after="180"/>
+      </w:pPr>
+      <w:r>
+        <w:rPr>
+          <w:b w:val="0"/>
+        </w:rPr>
+        <w:t>Protected storage alone cannot prevent leaks through logs, screenshots or excessive runtime permissions.</w:t>
+      </w:r>
+    </w:p>
+    <w:p>
+      <w:pPr>
+        <w:spacing w:line="336" w:lineRule="auto" w:after="180"/>
+      </w:pPr>
+      <w:r>
+        <w:rPr>
+          <w:b w:val="0"/>
+        </w:rPr>
+        <w:t>Change: Change maximum_words to 60.</w:t>
+      </w:r>
+    </w:p>
+    <w:p>
+      <w:pPr>
+        <w:spacing w:line="336" w:lineRule="auto" w:after="180"/>
+      </w:pPr>
+      <w:r>
+        <w:rPr>
+          <w:b/>
+        </w:rPr>
+        <w:t>Prediction</w:t>
+      </w:r>
+      <w:r>
+        <w:rPr>
+          <w:b w:val="0"/>
+        </w:rPr>
+        <w:t>: The configured answer limit becomes 60; the private token stays unchanged.</w:t>
+      </w:r>
+    </w:p>
+    <w:p>
+      <w:pPr>
+        <w:spacing w:line="336" w:lineRule="auto" w:after="180"/>
+      </w:pPr>
+      <w:r>
+        <w:rPr>
+          <w:b w:val="0"/>
+        </w:rPr>
+        <w:t>Reason: An ordinary length setting does not require replacing the credential.</w:t>
+      </w:r>
+    </w:p>
+    <w:p>
+      <w:pPr>
+        <w:pStyle w:val="Heading2"/>
+      </w:pPr>
+      <w:r>
+        <w:t>Earlier wording, alternatives and picture transcripts · reference / check after trying</w:t>
+      </w:r>
+    </w:p>
+    <w:p>
+      <w:pPr>
+        <w:spacing w:line="336" w:lineRule="auto" w:after="180"/>
+      </w:pPr>
+      <w:r>
+        <w:rPr>
+          <w:b w:val="0"/>
+        </w:rPr>
+        <w:t>Begin by writing the question the procedure is intended to answer. Identify the information already supplied, the information it will produce and the information still missing.</w:t>
+      </w:r>
+    </w:p>
+    <w:p>
+      <w:pPr>
+        <w:spacing w:line="336" w:lineRule="auto" w:after="180"/>
+      </w:pPr>
+      <w:r>
+        <w:rPr>
+          <w:b w:val="0"/>
+        </w:rPr>
+        <w:t>These are constructed classroom examples; they do not require live accounts, private records or an external service. Do not treat a plausible explanation as a measured outcome.</w:t>
       </w:r>
     </w:p>
     <w:p>
@@ -1072,99 +2262,30 @@
         <w:pStyle w:val="Heading3"/>
       </w:pPr>
       <w:r>
-        <w:t>Configuration and secrets — evidence trace</w:t>
-      </w:r>
-    </w:p>
-    <w:tbl>
-      <w:tblPr>
-        <w:tblStyle w:val="LightShading-Accent1"/>
-        <w:tblW w:type="auto" w:w="0"/>
-        <w:tblLook w:firstColumn="1" w:firstRow="1" w:lastColumn="0" w:lastRow="0" w:noHBand="0" w:noVBand="1" w:val="04A0"/>
-      </w:tblPr>
-      <w:tblGrid>
-        <w:gridCol w:w="3408"/>
-        <w:gridCol w:w="3408"/>
-        <w:gridCol w:w="3408"/>
-      </w:tblGrid>
-      <w:tr>
-        <w:trPr>
-          <w:tblHeader/>
-        </w:trPr>
-        <w:tc>
-          <w:tcPr>
-            <w:tcW w:type="dxa" w:w="3408"/>
-          </w:tcPr>
-          <w:p>
-            <w:r>
-              <w:t>Input and scope</w:t>
-            </w:r>
-          </w:p>
-        </w:tc>
-        <w:tc>
-          <w:tcPr>
-            <w:tcW w:type="dxa" w:w="3408"/>
-          </w:tcPr>
-          <w:p>
-            <w:r>
-              <w:t>Check or calculation</w:t>
-            </w:r>
-          </w:p>
-        </w:tc>
-        <w:tc>
-          <w:tcPr>
-            <w:tcW w:type="dxa" w:w="3408"/>
-          </w:tcPr>
-          <w:p>
-            <w:r>
-              <w:t>Conclusion and limit</w:t>
-            </w:r>
-          </w:p>
-        </w:tc>
-      </w:tr>
-      <w:tr>
-        <w:tc>
-          <w:tcPr>
-            <w:tcW w:type="dxa" w:w="3408"/>
-          </w:tcPr>
-          <w:p>
-            <w:r>
-              <w:t>A startup script prints every environment variable while debugging a missing data version.</w:t>
-            </w:r>
-          </w:p>
-        </w:tc>
-        <w:tc>
-          <w:tcPr>
-            <w:tcW w:type="dxa" w:w="3408"/>
-          </w:tcPr>
-          <w:p>
-            <w:r>
-              <w:t>The toy service reads DATA_VERSION from configuration and a signing secret from server-only input. Validate required settings at startup and fail clearly if absent; do not substitute a published default secret.</w:t>
-            </w:r>
-          </w:p>
-        </w:tc>
-        <w:tc>
-          <w:tcPr>
-            <w:tcW w:type="dxa" w:w="3408"/>
-          </w:tcPr>
-          <w:p>
-            <w:r>
-              <w:t>It risks exposing secrets unrelated to the error. Report the missing key name without values and validate only required fields.</w:t>
-            </w:r>
-          </w:p>
-        </w:tc>
-      </w:tr>
-    </w:tbl>
-    <w:p>
-      <w:r>
-        <w:t>The figure connects this chapter's worked input, declared procedure and result. Read the complete worked reasoning for qualifiers and intermediate steps; the abbreviated labels do not replace that reasoning.</w:t>
+        <w:t>Model the reasoning aloud</w:t>
       </w:r>
     </w:p>
     <w:p>
       <w:pPr>
-        <w:pStyle w:val="Heading3"/>
-      </w:pPr>
-      <w:r>
-        <w:t>Explain Configuration and secrets · 3</w:t>
+        <w:spacing w:line="336" w:lineRule="auto" w:after="180"/>
+      </w:pPr>
+      <w:r>
+        <w:rPr>
+          <w:b w:val="0"/>
+        </w:rPr>
+        <w:t xml:space="preserve">Use the complete worked example below before asking learners to complete W2. Reveal a small part, invite a </w:t>
+      </w:r>
+      <w:r>
+        <w:rPr>
+          <w:b/>
+        </w:rPr>
+        <w:t>prediction</w:t>
+      </w:r>
+      <w:r>
+        <w:rPr>
+          <w:b w:val="0"/>
+        </w:rPr>
+        <w:t>, then explain the deciding step.</w:t>
       </w:r>
     </w:p>
     <w:p>
@@ -1175,219 +2296,7 @@
         <w:rPr>
           <w:b w:val="0"/>
         </w:rPr>
-        <w:t xml:space="preserve">Guided: It risks exposing </w:t>
-      </w:r>
-      <w:r>
-        <w:rPr>
-          <w:b/>
-        </w:rPr>
-        <w:t>secret</w:t>
-      </w:r>
-      <w:r>
-        <w:rPr>
-          <w:b w:val="0"/>
-        </w:rPr>
-        <w:t>s unrelated to the error. Report the missing key name without values and validate only required fields.</w:t>
-      </w:r>
-    </w:p>
-    <w:p>
-      <w:pPr>
-        <w:spacing w:line="336" w:lineRule="auto" w:after="180"/>
-      </w:pPr>
-      <w:r>
-        <w:rPr>
-          <w:b w:val="0"/>
-        </w:rPr>
-        <w:t xml:space="preserve">Qualification: A classroom mock is not a production credential-management design; no real </w:t>
-      </w:r>
-      <w:r>
-        <w:rPr>
-          <w:b/>
-        </w:rPr>
-        <w:t>secret</w:t>
-      </w:r>
-      <w:r>
-        <w:rPr>
-          <w:b w:val="0"/>
-        </w:rPr>
-        <w:t>s are needed here.</w:t>
-      </w:r>
-    </w:p>
-    <w:p>
-      <w:pPr>
-        <w:spacing w:line="336" w:lineRule="auto" w:after="180"/>
-      </w:pPr>
-      <w:r>
-        <w:rPr>
-          <w:b w:val="0"/>
-        </w:rPr>
-        <w:t xml:space="preserve">Exit: accept a concrete variation with its predicted outcome and a stated condition that would challenge the </w:t>
-      </w:r>
-      <w:r>
-        <w:rPr>
-          <w:b/>
-        </w:rPr>
-        <w:t>mechanism</w:t>
-      </w:r>
-      <w:r>
-        <w:rPr>
-          <w:b w:val="0"/>
-        </w:rPr>
-        <w:t xml:space="preserve">; reject a claim resting on unmeasured </w:t>
-      </w:r>
-      <w:r>
-        <w:rPr>
-          <w:b/>
-        </w:rPr>
-        <w:t>evidence</w:t>
-      </w:r>
-      <w:r>
-        <w:rPr>
-          <w:b w:val="0"/>
-        </w:rPr>
-        <w:t>.</w:t>
-      </w:r>
-    </w:p>
-    <w:p>
-      <w:pPr>
-        <w:pStyle w:val="Heading3"/>
-      </w:pPr>
-      <w:r>
-        <w:t>Model the reasoning aloud</w:t>
-      </w:r>
-    </w:p>
-    <w:p>
-      <w:pPr>
-        <w:spacing w:line="336" w:lineRule="auto" w:after="180"/>
-      </w:pPr>
-      <w:r>
-        <w:rPr>
-          <w:b w:val="0"/>
-        </w:rPr>
-        <w:t xml:space="preserve">Use the complete worked example below before asking learners to complete W2. Reveal a small part, invite a </w:t>
-      </w:r>
-      <w:r>
-        <w:rPr>
-          <w:b/>
-        </w:rPr>
-        <w:t>prediction</w:t>
-      </w:r>
-      <w:r>
-        <w:rPr>
-          <w:b w:val="0"/>
-        </w:rPr>
-        <w:t>, then explain the deciding step.</w:t>
-      </w:r>
-    </w:p>
-    <w:p>
-      <w:pPr>
-        <w:spacing w:line="336" w:lineRule="auto" w:after="180"/>
-      </w:pPr>
-      <w:r>
-        <w:rPr>
-          <w:b w:val="0"/>
-        </w:rPr>
         <w:t>These teacher notes contain solutions; do not reveal the independent case answer during modelling.</w:t>
-      </w:r>
-    </w:p>
-    <w:p>
-      <w:pPr>
-        <w:spacing w:line="336" w:lineRule="auto" w:after="180"/>
-      </w:pPr>
-      <w:r>
-        <w:rPr>
-          <w:b w:val="0"/>
-        </w:rPr>
-        <w:t>A startup script prints every environment variable while debugging a missing data version.</w:t>
-      </w:r>
-    </w:p>
-    <w:p>
-      <w:pPr>
-        <w:spacing w:line="336" w:lineRule="auto" w:after="180"/>
-      </w:pPr>
-      <w:r>
-        <w:rPr>
-          <w:b w:val="0"/>
-        </w:rPr>
-        <w:t xml:space="preserve">It risks exposing </w:t>
-      </w:r>
-      <w:r>
-        <w:rPr>
-          <w:b/>
-        </w:rPr>
-        <w:t>secret</w:t>
-      </w:r>
-      <w:r>
-        <w:rPr>
-          <w:b w:val="0"/>
-        </w:rPr>
-        <w:t>s unrelated to the error. Report the missing key name without values and validate only required fields.</w:t>
-      </w:r>
-    </w:p>
-    <w:p>
-      <w:pPr>
-        <w:pStyle w:val="Heading3"/>
-      </w:pPr>
-      <w:r>
-        <w:t>Model the reasoning aloud · 4</w:t>
-      </w:r>
-    </w:p>
-    <w:p>
-      <w:pPr>
-        <w:spacing w:line="336" w:lineRule="auto" w:after="180"/>
-      </w:pPr>
-      <w:r>
-        <w:rPr>
-          <w:b w:val="0"/>
-        </w:rPr>
-        <w:t xml:space="preserve">Compare the intermediate </w:t>
-      </w:r>
-      <w:r>
-        <w:rPr>
-          <w:b/>
-        </w:rPr>
-        <w:t>evidence</w:t>
-      </w:r>
-      <w:r>
-        <w:rPr>
-          <w:b w:val="0"/>
-        </w:rPr>
-        <w:t xml:space="preserve"> with the final statement. Explain why each number or decision follows from the stated </w:t>
-      </w:r>
-      <w:r>
-        <w:rPr>
-          <w:b/>
-        </w:rPr>
-        <w:t>input</w:t>
-      </w:r>
-      <w:r>
-        <w:rPr>
-          <w:b w:val="0"/>
-        </w:rPr>
-        <w:t>s.</w:t>
-      </w:r>
-    </w:p>
-    <w:p>
-      <w:pPr>
-        <w:spacing w:line="336" w:lineRule="auto" w:after="180"/>
-      </w:pPr>
-      <w:r>
-        <w:rPr>
-          <w:b w:val="0"/>
-        </w:rPr>
-        <w:t xml:space="preserve">The conclusion belongs to this scenario and procedure; changing the </w:t>
-      </w:r>
-      <w:r>
-        <w:rPr>
-          <w:b/>
-        </w:rPr>
-        <w:t>input</w:t>
-      </w:r>
-      <w:r>
-        <w:rPr>
-          <w:b w:val="0"/>
-        </w:rPr>
-        <w:t>s, evaluation population or authority can change what it establishes. Retain the raw record so a later revision can be compared honestly.</w:t>
       </w:r>
     </w:p>
     <w:tbl>
@@ -1513,53 +2422,10 @@
     </w:p>
     <w:p>
       <w:pPr>
-        <w:spacing w:line="336" w:lineRule="auto" w:after="180"/>
-      </w:pPr>
-      <w:r>
-        <w:rPr>
-          <w:b w:val="0"/>
-        </w:rPr>
-        <w:t>Settings and a sealed credential. A classroom bot needs a public answer-length setting and a private access token.</w:t>
-      </w:r>
-    </w:p>
-    <w:p>
-      <w:pPr>
         <w:pStyle w:val="Heading3"/>
       </w:pPr>
       <w:r>
         <w:t>The facts we will use</w:t>
-      </w:r>
-    </w:p>
-    <w:p>
-      <w:pPr>
-        <w:pStyle w:val="Heading3"/>
-      </w:pPr>
-      <w:r>
-        <w:t>Supplied facts</w:t>
-      </w:r>
-    </w:p>
-    <w:p>
-      <w:pPr>
-        <w:spacing w:line="336" w:lineRule="auto" w:after="180"/>
-        <w:shd w:fill="F1F6FC"/>
-      </w:pPr>
-      <w:r>
-        <w:rPr>
-          <w:b w:val="0"/>
-        </w:rPr>
-        <w:t xml:space="preserve">maximum_words=80 is public </w:t>
-      </w:r>
-      <w:r>
-        <w:rPr>
-          <w:b/>
-        </w:rPr>
-        <w:t>configuration</w:t>
-      </w:r>
-      <w:r>
-        <w:rPr>
-          <w:b w:val="0"/>
-        </w:rPr>
-        <w:t>. A separate protected store holds a placeholder credential.</w:t>
       </w:r>
     </w:p>
     <w:p>
@@ -1567,7 +2433,7 @@
         <w:drawing>
           <wp:inline xmlns:a="http://schemas.openxmlformats.org/drawingml/2006/main" xmlns:pic="http://schemas.openxmlformats.org/drawingml/2006/picture">
             <wp:extent cx="5486400" cy="5145314"/>
-            <wp:docPr id="1" name="Picture 1" descr="Configuration and secrets. Load setting: Read the reviewed maximum_words value of 80.. Load credential: The runtime obtains the token through its protected path.. Log safely: Record startup success without printing the token."/>
+            <wp:docPr id="2" name="Picture 2" descr="Configuration and secrets. Load setting: Read the reviewed maximum_words value of 80.. Load credential: The runtime obtains the token through its protected path.. Log safely: Record startup success without printing the token."/>
             <wp:cNvGraphicFramePr>
               <a:graphicFrameLocks noChangeAspect="1"/>
             </wp:cNvGraphicFramePr>
@@ -1579,7 +2445,7 @@
                     <pic:cNvPicPr/>
                   </pic:nvPicPr>
                   <pic:blipFill>
-                    <a:blip r:embed="rId9"/>
+                    <a:blip r:embed="rId10"/>
                     <a:stretch>
                       <a:fillRect/>
                     </a:stretch>
@@ -1603,114 +2469,7 @@
         <w:pStyle w:val="Heading3"/>
       </w:pPr>
       <w:r>
-        <w:t>Read the picture one step at a time</w:t>
-      </w:r>
-    </w:p>
-    <w:tbl>
-      <w:tblPr>
-        <w:tblStyle w:val="LightShading-Accent1"/>
-        <w:tblW w:type="auto" w:w="0"/>
-        <w:tblLook w:firstColumn="1" w:firstRow="1" w:lastColumn="0" w:lastRow="0" w:noHBand="0" w:noVBand="1" w:val="04A0"/>
-      </w:tblPr>
-      <w:tblGrid>
-        <w:gridCol w:w="5112"/>
-        <w:gridCol w:w="5112"/>
-      </w:tblGrid>
-      <w:tr>
-        <w:trPr>
-          <w:tblHeader/>
-        </w:trPr>
-        <w:tc>
-          <w:tcPr>
-            <w:tcW w:type="dxa" w:w="5112"/>
-          </w:tcPr>
-          <w:p>
-            <w:r>
-              <w:t>Step</w:t>
-            </w:r>
-          </w:p>
-        </w:tc>
-        <w:tc>
-          <w:tcPr>
-            <w:tcW w:type="dxa" w:w="5112"/>
-          </w:tcPr>
-          <w:p>
-            <w:r>
-              <w:t>What happens and why</w:t>
-            </w:r>
-          </w:p>
-        </w:tc>
-      </w:tr>
-      <w:tr>
-        <w:tc>
-          <w:tcPr>
-            <w:tcW w:type="dxa" w:w="5112"/>
-          </w:tcPr>
-          <w:p>
-            <w:r>
-              <w:t>1. Load setting</w:t>
-            </w:r>
-          </w:p>
-        </w:tc>
-        <w:tc>
-          <w:tcPr>
-            <w:tcW w:type="dxa" w:w="5112"/>
-          </w:tcPr>
-          <w:p>
-            <w:r>
-              <w:t>Read the reviewed maximum_words value of 80.</w:t>
-            </w:r>
-          </w:p>
-        </w:tc>
-      </w:tr>
-      <w:tr>
-        <w:tc>
-          <w:tcPr>
-            <w:tcW w:type="dxa" w:w="5112"/>
-          </w:tcPr>
-          <w:p>
-            <w:r>
-              <w:t>2. Load credential</w:t>
-            </w:r>
-          </w:p>
-        </w:tc>
-        <w:tc>
-          <w:tcPr>
-            <w:tcW w:type="dxa" w:w="5112"/>
-          </w:tcPr>
-          <w:p>
-            <w:r>
-              <w:t>The runtime obtains the token through its protected path.</w:t>
-            </w:r>
-          </w:p>
-        </w:tc>
-      </w:tr>
-      <w:tr>
-        <w:tc>
-          <w:tcPr>
-            <w:tcW w:type="dxa" w:w="5112"/>
-          </w:tcPr>
-          <w:p>
-            <w:r>
-              <w:t>3. Log safely</w:t>
-            </w:r>
-          </w:p>
-        </w:tc>
-        <w:tc>
-          <w:tcPr>
-            <w:tcW w:type="dxa" w:w="5112"/>
-          </w:tcPr>
-          <w:p>
-            <w:r>
-              <w:t>Record startup success without printing the token.</w:t>
-            </w:r>
-          </w:p>
-        </w:tc>
-      </w:tr>
-    </w:tbl>
-    <w:p>
-      <w:r>
-        <w:t>Match each pictured step to the supplied facts. This is a worked teaching case, not an independent assessment.</w:t>
+        <w:t>Why this result follows</w:t>
       </w:r>
     </w:p>
     <w:p>
@@ -1718,7 +2477,7 @@
         <w:pStyle w:val="Heading3"/>
       </w:pPr>
       <w:r>
-        <w:t>Why this result follows</w:t>
+        <w:t>What this example does not establish</w:t>
       </w:r>
     </w:p>
     <w:p>
@@ -1726,143 +2485,204 @@
         <w:pStyle w:val="Heading3"/>
       </w:pPr>
       <w:r>
-        <w:t>Why the result follows</w:t>
+        <w:t>Change one thing in the pictured case</w:t>
       </w:r>
     </w:p>
     <w:p>
       <w:pPr>
-        <w:spacing w:line="336" w:lineRule="auto" w:after="180"/>
-        <w:shd w:fill="F1F6FC"/>
-      </w:pPr>
-      <w:r>
-        <w:rPr>
-          <w:b/>
-        </w:rPr>
-        <w:t>Configuration</w:t>
-      </w:r>
-      <w:r>
-        <w:rPr>
-          <w:b w:val="0"/>
-        </w:rPr>
-        <w:t xml:space="preserve"> controls behaviour. A credential grants access and needs different storage and handling.</w:t>
+        <w:pStyle w:val="Heading3"/>
+      </w:pPr>
+      <w:r>
+        <w:t>Ask while showing the picture</w:t>
       </w:r>
     </w:p>
     <w:p>
       <w:pPr>
-        <w:pStyle w:val="Heading3"/>
-      </w:pPr>
-      <w:r>
-        <w:t>What this example does not establish</w:t>
+        <w:spacing w:line="336" w:lineRule="auto" w:after="180"/>
+      </w:pPr>
+      <w:r>
+        <w:rPr>
+          <w:b w:val="0"/>
+        </w:rPr>
+        <w:t xml:space="preserve">Cover the result. Ask learners to name the </w:t>
+      </w:r>
+      <w:r>
+        <w:rPr>
+          <w:b/>
+        </w:rPr>
+        <w:t>input</w:t>
+      </w:r>
+      <w:r>
+        <w:rPr>
+          <w:b w:val="0"/>
+        </w:rPr>
+        <w:t xml:space="preserve">s and predict the next step. Uncover one step, connect the icon to the actual procedure, and explain its </w:t>
+      </w:r>
+      <w:r>
+        <w:rPr>
+          <w:b/>
+        </w:rPr>
+        <w:t>evidence</w:t>
+      </w:r>
+      <w:r>
+        <w:rPr>
+          <w:b w:val="0"/>
+        </w:rPr>
+        <w:t>. Then change the supplied condition and compare.</w:t>
       </w:r>
     </w:p>
     <w:p>
       <w:pPr>
-        <w:pStyle w:val="Heading3"/>
-      </w:pPr>
-      <w:r>
-        <w:t>Keep the stated limit</w:t>
+        <w:spacing w:line="336" w:lineRule="auto" w:after="180"/>
+      </w:pPr>
+      <w:r>
+        <w:rPr>
+          <w:b w:val="0"/>
+        </w:rPr>
+        <w:t>The picture is a representation; it does not document execution of a real AI model.</w:t>
       </w:r>
     </w:p>
     <w:p>
       <w:pPr>
-        <w:spacing w:line="336" w:lineRule="auto" w:after="180"/>
-        <w:shd w:fill="FFF5E6"/>
-      </w:pPr>
-      <w:r>
-        <w:rPr>
-          <w:b w:val="0"/>
-        </w:rPr>
-        <w:t>Protected storage alone cannot prevent leaks through logs, screenshots or excessive runtime permissions.</w:t>
+        <w:pStyle w:val="Heading1"/>
+      </w:pPr>
+      <w:r>
+        <w:t>03. Model a step,then remove help</w:t>
       </w:r>
     </w:p>
     <w:p>
-      <w:pPr>
-        <w:pStyle w:val="Heading3"/>
-      </w:pPr>
-      <w:r>
-        <w:t>Change one thing in the pictured case</w:t>
+      <w:r>
+        <w:t>Collect each learner’s reasoning before showing a key.</w:t>
       </w:r>
     </w:p>
     <w:p>
       <w:pPr>
-        <w:pStyle w:val="Heading3"/>
-      </w:pPr>
-      <w:r>
-        <w:t>Change one thing</w:t>
+        <w:pStyle w:val="Heading2"/>
+      </w:pPr>
+      <w:r>
+        <w:t>Current completion task and checked reasoning</w:t>
       </w:r>
     </w:p>
     <w:p>
       <w:pPr>
         <w:spacing w:line="336" w:lineRule="auto" w:after="180"/>
-        <w:shd w:fill="F5F1FB"/>
       </w:pPr>
       <w:r>
         <w:rPr>
           <w:b w:val="0"/>
         </w:rPr>
-        <w:t>Change: Change maximum_words to 60.</w:t>
+        <w:t>Completion task: A startup script prints every environment variable while debugging a missing data version. Show the intermediate steps and give the conclusion with its scope.</w:t>
       </w:r>
     </w:p>
     <w:p>
       <w:pPr>
-        <w:pStyle w:val="Heading3"/>
-      </w:pPr>
-      <w:r>
-        <w:t>Predicted result</w:t>
+        <w:spacing w:line="336" w:lineRule="auto" w:after="180"/>
+      </w:pPr>
+      <w:r>
+        <w:rPr>
+          <w:b w:val="0"/>
+        </w:rPr>
+        <w:t xml:space="preserve">Teacher check: Teacher explanation: It risks exposing </w:t>
+      </w:r>
+      <w:r>
+        <w:rPr>
+          <w:b/>
+        </w:rPr>
+        <w:t>secret</w:t>
+      </w:r>
+      <w:r>
+        <w:rPr>
+          <w:b w:val="0"/>
+        </w:rPr>
+        <w:t>s unrelated to the error. Report the missing key name without values and validate only required fields.</w:t>
       </w:r>
     </w:p>
     <w:p>
       <w:pPr>
         <w:spacing w:line="336" w:lineRule="auto" w:after="180"/>
-        <w:shd w:fill="F1F6FC"/>
-      </w:pPr>
+      </w:pPr>
+      <w:r>
+        <w:rPr>
+          <w:b w:val="0"/>
+        </w:rPr>
+        <w:t xml:space="preserve">Start by identifying the given </w:t>
+      </w:r>
       <w:r>
         <w:rPr>
           <w:b/>
         </w:rPr>
-        <w:t>Prediction</w:t>
+        <w:t>input</w:t>
       </w:r>
       <w:r>
         <w:rPr>
           <w:b w:val="0"/>
         </w:rPr>
-        <w:t>: The configured answer limit becomes 60; the private token stays unchanged.</w:t>
+        <w:t>s together. Leave the intermediate steps blank. If needed, model one step, then withdraw that help on the next step. Move to a full trace only when the partial trace is understood.</w:t>
       </w:r>
     </w:p>
     <w:p>
       <w:pPr>
-        <w:pStyle w:val="Heading3"/>
-      </w:pPr>
-      <w:r>
-        <w:t>Why the result follows</w:t>
+        <w:spacing w:line="336" w:lineRule="auto" w:after="180"/>
+      </w:pPr>
+      <w:r>
+        <w:rPr>
+          <w:b w:val="0"/>
+        </w:rPr>
+        <w:t>For partners, alternate explainer and checker; collect a response from every learner before discussion.</w:t>
       </w:r>
     </w:p>
     <w:p>
       <w:pPr>
-        <w:spacing w:line="336" w:lineRule="auto" w:after="180"/>
-        <w:shd w:fill="F1F6FC"/>
-      </w:pPr>
-      <w:r>
-        <w:rPr>
-          <w:b w:val="0"/>
-        </w:rPr>
-        <w:t>Reason: An ordinary length setting does not require replacing the credential.</w:t>
+        <w:pStyle w:val="Heading2"/>
+      </w:pPr>
+      <w:r>
+        <w:t>Individual misconception check</w:t>
       </w:r>
     </w:p>
     <w:p>
       <w:pPr>
-        <w:pStyle w:val="Heading3"/>
-      </w:pPr>
-      <w:r>
-        <w:t>Ask while showing the picture</w:t>
+        <w:spacing w:line="336" w:lineRule="auto" w:after="180"/>
+      </w:pPr>
+      <w:r>
+        <w:rPr>
+          <w:b w:val="0"/>
+        </w:rPr>
+        <w:t xml:space="preserve">Use the worked case for </w:t>
+      </w:r>
+      <w:r>
+        <w:rPr>
+          <w:b/>
+        </w:rPr>
+        <w:t>Configuration</w:t>
+      </w:r>
+      <w:r>
+        <w:rPr>
+          <w:b w:val="0"/>
+        </w:rPr>
+        <w:t xml:space="preserve"> and </w:t>
+      </w:r>
+      <w:r>
+        <w:rPr>
+          <w:b/>
+        </w:rPr>
+        <w:t>secret</w:t>
+      </w:r>
+      <w:r>
+        <w:rPr>
+          <w:b w:val="0"/>
+        </w:rPr>
+        <w:t>s. Proposed explanation: “The worked result establishes every future case”. Decide whether this explanation is supported.</w:t>
       </w:r>
     </w:p>
     <w:p>
       <w:pPr>
-        <w:pStyle w:val="Heading3"/>
-      </w:pPr>
-      <w:r>
-        <w:t>Ask while showing the picture · 5</w:t>
+        <w:spacing w:line="336" w:lineRule="auto" w:after="180"/>
+      </w:pPr>
+      <w:r>
+        <w:rPr>
+          <w:b w:val="0"/>
+        </w:rPr>
+        <w:t>Point to the step or supplied fact that decides; explain your repair if needed.</w:t>
       </w:r>
     </w:p>
     <w:p>
@@ -1873,31 +2693,19 @@
         <w:rPr>
           <w:b w:val="0"/>
         </w:rPr>
-        <w:t xml:space="preserve">Cover the result. Ask learners to name the </w:t>
+        <w:t xml:space="preserve">Expected correction: A classroom mock is not a production credential-management design; no real </w:t>
       </w:r>
       <w:r>
         <w:rPr>
           <w:b/>
         </w:rPr>
-        <w:t>input</w:t>
+        <w:t>secret</w:t>
       </w:r>
       <w:r>
         <w:rPr>
           <w:b w:val="0"/>
         </w:rPr>
-        <w:t xml:space="preserve">s and predict the next step. Uncover one step, connect the icon to the actual procedure, and explain its </w:t>
-      </w:r>
-      <w:r>
-        <w:rPr>
-          <w:b/>
-        </w:rPr>
-        <w:t>evidence</w:t>
-      </w:r>
-      <w:r>
-        <w:rPr>
-          <w:b w:val="0"/>
-        </w:rPr>
-        <w:t>. Then change the supplied condition and compare.</w:t>
+        <w:t>s are needed here.</w:t>
       </w:r>
     </w:p>
     <w:p>
@@ -1908,20 +2716,190 @@
         <w:rPr>
           <w:b w:val="0"/>
         </w:rPr>
-        <w:t>The picture is a representation; it does not document execution of a real AI model.</w:t>
+        <w:t>Collect explanations, not only yes/no votes. If a misunderstanding is common, re-model the relevant step for the class.</w:t>
       </w:r>
     </w:p>
     <w:p>
       <w:pPr>
-        <w:pStyle w:val="Heading1"/>
-      </w:pPr>
-      <w:r>
-        <w:t>03. Demonstrate and guide practice</w:t>
+        <w:spacing w:line="336" w:lineRule="auto" w:after="180"/>
+      </w:pPr>
+      <w:r>
+        <w:rPr>
+          <w:b w:val="0"/>
+        </w:rPr>
+        <w:t>If it affects a few learners, give a short targeted group explanation while others solve a more demanding variation.</w:t>
       </w:r>
     </w:p>
     <w:p>
-      <w:r>
-        <w:t>Demonstrate Configuration and secrets, reduce support deliberately and check individual reasoning before discussing answers.</w:t>
+      <w:pPr>
+        <w:pStyle w:val="Heading2"/>
+      </w:pPr>
+      <w:r>
+        <w:t>Pictured reasoning and changed case</w:t>
+      </w:r>
+    </w:p>
+    <w:p>
+      <w:pPr>
+        <w:spacing w:line="336" w:lineRule="auto" w:after="180"/>
+      </w:pPr>
+      <w:r>
+        <w:rPr>
+          <w:b w:val="0"/>
+        </w:rPr>
+        <w:t>Point to the public setting and the protected credential. What changes when maximum_words becomes 60, and which information must never appear in the startup log?</w:t>
+      </w:r>
+    </w:p>
+    <w:p>
+      <w:pPr>
+        <w:spacing w:line="336" w:lineRule="auto" w:after="180"/>
+      </w:pPr>
+      <w:r>
+        <w:rPr>
+          <w:b w:val="0"/>
+        </w:rPr>
+        <w:t>Read the reviewed maximum_words value of 80. The runtime obtains the token through its protected path. Record startup success without printing the token.</w:t>
+      </w:r>
+    </w:p>
+    <w:p>
+      <w:pPr>
+        <w:spacing w:line="336" w:lineRule="auto" w:after="180"/>
+      </w:pPr>
+      <w:r>
+        <w:rPr>
+          <w:b w:val="0"/>
+        </w:rPr>
+        <w:t>Changed case: The configured answer limit becomes 60; the private token stays unchanged. An ordinary length setting does not require replacing the credential.</w:t>
+      </w:r>
+    </w:p>
+    <w:p>
+      <w:pPr>
+        <w:spacing w:line="336" w:lineRule="auto" w:after="180"/>
+      </w:pPr>
+      <w:r>
+        <w:rPr>
+          <w:b w:val="0"/>
+        </w:rPr>
+        <w:t>Changed-case reasoning: The configured answer limit becomes 60; the private token stays unchanged. An ordinary length setting does not require replacing the credential.</w:t>
+      </w:r>
+    </w:p>
+    <w:p>
+      <w:pPr>
+        <w:spacing w:line="336" w:lineRule="auto" w:after="180"/>
+      </w:pPr>
+      <w:r>
+        <w:rPr>
+          <w:b w:val="0"/>
+        </w:rPr>
+        <w:t xml:space="preserve">Collect each learner’s explanation before discussion. Use the first missing connection between </w:t>
+      </w:r>
+      <w:r>
+        <w:rPr>
+          <w:b/>
+        </w:rPr>
+        <w:t>input</w:t>
+      </w:r>
+      <w:r>
+        <w:rPr>
+          <w:b w:val="0"/>
+        </w:rPr>
+        <w:t xml:space="preserve">, deciding step and result to choose support. This question is worked-case practice, not fresh mastery </w:t>
+      </w:r>
+      <w:r>
+        <w:rPr>
+          <w:b/>
+        </w:rPr>
+        <w:t>evidence</w:t>
+      </w:r>
+      <w:r>
+        <w:rPr>
+          <w:b w:val="0"/>
+        </w:rPr>
+        <w:t>.</w:t>
+      </w:r>
+    </w:p>
+    <w:p>
+      <w:pPr>
+        <w:pStyle w:val="Heading2"/>
+      </w:pPr>
+      <w:r>
+        <w:t>Accessible support and extension</w:t>
+      </w:r>
+    </w:p>
+    <w:p>
+      <w:pPr>
+        <w:spacing w:line="336" w:lineRule="auto" w:after="180"/>
+      </w:pPr>
+      <w:r>
+        <w:rPr>
+          <w:b w:val="0"/>
+        </w:rPr>
+        <w:t xml:space="preserve">Use See how it works and Follow a worked example. Collect a </w:t>
+      </w:r>
+      <w:r>
+        <w:rPr>
+          <w:b/>
+        </w:rPr>
+        <w:t>prediction</w:t>
+      </w:r>
+      <w:r>
+        <w:rPr>
+          <w:b w:val="0"/>
+        </w:rPr>
+        <w:t xml:space="preserve"> before revealing its result; ask the learner to point to each intermediate fact.</w:t>
+      </w:r>
+    </w:p>
+    <w:p>
+      <w:pPr>
+        <w:spacing w:line="336" w:lineRule="auto" w:after="180"/>
+      </w:pPr>
+      <w:r>
+        <w:rPr>
+          <w:b w:val="0"/>
+        </w:rPr>
+        <w:t xml:space="preserve">Provide an </w:t>
+      </w:r>
+      <w:r>
+        <w:rPr>
+          <w:b/>
+        </w:rPr>
+        <w:t>input</w:t>
+      </w:r>
+      <w:r>
+        <w:rPr>
+          <w:b w:val="0"/>
+        </w:rPr>
+        <w:t>/procedure/result/limit frame and a calculator when needed. Ask students to identify the first step before completing the whole trace.</w:t>
+      </w:r>
+    </w:p>
+    <w:p>
+      <w:pPr>
+        <w:spacing w:line="336" w:lineRule="auto" w:after="180"/>
+      </w:pPr>
+      <w:r>
+        <w:rPr>
+          <w:b w:val="0"/>
+        </w:rPr>
+        <w:t xml:space="preserve">Extension: compare two concrete variants of this </w:t>
+      </w:r>
+      <w:r>
+        <w:rPr>
+          <w:b/>
+        </w:rPr>
+        <w:t>mechanism</w:t>
+      </w:r>
+      <w:r>
+        <w:rPr>
+          <w:b w:val="0"/>
+        </w:rPr>
+        <w:t xml:space="preserve"> while holding unrelated conditions fixed; report both successful and unsuccessful outcomes.</w:t>
+      </w:r>
+    </w:p>
+    <w:p>
+      <w:pPr>
+        <w:pStyle w:val="Heading2"/>
+      </w:pPr>
+      <w:r>
+        <w:t>Earlier wording, alternatives and picture transcripts · reference / check after trying</w:t>
       </w:r>
     </w:p>
     <w:tbl>
@@ -2138,71 +3116,26 @@
     </w:tbl>
     <w:p>
       <w:pPr>
-        <w:spacing w:line="336" w:lineRule="auto" w:after="180"/>
-      </w:pPr>
-      <w:r>
-        <w:rPr>
-          <w:b w:val="0"/>
-        </w:rPr>
-        <w:t xml:space="preserve">Use See how it works and Follow a worked example. Collect a </w:t>
-      </w:r>
-      <w:r>
-        <w:rPr>
-          <w:b/>
-        </w:rPr>
-        <w:t>prediction</w:t>
-      </w:r>
-      <w:r>
-        <w:rPr>
-          <w:b w:val="0"/>
-        </w:rPr>
-        <w:t xml:space="preserve"> before revealing its result; ask the learner to point to each intermediate fact.</w:t>
+        <w:pStyle w:val="Heading3"/>
+      </w:pPr>
+      <w:r>
+        <w:t>Reduce help deliberately</w:t>
       </w:r>
     </w:p>
     <w:p>
       <w:pPr>
-        <w:spacing w:line="336" w:lineRule="auto" w:after="180"/>
-      </w:pPr>
-      <w:r>
-        <w:rPr>
-          <w:b w:val="0"/>
-        </w:rPr>
-        <w:t xml:space="preserve">Provide an </w:t>
-      </w:r>
-      <w:r>
-        <w:rPr>
-          <w:b/>
-        </w:rPr>
-        <w:t>input</w:t>
-      </w:r>
-      <w:r>
-        <w:rPr>
-          <w:b w:val="0"/>
-        </w:rPr>
-        <w:t>/procedure/result/limit frame and a calculator when needed. Ask students to identify the first step before completing the whole trace.</w:t>
+        <w:pStyle w:val="Heading3"/>
+      </w:pPr>
+      <w:r>
+        <w:t>Individual reasoning check</w:t>
       </w:r>
     </w:p>
     <w:p>
       <w:pPr>
-        <w:spacing w:line="336" w:lineRule="auto" w:after="180"/>
-      </w:pPr>
-      <w:r>
-        <w:rPr>
-          <w:b w:val="0"/>
-        </w:rPr>
-        <w:t xml:space="preserve">Extension: compare two concrete variants of this </w:t>
-      </w:r>
-      <w:r>
-        <w:rPr>
-          <w:b/>
-        </w:rPr>
-        <w:t>mechanism</w:t>
-      </w:r>
-      <w:r>
-        <w:rPr>
-          <w:b w:val="0"/>
-        </w:rPr>
-        <w:t xml:space="preserve"> while holding unrelated conditions fixed; report both successful and unsuccessful outcomes.</w:t>
+        <w:pStyle w:val="Heading3"/>
+      </w:pPr>
+      <w:r>
+        <w:t>Pictorial practice question</w:t>
       </w:r>
     </w:p>
     <w:p>
@@ -2210,59 +3143,39 @@
         <w:pStyle w:val="Heading3"/>
       </w:pPr>
       <w:r>
-        <w:t>Reduce help deliberately</w:t>
+        <w:t>Reasoned teacher answer</w:t>
       </w:r>
     </w:p>
     <w:p>
       <w:pPr>
-        <w:pStyle w:val="Heading3"/>
-      </w:pPr>
-      <w:r>
-        <w:t>Completion practice</w:t>
+        <w:pStyle w:val="Heading1"/>
+      </w:pPr>
+      <w:r>
+        <w:t>04. Run the complete supplied investigation</w:t>
       </w:r>
     </w:p>
     <w:p>
-      <w:pPr>
-        <w:spacing w:line="336" w:lineRule="auto" w:after="180"/>
-        <w:shd w:fill="F5F1FB"/>
-      </w:pPr>
-      <w:r>
-        <w:rPr>
-          <w:b w:val="0"/>
-        </w:rPr>
-        <w:t>Completion task: A startup script prints every environment variable while debugging a missing data version. Show the intermediate steps and give the conclusion with its scope.</w:t>
+      <w:r>
+        <w:t>Separate predictions,actual runs and paper traces.</w:t>
       </w:r>
     </w:p>
     <w:p>
       <w:pPr>
-        <w:pStyle w:val="Heading3"/>
-      </w:pPr>
-      <w:r>
-        <w:t>Reasoning to listen for</w:t>
+        <w:pStyle w:val="Heading2"/>
+      </w:pPr>
+      <w:r>
+        <w:t>Complete inputs,expected results and limits</w:t>
       </w:r>
     </w:p>
     <w:p>
       <w:pPr>
         <w:spacing w:line="336" w:lineRule="auto" w:after="180"/>
-        <w:shd w:fill="F1F6FC"/>
       </w:pPr>
       <w:r>
         <w:rPr>
           <w:b w:val="0"/>
         </w:rPr>
-        <w:t xml:space="preserve">Teacher check: Teacher explanation: It risks exposing </w:t>
-      </w:r>
-      <w:r>
-        <w:rPr>
-          <w:b/>
-        </w:rPr>
-        <w:t>secret</w:t>
-      </w:r>
-      <w:r>
-        <w:rPr>
-          <w:b w:val="0"/>
-        </w:rPr>
-        <w:t>s unrelated to the error. Report the missing key name without values and validate only required fields.</w:t>
+        <w:t>Main missing-version diagnosis needs key-name-only output, not an environment dump. Mock valid startup ready; missing version/placeholder blocks without defaults; invalid MAX_WORDS blocks. Only reviewed non-secret fields go to public output.</w:t>
       </w:r>
     </w:p>
     <w:p>
@@ -2273,38 +3186,38 @@
         <w:rPr>
           <w:b w:val="0"/>
         </w:rPr>
-        <w:t xml:space="preserve">Start by identifying the given </w:t>
-      </w:r>
-      <w:r>
-        <w:rPr>
-          <w:b/>
-        </w:rPr>
-        <w:t>input</w:t>
-      </w:r>
-      <w:r>
-        <w:rPr>
-          <w:b w:val="0"/>
-        </w:rPr>
-        <w:t>s together. Leave the intermediate steps blank. If needed, model one step, then withdraw that help on the next step. Move to a full trace only when the partial trace is understood.</w:t>
+        <w:t>Independent browser error: server-only credential crossed into a client response; replace it with a non-sensitive error identifier/status and keep any diagnostic redacted, without repeating the value. Preserve a record of the channel failure, not a copy of the credential. No real credential exercise or production-management guarantee.</w:t>
       </w:r>
     </w:p>
     <w:p>
       <w:pPr>
-        <w:spacing w:line="336" w:lineRule="auto" w:after="180"/>
-      </w:pPr>
-      <w:r>
-        <w:rPr>
-          <w:b w:val="0"/>
-        </w:rPr>
-        <w:t>For partners, alternate explainer and checker; collect a response from every learner before discussion.</w:t>
+        <w:pStyle w:val="Heading2"/>
+      </w:pPr>
+      <w:r>
+        <w:t>Diagnose the current misconceptions</w:t>
       </w:r>
     </w:p>
     <w:p>
       <w:pPr>
-        <w:pStyle w:val="Heading3"/>
-      </w:pPr>
-      <w:r>
-        <w:t>Individual reasoning check</w:t>
+        <w:spacing w:line="336" w:lineRule="auto" w:after="180"/>
+      </w:pPr>
+      <w:r>
+        <w:rPr>
+          <w:b w:val="0"/>
+        </w:rPr>
+        <w:t xml:space="preserve">The worked result establishes every future case: A classroom mock is not a production credential-management design; no real </w:t>
+      </w:r>
+      <w:r>
+        <w:rPr>
+          <w:b/>
+        </w:rPr>
+        <w:t>secret</w:t>
+      </w:r>
+      <w:r>
+        <w:rPr>
+          <w:b w:val="0"/>
+        </w:rPr>
+        <w:t>s are needed here.</w:t>
       </w:r>
     </w:p>
     <w:p>
@@ -2315,31 +3228,31 @@
         <w:rPr>
           <w:b w:val="0"/>
         </w:rPr>
-        <w:t xml:space="preserve">Use the worked case for </w:t>
+        <w:t xml:space="preserve">A missing </w:t>
       </w:r>
       <w:r>
         <w:rPr>
           <w:b/>
         </w:rPr>
-        <w:t>Configuration</w:t>
+        <w:t>input</w:t>
       </w:r>
       <w:r>
         <w:rPr>
           <w:b w:val="0"/>
         </w:rPr>
-        <w:t xml:space="preserve"> and </w:t>
+        <w:t xml:space="preserve"> may be replaced without recording the change: A replacement changes the </w:t>
       </w:r>
       <w:r>
         <w:rPr>
           <w:b/>
         </w:rPr>
-        <w:t>secret</w:t>
+        <w:t>evidence</w:t>
       </w:r>
       <w:r>
         <w:rPr>
           <w:b w:val="0"/>
         </w:rPr>
-        <w:t>s. Proposed explanation: “The worked result establishes every future case”. Decide whether this explanation is supported.</w:t>
+        <w:t xml:space="preserve"> or contract. Record the change and its justification; do not silently turn unknown into a measured value.</w:t>
       </w:r>
     </w:p>
     <w:p>
@@ -2350,294 +3263,62 @@
         <w:rPr>
           <w:b w:val="0"/>
         </w:rPr>
-        <w:t>Point to the step or supplied fact that decides; explain your repair if needed.</w:t>
+        <w:t xml:space="preserve">Repeating an assessed case is new independent </w:t>
+      </w:r>
+      <w:r>
+        <w:rPr>
+          <w:b/>
+        </w:rPr>
+        <w:t>evidence</w:t>
+      </w:r>
+      <w:r>
+        <w:rPr>
+          <w:b w:val="0"/>
+        </w:rPr>
+        <w:t>: A replay checks consistency. An example used for feedback or revision cannot later be described as untouched final evaluation.</w:t>
       </w:r>
     </w:p>
     <w:p>
       <w:pPr>
-        <w:pStyle w:val="Heading3"/>
-      </w:pPr>
-      <w:r>
-        <w:t>Expected repair</w:t>
+        <w:spacing w:line="336" w:lineRule="auto" w:after="180"/>
+      </w:pPr>
+      <w:r>
+        <w:rPr>
+          <w:b w:val="0"/>
+        </w:rPr>
+        <w:t xml:space="preserve">Use Run the investigation for the </w:t>
+      </w:r>
+      <w:r>
+        <w:rPr>
+          <w:b/>
+        </w:rPr>
+        <w:t>evidence</w:t>
+      </w:r>
+      <w:r>
+        <w:rPr>
+          <w:b w:val="0"/>
+        </w:rPr>
+        <w:t xml:space="preserve"> ledger. Add a boundary or missing-</w:t>
+      </w:r>
+      <w:r>
+        <w:rPr>
+          <w:b/>
+        </w:rPr>
+        <w:t>input</w:t>
+      </w:r>
+      <w:r>
+        <w:rPr>
+          <w:b w:val="0"/>
+        </w:rPr>
+        <w:t xml:space="preserve"> case and record the expected response before checking. More successful repeats of one case do not establish wider coverage.</w:t>
       </w:r>
     </w:p>
     <w:p>
       <w:pPr>
-        <w:spacing w:line="336" w:lineRule="auto" w:after="180"/>
-        <w:shd w:fill="F1F6FC"/>
-      </w:pPr>
-      <w:r>
-        <w:rPr>
-          <w:b w:val="0"/>
-        </w:rPr>
-        <w:t xml:space="preserve">Expected correction: A classroom mock is not a production credential-management design; no real </w:t>
-      </w:r>
-      <w:r>
-        <w:rPr>
-          <w:b/>
-        </w:rPr>
-        <w:t>secret</w:t>
-      </w:r>
-      <w:r>
-        <w:rPr>
-          <w:b w:val="0"/>
-        </w:rPr>
-        <w:t>s are needed here.</w:t>
-      </w:r>
-    </w:p>
-    <w:p>
-      <w:pPr>
-        <w:spacing w:line="336" w:lineRule="auto" w:after="180"/>
-      </w:pPr>
-      <w:r>
-        <w:rPr>
-          <w:b w:val="0"/>
-        </w:rPr>
-        <w:t>Collect explanations, not only yes/no votes. If a misunderstanding is common, re-model the relevant step for the class.</w:t>
-      </w:r>
-    </w:p>
-    <w:p>
-      <w:pPr>
-        <w:spacing w:line="336" w:lineRule="auto" w:after="180"/>
-      </w:pPr>
-      <w:r>
-        <w:rPr>
-          <w:b w:val="0"/>
-        </w:rPr>
-        <w:t>If it affects a few learners, give a short targeted group explanation while others solve a more demanding variation.</w:t>
-      </w:r>
-    </w:p>
-    <w:p>
-      <w:pPr>
-        <w:pStyle w:val="Heading3"/>
-      </w:pPr>
-      <w:r>
-        <w:t>Pictorial practice question</w:t>
-      </w:r>
-    </w:p>
-    <w:p>
-      <w:pPr>
-        <w:spacing w:line="336" w:lineRule="auto" w:after="180"/>
-        <w:shd w:fill="F5F1FB"/>
-      </w:pPr>
-      <w:r>
-        <w:rPr>
-          <w:b w:val="0"/>
-        </w:rPr>
-        <w:t>Point to the public setting and the protected credential. What changes when maximum_words becomes 60, and which information must never appear in the startup log?</w:t>
-      </w:r>
-    </w:p>
-    <w:p>
-      <w:pPr>
-        <w:pStyle w:val="Heading3"/>
-      </w:pPr>
-      <w:r>
-        <w:t>Reasoned teacher answer</w:t>
-      </w:r>
-    </w:p>
-    <w:p>
-      <w:pPr>
-        <w:spacing w:line="336" w:lineRule="auto" w:after="180"/>
-      </w:pPr>
-      <w:r>
-        <w:rPr>
-          <w:b w:val="0"/>
-        </w:rPr>
-        <w:t>Read the reviewed maximum_words value of 80. The runtime obtains the token through its protected path. Record startup success without printing the token.</w:t>
-      </w:r>
-    </w:p>
-    <w:p>
-      <w:pPr>
-        <w:spacing w:line="336" w:lineRule="auto" w:after="180"/>
-      </w:pPr>
-      <w:r>
-        <w:rPr>
-          <w:b w:val="0"/>
-        </w:rPr>
-        <w:t>Changed case: The configured answer limit becomes 60; the private token stays unchanged. An ordinary length setting does not require replacing the credential.</w:t>
-      </w:r>
-    </w:p>
-    <w:p>
-      <w:pPr>
-        <w:spacing w:line="336" w:lineRule="auto" w:after="180"/>
-      </w:pPr>
-      <w:r>
-        <w:rPr>
-          <w:b w:val="0"/>
-        </w:rPr>
-        <w:t>Changed-case reasoning: The configured answer limit becomes 60; the private token stays unchanged. An ordinary length setting does not require replacing the credential.</w:t>
-      </w:r>
-    </w:p>
-    <w:p>
-      <w:pPr>
-        <w:spacing w:line="336" w:lineRule="auto" w:after="180"/>
-      </w:pPr>
-      <w:r>
-        <w:rPr>
-          <w:b w:val="0"/>
-        </w:rPr>
-        <w:t xml:space="preserve">Collect each learner’s explanation before discussion. Use the first missing connection between </w:t>
-      </w:r>
-      <w:r>
-        <w:rPr>
-          <w:b/>
-        </w:rPr>
-        <w:t>input</w:t>
-      </w:r>
-      <w:r>
-        <w:rPr>
-          <w:b w:val="0"/>
-        </w:rPr>
-        <w:t xml:space="preserve">, deciding step and result to choose support. This question is worked-case practice, not fresh mastery </w:t>
-      </w:r>
-      <w:r>
-        <w:rPr>
-          <w:b/>
-        </w:rPr>
-        <w:t>evidence</w:t>
-      </w:r>
-      <w:r>
-        <w:rPr>
-          <w:b w:val="0"/>
-        </w:rPr>
-        <w:t>.</w:t>
-      </w:r>
-    </w:p>
-    <w:p>
-      <w:pPr>
-        <w:pStyle w:val="Heading1"/>
-      </w:pPr>
-      <w:r>
-        <w:t>04. Run the investigation and diagnose misconceptions</w:t>
-      </w:r>
-    </w:p>
-    <w:p>
-      <w:r>
-        <w:t>Run the Configuration and secrets investigation and use the first unsupported step to choose a teaching response.</w:t>
-      </w:r>
-    </w:p>
-    <w:p>
-      <w:pPr>
-        <w:spacing w:line="336" w:lineRule="auto" w:after="180"/>
-      </w:pPr>
-      <w:r>
-        <w:rPr>
-          <w:b w:val="0"/>
-        </w:rPr>
-        <w:t xml:space="preserve">The worked result establishes every future case: A classroom mock is not a production credential-management design; no real </w:t>
-      </w:r>
-      <w:r>
-        <w:rPr>
-          <w:b/>
-        </w:rPr>
-        <w:t>secret</w:t>
-      </w:r>
-      <w:r>
-        <w:rPr>
-          <w:b w:val="0"/>
-        </w:rPr>
-        <w:t>s are needed here.</w:t>
-      </w:r>
-    </w:p>
-    <w:p>
-      <w:pPr>
-        <w:spacing w:line="336" w:lineRule="auto" w:after="180"/>
-      </w:pPr>
-      <w:r>
-        <w:rPr>
-          <w:b w:val="0"/>
-        </w:rPr>
-        <w:t xml:space="preserve">A missing </w:t>
-      </w:r>
-      <w:r>
-        <w:rPr>
-          <w:b/>
-        </w:rPr>
-        <w:t>input</w:t>
-      </w:r>
-      <w:r>
-        <w:rPr>
-          <w:b w:val="0"/>
-        </w:rPr>
-        <w:t xml:space="preserve"> may be replaced without recording the change: A replacement changes the </w:t>
-      </w:r>
-      <w:r>
-        <w:rPr>
-          <w:b/>
-        </w:rPr>
-        <w:t>evidence</w:t>
-      </w:r>
-      <w:r>
-        <w:rPr>
-          <w:b w:val="0"/>
-        </w:rPr>
-        <w:t xml:space="preserve"> or contract. Record the change and its justification; do not silently turn unknown into a measured value.</w:t>
-      </w:r>
-    </w:p>
-    <w:p>
-      <w:pPr>
-        <w:spacing w:line="336" w:lineRule="auto" w:after="180"/>
-      </w:pPr>
-      <w:r>
-        <w:rPr>
-          <w:b w:val="0"/>
-        </w:rPr>
-        <w:t xml:space="preserve">Repeating an assessed case is new independent </w:t>
-      </w:r>
-      <w:r>
-        <w:rPr>
-          <w:b/>
-        </w:rPr>
-        <w:t>evidence</w:t>
-      </w:r>
-      <w:r>
-        <w:rPr>
-          <w:b w:val="0"/>
-        </w:rPr>
-        <w:t>: A replay checks consistency. An example used for feedback or revision cannot later be described as untouched final evaluation.</w:t>
-      </w:r>
-    </w:p>
-    <w:p>
-      <w:pPr>
-        <w:spacing w:line="336" w:lineRule="auto" w:after="180"/>
-      </w:pPr>
-      <w:r>
-        <w:rPr>
-          <w:b w:val="0"/>
-        </w:rPr>
-        <w:t xml:space="preserve">Use Run the investigation for the </w:t>
-      </w:r>
-      <w:r>
-        <w:rPr>
-          <w:b/>
-        </w:rPr>
-        <w:t>evidence</w:t>
-      </w:r>
-      <w:r>
-        <w:rPr>
-          <w:b w:val="0"/>
-        </w:rPr>
-        <w:t xml:space="preserve"> ledger. Add a boundary or missing-</w:t>
-      </w:r>
-      <w:r>
-        <w:rPr>
-          <w:b/>
-        </w:rPr>
-        <w:t>input</w:t>
-      </w:r>
-      <w:r>
-        <w:rPr>
-          <w:b w:val="0"/>
-        </w:rPr>
-        <w:t xml:space="preserve"> case and record the expected response before checking. More successful repeats of one case do not establish wider coverage.</w:t>
-      </w:r>
-    </w:p>
-    <w:p>
-      <w:pPr>
-        <w:pStyle w:val="Heading3"/>
-      </w:pPr>
-      <w:r>
-        <w:t>Match the support to the first error</w:t>
+        <w:pStyle w:val="Heading2"/>
+      </w:pPr>
+      <w:r>
+        <w:t>Choose accessible support</w:t>
       </w:r>
     </w:p>
     <w:tbl>
@@ -2810,69 +3491,39 @@
     </w:p>
     <w:p>
       <w:pPr>
-        <w:pStyle w:val="Heading1"/>
-      </w:pPr>
-      <w:r>
-        <w:t>05. Assess and explain the answers</w:t>
+        <w:pStyle w:val="Heading2"/>
+      </w:pPr>
+      <w:r>
+        <w:t>Earlier wording, alternatives and picture transcripts · reference / check after trying</w:t>
       </w:r>
     </w:p>
     <w:p>
-      <w:r>
-        <w:t>Use the Configuration and secrets questions, teacher keys and criteria after the relevant attempts. Previously discussed cases are practice; protect the separately selected independent task.</w:t>
+      <w:pPr>
+        <w:pStyle w:val="Heading3"/>
+      </w:pPr>
+      <w:r>
+        <w:t>Match the support to the first error</w:t>
       </w:r>
     </w:p>
     <w:p>
       <w:pPr>
-        <w:pStyle w:val="Heading3"/>
-      </w:pPr>
-      <w:r>
-        <w:t>Guided and exit questions</w:t>
+        <w:pStyle w:val="Heading1"/>
+      </w:pPr>
+      <w:r>
+        <w:t>05. Assess the new service scenario</w:t>
       </w:r>
     </w:p>
     <w:p>
-      <w:pPr>
-        <w:spacing w:line="336" w:lineRule="auto" w:after="180"/>
-      </w:pPr>
-      <w:r>
-        <w:rPr>
-          <w:b w:val="0"/>
-        </w:rPr>
-        <w:t xml:space="preserve">Guided: It risks exposing </w:t>
-      </w:r>
-      <w:r>
-        <w:rPr>
-          <w:b/>
-        </w:rPr>
-        <w:t>secret</w:t>
-      </w:r>
-      <w:r>
-        <w:rPr>
-          <w:b w:val="0"/>
-        </w:rPr>
-        <w:t>s unrelated to the error. Report the missing key name without values and validate only required fields.</w:t>
+      <w:r>
+        <w:t>Keep the selected answer private until after a first attempt.</w:t>
       </w:r>
     </w:p>
     <w:p>
       <w:pPr>
-        <w:spacing w:line="336" w:lineRule="auto" w:after="180"/>
-      </w:pPr>
-      <w:r>
-        <w:rPr>
-          <w:b w:val="0"/>
-        </w:rPr>
-        <w:t xml:space="preserve">Qualification: A classroom mock is not a production credential-management design; no real </w:t>
-      </w:r>
-      <w:r>
-        <w:rPr>
-          <w:b/>
-        </w:rPr>
-        <w:t>secret</w:t>
-      </w:r>
-      <w:r>
-        <w:rPr>
-          <w:b w:val="0"/>
-        </w:rPr>
-        <w:t>s are needed here.</w:t>
+        <w:pStyle w:val="Heading2"/>
+      </w:pPr>
+      <w:r>
+        <w:t>Selected independent task and checked answer</w:t>
       </w:r>
     </w:p>
     <w:p>
@@ -2883,799 +3534,62 @@
         <w:rPr>
           <w:b w:val="0"/>
         </w:rPr>
-        <w:t xml:space="preserve">Exit: accept a concrete variation with its predicted outcome and a stated condition that would challenge the </w:t>
+        <w:t xml:space="preserve">Selected case: Server </w:t>
       </w:r>
       <w:r>
         <w:rPr>
           <w:b/>
         </w:rPr>
-        <w:t>mechanism</w:t>
+        <w:t>secret</w:t>
       </w:r>
       <w:r>
         <w:rPr>
           <w:b w:val="0"/>
         </w:rPr>
-        <w:t xml:space="preserve">; reject a claim resting on unmeasured </w:t>
-      </w:r>
-      <w:r>
-        <w:rPr>
-          <w:b/>
-        </w:rPr>
-        <w:t>evidence</w:t>
-      </w:r>
-      <w:r>
-        <w:rPr>
-          <w:b w:val="0"/>
-        </w:rPr>
-        <w:t>.</w:t>
+        <w:t xml:space="preserve"> exists, but a browser error includes its full value. What failed and what record should be produced instead?</w:t>
       </w:r>
     </w:p>
     <w:p>
       <w:pPr>
-        <w:pStyle w:val="Heading3"/>
-      </w:pPr>
-      <w:r>
-        <w:t>W1 Explain the mechanism</w:t>
+        <w:spacing w:line="336" w:lineRule="auto" w:after="180"/>
+      </w:pPr>
+      <w:r>
+        <w:rPr>
+          <w:b w:val="0"/>
+        </w:rPr>
+        <w:t xml:space="preserve">Teacher explanation: The server/client boundary leaked the </w:t>
+      </w:r>
+      <w:r>
+        <w:rPr>
+          <w:b/>
+        </w:rPr>
+        <w:t>secret</w:t>
+      </w:r>
+      <w:r>
+        <w:rPr>
+          <w:b w:val="0"/>
+        </w:rPr>
+        <w:t xml:space="preserve">. Remove value disclosure; record a non-sensitive error ID and missing/invalid key name, and follow the actual </w:t>
+      </w:r>
+      <w:r>
+        <w:rPr>
+          <w:b/>
+        </w:rPr>
+        <w:t>secret</w:t>
+      </w:r>
+      <w:r>
+        <w:rPr>
+          <w:b w:val="0"/>
+        </w:rPr>
+        <w:t>-response procedure.</w:t>
       </w:r>
     </w:p>
     <w:p>
       <w:pPr>
-        <w:pStyle w:val="Heading3"/>
-      </w:pPr>
-      <w:r>
-        <w:t>Workbook question · W1</w:t>
-      </w:r>
-    </w:p>
-    <w:p>
-      <w:pPr>
-        <w:spacing w:line="336" w:lineRule="auto" w:after="180"/>
-        <w:shd w:fill="F5F1FB"/>
-      </w:pPr>
-      <w:r>
-        <w:rPr>
-          <w:b w:val="0"/>
-        </w:rPr>
-        <w:t xml:space="preserve">Explain the weekly </w:t>
-      </w:r>
-      <w:r>
-        <w:rPr>
-          <w:b/>
-        </w:rPr>
-        <w:t>mechanism</w:t>
-      </w:r>
-      <w:r>
-        <w:rPr>
-          <w:b w:val="0"/>
-        </w:rPr>
-        <w:t xml:space="preserve"> in your own words. Use the worked scenario to name its </w:t>
-      </w:r>
-      <w:r>
-        <w:rPr>
-          <w:b/>
-        </w:rPr>
-        <w:t>input</w:t>
-      </w:r>
-      <w:r>
-        <w:rPr>
-          <w:b w:val="0"/>
-        </w:rPr>
-        <w:t xml:space="preserve">, decision rule and </w:t>
-      </w:r>
-      <w:r>
-        <w:rPr>
-          <w:b/>
-        </w:rPr>
-        <w:t>output</w:t>
-      </w:r>
-      <w:r>
-        <w:rPr>
-          <w:b w:val="0"/>
-        </w:rPr>
-        <w:t>.</w:t>
-      </w:r>
-    </w:p>
-    <w:p>
-      <w:pPr>
-        <w:pStyle w:val="Heading3"/>
-      </w:pPr>
-      <w:r>
-        <w:t>Teacher reasoning · W1</w:t>
-      </w:r>
-    </w:p>
-    <w:p>
-      <w:pPr>
-        <w:spacing w:line="336" w:lineRule="auto" w:after="180"/>
-        <w:shd w:fill="F1F6FC"/>
-      </w:pPr>
-      <w:r>
-        <w:rPr>
-          <w:b w:val="0"/>
-        </w:rPr>
-        <w:t xml:space="preserve">Teacher explanation: </w:t>
-      </w:r>
-      <w:r>
-        <w:rPr>
-          <w:b/>
-        </w:rPr>
-        <w:t>Configuration</w:t>
-      </w:r>
-      <w:r>
-        <w:rPr>
-          <w:b w:val="0"/>
-        </w:rPr>
-        <w:t xml:space="preserve"> supplies non-</w:t>
-      </w:r>
-      <w:r>
-        <w:rPr>
-          <w:b/>
-        </w:rPr>
-        <w:t>secret</w:t>
-      </w:r>
-      <w:r>
-        <w:rPr>
-          <w:b w:val="0"/>
-        </w:rPr>
-        <w:t xml:space="preserve"> settings; </w:t>
-      </w:r>
-      <w:r>
-        <w:rPr>
-          <w:b/>
-        </w:rPr>
-        <w:t>secret</w:t>
-      </w:r>
-      <w:r>
-        <w:rPr>
-          <w:b w:val="0"/>
-        </w:rPr>
-        <w:t xml:space="preserve">s provide privileged values. Keep </w:t>
-      </w:r>
-      <w:r>
-        <w:rPr>
-          <w:b/>
-        </w:rPr>
-        <w:t>secret</w:t>
-      </w:r>
-      <w:r>
-        <w:rPr>
-          <w:b w:val="0"/>
-        </w:rPr>
-        <w:t>s out of source, logs and client responses.</w:t>
-      </w:r>
-    </w:p>
-    <w:p>
-      <w:pPr>
-        <w:spacing w:line="336" w:lineRule="auto" w:after="180"/>
-        <w:shd w:fill="F1F6FC"/>
-      </w:pPr>
-      <w:r>
-        <w:rPr>
-          <w:b w:val="0"/>
-        </w:rPr>
-        <w:t xml:space="preserve">The toy service reads DATA_VERSION from </w:t>
-      </w:r>
-      <w:r>
-        <w:rPr>
-          <w:b/>
-        </w:rPr>
-        <w:t>configuration</w:t>
-      </w:r>
-      <w:r>
-        <w:rPr>
-          <w:b w:val="0"/>
-        </w:rPr>
-        <w:t xml:space="preserve"> and a signing </w:t>
-      </w:r>
-      <w:r>
-        <w:rPr>
-          <w:b/>
-        </w:rPr>
-        <w:t>secret</w:t>
-      </w:r>
-      <w:r>
-        <w:rPr>
-          <w:b w:val="0"/>
-        </w:rPr>
-        <w:t xml:space="preserve"> from server-only </w:t>
-      </w:r>
-      <w:r>
-        <w:rPr>
-          <w:b/>
-        </w:rPr>
-        <w:t>input</w:t>
-      </w:r>
-      <w:r>
-        <w:rPr>
-          <w:b w:val="0"/>
-        </w:rPr>
-        <w:t xml:space="preserve">. Validate required settings at startup and fail clearly if absent; do not substitute a published default </w:t>
-      </w:r>
-      <w:r>
-        <w:rPr>
-          <w:b/>
-        </w:rPr>
-        <w:t>secret</w:t>
-      </w:r>
-      <w:r>
-        <w:rPr>
-          <w:b w:val="0"/>
-        </w:rPr>
-        <w:t>.</w:t>
-      </w:r>
-    </w:p>
-    <w:p>
-      <w:pPr>
-        <w:pStyle w:val="Heading3"/>
-      </w:pPr>
-      <w:r>
-        <w:t>W2 Trace the worked case</w:t>
-      </w:r>
-    </w:p>
-    <w:p>
-      <w:pPr>
-        <w:pStyle w:val="Heading3"/>
-      </w:pPr>
-      <w:r>
-        <w:t>Workbook question · W2</w:t>
-      </w:r>
-    </w:p>
-    <w:p>
-      <w:pPr>
-        <w:spacing w:line="336" w:lineRule="auto" w:after="180"/>
-        <w:shd w:fill="F5F1FB"/>
-      </w:pPr>
-      <w:r>
-        <w:rPr>
-          <w:b w:val="0"/>
-        </w:rPr>
-        <w:t>A startup script prints every environment variable while debugging a missing data version. Show the intermediate steps and give the conclusion with its scope.</w:t>
-      </w:r>
-    </w:p>
-    <w:p>
-      <w:pPr>
-        <w:pStyle w:val="Heading3"/>
-      </w:pPr>
-      <w:r>
-        <w:t>Teacher reasoning · W2</w:t>
-      </w:r>
-    </w:p>
-    <w:p>
-      <w:pPr>
-        <w:spacing w:line="336" w:lineRule="auto" w:after="180"/>
-        <w:shd w:fill="F1F6FC"/>
-      </w:pPr>
-      <w:r>
-        <w:rPr>
-          <w:b w:val="0"/>
-        </w:rPr>
-        <w:t xml:space="preserve">Teacher explanation: It risks exposing </w:t>
-      </w:r>
-      <w:r>
-        <w:rPr>
-          <w:b/>
-        </w:rPr>
-        <w:t>secret</w:t>
-      </w:r>
-      <w:r>
-        <w:rPr>
-          <w:b w:val="0"/>
-        </w:rPr>
-        <w:t>s unrelated to the error. Report the missing key name without values and validate only required fields.</w:t>
-      </w:r>
-    </w:p>
-    <w:p>
-      <w:pPr>
-        <w:pStyle w:val="Heading3"/>
-      </w:pPr>
-      <w:r>
-        <w:t>W3 Audit the limit</w:t>
-      </w:r>
-    </w:p>
-    <w:p>
-      <w:pPr>
-        <w:pStyle w:val="Heading3"/>
-      </w:pPr>
-      <w:r>
-        <w:t>Workbook question · W3</w:t>
-      </w:r>
-    </w:p>
-    <w:p>
-      <w:pPr>
-        <w:spacing w:line="336" w:lineRule="auto" w:after="180"/>
-        <w:shd w:fill="F5F1FB"/>
-      </w:pPr>
-      <w:r>
-        <w:rPr>
-          <w:b w:val="0"/>
-        </w:rPr>
-        <w:t xml:space="preserve">A report omits this qualification: A classroom mock is not a production credential-management design; no real </w:t>
-      </w:r>
-      <w:r>
-        <w:rPr>
-          <w:b/>
-        </w:rPr>
-        <w:t>secret</w:t>
-      </w:r>
-      <w:r>
-        <w:rPr>
-          <w:b w:val="0"/>
-        </w:rPr>
-        <w:t>s are needed here.</w:t>
-      </w:r>
-    </w:p>
-    <w:p>
-      <w:pPr>
-        <w:spacing w:line="336" w:lineRule="auto" w:after="180"/>
-        <w:shd w:fill="F5F1FB"/>
-      </w:pPr>
-      <w:r>
-        <w:rPr>
-          <w:b w:val="0"/>
-        </w:rPr>
-        <w:t>Explain how omitting it could change a reader's interpretation, and write an accurate replacement.</w:t>
-      </w:r>
-    </w:p>
-    <w:p>
-      <w:pPr>
-        <w:pStyle w:val="Heading3"/>
-      </w:pPr>
-      <w:r>
-        <w:t>Teacher reasoning · W3</w:t>
-      </w:r>
-    </w:p>
-    <w:p>
-      <w:pPr>
-        <w:spacing w:line="336" w:lineRule="auto" w:after="180"/>
-        <w:shd w:fill="F1F6FC"/>
-      </w:pPr>
-      <w:r>
-        <w:rPr>
-          <w:b w:val="0"/>
-        </w:rPr>
-        <w:t xml:space="preserve">Teacher explanation: A classroom mock is not a production credential-management design; no real </w:t>
-      </w:r>
-      <w:r>
-        <w:rPr>
-          <w:b/>
-        </w:rPr>
-        <w:t>secret</w:t>
-      </w:r>
-      <w:r>
-        <w:rPr>
-          <w:b w:val="0"/>
-        </w:rPr>
-        <w:t>s are needed here.</w:t>
-      </w:r>
-    </w:p>
-    <w:p>
-      <w:pPr>
-        <w:spacing w:line="336" w:lineRule="auto" w:after="180"/>
-        <w:shd w:fill="F1F6FC"/>
-      </w:pPr>
-      <w:r>
-        <w:rPr>
-          <w:b w:val="0"/>
-        </w:rPr>
-        <w:t xml:space="preserve">State the observed result separately from the unverified or out-of-scope claim; preserve the original </w:t>
-      </w:r>
-      <w:r>
-        <w:rPr>
-          <w:b/>
-        </w:rPr>
-        <w:t>evidence</w:t>
-      </w:r>
-      <w:r>
-        <w:rPr>
-          <w:b w:val="0"/>
-        </w:rPr>
-        <w:t xml:space="preserve"> rather than inventing a missing fact.</w:t>
-      </w:r>
-    </w:p>
-    <w:p>
-      <w:pPr>
-        <w:pStyle w:val="Heading3"/>
-      </w:pPr>
-      <w:r>
-        <w:t>W4 Apply a new case independently</w:t>
-      </w:r>
-    </w:p>
-    <w:p>
-      <w:pPr>
-        <w:pStyle w:val="Heading3"/>
-      </w:pPr>
-      <w:r>
-        <w:t>Workbook question · W4</w:t>
-      </w:r>
-    </w:p>
-    <w:p>
-      <w:pPr>
-        <w:spacing w:line="336" w:lineRule="auto" w:after="180"/>
-        <w:shd w:fill="F5F1FB"/>
-      </w:pPr>
-      <w:r>
-        <w:rPr>
-          <w:b w:val="0"/>
-        </w:rPr>
-        <w:t xml:space="preserve">Server </w:t>
-      </w:r>
-      <w:r>
-        <w:rPr>
-          <w:b/>
-        </w:rPr>
-        <w:t>secret</w:t>
-      </w:r>
-      <w:r>
-        <w:rPr>
-          <w:b w:val="0"/>
-        </w:rPr>
-        <w:t xml:space="preserve"> exists, but a browser error includes its full value. What failed and what record should be produced instead?</w:t>
-      </w:r>
-    </w:p>
-    <w:p>
-      <w:pPr>
-        <w:pStyle w:val="Heading3"/>
-      </w:pPr>
-      <w:r>
-        <w:t>Teacher reasoning · W4</w:t>
-      </w:r>
-    </w:p>
-    <w:p>
-      <w:pPr>
-        <w:spacing w:line="336" w:lineRule="auto" w:after="180"/>
-        <w:shd w:fill="F1F6FC"/>
-      </w:pPr>
-      <w:r>
-        <w:rPr>
-          <w:b w:val="0"/>
-        </w:rPr>
-        <w:t xml:space="preserve">Teacher explanation: The server/client boundary leaked the </w:t>
-      </w:r>
-      <w:r>
-        <w:rPr>
-          <w:b/>
-        </w:rPr>
-        <w:t>secret</w:t>
-      </w:r>
-      <w:r>
-        <w:rPr>
-          <w:b w:val="0"/>
-        </w:rPr>
-        <w:t xml:space="preserve">. Remove value disclosure; record a non-sensitive error ID and missing/invalid key name, and follow the actual </w:t>
-      </w:r>
-      <w:r>
-        <w:rPr>
-          <w:b/>
-        </w:rPr>
-        <w:t>secret</w:t>
-      </w:r>
-      <w:r>
-        <w:rPr>
-          <w:b w:val="0"/>
-        </w:rPr>
-        <w:t>-response procedure.</w:t>
-      </w:r>
-    </w:p>
-    <w:p>
-      <w:pPr>
-        <w:pStyle w:val="Heading3"/>
-      </w:pPr>
-      <w:r>
-        <w:t>W5 Design a revealing follow-up</w:t>
-      </w:r>
-    </w:p>
-    <w:p>
-      <w:pPr>
-        <w:pStyle w:val="Heading3"/>
-      </w:pPr>
-      <w:r>
-        <w:t>Workbook question · W5</w:t>
-      </w:r>
-    </w:p>
-    <w:p>
-      <w:pPr>
-        <w:spacing w:line="336" w:lineRule="auto" w:after="180"/>
-        <w:shd w:fill="F5F1FB"/>
-      </w:pPr>
-      <w:r>
-        <w:rPr>
-          <w:b w:val="0"/>
-        </w:rPr>
-        <w:t>For the worked scenario, propose one additional case that could reveal a failure, describe its expected outcome before running it, and explain what would need to remain fixed for a fair comparison.</w:t>
-      </w:r>
-    </w:p>
-    <w:p>
-      <w:pPr>
-        <w:spacing w:line="336" w:lineRule="auto" w:after="180"/>
-        <w:shd w:fill="F5F1FB"/>
-      </w:pPr>
-      <w:r>
-        <w:rPr>
-          <w:b w:val="0"/>
-        </w:rPr>
-        <w:t>Do not reuse W4 as a new final test after receiving feedback.</w:t>
-      </w:r>
-    </w:p>
-    <w:p>
-      <w:pPr>
-        <w:pStyle w:val="Heading3"/>
-      </w:pPr>
-      <w:r>
-        <w:t>Teacher reasoning · W5</w:t>
-      </w:r>
-    </w:p>
-    <w:p>
-      <w:pPr>
-        <w:spacing w:line="336" w:lineRule="auto" w:after="180"/>
-        <w:shd w:fill="F1F6FC"/>
-      </w:pPr>
-      <w:r>
-        <w:rPr>
-          <w:b w:val="0"/>
-        </w:rPr>
-        <w:t xml:space="preserve">Teacher explanation: Accept a concrete variant of the worked </w:t>
-      </w:r>
-      <w:r>
-        <w:rPr>
-          <w:b/>
-        </w:rPr>
-        <w:t>input</w:t>
-      </w:r>
-      <w:r>
-        <w:rPr>
-          <w:b w:val="0"/>
-        </w:rPr>
-        <w:t xml:space="preserve"> or a missing/conflicting/boundary condition, with an expectation derived from the declared procedure.</w:t>
-      </w:r>
-    </w:p>
-    <w:p>
-      <w:pPr>
-        <w:spacing w:line="336" w:lineRule="auto" w:after="180"/>
-        <w:shd w:fill="F1F6FC"/>
-      </w:pPr>
-      <w:r>
-        <w:rPr>
-          <w:b w:val="0"/>
-        </w:rPr>
-        <w:t xml:space="preserve">Require preserved settings, original </w:t>
-      </w:r>
-      <w:r>
-        <w:rPr>
-          <w:b/>
-        </w:rPr>
-        <w:t>output</w:t>
-      </w:r>
-      <w:r>
-        <w:rPr>
-          <w:b w:val="0"/>
-        </w:rPr>
-        <w:t xml:space="preserve">s and data roles. A classroom mock is not a production credential-management design; no real </w:t>
-      </w:r>
-      <w:r>
-        <w:rPr>
-          <w:b/>
-        </w:rPr>
-        <w:t>secret</w:t>
-      </w:r>
-      <w:r>
-        <w:rPr>
-          <w:b w:val="0"/>
-        </w:rPr>
-        <w:t>s are needed here.</w:t>
-      </w:r>
-    </w:p>
-    <w:p>
-      <w:pPr>
-        <w:spacing w:line="336" w:lineRule="auto" w:after="180"/>
-        <w:shd w:fill="F1F6FC"/>
-      </w:pPr>
-      <w:r>
-        <w:rPr>
-          <w:b w:val="0"/>
-        </w:rPr>
-        <w:t xml:space="preserve">The new case should test this particular </w:t>
-      </w:r>
-      <w:r>
-        <w:rPr>
-          <w:b/>
-        </w:rPr>
-        <w:t>mechanism</w:t>
-      </w:r>
-      <w:r>
-        <w:rPr>
-          <w:b w:val="0"/>
-        </w:rPr>
-        <w:t xml:space="preserve"> rather than merely restate the original result.</w:t>
-      </w:r>
-    </w:p>
-    <w:p>
-      <w:pPr>
-        <w:pStyle w:val="Heading3"/>
-      </w:pPr>
-      <w:r>
-        <w:t>Independent assessment and fresh retry</w:t>
-      </w:r>
-    </w:p>
-    <w:p>
-      <w:pPr>
-        <w:pStyle w:val="Heading3"/>
-      </w:pPr>
-      <w:r>
-        <w:t>Teacher key · Independent assessment and fresh retry</w:t>
-      </w:r>
-    </w:p>
-    <w:p>
-      <w:pPr>
-        <w:spacing w:line="336" w:lineRule="auto" w:after="180"/>
-        <w:shd w:fill="F1F6FC"/>
-      </w:pPr>
-      <w:r>
-        <w:rPr>
-          <w:b w:val="0"/>
-        </w:rPr>
-        <w:t xml:space="preserve">W4: The server/client boundary leaked the </w:t>
-      </w:r>
-      <w:r>
-        <w:rPr>
-          <w:b/>
-        </w:rPr>
-        <w:t>secret</w:t>
-      </w:r>
-      <w:r>
-        <w:rPr>
-          <w:b w:val="0"/>
-        </w:rPr>
-        <w:t xml:space="preserve">. Remove value disclosure; record a non-sensitive error ID and missing/invalid key name, and follow the actual </w:t>
-      </w:r>
-      <w:r>
-        <w:rPr>
-          <w:b/>
-        </w:rPr>
-        <w:t>secret</w:t>
-      </w:r>
-      <w:r>
-        <w:rPr>
-          <w:b w:val="0"/>
-        </w:rPr>
-        <w:t>-response procedure.</w:t>
-      </w:r>
-    </w:p>
-    <w:p>
-      <w:pPr>
-        <w:spacing w:line="336" w:lineRule="auto" w:after="180"/>
-        <w:shd w:fill="F1F6FC"/>
-      </w:pPr>
-      <w:r>
-        <w:rPr>
-          <w:b w:val="0"/>
-        </w:rPr>
-        <w:t xml:space="preserve">Require intermediate reasoning and the stated scope. Fresh retry: A debug log stores an access token to explain invalid </w:t>
-      </w:r>
-      <w:r>
-        <w:rPr>
-          <w:b/>
-        </w:rPr>
-        <w:t>configuration</w:t>
-      </w:r>
-      <w:r>
-        <w:rPr>
-          <w:b w:val="0"/>
-        </w:rPr>
-        <w:t>.</w:t>
-      </w:r>
-    </w:p>
-    <w:p>
-      <w:pPr>
-        <w:spacing w:line="336" w:lineRule="auto" w:after="180"/>
-        <w:shd w:fill="F1F6FC"/>
-      </w:pPr>
-      <w:r>
-        <w:rPr>
-          <w:b w:val="0"/>
-        </w:rPr>
-        <w:t>Expected reasoning: Redact the token; log the validation category and trace ID rather than credential contents.</w:t>
-      </w:r>
-    </w:p>
-    <w:p>
-      <w:pPr>
-        <w:spacing w:line="336" w:lineRule="auto" w:after="180"/>
-        <w:shd w:fill="F1F6FC"/>
-      </w:pPr>
-      <w:r>
-        <w:rPr>
-          <w:b w:val="0"/>
-        </w:rPr>
-        <w:t>If students need support, record it and reassess with another new case rather than awarding independence to a copied answer.</w:t>
-      </w:r>
-    </w:p>
-    <w:p>
-      <w:pPr>
-        <w:pStyle w:val="Heading3"/>
-      </w:pPr>
-      <w:r>
-        <w:t>Assess independent transfer</w:t>
-      </w:r>
-    </w:p>
-    <w:p>
-      <w:pPr>
-        <w:pStyle w:val="Heading3"/>
-      </w:pPr>
-      <w:r>
-        <w:t>Independent question · withhold the key</w:t>
-      </w:r>
-    </w:p>
-    <w:p>
-      <w:pPr>
-        <w:spacing w:line="336" w:lineRule="auto" w:after="180"/>
-        <w:shd w:fill="F5F1FB"/>
-      </w:pPr>
-      <w:r>
-        <w:rPr>
-          <w:b w:val="0"/>
-        </w:rPr>
-        <w:t xml:space="preserve">Selected case: Server </w:t>
-      </w:r>
-      <w:r>
-        <w:rPr>
-          <w:b/>
-        </w:rPr>
-        <w:t>secret</w:t>
-      </w:r>
-      <w:r>
-        <w:rPr>
-          <w:b w:val="0"/>
-        </w:rPr>
-        <w:t xml:space="preserve"> exists, but a browser error includes its full value. What failed and what record should be produced instead?</w:t>
-      </w:r>
-    </w:p>
-    <w:p>
-      <w:pPr>
-        <w:pStyle w:val="Heading3"/>
-      </w:pPr>
-      <w:r>
-        <w:t>Selected case answer</w:t>
-      </w:r>
-    </w:p>
-    <w:p>
-      <w:pPr>
-        <w:pStyle w:val="Heading3"/>
-      </w:pPr>
-      <w:r>
-        <w:t>Teacher key · Selected case answer</w:t>
-      </w:r>
-    </w:p>
-    <w:p>
-      <w:pPr>
-        <w:spacing w:line="336" w:lineRule="auto" w:after="180"/>
-        <w:shd w:fill="F1F6FC"/>
-      </w:pPr>
-      <w:r>
-        <w:rPr>
-          <w:b w:val="0"/>
-        </w:rPr>
-        <w:t xml:space="preserve">Teacher explanation: The server/client boundary leaked the </w:t>
-      </w:r>
-      <w:r>
-        <w:rPr>
-          <w:b/>
-        </w:rPr>
-        <w:t>secret</w:t>
-      </w:r>
-      <w:r>
-        <w:rPr>
-          <w:b w:val="0"/>
-        </w:rPr>
-        <w:t xml:space="preserve">. Remove value disclosure; record a non-sensitive error ID and missing/invalid key name, and follow the actual </w:t>
-      </w:r>
-      <w:r>
-        <w:rPr>
-          <w:b/>
-        </w:rPr>
-        <w:t>secret</w:t>
-      </w:r>
-      <w:r>
-        <w:rPr>
-          <w:b w:val="0"/>
-        </w:rPr>
-        <w:t>-response procedure.</w:t>
+        <w:pStyle w:val="Heading2"/>
+      </w:pPr>
+      <w:r>
+        <w:t>Judge explanation,trace and limits</w:t>
       </w:r>
     </w:p>
     <w:tbl>
@@ -3782,54 +3696,55 @@
     </w:tbl>
     <w:p>
       <w:pPr>
-        <w:pStyle w:val="Heading3"/>
-      </w:pPr>
-      <w:r>
-        <w:t>Teacher key · Selected case answer</w:t>
+        <w:spacing w:line="336" w:lineRule="auto" w:after="180"/>
+      </w:pPr>
+      <w:r>
+        <w:rPr>
+          <w:b w:val="0"/>
+        </w:rPr>
+        <w:t>Record each dimension as not yet, with support, or independent. Accept a valid alternative procedure with a defensible trace.</w:t>
       </w:r>
     </w:p>
     <w:p>
       <w:pPr>
         <w:spacing w:line="336" w:lineRule="auto" w:after="180"/>
-        <w:shd w:fill="F1F6FC"/>
       </w:pPr>
       <w:r>
         <w:rPr>
           <w:b w:val="0"/>
         </w:rPr>
-        <w:t>Record each dimension as not yet, with support, or independent. Accept a valid alternative procedure with a defensible trace.</w:t>
+        <w:t xml:space="preserve">Do not penalise an honestly recorded model failure if the learner correctly explains its </w:t>
+      </w:r>
+      <w:r>
+        <w:rPr>
+          <w:b/>
+        </w:rPr>
+        <w:t>evidence</w:t>
+      </w:r>
+      <w:r>
+        <w:rPr>
+          <w:b w:val="0"/>
+        </w:rPr>
+        <w:t xml:space="preserve"> and limits.</w:t>
       </w:r>
     </w:p>
     <w:p>
       <w:pPr>
-        <w:spacing w:line="336" w:lineRule="auto" w:after="180"/>
-        <w:shd w:fill="F1F6FC"/>
-      </w:pPr>
-      <w:r>
-        <w:rPr>
-          <w:b w:val="0"/>
-        </w:rPr>
-        <w:t xml:space="preserve">Do not penalise an honestly recorded model failure if the learner correctly explains its </w:t>
-      </w:r>
-      <w:r>
-        <w:rPr>
-          <w:b/>
-        </w:rPr>
-        <w:t>evidence</w:t>
-      </w:r>
-      <w:r>
-        <w:rPr>
-          <w:b w:val="0"/>
-        </w:rPr>
-        <w:t xml:space="preserve"> and limits.</w:t>
+        <w:pStyle w:val="Heading2"/>
+      </w:pPr>
+      <w:r>
+        <w:t>Give one usable repair</w:t>
       </w:r>
     </w:p>
     <w:p>
       <w:pPr>
-        <w:pStyle w:val="Heading3"/>
-      </w:pPr>
-      <w:r>
-        <w:t>Feedback that the learner uses</w:t>
+        <w:spacing w:line="336" w:lineRule="auto" w:after="180"/>
+      </w:pPr>
+      <w:r>
+        <w:rPr>
+          <w:b w:val="0"/>
+        </w:rPr>
+        <w:t>Name the earliest unsupported step and give one action to repair it. Have the learner make that repair now and explain why. Then assess the relevant skill on a fresh, fully specified case.</w:t>
       </w:r>
     </w:p>
     <w:p>
@@ -3840,31 +3755,121 @@
         <w:rPr>
           <w:b w:val="0"/>
         </w:rPr>
-        <w:t>Name the earliest unsupported step and give one action to repair it. Have the learner make that repair now and explain why. Then assess the relevant skill on a fresh, fully specified case.</w:t>
+        <w:t>Confirm it was not previously practised with feedback; solve and check the new case before assigning it. A follow-up design prompt is a starting brief, not automatically an equivalent test.</w:t>
       </w:r>
     </w:p>
     <w:p>
       <w:pPr>
-        <w:spacing w:line="336" w:lineRule="auto" w:after="180"/>
-      </w:pPr>
-      <w:r>
-        <w:rPr>
-          <w:b w:val="0"/>
-        </w:rPr>
-        <w:t>Confirm it was not previously practised with feedback; solve and check the new case before assigning it. A follow-up design prompt is a starting brief, not automatically an equivalent test.</w:t>
+        <w:pStyle w:val="Heading2"/>
+      </w:pPr>
+      <w:r>
+        <w:t>W1 Explain the mechanism</w:t>
       </w:r>
     </w:p>
     <w:p>
       <w:pPr>
-        <w:pStyle w:val="Heading1"/>
-      </w:pPr>
-      <w:r>
-        <w:t>06. Connect the project, support and next lesson</w:t>
+        <w:spacing w:line="336" w:lineRule="auto" w:after="180"/>
+      </w:pPr>
+      <w:r>
+        <w:rPr>
+          <w:b w:val="0"/>
+        </w:rPr>
+        <w:t xml:space="preserve">Explain the weekly </w:t>
+      </w:r>
+      <w:r>
+        <w:rPr>
+          <w:b/>
+        </w:rPr>
+        <w:t>mechanism</w:t>
+      </w:r>
+      <w:r>
+        <w:rPr>
+          <w:b w:val="0"/>
+        </w:rPr>
+        <w:t xml:space="preserve"> in your own words. Use the worked scenario to name its </w:t>
+      </w:r>
+      <w:r>
+        <w:rPr>
+          <w:b/>
+        </w:rPr>
+        <w:t>input</w:t>
+      </w:r>
+      <w:r>
+        <w:rPr>
+          <w:b w:val="0"/>
+        </w:rPr>
+        <w:t xml:space="preserve">, decision rule and </w:t>
+      </w:r>
+      <w:r>
+        <w:rPr>
+          <w:b/>
+        </w:rPr>
+        <w:t>output</w:t>
+      </w:r>
+      <w:r>
+        <w:rPr>
+          <w:b w:val="0"/>
+        </w:rPr>
+        <w:t>.</w:t>
       </w:r>
     </w:p>
     <w:p>
-      <w:r>
-        <w:t>Connect Configuration and secrets to Grounded Learning Service, adapt support and plan a later changed-case check.</w:t>
+      <w:pPr>
+        <w:spacing w:line="336" w:lineRule="auto" w:after="180"/>
+      </w:pPr>
+      <w:r>
+        <w:rPr>
+          <w:b w:val="0"/>
+        </w:rPr>
+        <w:t xml:space="preserve">Teacher explanation: </w:t>
+      </w:r>
+      <w:r>
+        <w:rPr>
+          <w:b/>
+        </w:rPr>
+        <w:t>Configuration</w:t>
+      </w:r>
+      <w:r>
+        <w:rPr>
+          <w:b w:val="0"/>
+        </w:rPr>
+        <w:t xml:space="preserve"> supplies non-</w:t>
+      </w:r>
+      <w:r>
+        <w:rPr>
+          <w:b/>
+        </w:rPr>
+        <w:t>secret</w:t>
+      </w:r>
+      <w:r>
+        <w:rPr>
+          <w:b w:val="0"/>
+        </w:rPr>
+        <w:t xml:space="preserve"> settings; </w:t>
+      </w:r>
+      <w:r>
+        <w:rPr>
+          <w:b/>
+        </w:rPr>
+        <w:t>secret</w:t>
+      </w:r>
+      <w:r>
+        <w:rPr>
+          <w:b w:val="0"/>
+        </w:rPr>
+        <w:t xml:space="preserve">s provide privileged values. Keep </w:t>
+      </w:r>
+      <w:r>
+        <w:rPr>
+          <w:b/>
+        </w:rPr>
+        <w:t>secret</w:t>
+      </w:r>
+      <w:r>
+        <w:rPr>
+          <w:b w:val="0"/>
+        </w:rPr>
+        <w:t>s out of source, logs and client responses.</w:t>
       </w:r>
     </w:p>
     <w:p>
@@ -3875,7 +3880,7 @@
         <w:rPr>
           <w:b w:val="0"/>
         </w:rPr>
-        <w:t xml:space="preserve">Add a labelled </w:t>
+        <w:t xml:space="preserve">The toy service reads DATA_VERSION from </w:t>
       </w:r>
       <w:r>
         <w:rPr>
@@ -3887,7 +3892,7 @@
         <w:rPr>
           <w:b w:val="0"/>
         </w:rPr>
-        <w:t xml:space="preserve"> and </w:t>
+        <w:t xml:space="preserve"> and a signing </w:t>
       </w:r>
       <w:r>
         <w:rPr>
@@ -3899,90 +3904,39 @@
         <w:rPr>
           <w:b w:val="0"/>
         </w:rPr>
-        <w:t xml:space="preserve">s </w:t>
+        <w:t xml:space="preserve"> from server-only </w:t>
       </w:r>
       <w:r>
         <w:rPr>
           <w:b/>
         </w:rPr>
-        <w:t>evidence</w:t>
+        <w:t>input</w:t>
       </w:r>
       <w:r>
         <w:rPr>
           <w:b w:val="0"/>
         </w:rPr>
-        <w:t xml:space="preserve"> sheet to Grounded Learning Service. Show how you can explain the </w:t>
+        <w:t xml:space="preserve">. Validate required settings at startup and fail clearly if absent; do not substitute a published default </w:t>
       </w:r>
       <w:r>
         <w:rPr>
           <w:b/>
         </w:rPr>
-        <w:t>mechanism</w:t>
+        <w:t>secret</w:t>
       </w:r>
       <w:r>
         <w:rPr>
           <w:b w:val="0"/>
         </w:rPr>
-        <w:t xml:space="preserve"> and terminology of </w:t>
-      </w:r>
-      <w:r>
-        <w:rPr>
-          <w:b/>
-        </w:rPr>
-        <w:t>configuration</w:t>
-      </w:r>
-      <w:r>
-        <w:rPr>
-          <w:b w:val="0"/>
-        </w:rPr>
-        <w:t xml:space="preserve"> and </w:t>
-      </w:r>
-      <w:r>
-        <w:rPr>
-          <w:b/>
-        </w:rPr>
-        <w:t>secret</w:t>
-      </w:r>
-      <w:r>
-        <w:rPr>
-          <w:b w:val="0"/>
-        </w:rPr>
-        <w:t>s.</w:t>
+        <w:t>.</w:t>
       </w:r>
     </w:p>
     <w:p>
       <w:pPr>
-        <w:spacing w:line="336" w:lineRule="auto" w:after="180"/>
-      </w:pPr>
-      <w:r>
-        <w:rPr>
-          <w:b w:val="0"/>
-        </w:rPr>
-        <w:t xml:space="preserve">Use the supplied fictional case and keep its </w:t>
-      </w:r>
-      <w:r>
-        <w:rPr>
-          <w:b/>
-        </w:rPr>
-        <w:t>input</w:t>
-      </w:r>
-      <w:r>
-        <w:rPr>
-          <w:b w:val="0"/>
-        </w:rPr>
-        <w:t xml:space="preserve">s, intermediate steps, calculation or </w:t>
-      </w:r>
-      <w:r>
-        <w:rPr>
-          <w:b/>
-        </w:rPr>
-        <w:t>prediction</w:t>
-      </w:r>
-      <w:r>
-        <w:rPr>
-          <w:b w:val="0"/>
-        </w:rPr>
-        <w:t>, and limitation. Connect this record to last week’s record; a matching answer without a trace is insufficient.</w:t>
+        <w:pStyle w:val="Heading2"/>
+      </w:pPr>
+      <w:r>
+        <w:t>W2 Trace the worked case</w:t>
       </w:r>
     </w:p>
     <w:p>
@@ -3993,19 +3947,7 @@
         <w:rPr>
           <w:b w:val="0"/>
         </w:rPr>
-        <w:t xml:space="preserve">Provide an </w:t>
-      </w:r>
-      <w:r>
-        <w:rPr>
-          <w:b/>
-        </w:rPr>
-        <w:t>input</w:t>
-      </w:r>
-      <w:r>
-        <w:rPr>
-          <w:b w:val="0"/>
-        </w:rPr>
-        <w:t>/procedure/result/limit frame and a calculator when needed. Ask students to identify the first step before completing the whole trace.</w:t>
+        <w:t>A startup script prints every environment variable while debugging a missing data version. Show the intermediate steps and give the conclusion with its scope.</w:t>
       </w:r>
     </w:p>
     <w:p>
@@ -4016,42 +3958,27 @@
         <w:rPr>
           <w:b w:val="0"/>
         </w:rPr>
-        <w:t xml:space="preserve">Extension: compare two concrete variants of this </w:t>
+        <w:t xml:space="preserve">Teacher explanation: It risks exposing </w:t>
       </w:r>
       <w:r>
         <w:rPr>
           <w:b/>
         </w:rPr>
-        <w:t>mechanism</w:t>
+        <w:t>secret</w:t>
       </w:r>
       <w:r>
         <w:rPr>
           <w:b w:val="0"/>
         </w:rPr>
-        <w:t xml:space="preserve"> while holding unrelated conditions fixed; report both successful and unsuccessful outcomes.</w:t>
+        <w:t>s unrelated to the error. Report the missing key name without values and validate only required fields.</w:t>
       </w:r>
     </w:p>
     <w:p>
       <w:pPr>
-        <w:spacing w:line="336" w:lineRule="auto" w:after="180"/>
-      </w:pPr>
-      <w:r>
-        <w:rPr>
-          <w:b w:val="0"/>
-        </w:rPr>
-        <w:t xml:space="preserve">Next connection: Authentication and authorisation. Preserve the current case record and retrieve its </w:t>
-      </w:r>
-      <w:r>
-        <w:rPr>
-          <w:b/>
-        </w:rPr>
-        <w:t>evidence</w:t>
-      </w:r>
-      <w:r>
-        <w:rPr>
-          <w:b w:val="0"/>
-        </w:rPr>
-        <w:t xml:space="preserve"> boundary before moving on.</w:t>
+        <w:pStyle w:val="Heading2"/>
+      </w:pPr>
+      <w:r>
+        <w:t>W3 Audit the limit</w:t>
       </w:r>
     </w:p>
     <w:p>
@@ -4062,15 +3989,744 @@
         <w:rPr>
           <w:b w:val="0"/>
         </w:rPr>
-        <w:t>Retain the project ledger and assess a changed case after support. Check the relevant prerequisite before carrying this component forward.</w:t>
+        <w:t xml:space="preserve">A report omits this qualification: A classroom mock is not a production credential-management design; no real </w:t>
+      </w:r>
+      <w:r>
+        <w:rPr>
+          <w:b/>
+        </w:rPr>
+        <w:t>secret</w:t>
+      </w:r>
+      <w:r>
+        <w:rPr>
+          <w:b w:val="0"/>
+        </w:rPr>
+        <w:t>s are needed here.</w:t>
       </w:r>
     </w:p>
     <w:p>
       <w:pPr>
+        <w:spacing w:line="336" w:lineRule="auto" w:after="180"/>
+      </w:pPr>
+      <w:r>
+        <w:rPr>
+          <w:b w:val="0"/>
+        </w:rPr>
+        <w:t>Explain how omitting it could change a reader's interpretation, and write an accurate replacement.</w:t>
+      </w:r>
+    </w:p>
+    <w:p>
+      <w:pPr>
+        <w:spacing w:line="336" w:lineRule="auto" w:after="180"/>
+      </w:pPr>
+      <w:r>
+        <w:rPr>
+          <w:b w:val="0"/>
+        </w:rPr>
+        <w:t xml:space="preserve">Teacher explanation: A classroom mock is not a production credential-management design; no real </w:t>
+      </w:r>
+      <w:r>
+        <w:rPr>
+          <w:b/>
+        </w:rPr>
+        <w:t>secret</w:t>
+      </w:r>
+      <w:r>
+        <w:rPr>
+          <w:b w:val="0"/>
+        </w:rPr>
+        <w:t>s are needed here.</w:t>
+      </w:r>
+    </w:p>
+    <w:p>
+      <w:pPr>
+        <w:spacing w:line="336" w:lineRule="auto" w:after="180"/>
+      </w:pPr>
+      <w:r>
+        <w:rPr>
+          <w:b w:val="0"/>
+        </w:rPr>
+        <w:t xml:space="preserve">State the observed result separately from the unverified or out-of-scope claim; preserve the original </w:t>
+      </w:r>
+      <w:r>
+        <w:rPr>
+          <w:b/>
+        </w:rPr>
+        <w:t>evidence</w:t>
+      </w:r>
+      <w:r>
+        <w:rPr>
+          <w:b w:val="0"/>
+        </w:rPr>
+        <w:t xml:space="preserve"> rather than inventing a missing fact.</w:t>
+      </w:r>
+    </w:p>
+    <w:p>
+      <w:pPr>
+        <w:pStyle w:val="Heading2"/>
+      </w:pPr>
+      <w:r>
+        <w:t>W5 Design a revealing follow-up</w:t>
+      </w:r>
+    </w:p>
+    <w:p>
+      <w:pPr>
+        <w:spacing w:line="336" w:lineRule="auto" w:after="180"/>
+      </w:pPr>
+      <w:r>
+        <w:rPr>
+          <w:b w:val="0"/>
+        </w:rPr>
+        <w:t>For the worked scenario, propose one additional case that could reveal a failure, describe its expected outcome before running it, and explain what would need to remain fixed for a fair comparison.</w:t>
+      </w:r>
+    </w:p>
+    <w:p>
+      <w:pPr>
+        <w:spacing w:line="336" w:lineRule="auto" w:after="180"/>
+      </w:pPr>
+      <w:r>
+        <w:rPr>
+          <w:b w:val="0"/>
+        </w:rPr>
+        <w:t>Do not reuse W4 as a new final test after receiving feedback.</w:t>
+      </w:r>
+    </w:p>
+    <w:p>
+      <w:pPr>
+        <w:spacing w:line="336" w:lineRule="auto" w:after="180"/>
+      </w:pPr>
+      <w:r>
+        <w:rPr>
+          <w:b w:val="0"/>
+        </w:rPr>
+        <w:t xml:space="preserve">Teacher explanation: Accept a concrete variant of the worked </w:t>
+      </w:r>
+      <w:r>
+        <w:rPr>
+          <w:b/>
+        </w:rPr>
+        <w:t>input</w:t>
+      </w:r>
+      <w:r>
+        <w:rPr>
+          <w:b w:val="0"/>
+        </w:rPr>
+        <w:t xml:space="preserve"> or a missing/conflicting/boundary condition, with an expectation derived from the declared procedure.</w:t>
+      </w:r>
+    </w:p>
+    <w:p>
+      <w:pPr>
+        <w:spacing w:line="336" w:lineRule="auto" w:after="180"/>
+      </w:pPr>
+      <w:r>
+        <w:rPr>
+          <w:b w:val="0"/>
+        </w:rPr>
+        <w:t xml:space="preserve">Require preserved settings, original </w:t>
+      </w:r>
+      <w:r>
+        <w:rPr>
+          <w:b/>
+        </w:rPr>
+        <w:t>output</w:t>
+      </w:r>
+      <w:r>
+        <w:rPr>
+          <w:b w:val="0"/>
+        </w:rPr>
+        <w:t xml:space="preserve">s and data roles. A classroom mock is not a production credential-management design; no real </w:t>
+      </w:r>
+      <w:r>
+        <w:rPr>
+          <w:b/>
+        </w:rPr>
+        <w:t>secret</w:t>
+      </w:r>
+      <w:r>
+        <w:rPr>
+          <w:b w:val="0"/>
+        </w:rPr>
+        <w:t>s are needed here.</w:t>
+      </w:r>
+    </w:p>
+    <w:p>
+      <w:pPr>
+        <w:spacing w:line="336" w:lineRule="auto" w:after="180"/>
+      </w:pPr>
+      <w:r>
+        <w:rPr>
+          <w:b w:val="0"/>
+        </w:rPr>
+        <w:t xml:space="preserve">The new case should test this particular </w:t>
+      </w:r>
+      <w:r>
+        <w:rPr>
+          <w:b/>
+        </w:rPr>
+        <w:t>mechanism</w:t>
+      </w:r>
+      <w:r>
+        <w:rPr>
+          <w:b w:val="0"/>
+        </w:rPr>
+        <w:t xml:space="preserve"> rather than merely restate the original result.</w:t>
+      </w:r>
+    </w:p>
+    <w:p>
+      <w:pPr>
+        <w:pStyle w:val="Heading2"/>
+      </w:pPr>
+      <w:r>
+        <w:t>Earlier wording, alternatives and picture transcripts · reference / check after trying</w:t>
+      </w:r>
+    </w:p>
+    <w:p>
+      <w:pPr>
         <w:pStyle w:val="Heading3"/>
       </w:pPr>
       <w:r>
-        <w:t>Plan the delayed return</w:t>
+        <w:t>Guided and exit questions</w:t>
+      </w:r>
+    </w:p>
+    <w:p>
+      <w:pPr>
+        <w:spacing w:line="336" w:lineRule="auto" w:after="180"/>
+      </w:pPr>
+      <w:r>
+        <w:rPr>
+          <w:b w:val="0"/>
+        </w:rPr>
+        <w:t xml:space="preserve">Guided: It risks exposing </w:t>
+      </w:r>
+      <w:r>
+        <w:rPr>
+          <w:b/>
+        </w:rPr>
+        <w:t>secret</w:t>
+      </w:r>
+      <w:r>
+        <w:rPr>
+          <w:b w:val="0"/>
+        </w:rPr>
+        <w:t>s unrelated to the error. Report the missing key name without values and validate only required fields.</w:t>
+      </w:r>
+    </w:p>
+    <w:p>
+      <w:pPr>
+        <w:spacing w:line="336" w:lineRule="auto" w:after="180"/>
+      </w:pPr>
+      <w:r>
+        <w:rPr>
+          <w:b w:val="0"/>
+        </w:rPr>
+        <w:t xml:space="preserve">Qualification: A classroom mock is not a production credential-management design; no real </w:t>
+      </w:r>
+      <w:r>
+        <w:rPr>
+          <w:b/>
+        </w:rPr>
+        <w:t>secret</w:t>
+      </w:r>
+      <w:r>
+        <w:rPr>
+          <w:b w:val="0"/>
+        </w:rPr>
+        <w:t>s are needed here.</w:t>
+      </w:r>
+    </w:p>
+    <w:p>
+      <w:pPr>
+        <w:spacing w:line="336" w:lineRule="auto" w:after="180"/>
+      </w:pPr>
+      <w:r>
+        <w:rPr>
+          <w:b w:val="0"/>
+        </w:rPr>
+        <w:t xml:space="preserve">Exit: accept a concrete variation with its predicted outcome and a stated condition that would challenge the </w:t>
+      </w:r>
+      <w:r>
+        <w:rPr>
+          <w:b/>
+        </w:rPr>
+        <w:t>mechanism</w:t>
+      </w:r>
+      <w:r>
+        <w:rPr>
+          <w:b w:val="0"/>
+        </w:rPr>
+        <w:t xml:space="preserve">; reject a claim resting on unmeasured </w:t>
+      </w:r>
+      <w:r>
+        <w:rPr>
+          <w:b/>
+        </w:rPr>
+        <w:t>evidence</w:t>
+      </w:r>
+      <w:r>
+        <w:rPr>
+          <w:b w:val="0"/>
+        </w:rPr>
+        <w:t>.</w:t>
+      </w:r>
+    </w:p>
+    <w:p>
+      <w:pPr>
+        <w:pStyle w:val="Heading3"/>
+      </w:pPr>
+      <w:r>
+        <w:t>W1 Explain the mechanism</w:t>
+      </w:r>
+    </w:p>
+    <w:p>
+      <w:pPr>
+        <w:pStyle w:val="Heading3"/>
+      </w:pPr>
+      <w:r>
+        <w:t>W2 Trace the worked case</w:t>
+      </w:r>
+    </w:p>
+    <w:p>
+      <w:pPr>
+        <w:pStyle w:val="Heading3"/>
+      </w:pPr>
+      <w:r>
+        <w:t>W3 Audit the limit</w:t>
+      </w:r>
+    </w:p>
+    <w:p>
+      <w:pPr>
+        <w:pStyle w:val="Heading3"/>
+      </w:pPr>
+      <w:r>
+        <w:t>W4 Apply a new case independently</w:t>
+      </w:r>
+    </w:p>
+    <w:p>
+      <w:pPr>
+        <w:spacing w:line="336" w:lineRule="auto" w:after="180"/>
+      </w:pPr>
+      <w:r>
+        <w:rPr>
+          <w:b w:val="0"/>
+        </w:rPr>
+        <w:t xml:space="preserve">Server </w:t>
+      </w:r>
+      <w:r>
+        <w:rPr>
+          <w:b/>
+        </w:rPr>
+        <w:t>secret</w:t>
+      </w:r>
+      <w:r>
+        <w:rPr>
+          <w:b w:val="0"/>
+        </w:rPr>
+        <w:t xml:space="preserve"> exists, but a browser error includes its full value. What failed and what record should be produced instead?</w:t>
+      </w:r>
+    </w:p>
+    <w:p>
+      <w:pPr>
+        <w:spacing w:line="336" w:lineRule="auto" w:after="180"/>
+      </w:pPr>
+      <w:r>
+        <w:rPr>
+          <w:b w:val="0"/>
+        </w:rPr>
+        <w:t xml:space="preserve">Teacher explanation: The server/client boundary leaked the </w:t>
+      </w:r>
+      <w:r>
+        <w:rPr>
+          <w:b/>
+        </w:rPr>
+        <w:t>secret</w:t>
+      </w:r>
+      <w:r>
+        <w:rPr>
+          <w:b w:val="0"/>
+        </w:rPr>
+        <w:t xml:space="preserve">. Remove value disclosure; record a non-sensitive error ID and missing/invalid key name, and follow the actual </w:t>
+      </w:r>
+      <w:r>
+        <w:rPr>
+          <w:b/>
+        </w:rPr>
+        <w:t>secret</w:t>
+      </w:r>
+      <w:r>
+        <w:rPr>
+          <w:b w:val="0"/>
+        </w:rPr>
+        <w:t>-response procedure.</w:t>
+      </w:r>
+    </w:p>
+    <w:p>
+      <w:pPr>
+        <w:pStyle w:val="Heading3"/>
+      </w:pPr>
+      <w:r>
+        <w:t>W5 Design a revealing follow-up</w:t>
+      </w:r>
+    </w:p>
+    <w:p>
+      <w:pPr>
+        <w:pStyle w:val="Heading3"/>
+      </w:pPr>
+      <w:r>
+        <w:t>Independent assessment and fresh retry</w:t>
+      </w:r>
+    </w:p>
+    <w:p>
+      <w:pPr>
+        <w:spacing w:line="336" w:lineRule="auto" w:after="180"/>
+      </w:pPr>
+      <w:r>
+        <w:rPr>
+          <w:b w:val="0"/>
+        </w:rPr>
+        <w:t xml:space="preserve">W4: The server/client boundary leaked the </w:t>
+      </w:r>
+      <w:r>
+        <w:rPr>
+          <w:b/>
+        </w:rPr>
+        <w:t>secret</w:t>
+      </w:r>
+      <w:r>
+        <w:rPr>
+          <w:b w:val="0"/>
+        </w:rPr>
+        <w:t xml:space="preserve">. Remove value disclosure; record a non-sensitive error ID and missing/invalid key name, and follow the actual </w:t>
+      </w:r>
+      <w:r>
+        <w:rPr>
+          <w:b/>
+        </w:rPr>
+        <w:t>secret</w:t>
+      </w:r>
+      <w:r>
+        <w:rPr>
+          <w:b w:val="0"/>
+        </w:rPr>
+        <w:t>-response procedure.</w:t>
+      </w:r>
+    </w:p>
+    <w:p>
+      <w:pPr>
+        <w:spacing w:line="336" w:lineRule="auto" w:after="180"/>
+      </w:pPr>
+      <w:r>
+        <w:rPr>
+          <w:b w:val="0"/>
+        </w:rPr>
+        <w:t xml:space="preserve">Require intermediate reasoning and the stated scope. Fresh retry: A debug log stores an access token to explain invalid </w:t>
+      </w:r>
+      <w:r>
+        <w:rPr>
+          <w:b/>
+        </w:rPr>
+        <w:t>configuration</w:t>
+      </w:r>
+      <w:r>
+        <w:rPr>
+          <w:b w:val="0"/>
+        </w:rPr>
+        <w:t>.</w:t>
+      </w:r>
+    </w:p>
+    <w:p>
+      <w:pPr>
+        <w:spacing w:line="336" w:lineRule="auto" w:after="180"/>
+      </w:pPr>
+      <w:r>
+        <w:rPr>
+          <w:b w:val="0"/>
+        </w:rPr>
+        <w:t>Expected reasoning: Redact the token; log the validation category and trace ID rather than credential contents.</w:t>
+      </w:r>
+    </w:p>
+    <w:p>
+      <w:pPr>
+        <w:spacing w:line="336" w:lineRule="auto" w:after="180"/>
+      </w:pPr>
+      <w:r>
+        <w:rPr>
+          <w:b w:val="0"/>
+        </w:rPr>
+        <w:t>If students need support, record it and reassess with another new case rather than awarding independence to a copied answer.</w:t>
+      </w:r>
+    </w:p>
+    <w:p>
+      <w:pPr>
+        <w:pStyle w:val="Heading3"/>
+      </w:pPr>
+      <w:r>
+        <w:t>Assess independent transfer</w:t>
+      </w:r>
+    </w:p>
+    <w:p>
+      <w:pPr>
+        <w:pStyle w:val="Heading3"/>
+      </w:pPr>
+      <w:r>
+        <w:t>Selected case answer</w:t>
+      </w:r>
+    </w:p>
+    <w:p>
+      <w:pPr>
+        <w:pStyle w:val="Heading3"/>
+      </w:pPr>
+      <w:r>
+        <w:t>Feedback that the learner uses</w:t>
+      </w:r>
+    </w:p>
+    <w:p>
+      <w:pPr>
+        <w:pStyle w:val="Heading1"/>
+      </w:pPr>
+      <w:r>
+        <w:t>06. Connect, support and revisit service design</w:t>
+      </w:r>
+    </w:p>
+    <w:p>
+      <w:r>
+        <w:t>Use saved evidence and boundary decisions to choose the next step.</w:t>
+      </w:r>
+    </w:p>
+    <w:p>
+      <w:pPr>
+        <w:pStyle w:val="Heading2"/>
+      </w:pPr>
+      <w:r>
+        <w:t>Project and next-week bridge</w:t>
+      </w:r>
+    </w:p>
+    <w:p>
+      <w:pPr>
+        <w:spacing w:line="336" w:lineRule="auto" w:after="180"/>
+      </w:pPr>
+      <w:r>
+        <w:rPr>
+          <w:b w:val="0"/>
+        </w:rPr>
+        <w:t xml:space="preserve">Add a labelled </w:t>
+      </w:r>
+      <w:r>
+        <w:rPr>
+          <w:b/>
+        </w:rPr>
+        <w:t>configuration</w:t>
+      </w:r>
+      <w:r>
+        <w:rPr>
+          <w:b w:val="0"/>
+        </w:rPr>
+        <w:t xml:space="preserve"> and </w:t>
+      </w:r>
+      <w:r>
+        <w:rPr>
+          <w:b/>
+        </w:rPr>
+        <w:t>secret</w:t>
+      </w:r>
+      <w:r>
+        <w:rPr>
+          <w:b w:val="0"/>
+        </w:rPr>
+        <w:t xml:space="preserve">s </w:t>
+      </w:r>
+      <w:r>
+        <w:rPr>
+          <w:b/>
+        </w:rPr>
+        <w:t>evidence</w:t>
+      </w:r>
+      <w:r>
+        <w:rPr>
+          <w:b w:val="0"/>
+        </w:rPr>
+        <w:t xml:space="preserve"> sheet to Grounded Learning Service. Show how you can explain the </w:t>
+      </w:r>
+      <w:r>
+        <w:rPr>
+          <w:b/>
+        </w:rPr>
+        <w:t>mechanism</w:t>
+      </w:r>
+      <w:r>
+        <w:rPr>
+          <w:b w:val="0"/>
+        </w:rPr>
+        <w:t xml:space="preserve"> and terminology of </w:t>
+      </w:r>
+      <w:r>
+        <w:rPr>
+          <w:b/>
+        </w:rPr>
+        <w:t>configuration</w:t>
+      </w:r>
+      <w:r>
+        <w:rPr>
+          <w:b w:val="0"/>
+        </w:rPr>
+        <w:t xml:space="preserve"> and </w:t>
+      </w:r>
+      <w:r>
+        <w:rPr>
+          <w:b/>
+        </w:rPr>
+        <w:t>secret</w:t>
+      </w:r>
+      <w:r>
+        <w:rPr>
+          <w:b w:val="0"/>
+        </w:rPr>
+        <w:t>s.</w:t>
+      </w:r>
+    </w:p>
+    <w:p>
+      <w:pPr>
+        <w:spacing w:line="336" w:lineRule="auto" w:after="180"/>
+      </w:pPr>
+      <w:r>
+        <w:rPr>
+          <w:b w:val="0"/>
+        </w:rPr>
+        <w:t xml:space="preserve">Use the supplied fictional case and keep its </w:t>
+      </w:r>
+      <w:r>
+        <w:rPr>
+          <w:b/>
+        </w:rPr>
+        <w:t>input</w:t>
+      </w:r>
+      <w:r>
+        <w:rPr>
+          <w:b w:val="0"/>
+        </w:rPr>
+        <w:t xml:space="preserve">s, intermediate steps, calculation or </w:t>
+      </w:r>
+      <w:r>
+        <w:rPr>
+          <w:b/>
+        </w:rPr>
+        <w:t>prediction</w:t>
+      </w:r>
+      <w:r>
+        <w:rPr>
+          <w:b w:val="0"/>
+        </w:rPr>
+        <w:t>, and limitation. Connect this record to last week’s record; a matching answer without a trace is insufficient.</w:t>
+      </w:r>
+    </w:p>
+    <w:p>
+      <w:pPr>
+        <w:spacing w:line="336" w:lineRule="auto" w:after="180"/>
+      </w:pPr>
+      <w:r>
+        <w:rPr>
+          <w:b w:val="0"/>
+        </w:rPr>
+        <w:t xml:space="preserve">Provide an </w:t>
+      </w:r>
+      <w:r>
+        <w:rPr>
+          <w:b/>
+        </w:rPr>
+        <w:t>input</w:t>
+      </w:r>
+      <w:r>
+        <w:rPr>
+          <w:b w:val="0"/>
+        </w:rPr>
+        <w:t>/procedure/result/limit frame and a calculator when needed. Ask students to identify the first step before completing the whole trace.</w:t>
+      </w:r>
+    </w:p>
+    <w:p>
+      <w:pPr>
+        <w:spacing w:line="336" w:lineRule="auto" w:after="180"/>
+      </w:pPr>
+      <w:r>
+        <w:rPr>
+          <w:b w:val="0"/>
+        </w:rPr>
+        <w:t xml:space="preserve">Extension: compare two concrete variants of this </w:t>
+      </w:r>
+      <w:r>
+        <w:rPr>
+          <w:b/>
+        </w:rPr>
+        <w:t>mechanism</w:t>
+      </w:r>
+      <w:r>
+        <w:rPr>
+          <w:b w:val="0"/>
+        </w:rPr>
+        <w:t xml:space="preserve"> while holding unrelated conditions fixed; report both successful and unsuccessful outcomes.</w:t>
+      </w:r>
+    </w:p>
+    <w:p>
+      <w:pPr>
+        <w:spacing w:line="336" w:lineRule="auto" w:after="180"/>
+      </w:pPr>
+      <w:r>
+        <w:rPr>
+          <w:b w:val="0"/>
+        </w:rPr>
+        <w:t xml:space="preserve">Next connection: Authentication and authorisation. Preserve the current case record and retrieve its </w:t>
+      </w:r>
+      <w:r>
+        <w:rPr>
+          <w:b/>
+        </w:rPr>
+        <w:t>evidence</w:t>
+      </w:r>
+      <w:r>
+        <w:rPr>
+          <w:b w:val="0"/>
+        </w:rPr>
+        <w:t xml:space="preserve"> boundary before moving on.</w:t>
+      </w:r>
+    </w:p>
+    <w:p>
+      <w:pPr>
+        <w:spacing w:line="336" w:lineRule="auto" w:after="180"/>
+      </w:pPr>
+      <w:r>
+        <w:rPr>
+          <w:b w:val="0"/>
+        </w:rPr>
+        <w:t>Retain the project ledger and assess a changed case after support. Check the relevant prerequisite before carrying this component forward.</w:t>
+      </w:r>
+    </w:p>
+    <w:p>
+      <w:pPr>
+        <w:spacing w:line="336" w:lineRule="auto" w:after="180"/>
+      </w:pPr>
+      <w:r>
+        <w:rPr>
+          <w:b w:val="0"/>
+        </w:rPr>
+        <w:t xml:space="preserve">For the Grounded Learning Service, retain an annotated trace and the changed-case result. Name the contract or </w:t>
+      </w:r>
+      <w:r>
+        <w:rPr>
+          <w:b/>
+        </w:rPr>
+        <w:t>evidence</w:t>
+      </w:r>
+      <w:r>
+        <w:rPr>
+          <w:b w:val="0"/>
+        </w:rPr>
+        <w:t xml:space="preserve"> that makes the deciding step valid, so another team can review it.</w:t>
+      </w:r>
+    </w:p>
+    <w:p>
+      <w:pPr>
+        <w:pStyle w:val="Heading2"/>
+      </w:pPr>
+      <w:r>
+        <w:t>Delayed return and support record</w:t>
       </w:r>
     </w:p>
     <w:p>
@@ -4287,60 +4943,60 @@
     </w:p>
     <w:p>
       <w:pPr>
-        <w:pStyle w:val="Heading3"/>
-      </w:pPr>
-      <w:r>
-        <w:t>Project evidence from this case</w:t>
+        <w:pStyle w:val="Heading2"/>
+      </w:pPr>
+      <w:r>
+        <w:t>Earlier wording, alternatives and picture transcripts · reference / check after trying</w:t>
       </w:r>
     </w:p>
     <w:p>
       <w:pPr>
-        <w:spacing w:line="336" w:lineRule="auto" w:after="180"/>
-      </w:pPr>
-      <w:r>
-        <w:rPr>
-          <w:b w:val="0"/>
-        </w:rPr>
-        <w:t xml:space="preserve">For the Grounded Learning Service, retain an annotated trace and the changed-case result. Name the contract or </w:t>
-      </w:r>
-      <w:r>
-        <w:rPr>
-          <w:b/>
-        </w:rPr>
-        <w:t>evidence</w:t>
-      </w:r>
-      <w:r>
-        <w:rPr>
-          <w:b w:val="0"/>
-        </w:rPr>
-        <w:t xml:space="preserve"> that makes the deciding step valid, so another team can review it.</w:t>
+        <w:pStyle w:val="Heading3"/>
+      </w:pPr>
+      <w:r>
+        <w:t>Plan the delayed return</w:t>
       </w:r>
     </w:p>
     <w:p>
       <w:pPr>
-        <w:pStyle w:val="Heading1"/>
-      </w:pPr>
-      <w:r>
-        <w:t>07. Prepare, teach and assess</w:t>
+        <w:pStyle w:val="Heading3"/>
+      </w:pPr>
+      <w:r>
+        <w:t>Project evidence from this case</w:t>
       </w:r>
     </w:p>
     <w:p>
-      <w:r>
-        <w:t>Use this preparation summary alongside the detailed Configuration and secrets lesson; it is a checklist rather than a replacement for the full sequence.</w:t>
+      <w:pPr>
+        <w:pStyle w:val="Heading1"/>
+      </w:pPr>
+      <w:r>
+        <w:t>Reference bank and extra practice</w:t>
       </w:r>
     </w:p>
     <w:p>
       <w:pPr>
-        <w:pStyle w:val="Heading3"/>
-      </w:pPr>
-      <w:r>
-        <w:t>Teaching target</w:t>
+        <w:pStyle w:val="Heading1"/>
+      </w:pPr>
+      <w:r>
+        <w:t>07. Reference · Alternative planning checklist</w:t>
       </w:r>
     </w:p>
     <w:p>
+      <w:r>
+        <w:t>Use alongside the main route when helpful.</w:t>
+      </w:r>
+    </w:p>
+    <w:p>
+      <w:pPr>
+        <w:pStyle w:val="Heading2"/>
+      </w:pPr>
+      <w:r>
+        <w:t>Planning,assessment and project reminders</w:t>
+      </w:r>
+    </w:p>
+    <w:p>
       <w:pPr>
         <w:spacing w:line="336" w:lineRule="auto" w:after="180"/>
-        <w:shd w:fill="EDF7F3"/>
       </w:pPr>
       <w:r>
         <w:rPr>
@@ -4564,34 +5220,60 @@
     </w:p>
     <w:p>
       <w:pPr>
-        <w:pStyle w:val="Heading3"/>
-      </w:pPr>
-      <w:r>
-        <w:t>Supported practice answer</w:t>
+        <w:spacing w:line="336" w:lineRule="auto" w:after="180"/>
+      </w:pPr>
+      <w:r>
+        <w:rPr>
+          <w:b w:val="0"/>
+        </w:rPr>
+        <w:t xml:space="preserve">Reasoned practice answer: Teacher explanation: It risks exposing </w:t>
+      </w:r>
+      <w:r>
+        <w:rPr>
+          <w:b/>
+        </w:rPr>
+        <w:t>secret</w:t>
+      </w:r>
+      <w:r>
+        <w:rPr>
+          <w:b w:val="0"/>
+        </w:rPr>
+        <w:t>s unrelated to the error. Report the missing key name without values and validate only required fields.</w:t>
       </w:r>
     </w:p>
     <w:p>
       <w:pPr>
         <w:spacing w:line="336" w:lineRule="auto" w:after="180"/>
-        <w:shd w:fill="F1F6FC"/>
       </w:pPr>
       <w:r>
         <w:rPr>
           <w:b w:val="0"/>
         </w:rPr>
-        <w:t xml:space="preserve">Reasoned practice answer: Teacher explanation: It risks exposing </w:t>
+        <w:t xml:space="preserve">Check every learner before discussion: Use the worked case for </w:t>
       </w:r>
       <w:r>
         <w:rPr>
           <w:b/>
         </w:rPr>
+        <w:t>Configuration</w:t>
+      </w:r>
+      <w:r>
+        <w:rPr>
+          <w:b w:val="0"/>
+        </w:rPr>
+        <w:t xml:space="preserve"> and </w:t>
+      </w:r>
+      <w:r>
+        <w:rPr>
+          <w:b/>
+        </w:rPr>
         <w:t>secret</w:t>
       </w:r>
       <w:r>
         <w:rPr>
           <w:b w:val="0"/>
         </w:rPr>
-        <w:t>s unrelated to the error. Report the missing key name without values and validate only required fields.</w:t>
+        <w:t>s. Proposed explanation: “The worked result establishes every future case”. Decide whether this explanation is supported.</w:t>
       </w:r>
     </w:p>
     <w:p>
@@ -4602,31 +5284,7 @@
         <w:rPr>
           <w:b w:val="0"/>
         </w:rPr>
-        <w:t xml:space="preserve">Check every learner before discussion: Use the worked case for </w:t>
-      </w:r>
-      <w:r>
-        <w:rPr>
-          <w:b/>
-        </w:rPr>
-        <w:t>Configuration</w:t>
-      </w:r>
-      <w:r>
-        <w:rPr>
-          <w:b w:val="0"/>
-        </w:rPr>
-        <w:t xml:space="preserve"> and </w:t>
-      </w:r>
-      <w:r>
-        <w:rPr>
-          <w:b/>
-        </w:rPr>
-        <w:t>secret</w:t>
-      </w:r>
-      <w:r>
-        <w:rPr>
-          <w:b w:val="0"/>
-        </w:rPr>
-        <w:t>s. Proposed explanation: “The worked result establishes every future case”. Decide whether this explanation is supported.</w:t>
+        <w:t>Point to the step or supplied fact that decides; explain your repair if needed.</w:t>
       </w:r>
     </w:p>
     <w:p>
@@ -4637,129 +5295,81 @@
         <w:rPr>
           <w:b w:val="0"/>
         </w:rPr>
-        <w:t>Point to the step or supplied fact that decides; explain your repair if needed.</w:t>
+        <w:t xml:space="preserve">Misconception repair: A classroom mock is not a production credential-management design; no real </w:t>
+      </w:r>
+      <w:r>
+        <w:rPr>
+          <w:b/>
+        </w:rPr>
+        <w:t>secret</w:t>
+      </w:r>
+      <w:r>
+        <w:rPr>
+          <w:b w:val="0"/>
+        </w:rPr>
+        <w:t>s are needed here.</w:t>
       </w:r>
     </w:p>
     <w:p>
       <w:pPr>
-        <w:pStyle w:val="Heading3"/>
-      </w:pPr>
-      <w:r>
-        <w:t>Repair the misconception</w:t>
+        <w:spacing w:line="336" w:lineRule="auto" w:after="180"/>
+      </w:pPr>
+      <w:r>
+        <w:rPr>
+          <w:b w:val="0"/>
+        </w:rPr>
+        <w:t xml:space="preserve">Support: read the exact case aloud, enlarge the labelled picture, supply </w:t>
+      </w:r>
+      <w:r>
+        <w:rPr>
+          <w:b/>
+        </w:rPr>
+        <w:t>input</w:t>
+      </w:r>
+      <w:r>
+        <w:rPr>
+          <w:b w:val="0"/>
+        </w:rPr>
+        <w:t xml:space="preserve"> cards and model only the first deciding step. Accept a spoken explanation or drawing; retain the reasoning goal.</w:t>
       </w:r>
     </w:p>
     <w:p>
       <w:pPr>
         <w:spacing w:line="336" w:lineRule="auto" w:after="180"/>
-        <w:shd w:fill="FFF5E6"/>
       </w:pPr>
       <w:r>
         <w:rPr>
           <w:b w:val="0"/>
         </w:rPr>
-        <w:t xml:space="preserve">Misconception repair: A classroom mock is not a production credential-management design; no real </w:t>
+        <w:t xml:space="preserve">Extension: Change maximum_words to 60. Require a </w:t>
       </w:r>
       <w:r>
         <w:rPr>
           <w:b/>
         </w:rPr>
-        <w:t>secret</w:t>
+        <w:t>prediction</w:t>
       </w:r>
       <w:r>
         <w:rPr>
           <w:b w:val="0"/>
         </w:rPr>
-        <w:t>s are needed here.</w:t>
+        <w:t xml:space="preserve"> and a reason before comparing. Expected result: The configured answer limit becomes 60; the private token stays unchanged.</w:t>
       </w:r>
     </w:p>
     <w:p>
       <w:pPr>
-        <w:pStyle w:val="Heading3"/>
-      </w:pPr>
-      <w:r>
-        <w:t>Support without giving away the answer</w:t>
+        <w:spacing w:line="336" w:lineRule="auto" w:after="180"/>
+      </w:pPr>
+      <w:r>
+        <w:rPr>
+          <w:b w:val="0"/>
+        </w:rPr>
+        <w:t>Reason: An ordinary length setting does not require replacing the credential.</w:t>
       </w:r>
     </w:p>
     <w:p>
       <w:pPr>
         <w:spacing w:line="336" w:lineRule="auto" w:after="180"/>
-        <w:shd w:fill="F1F6F8"/>
-      </w:pPr>
-      <w:r>
-        <w:rPr>
-          <w:b w:val="0"/>
-        </w:rPr>
-        <w:t xml:space="preserve">Support: read the exact case aloud, enlarge the labelled picture, supply </w:t>
-      </w:r>
-      <w:r>
-        <w:rPr>
-          <w:b/>
-        </w:rPr>
-        <w:t>input</w:t>
-      </w:r>
-      <w:r>
-        <w:rPr>
-          <w:b w:val="0"/>
-        </w:rPr>
-        <w:t xml:space="preserve"> cards and model only the first deciding step. Accept a spoken explanation or drawing; retain the reasoning goal.</w:t>
-      </w:r>
-    </w:p>
-    <w:p>
-      <w:pPr>
-        <w:pStyle w:val="Heading3"/>
-      </w:pPr>
-      <w:r>
-        <w:t>Extend the reasoning</w:t>
-      </w:r>
-    </w:p>
-    <w:p>
-      <w:pPr>
-        <w:spacing w:line="336" w:lineRule="auto" w:after="180"/>
-        <w:shd w:fill="F5F1FB"/>
-      </w:pPr>
-      <w:r>
-        <w:rPr>
-          <w:b w:val="0"/>
-        </w:rPr>
-        <w:t xml:space="preserve">Extension: Change maximum_words to 60. Require a </w:t>
-      </w:r>
-      <w:r>
-        <w:rPr>
-          <w:b/>
-        </w:rPr>
-        <w:t>prediction</w:t>
-      </w:r>
-      <w:r>
-        <w:rPr>
-          <w:b w:val="0"/>
-        </w:rPr>
-        <w:t xml:space="preserve"> and a reason before comparing. Expected result: The configured answer limit becomes 60; the private token stays unchanged.</w:t>
-      </w:r>
-    </w:p>
-    <w:p>
-      <w:pPr>
-        <w:spacing w:line="336" w:lineRule="auto" w:after="180"/>
-        <w:shd w:fill="F5F1FB"/>
-      </w:pPr>
-      <w:r>
-        <w:rPr>
-          <w:b w:val="0"/>
-        </w:rPr>
-        <w:t>Reason: An ordinary length setting does not require replacing the credential.</w:t>
-      </w:r>
-    </w:p>
-    <w:p>
-      <w:pPr>
-        <w:pStyle w:val="Heading3"/>
-      </w:pPr>
-      <w:r>
-        <w:t>Protect the independent attempt</w:t>
-      </w:r>
-    </w:p>
-    <w:p>
-      <w:pPr>
-        <w:spacing w:line="336" w:lineRule="auto" w:after="180"/>
-        <w:shd w:fill="FFF5E6"/>
       </w:pPr>
       <w:r>
         <w:rPr>
@@ -4954,70 +5564,69 @@
     </w:tbl>
     <w:p>
       <w:pPr>
-        <w:pStyle w:val="Heading3"/>
-      </w:pPr>
-      <w:r>
-        <w:t>Project checkpoint</w:t>
+        <w:spacing w:line="336" w:lineRule="auto" w:after="180"/>
+      </w:pPr>
+      <w:r>
+        <w:rPr>
+          <w:b w:val="0"/>
+        </w:rPr>
+        <w:t xml:space="preserve">Project checkpoint: Frame the need. Name the user, the problem, allowed </w:t>
+      </w:r>
+      <w:r>
+        <w:rPr>
+          <w:b/>
+        </w:rPr>
+        <w:t>input</w:t>
+      </w:r>
+      <w:r>
+        <w:rPr>
+          <w:b w:val="0"/>
+        </w:rPr>
+        <w:t>s and a safe simple starting method.</w:t>
       </w:r>
     </w:p>
     <w:p>
       <w:pPr>
         <w:spacing w:line="336" w:lineRule="auto" w:after="180"/>
-        <w:shd w:fill="EDF7F3"/>
       </w:pPr>
       <w:r>
         <w:rPr>
           <w:b w:val="0"/>
         </w:rPr>
-        <w:t xml:space="preserve">Project checkpoint: Frame the need. Name the user, the problem, allowed </w:t>
+        <w:t xml:space="preserve">Use the weekly teacher answer for topic-specific reasoning. A saved progress tick is an activity record; judge mastery from the learner’s explanation and </w:t>
       </w:r>
       <w:r>
         <w:rPr>
           <w:b/>
         </w:rPr>
-        <w:t>input</w:t>
+        <w:t>evidence</w:t>
       </w:r>
       <w:r>
         <w:rPr>
           <w:b w:val="0"/>
         </w:rPr>
-        <w:t>s and a safe simple starting method.</w:t>
+        <w:t>.</w:t>
       </w:r>
     </w:p>
     <w:p>
       <w:pPr>
-        <w:spacing w:line="336" w:lineRule="auto" w:after="180"/>
-      </w:pPr>
-      <w:r>
-        <w:rPr>
-          <w:b w:val="0"/>
-        </w:rPr>
-        <w:t xml:space="preserve">Use the weekly teacher answer for topic-specific reasoning. A saved progress tick is an activity record; judge mastery from the learner’s explanation and </w:t>
-      </w:r>
-      <w:r>
-        <w:rPr>
-          <w:b/>
-        </w:rPr>
-        <w:t>evidence</w:t>
-      </w:r>
-      <w:r>
-        <w:rPr>
-          <w:b w:val="0"/>
-        </w:rPr>
-        <w:t>.</w:t>
+        <w:pStyle w:val="Heading1"/>
+      </w:pPr>
+      <w:r>
+        <w:t>08. Reference · Feedback,labs and repair paths</w:t>
       </w:r>
     </w:p>
     <w:p>
-      <w:pPr>
-        <w:pStyle w:val="Heading1"/>
-      </w:pPr>
-      <w:r>
-        <w:t>08. Use feedback, labs and repair paths</w:t>
+      <w:r>
+        <w:t>Retain the first attempt and the evidence used for a repair.</w:t>
       </w:r>
     </w:p>
     <w:p>
-      <w:r>
-        <w:t>Use feedback, earlier review and portfolios purposefully. Apply the coding routine only when this lesson has an executable lab.</w:t>
+      <w:pPr>
+        <w:pStyle w:val="Heading2"/>
+      </w:pPr>
+      <w:r>
+        <w:t>Feedback and record guidance</w:t>
       </w:r>
     </w:p>
     <w:p>
@@ -5055,40 +5664,42 @@
       </w:r>
     </w:p>
     <w:p>
-      <w:pPr>
-        <w:pStyle w:val="Heading3"/>
-      </w:pPr>
-      <w:r>
-        <w:t>For later coding lessons</w:t>
+      <w:r>
+        <w:t>This week has no code block. Use this routine when a later lesson includes an executable lab.</w:t>
       </w:r>
     </w:p>
     <w:p>
-      <w:r>
-        <w:t>This week has no code block. Use this routine when a later lesson includes an executable lab.</w:t>
+      <w:pPr>
+        <w:spacing w:line="336" w:lineRule="auto" w:after="180"/>
+      </w:pPr>
+      <w:r>
+        <w:rPr>
+          <w:b w:val="0"/>
+        </w:rPr>
+        <w:t xml:space="preserve">Ask students to predict before running code. Preserve errors and actual </w:t>
+      </w:r>
+      <w:r>
+        <w:rPr>
+          <w:b/>
+        </w:rPr>
+        <w:t>output</w:t>
+      </w:r>
+      <w:r>
+        <w:rPr>
+          <w:b w:val="0"/>
+        </w:rPr>
+        <w:t>s; collect a changed test and an explanation. The branch-boundary and indexing lessons deliberately include failure cases.</w:t>
       </w:r>
     </w:p>
     <w:p>
       <w:pPr>
         <w:spacing w:line="336" w:lineRule="auto" w:after="180"/>
-        <w:shd w:fill="F1F6F8"/>
       </w:pPr>
       <w:r>
         <w:rPr>
           <w:b w:val="0"/>
         </w:rPr>
-        <w:t xml:space="preserve">Ask students to predict before running code. Preserve errors and actual </w:t>
-      </w:r>
-      <w:r>
-        <w:rPr>
-          <w:b/>
-        </w:rPr>
-        <w:t>output</w:t>
-      </w:r>
-      <w:r>
-        <w:rPr>
-          <w:b w:val="0"/>
-        </w:rPr>
-        <w:t>s; collect a changed test and an explanation. The branch-boundary and indexing lessons deliberately include failure cases.</w:t>
+        <w:t>Use the earlier worked-explanation links to address a specific missing building block, then return to the current question. Adapt this suggestion after observing the learner; it is not an automatic diagnosis.</w:t>
       </w:r>
     </w:p>
     <w:p>
@@ -5099,71 +5710,37 @@
         <w:rPr>
           <w:b w:val="0"/>
         </w:rPr>
-        <w:t>Use the earlier worked-explanation links to address a specific missing building block, then return to the current question. Adapt this suggestion after observing the learner; it is not an automatic diagnosis.</w:t>
+        <w:t xml:space="preserve">Collect the completed-work portfolio as </w:t>
+      </w:r>
+      <w:r>
+        <w:rPr>
+          <w:b/>
+        </w:rPr>
+        <w:t>evidence</w:t>
+      </w:r>
+      <w:r>
+        <w:rPr>
+          <w:b w:val="0"/>
+        </w:rPr>
+        <w:t>. Record support separately from correctness, and assess explanation, trace/test and limitations. Progress ticks and quiz selections alone do not establish mastery.</w:t>
       </w:r>
     </w:p>
     <w:p>
       <w:pPr>
-        <w:spacing w:line="336" w:lineRule="auto" w:after="180"/>
-      </w:pPr>
-      <w:r>
-        <w:rPr>
-          <w:b w:val="0"/>
-        </w:rPr>
-        <w:t xml:space="preserve">Collect the completed-work portfolio as </w:t>
-      </w:r>
-      <w:r>
-        <w:rPr>
-          <w:b/>
-        </w:rPr>
-        <w:t>evidence</w:t>
-      </w:r>
-      <w:r>
-        <w:rPr>
-          <w:b w:val="0"/>
-        </w:rPr>
-        <w:t>. Record support separately from correctness, and assess explanation, trace/test and limitations. Progress ticks and quiz selections alone do not establish mastery.</w:t>
+        <w:pStyle w:val="Heading1"/>
+      </w:pPr>
+      <w:r>
+        <w:t>09. Reference · Teach with the six pictures</w:t>
       </w:r>
     </w:p>
     <w:p>
-      <w:pPr>
-        <w:pStyle w:val="Heading1"/>
-      </w:pPr>
-      <w:r>
-        <w:t>09. Visual concept journey</w:t>
+      <w:r>
+        <w:t>Choose one picture for a particular reasoning move.</w:t>
       </w:r>
     </w:p>
     <w:p>
-      <w:r>
-        <w:t>Show one Configuration and secrets graphic at a time, request a prediction and discuss its trace before the independent assessment.</w:t>
-      </w:r>
-    </w:p>
-    <w:p>
-      <w:pPr>
-        <w:spacing w:line="336" w:lineRule="auto" w:after="180"/>
-      </w:pPr>
-      <w:r>
-        <w:rPr>
-          <w:b w:val="0"/>
-        </w:rPr>
-        <w:t xml:space="preserve">Use one picture at a time. Hide a worked result before asking for a </w:t>
-      </w:r>
-      <w:r>
-        <w:rPr>
-          <w:b/>
-        </w:rPr>
-        <w:t>prediction</w:t>
-      </w:r>
-      <w:r>
-        <w:rPr>
-          <w:b w:val="0"/>
-        </w:rPr>
-        <w:t>, then reveal it for feedback. These are supported teaching cases; retain the separate independent assessment for a fresh first attempt.</w:t>
-      </w:r>
-    </w:p>
-    <w:p>
-      <w:pPr>
-        <w:pStyle w:val="Heading3"/>
+      <w:pPr>
+        <w:pStyle w:val="Heading2"/>
       </w:pPr>
       <w:r>
         <w:t>01. Configuration and secrets: the case</w:t>
@@ -5174,7 +5751,7 @@
         <w:drawing>
           <wp:inline xmlns:a="http://schemas.openxmlformats.org/drawingml/2006/main" xmlns:pic="http://schemas.openxmlformats.org/drawingml/2006/picture">
             <wp:extent cx="5486400" cy="2834640"/>
-            <wp:docPr id="2" name="Picture 2" descr="Settings and a sealed credential. A classroom bot needs a public answer-length setting and a private access token. Supplied facts: maximum_words=80 is public configuration. A separate protected store holds a placeholder credential."/>
+            <wp:docPr id="3" name="Picture 3" descr="Settings and a sealed credential. A classroom bot needs a public answer-length setting and a private access token. Supplied facts: maximum_words=80 is public configuration. A separate protected store holds a placeholder credential."/>
             <wp:cNvGraphicFramePr>
               <a:graphicFrameLocks noChangeAspect="1"/>
             </wp:cNvGraphicFramePr>
@@ -5186,7 +5763,7 @@
                     <pic:cNvPicPr/>
                   </pic:nvPicPr>
                   <pic:blipFill>
-                    <a:blip r:embed="rId10"/>
+                    <a:blip r:embed="rId11"/>
                     <a:stretch>
                       <a:fillRect/>
                     </a:stretch>
@@ -5242,7 +5819,6 @@
     <w:p>
       <w:pPr>
         <w:spacing w:line="336" w:lineRule="auto" w:after="180"/>
-        <w:shd w:fill="F5F1FB"/>
       </w:pPr>
       <w:r>
         <w:rPr>
@@ -5253,27 +5829,18 @@
     </w:p>
     <w:p>
       <w:pPr>
-        <w:pStyle w:val="Heading3"/>
-      </w:pPr>
-      <w:r>
-        <w:t>Discuss while showing the picture</w:t>
+        <w:spacing w:line="336" w:lineRule="auto" w:after="180"/>
+      </w:pPr>
+      <w:r>
+        <w:rPr>
+          <w:b w:val="0"/>
+        </w:rPr>
+        <w:t>Teacher prompt: Point to the given fact that matters most. Explain why it matters. Ask learners to describe one label or arrow in ordinary words. Use the adjacent transcript if the image is difficult to see.</w:t>
       </w:r>
     </w:p>
     <w:p>
       <w:pPr>
-        <w:spacing w:line="336" w:lineRule="auto" w:after="180"/>
-        <w:shd w:fill="F1F6F8"/>
-      </w:pPr>
-      <w:r>
-        <w:rPr>
-          <w:b w:val="0"/>
-        </w:rPr>
-        <w:t>Teacher prompt: Point to the given fact that matters most. Explain why it matters. Ask learners to describe one label or arrow in ordinary words. Use the adjacent transcript if the image is difficult to see.</w:t>
-      </w:r>
-    </w:p>
-    <w:p>
-      <w:pPr>
-        <w:pStyle w:val="Heading3"/>
+        <w:pStyle w:val="Heading2"/>
       </w:pPr>
       <w:r>
         <w:t>02. Follow the deciding steps</w:t>
@@ -5284,7 +5851,7 @@
         <w:drawing>
           <wp:inline xmlns:a="http://schemas.openxmlformats.org/drawingml/2006/main" xmlns:pic="http://schemas.openxmlformats.org/drawingml/2006/picture">
             <wp:extent cx="5486400" cy="3182112"/>
-            <wp:docPr id="3" name="Picture 3" descr="Load setting: Read the reviewed maximum_words value of 80. → Load credential: The runtime obtains the token through its protected path. → Log safely: Record startup success without printing the token."/>
+            <wp:docPr id="4" name="Picture 4" descr="Load setting: Read the reviewed maximum_words value of 80. → Load credential: The runtime obtains the token through its protected path. → Log safely: Record startup success without printing the token."/>
             <wp:cNvGraphicFramePr>
               <a:graphicFrameLocks noChangeAspect="1"/>
             </wp:cNvGraphicFramePr>
@@ -5296,7 +5863,7 @@
                     <pic:cNvPicPr/>
                   </pic:nvPicPr>
                   <pic:blipFill>
-                    <a:blip r:embed="rId11"/>
+                    <a:blip r:embed="rId9"/>
                     <a:stretch>
                       <a:fillRect/>
                     </a:stretch>
@@ -5329,7 +5896,6 @@
     <w:p>
       <w:pPr>
         <w:spacing w:line="336" w:lineRule="auto" w:after="180"/>
-        <w:shd w:fill="F5F1FB"/>
       </w:pPr>
       <w:r>
         <w:rPr>
@@ -5352,39 +5918,30 @@
     </w:p>
     <w:p>
       <w:pPr>
-        <w:pStyle w:val="Heading3"/>
-      </w:pPr>
-      <w:r>
-        <w:t>Discuss while showing the picture</w:t>
+        <w:spacing w:line="336" w:lineRule="auto" w:after="180"/>
+      </w:pPr>
+      <w:r>
+        <w:rPr>
+          <w:b w:val="0"/>
+        </w:rPr>
+        <w:t xml:space="preserve">Teacher prompt: Point to each numbered stage and explain which recorded </w:t>
+      </w:r>
+      <w:r>
+        <w:rPr>
+          <w:b/>
+        </w:rPr>
+        <w:t>input</w:t>
+      </w:r>
+      <w:r>
+        <w:rPr>
+          <w:b w:val="0"/>
+        </w:rPr>
+        <w:t xml:space="preserve"> it uses. Ask learners to describe one label or arrow in ordinary words. Use the adjacent transcript if the image is difficult to see.</w:t>
       </w:r>
     </w:p>
     <w:p>
       <w:pPr>
-        <w:spacing w:line="336" w:lineRule="auto" w:after="180"/>
-        <w:shd w:fill="F1F6F8"/>
-      </w:pPr>
-      <w:r>
-        <w:rPr>
-          <w:b w:val="0"/>
-        </w:rPr>
-        <w:t xml:space="preserve">Teacher prompt: Point to each numbered stage and explain which recorded </w:t>
-      </w:r>
-      <w:r>
-        <w:rPr>
-          <w:b/>
-        </w:rPr>
-        <w:t>input</w:t>
-      </w:r>
-      <w:r>
-        <w:rPr>
-          <w:b w:val="0"/>
-        </w:rPr>
-        <w:t xml:space="preserve"> it uses. Ask learners to describe one label or arrow in ordinary words. Use the adjacent transcript if the image is difficult to see.</w:t>
-      </w:r>
-    </w:p>
-    <w:p>
-      <w:pPr>
-        <w:pStyle w:val="Heading3"/>
+        <w:pStyle w:val="Heading2"/>
       </w:pPr>
       <w:r>
         <w:t>03. Configuration and secrets — evidence trace</w:t>
@@ -5395,7 +5952,7 @@
         <w:drawing>
           <wp:inline xmlns:a="http://schemas.openxmlformats.org/drawingml/2006/main" xmlns:pic="http://schemas.openxmlformats.org/drawingml/2006/picture">
             <wp:extent cx="5486400" cy="3145536"/>
-            <wp:docPr id="4" name="Picture 4" descr="Configuration and secrets — evidence trace. A startup script prints every environment variable while debugging a missing data version. | The toy service reads DATA_VERSION from configuration and a signing secret from server-only input. Validate required settings at startup and fail clearly if absent; do not substitute a published default secret. | It risks exposing secrets unrelated to the error. Report the missing key name without values and validate only required fields."/>
+            <wp:docPr id="5" name="Picture 5" descr="Configuration and secrets — evidence trace. A startup script prints every environment variable while debugging a missing data version. | The toy service reads DATA_VERSION from configuration and a signing secret from server-only input. Validate required settings at startup and fail clearly if absent; do not substitute a published default secret. | It risks exposing secrets unrelated to the error. Report the missing key name without values and validate only required fields."/>
             <wp:cNvGraphicFramePr>
               <a:graphicFrameLocks noChangeAspect="1"/>
             </wp:cNvGraphicFramePr>
@@ -5563,7 +6120,6 @@
     <w:p>
       <w:pPr>
         <w:spacing w:line="336" w:lineRule="auto" w:after="180"/>
-        <w:shd w:fill="F5F1FB"/>
       </w:pPr>
       <w:r>
         <w:rPr>
@@ -5574,27 +6130,18 @@
     </w:p>
     <w:p>
       <w:pPr>
-        <w:pStyle w:val="Heading3"/>
-      </w:pPr>
-      <w:r>
-        <w:t>Discuss while showing the picture</w:t>
+        <w:spacing w:line="336" w:lineRule="auto" w:after="180"/>
+      </w:pPr>
+      <w:r>
+        <w:rPr>
+          <w:b w:val="0"/>
+        </w:rPr>
+        <w:t>Teacher prompt: Read the labels and values. Explain the relationship the model shows. Ask learners to describe one label or arrow in ordinary words. Use the adjacent transcript if the image is difficult to see.</w:t>
       </w:r>
     </w:p>
     <w:p>
       <w:pPr>
-        <w:spacing w:line="336" w:lineRule="auto" w:after="180"/>
-        <w:shd w:fill="F1F6F8"/>
-      </w:pPr>
-      <w:r>
-        <w:rPr>
-          <w:b w:val="0"/>
-        </w:rPr>
-        <w:t>Teacher prompt: Read the labels and values. Explain the relationship the model shows. Ask learners to describe one label or arrow in ordinary words. Use the adjacent transcript if the image is difficult to see.</w:t>
-      </w:r>
-    </w:p>
-    <w:p>
-      <w:pPr>
-        <w:pStyle w:val="Heading3"/>
+        <w:pStyle w:val="Heading2"/>
       </w:pPr>
       <w:r>
         <w:t>04. Change one thing. Trace what follows.</w:t>
@@ -5605,7 +6152,7 @@
         <w:drawing>
           <wp:inline xmlns:a="http://schemas.openxmlformats.org/drawingml/2006/main" xmlns:pic="http://schemas.openxmlformats.org/drawingml/2006/picture">
             <wp:extent cx="5486400" cy="3026664"/>
-            <wp:docPr id="5" name="Picture 5" descr="Original case: Record startup success without printing the token. Changed condition: Change maximum_words to 60. Expected result: The configured answer limit becomes 60; the private token stays unchanged. Reason: An ordinary length setting does not require replacing the credential."/>
+            <wp:docPr id="6" name="Picture 6" descr="Original case: Record startup success without printing the token. Changed condition: Change maximum_words to 60. Expected result: The configured answer limit becomes 60; the private token stays unchanged. Reason: An ordinary length setting does not require replacing the credential."/>
             <wp:cNvGraphicFramePr>
               <a:graphicFrameLocks noChangeAspect="1"/>
             </wp:cNvGraphicFramePr>
@@ -5661,7 +6208,6 @@
     <w:p>
       <w:pPr>
         <w:spacing w:line="336" w:lineRule="auto" w:after="180"/>
-        <w:shd w:fill="F5F1FB"/>
       </w:pPr>
       <w:r>
         <w:rPr>
@@ -5672,39 +6218,29 @@
     </w:p>
     <w:p>
       <w:pPr>
-        <w:pStyle w:val="Heading3"/>
-      </w:pPr>
-      <w:r>
-        <w:t>Discuss while showing the picture</w:t>
+        <w:spacing w:line="336" w:lineRule="auto" w:after="180"/>
+      </w:pPr>
+      <w:r>
+        <w:rPr>
+          <w:b w:val="0"/>
+        </w:rPr>
+        <w:t>Teacher prompt: Predict before checking the worked changed-case result. Name what changed and what the supplied facts allow you to conclude. Ask learners to describe one label or arrow in ordinary words.</w:t>
       </w:r>
     </w:p>
     <w:p>
       <w:pPr>
         <w:spacing w:line="336" w:lineRule="auto" w:after="180"/>
-        <w:shd w:fill="F1F6F8"/>
       </w:pPr>
       <w:r>
         <w:rPr>
           <w:b w:val="0"/>
         </w:rPr>
-        <w:t>Teacher prompt: Predict before checking the worked changed-case result. Name what changed and what the supplied facts allow you to conclude. Ask learners to describe one label or arrow in ordinary words.</w:t>
+        <w:t>Use the adjacent transcript if the image is difficult to see. Changed-case reasoning: An ordinary length setting does not require replacing the credential.</w:t>
       </w:r>
     </w:p>
     <w:p>
       <w:pPr>
-        <w:spacing w:line="336" w:lineRule="auto" w:after="180"/>
-        <w:shd w:fill="F1F6F8"/>
-      </w:pPr>
-      <w:r>
-        <w:rPr>
-          <w:b w:val="0"/>
-        </w:rPr>
-        <w:t>Use the adjacent transcript if the image is difficult to see. Changed-case reasoning: An ordinary length setting does not require replacing the credential.</w:t>
-      </w:r>
-    </w:p>
-    <w:p>
-      <w:pPr>
-        <w:pStyle w:val="Heading3"/>
+        <w:pStyle w:val="Heading2"/>
       </w:pPr>
       <w:r>
         <w:t>05. Connect the explanation to its limit</w:t>
@@ -5715,7 +6251,7 @@
         <w:drawing>
           <wp:inline xmlns:a="http://schemas.openxmlformats.org/drawingml/2006/main" xmlns:pic="http://schemas.openxmlformats.org/drawingml/2006/picture">
             <wp:extent cx="5486400" cy="2834640"/>
-            <wp:docPr id="6" name="Picture 6" descr="Configuration controls behaviour. A credential grants access and needs different storage and handling. Limit: Protected storage alone cannot prevent leaks through logs, screenshots or excessive runtime permissions."/>
+            <wp:docPr id="7" name="Picture 7" descr="Configuration controls behaviour. A credential grants access and needs different storage and handling. Limit: Protected storage alone cannot prevent leaks through logs, screenshots or excessive runtime permissions."/>
             <wp:cNvGraphicFramePr>
               <a:graphicFrameLocks noChangeAspect="1"/>
             </wp:cNvGraphicFramePr>
@@ -5766,7 +6302,6 @@
     <w:p>
       <w:pPr>
         <w:spacing w:line="336" w:lineRule="auto" w:after="180"/>
-        <w:shd w:fill="F5F1FB"/>
       </w:pPr>
       <w:r>
         <w:rPr>
@@ -5777,39 +6312,29 @@
     </w:p>
     <w:p>
       <w:pPr>
-        <w:pStyle w:val="Heading3"/>
-      </w:pPr>
-      <w:r>
-        <w:t>Discuss while showing the picture</w:t>
+        <w:spacing w:line="336" w:lineRule="auto" w:after="180"/>
+      </w:pPr>
+      <w:r>
+        <w:rPr>
+          <w:b w:val="0"/>
+        </w:rPr>
+        <w:t>Teacher prompt: Explain the case, then point to a limit on the claim. Ask learners to describe one label or arrow in ordinary words. Use the adjacent transcript if the image is difficult to see.</w:t>
       </w:r>
     </w:p>
     <w:p>
       <w:pPr>
         <w:spacing w:line="336" w:lineRule="auto" w:after="180"/>
-        <w:shd w:fill="F1F6F8"/>
       </w:pPr>
       <w:r>
         <w:rPr>
           <w:b w:val="0"/>
         </w:rPr>
-        <w:t>Teacher prompt: Explain the case, then point to a limit on the claim. Ask learners to describe one label or arrow in ordinary words. Use the adjacent transcript if the image is difficult to see.</w:t>
+        <w:t>Keep the stated scope: Protected storage alone cannot prevent leaks through logs, screenshots or excessive runtime permissions.</w:t>
       </w:r>
     </w:p>
     <w:p>
       <w:pPr>
-        <w:spacing w:line="336" w:lineRule="auto" w:after="180"/>
-        <w:shd w:fill="F1F6F8"/>
-      </w:pPr>
-      <w:r>
-        <w:rPr>
-          <w:b w:val="0"/>
-        </w:rPr>
-        <w:t>Keep the stated scope: Protected storage alone cannot prevent leaks through logs, screenshots or excessive runtime permissions.</w:t>
-      </w:r>
-    </w:p>
-    <w:p>
-      <w:pPr>
-        <w:pStyle w:val="Heading3"/>
+        <w:pStyle w:val="Heading2"/>
       </w:pPr>
       <w:r>
         <w:t>06. Make the idea visible in your project</w:t>
@@ -5820,7 +6345,7 @@
         <w:drawing>
           <wp:inline xmlns:a="http://schemas.openxmlformats.org/drawingml/2006/main" xmlns:pic="http://schemas.openxmlformats.org/drawingml/2006/picture">
             <wp:extent cx="5486400" cy="3529584"/>
-            <wp:docPr id="7" name="Picture 7" descr="For the Grounded Learning Service, retain an annotated trace and the changed-case result. Name the contract or evidence that makes the deciding step valid, so another team can review it. Draw your input, deciding step, result and limit. Supported question: Point to the public setting and the protected credential. What changes when maximum_words becomes 60, and which information must never appear in the startup log?"/>
+            <wp:docPr id="8" name="Picture 8" descr="For the Grounded Learning Service, retain an annotated trace and the changed-case result. Name the contract or evidence that makes the deciding step valid, so another team can review it. Draw your input, deciding step, result and limit. Supported question: Point to the public setting and the protected credential. What changes when maximum_words becomes 60, and which information must never appear in the startup log?"/>
             <wp:cNvGraphicFramePr>
               <a:graphicFrameLocks noChangeAspect="1"/>
             </wp:cNvGraphicFramePr>
@@ -5911,7 +6436,6 @@
     <w:p>
       <w:pPr>
         <w:spacing w:line="336" w:lineRule="auto" w:after="180"/>
-        <w:shd w:fill="F5F1FB"/>
       </w:pPr>
       <w:r>
         <w:rPr>
@@ -5934,58 +6458,126 @@
     </w:p>
     <w:p>
       <w:pPr>
-        <w:pStyle w:val="Heading3"/>
-      </w:pPr>
-      <w:r>
-        <w:t>Discuss while showing the picture</w:t>
+        <w:spacing w:line="336" w:lineRule="auto" w:after="180"/>
+      </w:pPr>
+      <w:r>
+        <w:rPr>
+          <w:b w:val="0"/>
+        </w:rPr>
+        <w:t xml:space="preserve">Teacher prompt: Draw your project trace and justify the deciding step using </w:t>
+      </w:r>
+      <w:r>
+        <w:rPr>
+          <w:b/>
+        </w:rPr>
+        <w:t>evidence</w:t>
+      </w:r>
+      <w:r>
+        <w:rPr>
+          <w:b w:val="0"/>
+        </w:rPr>
+        <w:t>. Ask learners to describe one label or arrow in ordinary words. Use the adjacent transcript if the image is difficult to see.</w:t>
       </w:r>
     </w:p>
     <w:p>
       <w:pPr>
         <w:spacing w:line="336" w:lineRule="auto" w:after="180"/>
-        <w:shd w:fill="F1F6F8"/>
       </w:pPr>
       <w:r>
         <w:rPr>
           <w:b w:val="0"/>
         </w:rPr>
-        <w:t xml:space="preserve">Teacher prompt: Draw your project trace and justify the deciding step using </w:t>
-      </w:r>
-      <w:r>
-        <w:rPr>
-          <w:b/>
-        </w:rPr>
-        <w:t>evidence</w:t>
-      </w:r>
-      <w:r>
-        <w:rPr>
-          <w:b w:val="0"/>
-        </w:rPr>
-        <w:t>. Ask learners to describe one label or arrow in ordinary words. Use the adjacent transcript if the image is difficult to see.</w:t>
+        <w:t>Supported practice key: Read the reviewed maximum_words value of 80. The runtime obtains the token through its protected path. Record startup success without printing the token.</w:t>
       </w:r>
     </w:p>
     <w:p>
       <w:pPr>
         <w:spacing w:line="336" w:lineRule="auto" w:after="180"/>
-        <w:shd w:fill="F1F6F8"/>
       </w:pPr>
       <w:r>
         <w:rPr>
           <w:b w:val="0"/>
         </w:rPr>
-        <w:t>Supported practice key: Read the reviewed maximum_words value of 80. The runtime obtains the token through its protected path. Record startup success without printing the token.</w:t>
+        <w:t>Changed case: The configured answer limit becomes 60; the private token stays unchanged. An ordinary length setting does not require replacing the credential.</w:t>
       </w:r>
     </w:p>
     <w:p>
       <w:pPr>
+        <w:pStyle w:val="Heading2"/>
+      </w:pPr>
+      <w:r>
+        <w:t>Earlier wording, alternatives and picture transcripts · reference / check after trying</w:t>
+      </w:r>
+    </w:p>
+    <w:p>
+      <w:pPr>
         <w:spacing w:line="336" w:lineRule="auto" w:after="180"/>
-        <w:shd w:fill="F1F6F8"/>
       </w:pPr>
       <w:r>
         <w:rPr>
           <w:b w:val="0"/>
         </w:rPr>
-        <w:t>Changed case: The configured answer limit becomes 60; the private token stays unchanged. An ordinary length setting does not require replacing the credential.</w:t>
+        <w:t xml:space="preserve">Use one picture at a time. Hide a worked result before asking for a </w:t>
+      </w:r>
+      <w:r>
+        <w:rPr>
+          <w:b/>
+        </w:rPr>
+        <w:t>prediction</w:t>
+      </w:r>
+      <w:r>
+        <w:rPr>
+          <w:b w:val="0"/>
+        </w:rPr>
+        <w:t>, then reveal it for feedback. These are supported teaching cases; retain the separate independent assessment for a fresh first attempt.</w:t>
+      </w:r>
+    </w:p>
+    <w:p>
+      <w:pPr>
+        <w:pStyle w:val="Heading3"/>
+      </w:pPr>
+      <w:r>
+        <w:t>01. Configuration and secrets: the case</w:t>
+      </w:r>
+    </w:p>
+    <w:p>
+      <w:pPr>
+        <w:pStyle w:val="Heading3"/>
+      </w:pPr>
+      <w:r>
+        <w:t>02. Follow the deciding steps</w:t>
+      </w:r>
+    </w:p>
+    <w:p>
+      <w:pPr>
+        <w:pStyle w:val="Heading3"/>
+      </w:pPr>
+      <w:r>
+        <w:t>03. Configuration and secrets — evidence trace</w:t>
+      </w:r>
+    </w:p>
+    <w:p>
+      <w:pPr>
+        <w:pStyle w:val="Heading3"/>
+      </w:pPr>
+      <w:r>
+        <w:t>04. Change one thing. Trace what follows.</w:t>
+      </w:r>
+    </w:p>
+    <w:p>
+      <w:pPr>
+        <w:pStyle w:val="Heading3"/>
+      </w:pPr>
+      <w:r>
+        <w:t>05. Connect the explanation to its limit</w:t>
+      </w:r>
+    </w:p>
+    <w:p>
+      <w:pPr>
+        <w:pStyle w:val="Heading3"/>
+      </w:pPr>
+      <w:r>
+        <w:t>06. Make the idea visible in your project</w:t>
       </w:r>
     </w:p>
     <w:sectPr>
